--- a/consein-cisco/Palabras_clave_SEO_Consein_Cisco.docx
+++ b/consein-cisco/Palabras_clave_SEO_Consein_Cisco.docx
@@ -14421,35 +14421,35 @@
                 <w:sz w:val="19"/>
                 <w:szCs w:val="19"/>
               </w:rPr>
-              <w:t xml:space="preserve">financiamiento Cisco Capital</w:t>
-            </w:r>
-          </w:p>
-        </w:tc>
-        <w:tc>
-          <w:tcPr>
-            <w:tcW w:type="dxa" w:w="1350"/>
-            <w:tcBorders>
-              <w:top w:val="single" w:color="D9DCE6" w:sz="4"/>
-              <w:left w:val="single" w:color="D9DCE6" w:sz="4"/>
-              <w:bottom w:val="single" w:color="D9DCE6" w:sz="4"/>
-              <w:right w:val="single" w:color="D9DCE6" w:sz="4"/>
-            </w:tcBorders>
-            <w:tcMar>
-              <w:top w:type="dxa" w:w="70"/>
-              <w:left w:type="dxa" w:w="110"/>
-              <w:bottom w:type="dxa" w:w="70"/>
-              <w:right w:type="dxa" w:w="110"/>
-            </w:tcMar>
-          </w:tcPr>
-          <w:p>
-            <w:r>
-              <w:rPr>
-                <w:b w:val="false"/>
-                <w:bCs w:val="false"/>
-                <w:sz w:val="19"/>
-                <w:szCs w:val="19"/>
-              </w:rPr>
-              <w:t xml:space="preserve">Producto</w:t>
+              <w:t xml:space="preserve">financiamiento para renovación tecnológica</w:t>
+            </w:r>
+          </w:p>
+        </w:tc>
+        <w:tc>
+          <w:tcPr>
+            <w:tcW w:type="dxa" w:w="1350"/>
+            <w:tcBorders>
+              <w:top w:val="single" w:color="D9DCE6" w:sz="4"/>
+              <w:left w:val="single" w:color="D9DCE6" w:sz="4"/>
+              <w:bottom w:val="single" w:color="D9DCE6" w:sz="4"/>
+              <w:right w:val="single" w:color="D9DCE6" w:sz="4"/>
+            </w:tcBorders>
+            <w:tcMar>
+              <w:top w:type="dxa" w:w="70"/>
+              <w:left w:type="dxa" w:w="110"/>
+              <w:bottom w:type="dxa" w:w="70"/>
+              <w:right w:type="dxa" w:w="110"/>
+            </w:tcMar>
+          </w:tcPr>
+          <w:p>
+            <w:r>
+              <w:rPr>
+                <w:b w:val="false"/>
+                <w:bCs w:val="false"/>
+                <w:sz w:val="19"/>
+                <w:szCs w:val="19"/>
+              </w:rPr>
+              <w:t xml:space="preserve">Secundaria</w:t>
             </w:r>
           </w:p>
         </w:tc>
@@ -14563,63 +14563,63 @@
                 <w:sz w:val="19"/>
                 <w:szCs w:val="19"/>
               </w:rPr>
-              <w:t xml:space="preserve">Cisco Refresh equipos certificados</w:t>
-            </w:r>
-          </w:p>
-        </w:tc>
-        <w:tc>
-          <w:tcPr>
-            <w:tcW w:type="dxa" w:w="1350"/>
-            <w:tcBorders>
-              <w:top w:val="single" w:color="D9DCE6" w:sz="4"/>
-              <w:left w:val="single" w:color="D9DCE6" w:sz="4"/>
-              <w:bottom w:val="single" w:color="D9DCE6" w:sz="4"/>
-              <w:right w:val="single" w:color="D9DCE6" w:sz="4"/>
-            </w:tcBorders>
-            <w:tcMar>
-              <w:top w:type="dxa" w:w="70"/>
-              <w:left w:type="dxa" w:w="110"/>
-              <w:bottom w:type="dxa" w:w="70"/>
-              <w:right w:type="dxa" w:w="110"/>
-            </w:tcMar>
-          </w:tcPr>
-          <w:p>
-            <w:r>
-              <w:rPr>
-                <w:b w:val="false"/>
-                <w:bCs w:val="false"/>
-                <w:sz w:val="19"/>
-                <w:szCs w:val="19"/>
-              </w:rPr>
-              <w:t xml:space="preserve">Producto</w:t>
-            </w:r>
-          </w:p>
-        </w:tc>
-        <w:tc>
-          <w:tcPr>
-            <w:tcW w:type="dxa" w:w="1350"/>
-            <w:tcBorders>
-              <w:top w:val="single" w:color="D9DCE6" w:sz="4"/>
-              <w:left w:val="single" w:color="D9DCE6" w:sz="4"/>
-              <w:bottom w:val="single" w:color="D9DCE6" w:sz="4"/>
-              <w:right w:val="single" w:color="D9DCE6" w:sz="4"/>
-            </w:tcBorders>
-            <w:tcMar>
-              <w:top w:type="dxa" w:w="70"/>
-              <w:left w:type="dxa" w:w="110"/>
-              <w:bottom w:type="dxa" w:w="70"/>
-              <w:right w:type="dxa" w:w="110"/>
-            </w:tcMar>
-          </w:tcPr>
-          <w:p>
-            <w:r>
-              <w:rPr>
-                <w:b w:val="false"/>
-                <w:bCs w:val="false"/>
-                <w:sz w:val="19"/>
-                <w:szCs w:val="19"/>
-              </w:rPr>
-              <w:t xml:space="preserve">Comercial</w:t>
+              <w:t xml:space="preserve">financiamiento bancario de equipos de red</w:t>
+            </w:r>
+          </w:p>
+        </w:tc>
+        <w:tc>
+          <w:tcPr>
+            <w:tcW w:type="dxa" w:w="1350"/>
+            <w:tcBorders>
+              <w:top w:val="single" w:color="D9DCE6" w:sz="4"/>
+              <w:left w:val="single" w:color="D9DCE6" w:sz="4"/>
+              <w:bottom w:val="single" w:color="D9DCE6" w:sz="4"/>
+              <w:right w:val="single" w:color="D9DCE6" w:sz="4"/>
+            </w:tcBorders>
+            <w:tcMar>
+              <w:top w:type="dxa" w:w="70"/>
+              <w:left w:type="dxa" w:w="110"/>
+              <w:bottom w:type="dxa" w:w="70"/>
+              <w:right w:type="dxa" w:w="110"/>
+            </w:tcMar>
+          </w:tcPr>
+          <w:p>
+            <w:r>
+              <w:rPr>
+                <w:b w:val="false"/>
+                <w:bCs w:val="false"/>
+                <w:sz w:val="19"/>
+                <w:szCs w:val="19"/>
+              </w:rPr>
+              <w:t xml:space="preserve">Long tail</w:t>
+            </w:r>
+          </w:p>
+        </w:tc>
+        <w:tc>
+          <w:tcPr>
+            <w:tcW w:type="dxa" w:w="1350"/>
+            <w:tcBorders>
+              <w:top w:val="single" w:color="D9DCE6" w:sz="4"/>
+              <w:left w:val="single" w:color="D9DCE6" w:sz="4"/>
+              <w:bottom w:val="single" w:color="D9DCE6" w:sz="4"/>
+              <w:right w:val="single" w:color="D9DCE6" w:sz="4"/>
+            </w:tcBorders>
+            <w:tcMar>
+              <w:top w:type="dxa" w:w="70"/>
+              <w:left w:type="dxa" w:w="110"/>
+              <w:bottom w:type="dxa" w:w="70"/>
+              <w:right w:type="dxa" w:w="110"/>
+            </w:tcMar>
+          </w:tcPr>
+          <w:p>
+            <w:r>
+              <w:rPr>
+                <w:b w:val="false"/>
+                <w:bCs w:val="false"/>
+                <w:sz w:val="19"/>
+                <w:szCs w:val="19"/>
+              </w:rPr>
+              <w:t xml:space="preserve">Transaccional</w:t>
             </w:r>
           </w:p>
         </w:tc>

--- a/consein-cisco/Palabras_clave_SEO_Consein_Cisco.docx
+++ b/consein-cisco/Palabras_clave_SEO_Consein_Cisco.docx
@@ -14279,7 +14279,7 @@
                 <w:sz w:val="19"/>
                 <w:szCs w:val="19"/>
               </w:rPr>
-              <w:t xml:space="preserve">renovación switches Catalyst 9000</w:t>
+              <w:t xml:space="preserve">renovación switches y WiFi Meraki</w:t>
             </w:r>
           </w:p>
         </w:tc>

--- a/consein-cisco/Palabras_clave_SEO_Consein_Cisco.docx
+++ b/consein-cisco/Palabras_clave_SEO_Consein_Cisco.docx
@@ -14,7 +14,7 @@
           <w:sz w:val="20"/>
           <w:szCs w:val="20"/>
         </w:rPr>
-        <w:t xml:space="preserve">CONSEIN · DISD</w:t>
+        <w:t xml:space="preserve">CONSEIN</w:t>
       </w:r>
     </w:p>
     <w:p>
@@ -56,58 +56,7 @@
         <w:rPr>
           <w:color w:val="5D6278"/>
         </w:rPr>
-        <w:t xml:space="preserve">Documento editable para el equipo SEO · Versión 2 · Octubre 2026</w:t>
-      </w:r>
-    </w:p>
-    <w:p>
-      <w:pPr>
-        <w:spacing w:after="120"/>
-        <w:rPr>
-          <w:color w:val="5D6278"/>
-        </w:rPr>
-      </w:pPr>
-      <w:r>
-        <w:rPr>
-          <w:color w:val="5D6278"/>
-        </w:rPr>
-        <w:t xml:space="preserve">Objetivo: ubicar a Consein entre los 5 primeros resultados de búsqueda en cada una de las 5 áreas de práctica y en la renovación de hardware Cisco, en Venezuela, Panamá, República Dominicana y Estados Unidos (mercado hispanohablante).</w:t>
-      </w:r>
-    </w:p>
-    <w:p>
-      <w:pPr>
-        <w:pStyle w:val="Heading1"/>
-        <w:pageBreakBefore/>
-      </w:pPr>
-      <w:r>
-        <w:t xml:space="preserve">Contenido</w:t>
-      </w:r>
-    </w:p>
-    <w:sdt>
-      <w:sdtPr>
-        <w:alias w:val="Contenido"/>
-      </w:sdtPr>
-      <w:sdtContent>
-        <w:p>
-          <w:r>
-            <w:fldChar w:fldCharType="begin" w:dirty="true"/>
-            <w:instrText xml:space="preserve">TOC \h \o "1-2"</w:instrText>
-            <w:fldChar w:fldCharType="separate"/>
-          </w:r>
-        </w:p>
-        <w:p>
-          <w:r>
-            <w:fldChar w:fldCharType="end"/>
-          </w:r>
-        </w:p>
-      </w:sdtContent>
-    </w:sdt>
-    <w:p>
-      <w:pPr>
-        <w:pStyle w:val="Heading1"/>
-        <w:pageBreakBefore/>
-      </w:pPr>
-      <w:r>
-        <w:t xml:space="preserve">Cómo usar esta lista</w:t>
+        <w:t xml:space="preserve">Documento editable para el equipo SEO · Versión 3 · Octubre 2026</w:t>
       </w:r>
     </w:p>
     <w:p>
@@ -115,127 +64,7 @@
         <w:spacing w:after="120"/>
       </w:pPr>
       <w:r>
-        <w:t xml:space="preserve">Organizamos las palabras clave por área de práctica, tal como aparecen en Soluciones de Valor, más el Programa Renueva y los términos de marca. Cada tabla indica el tipo de término, la intención de búsqueda, la prioridad y la sección o producto del sitio que debe posicionarse para ese término.</w:t>
-      </w:r>
-    </w:p>
-    <w:p>
-      <w:pPr>
-        <w:pStyle w:val="ListParagraph"/>
-        <w:numPr>
-          <w:ilvl w:val="0"/>
-          <w:numId w:val="2"/>
-        </w:numPr>
-        <w:spacing w:after="60"/>
-      </w:pPr>
-      <w:r>
-        <w:rPr>
-          <w:b/>
-          <w:bCs/>
-        </w:rPr>
-        <w:t xml:space="preserve">Principal:</w:t>
-      </w:r>
-      <w:r>
-        <w:t xml:space="preserve"> término central del área; aparece en el H2 de su sección.</w:t>
-      </w:r>
-    </w:p>
-    <w:p>
-      <w:pPr>
-        <w:pStyle w:val="ListParagraph"/>
-        <w:numPr>
-          <w:ilvl w:val="0"/>
-          <w:numId w:val="2"/>
-        </w:numPr>
-        <w:spacing w:after="60"/>
-      </w:pPr>
-      <w:r>
-        <w:rPr>
-          <w:b/>
-          <w:bCs/>
-        </w:rPr>
-        <w:t xml:space="preserve">Secundaria:</w:t>
-      </w:r>
-      <w:r>
-        <w:t xml:space="preserve"> término de apoyo con volumen relevante.</w:t>
-      </w:r>
-    </w:p>
-    <w:p>
-      <w:pPr>
-        <w:pStyle w:val="ListParagraph"/>
-        <w:numPr>
-          <w:ilvl w:val="0"/>
-          <w:numId w:val="2"/>
-        </w:numPr>
-        <w:spacing w:after="60"/>
-      </w:pPr>
-      <w:r>
-        <w:rPr>
-          <w:b/>
-          <w:bCs/>
-        </w:rPr>
-        <w:t xml:space="preserve">Long tail:</w:t>
-      </w:r>
-      <w:r>
-        <w:t xml:space="preserve"> frase específica, con menos competencia y mayor probabilidad de conversión.</w:t>
-      </w:r>
-    </w:p>
-    <w:p>
-      <w:pPr>
-        <w:pStyle w:val="ListParagraph"/>
-        <w:numPr>
-          <w:ilvl w:val="0"/>
-          <w:numId w:val="2"/>
-        </w:numPr>
-        <w:spacing w:after="60"/>
-      </w:pPr>
-      <w:r>
-        <w:rPr>
-          <w:b/>
-          <w:bCs/>
-        </w:rPr>
-        <w:t xml:space="preserve">Producto:</w:t>
-      </w:r>
-      <w:r>
-        <w:t xml:space="preserve"> nombre de producto o paquete que el cliente busca directamente.</w:t>
-      </w:r>
-    </w:p>
-    <w:p>
-      <w:pPr>
-        <w:pStyle w:val="ListParagraph"/>
-        <w:numPr>
-          <w:ilvl w:val="0"/>
-          <w:numId w:val="2"/>
-        </w:numPr>
-        <w:spacing w:after="60"/>
-      </w:pPr>
-      <w:r>
-        <w:rPr>
-          <w:b/>
-          <w:bCs/>
-        </w:rPr>
-        <w:t xml:space="preserve">Prioridad:</w:t>
-      </w:r>
-      <w:r>
-        <w:t xml:space="preserve"> A = meta top 5 en los próximos 6 meses; B = top 10; C = soporte semántico.</w:t>
-      </w:r>
-    </w:p>
-    <w:p>
-      <w:pPr>
-        <w:pStyle w:val="ListParagraph"/>
-        <w:numPr>
-          <w:ilvl w:val="0"/>
-          <w:numId w:val="2"/>
-        </w:numPr>
-        <w:spacing w:after="60"/>
-      </w:pPr>
-      <w:r>
-        <w:rPr>
-          <w:b/>
-          <w:bCs/>
-        </w:rPr>
-        <w:t xml:space="preserve">Intención:</w:t>
-      </w:r>
-      <w:r>
-        <w:t xml:space="preserve"> Comercial (evalúa proveedores), Informativa (investiga), Transaccional (quiere contratar) o Navegacional (busca la marca).</w:t>
+        <w:t xml:space="preserve">65 palabras clave en 7 grupos (36 de prioridad A). La estrategia, las reglas de uso y el plan de trabajo están en el Manual SEO. Esta lista se genera desde _fuente/palabras_clave.json.</w:t>
       </w:r>
     </w:p>
     <w:p>
@@ -247,16 +76,11 @@
           <w:b/>
           <w:bCs/>
         </w:rPr>
-        <w:t xml:space="preserve">Validación pendiente: </w:t>
+        <w:t xml:space="preserve">Prioridad: </w:t>
       </w:r>
       <w:r>
-        <w:t xml:space="preserve">esta lista se basa en el portafolio publicado y en la demanda esperada del mercado. Antes de fijar las metas, el equipo SEO debe confirmar el volumen de búsqueda, la dificultad y los competidores por país con Google Keyword Planner, Semrush o Ahrefs, y luego medir el avance en Google Search Console.</w:t>
+        <w:t xml:space="preserve">A = meta top 5 en 6 meses; B = top 10; C = soporte semántico.   </w:t>
       </w:r>
-    </w:p>
-    <w:p>
-      <w:pPr>
-        <w:spacing w:after="120"/>
-      </w:pPr>
       <w:r>
         <w:rPr>
           <w:b/>
@@ -265,7 +89,7 @@
         <w:t xml:space="preserve">* </w:t>
       </w:r>
       <w:r>
-        <w:t xml:space="preserve">Usar los términos de “partner Cisco” solo después de confirmar el nivel de partnership vigente de Consein con Cisco.</w:t>
+        <w:t xml:space="preserve">Pendiente de confirmar el nivel de partnership.</w:t>
       </w:r>
     </w:p>
     <w:p>
@@ -274,14 +98,6 @@
       </w:pPr>
       <w:r>
         <w:t xml:space="preserve">Modificadores geográficos</w:t>
-      </w:r>
-    </w:p>
-    <w:p>
-      <w:pPr>
-        <w:spacing w:after="120"/>
-      </w:pPr>
-      <w:r>
-        <w:t xml:space="preserve">Combine las palabras clave de prioridad A con estos modificadores para crear variantes locales en títulos, contenidos y perfiles de Google Business:</w:t>
       </w:r>
     </w:p>
     <w:tbl>
@@ -360,7 +176,7 @@
                 <w:sz w:val="19"/>
                 <w:szCs w:val="19"/>
               </w:rPr>
-              <w:t xml:space="preserve">Modificadores sugeridos</w:t>
+              <w:t xml:space="preserve">Modificadores</w:t>
             </w:r>
           </w:p>
         </w:tc>
@@ -604,7 +420,7 @@
         <w:pageBreakBefore/>
       </w:pPr>
       <w:r>
-        <w:t xml:space="preserve">Palabras clave transversales</w:t>
+        <w:t xml:space="preserve">Marca y portafolio</w:t>
       </w:r>
     </w:p>
     <w:p>
@@ -612,7 +428,29 @@
         <w:spacing w:after="120"/>
       </w:pPr>
       <w:r>
-        <w:t xml:space="preserve">Términos de marca y de portafolio que posicionan la página de inicio y la oferta SECaaS.</w:t>
+        <w:rPr>
+          <w:b/>
+          <w:bCs/>
+        </w:rPr>
+        <w:t xml:space="preserve">Página: </w:t>
+      </w:r>
+      <w:r>
+        <w:t xml:space="preserve">index.html</w:t>
+      </w:r>
+    </w:p>
+    <w:p>
+      <w:pPr>
+        <w:spacing w:after="120"/>
+      </w:pPr>
+      <w:r>
+        <w:rPr>
+          <w:b/>
+          <w:bCs/>
+        </w:rPr>
+        <w:t xml:space="preserve">Objetivo: </w:t>
+      </w:r>
+      <w:r>
+        <w:t xml:space="preserve">Posicionar a Consein como integrador Cisco y Microsoft en los cuatro países donde opera.</w:t>
       </w:r>
     </w:p>
     <w:tbl>
@@ -628,11 +466,11 @@
         </w:tblBorders>
       </w:tblPr>
       <w:tblGrid>
-        <w:gridCol w:w="3000"/>
-        <w:gridCol w:w="1350"/>
-        <w:gridCol w:w="1350"/>
+        <w:gridCol w:w="2900"/>
+        <w:gridCol w:w="1250"/>
+        <w:gridCol w:w="1300"/>
         <w:gridCol w:w="900"/>
-        <w:gridCol w:w="2760"/>
+        <w:gridCol w:w="3010"/>
       </w:tblGrid>
       <w:tr>
         <w:trPr>
@@ -640,7 +478,7 @@
         </w:trPr>
         <w:tc>
           <w:tcPr>
-            <w:tcW w:type="dxa" w:w="3000"/>
+            <w:tcW w:type="dxa" w:w="2900"/>
             <w:tcBorders>
               <w:top w:val="single" w:color="D9DCE6" w:sz="4"/>
               <w:left w:val="single" w:color="D9DCE6" w:sz="4"/>
@@ -670,7 +508,7 @@
         </w:tc>
         <w:tc>
           <w:tcPr>
-            <w:tcW w:type="dxa" w:w="1350"/>
+            <w:tcW w:type="dxa" w:w="1250"/>
             <w:tcBorders>
               <w:top w:val="single" w:color="D9DCE6" w:sz="4"/>
               <w:left w:val="single" w:color="D9DCE6" w:sz="4"/>
@@ -700,7 +538,7 @@
         </w:tc>
         <w:tc>
           <w:tcPr>
-            <w:tcW w:type="dxa" w:w="1350"/>
+            <w:tcW w:type="dxa" w:w="1300"/>
             <w:tcBorders>
               <w:top w:val="single" w:color="D9DCE6" w:sz="4"/>
               <w:left w:val="single" w:color="D9DCE6" w:sz="4"/>
@@ -760,7 +598,7 @@
         </w:tc>
         <w:tc>
           <w:tcPr>
-            <w:tcW w:type="dxa" w:w="2760"/>
+            <w:tcW w:type="dxa" w:w="3010"/>
             <w:tcBorders>
               <w:top w:val="single" w:color="D9DCE6" w:sz="4"/>
               <w:left w:val="single" w:color="D9DCE6" w:sz="4"/>
@@ -784,7 +622,7 @@
                 <w:sz w:val="19"/>
                 <w:szCs w:val="19"/>
               </w:rPr>
-              <w:t xml:space="preserve">Página / sección destino</w:t>
+              <w:t xml:space="preserve">Dónde está en el sitio</w:t>
             </w:r>
           </w:p>
         </w:tc>
@@ -792,7 +630,7 @@
       <w:tr>
         <w:tc>
           <w:tcPr>
-            <w:tcW w:type="dxa" w:w="3000"/>
+            <w:tcW w:type="dxa" w:w="2900"/>
             <w:tcBorders>
               <w:top w:val="single" w:color="D9DCE6" w:sz="4"/>
               <w:left w:val="single" w:color="D9DCE6" w:sz="4"/>
@@ -814,13 +652,13 @@
                 <w:sz w:val="19"/>
                 <w:szCs w:val="19"/>
               </w:rPr>
-              <w:t xml:space="preserve">soluciones Cisco Microsoft</w:t>
-            </w:r>
-          </w:p>
-        </w:tc>
-        <w:tc>
-          <w:tcPr>
-            <w:tcW w:type="dxa" w:w="1350"/>
+              <w:t xml:space="preserve">integrador Cisco y Microsoft</w:t>
+            </w:r>
+          </w:p>
+        </w:tc>
+        <w:tc>
+          <w:tcPr>
+            <w:tcW w:type="dxa" w:w="1250"/>
             <w:tcBorders>
               <w:top w:val="single" w:color="D9DCE6" w:sz="4"/>
               <w:left w:val="single" w:color="D9DCE6" w:sz="4"/>
@@ -848,7 +686,7 @@
         </w:tc>
         <w:tc>
           <w:tcPr>
-            <w:tcW w:type="dxa" w:w="1350"/>
+            <w:tcW w:type="dxa" w:w="1300"/>
             <w:tcBorders>
               <w:top w:val="single" w:color="D9DCE6" w:sz="4"/>
               <w:left w:val="single" w:color="D9DCE6" w:sz="4"/>
@@ -904,29 +742,29 @@
         </w:tc>
         <w:tc>
           <w:tcPr>
-            <w:tcW w:type="dxa" w:w="2760"/>
-            <w:tcBorders>
-              <w:top w:val="single" w:color="D9DCE6" w:sz="4"/>
-              <w:left w:val="single" w:color="D9DCE6" w:sz="4"/>
-              <w:bottom w:val="single" w:color="D9DCE6" w:sz="4"/>
-              <w:right w:val="single" w:color="D9DCE6" w:sz="4"/>
-            </w:tcBorders>
-            <w:tcMar>
-              <w:top w:type="dxa" w:w="70"/>
-              <w:left w:type="dxa" w:w="110"/>
-              <w:bottom w:type="dxa" w:w="70"/>
-              <w:right w:type="dxa" w:w="110"/>
-            </w:tcMar>
-          </w:tcPr>
-          <w:p>
-            <w:r>
-              <w:rPr>
-                <w:b w:val="false"/>
-                <w:bCs w:val="false"/>
-                <w:sz w:val="19"/>
-                <w:szCs w:val="19"/>
-              </w:rPr>
-              <w:t xml:space="preserve">index.html</w:t>
+            <w:tcW w:type="dxa" w:w="3010"/>
+            <w:tcBorders>
+              <w:top w:val="single" w:color="D9DCE6" w:sz="4"/>
+              <w:left w:val="single" w:color="D9DCE6" w:sz="4"/>
+              <w:bottom w:val="single" w:color="D9DCE6" w:sz="4"/>
+              <w:right w:val="single" w:color="D9DCE6" w:sz="4"/>
+            </w:tcBorders>
+            <w:tcMar>
+              <w:top w:type="dxa" w:w="70"/>
+              <w:left w:type="dxa" w:w="110"/>
+              <w:bottom w:type="dxa" w:w="70"/>
+              <w:right w:type="dxa" w:w="110"/>
+            </w:tcMar>
+          </w:tcPr>
+          <w:p>
+            <w:r>
+              <w:rPr>
+                <w:b w:val="false"/>
+                <w:bCs w:val="false"/>
+                <w:sz w:val="19"/>
+                <w:szCs w:val="19"/>
+              </w:rPr>
+              <w:t xml:space="preserve">index.html · title y eyebrow</w:t>
             </w:r>
           </w:p>
         </w:tc>
@@ -934,7 +772,7 @@
       <w:tr>
         <w:tc>
           <w:tcPr>
-            <w:tcW w:type="dxa" w:w="3000"/>
+            <w:tcW w:type="dxa" w:w="2900"/>
             <w:tcBorders>
               <w:top w:val="single" w:color="D9DCE6" w:sz="4"/>
               <w:left w:val="single" w:color="D9DCE6" w:sz="4"/>
@@ -956,13 +794,13 @@
                 <w:sz w:val="19"/>
                 <w:szCs w:val="19"/>
               </w:rPr>
-              <w:t xml:space="preserve">integrador Cisco y Microsoft</w:t>
-            </w:r>
-          </w:p>
-        </w:tc>
-        <w:tc>
-          <w:tcPr>
-            <w:tcW w:type="dxa" w:w="1350"/>
+              <w:t xml:space="preserve">soluciones Cisco y Microsoft</w:t>
+            </w:r>
+          </w:p>
+        </w:tc>
+        <w:tc>
+          <w:tcPr>
+            <w:tcW w:type="dxa" w:w="1250"/>
             <w:tcBorders>
               <w:top w:val="single" w:color="D9DCE6" w:sz="4"/>
               <w:left w:val="single" w:color="D9DCE6" w:sz="4"/>
@@ -990,7 +828,7 @@
         </w:tc>
         <w:tc>
           <w:tcPr>
-            <w:tcW w:type="dxa" w:w="1350"/>
+            <w:tcW w:type="dxa" w:w="1300"/>
             <w:tcBorders>
               <w:top w:val="single" w:color="D9DCE6" w:sz="4"/>
               <w:left w:val="single" w:color="D9DCE6" w:sz="4"/>
@@ -1046,29 +884,29 @@
         </w:tc>
         <w:tc>
           <w:tcPr>
-            <w:tcW w:type="dxa" w:w="2760"/>
-            <w:tcBorders>
-              <w:top w:val="single" w:color="D9DCE6" w:sz="4"/>
-              <w:left w:val="single" w:color="D9DCE6" w:sz="4"/>
-              <w:bottom w:val="single" w:color="D9DCE6" w:sz="4"/>
-              <w:right w:val="single" w:color="D9DCE6" w:sz="4"/>
-            </w:tcBorders>
-            <w:tcMar>
-              <w:top w:type="dxa" w:w="70"/>
-              <w:left w:type="dxa" w:w="110"/>
-              <w:bottom w:type="dxa" w:w="70"/>
-              <w:right w:type="dxa" w:w="110"/>
-            </w:tcMar>
-          </w:tcPr>
-          <w:p>
-            <w:r>
-              <w:rPr>
-                <w:b w:val="false"/>
-                <w:bCs w:val="false"/>
-                <w:sz w:val="19"/>
-                <w:szCs w:val="19"/>
-              </w:rPr>
-              <w:t xml:space="preserve">index.html</w:t>
+            <w:tcW w:type="dxa" w:w="3010"/>
+            <w:tcBorders>
+              <w:top w:val="single" w:color="D9DCE6" w:sz="4"/>
+              <w:left w:val="single" w:color="D9DCE6" w:sz="4"/>
+              <w:bottom w:val="single" w:color="D9DCE6" w:sz="4"/>
+              <w:right w:val="single" w:color="D9DCE6" w:sz="4"/>
+            </w:tcBorders>
+            <w:tcMar>
+              <w:top w:type="dxa" w:w="70"/>
+              <w:left w:type="dxa" w:w="110"/>
+              <w:bottom w:type="dxa" w:w="70"/>
+              <w:right w:type="dxa" w:w="110"/>
+            </w:tcMar>
+          </w:tcPr>
+          <w:p>
+            <w:r>
+              <w:rPr>
+                <w:b w:val="false"/>
+                <w:bCs w:val="false"/>
+                <w:sz w:val="19"/>
+                <w:szCs w:val="19"/>
+              </w:rPr>
+              <w:t xml:space="preserve">index.html · lead y meta description</w:t>
             </w:r>
           </w:p>
         </w:tc>
@@ -1076,7 +914,7 @@
       <w:tr>
         <w:tc>
           <w:tcPr>
-            <w:tcW w:type="dxa" w:w="3000"/>
+            <w:tcW w:type="dxa" w:w="2900"/>
             <w:tcBorders>
               <w:top w:val="single" w:color="D9DCE6" w:sz="4"/>
               <w:left w:val="single" w:color="D9DCE6" w:sz="4"/>
@@ -1098,13 +936,13 @@
                 <w:sz w:val="19"/>
                 <w:szCs w:val="19"/>
               </w:rPr>
-              <w:t xml:space="preserve">partner Cisco Venezuela *</w:t>
-            </w:r>
-          </w:p>
-        </w:tc>
-        <w:tc>
-          <w:tcPr>
-            <w:tcW w:type="dxa" w:w="1350"/>
+              <w:t xml:space="preserve">integrador Cisco en Venezuela</w:t>
+            </w:r>
+          </w:p>
+        </w:tc>
+        <w:tc>
+          <w:tcPr>
+            <w:tcW w:type="dxa" w:w="1250"/>
             <w:tcBorders>
               <w:top w:val="single" w:color="D9DCE6" w:sz="4"/>
               <w:left w:val="single" w:color="D9DCE6" w:sz="4"/>
@@ -1132,7 +970,7 @@
         </w:tc>
         <w:tc>
           <w:tcPr>
-            <w:tcW w:type="dxa" w:w="1350"/>
+            <w:tcW w:type="dxa" w:w="1300"/>
             <w:tcBorders>
               <w:top w:val="single" w:color="D9DCE6" w:sz="4"/>
               <w:left w:val="single" w:color="D9DCE6" w:sz="4"/>
@@ -1188,29 +1026,29 @@
         </w:tc>
         <w:tc>
           <w:tcPr>
-            <w:tcW w:type="dxa" w:w="2760"/>
-            <w:tcBorders>
-              <w:top w:val="single" w:color="D9DCE6" w:sz="4"/>
-              <w:left w:val="single" w:color="D9DCE6" w:sz="4"/>
-              <w:bottom w:val="single" w:color="D9DCE6" w:sz="4"/>
-              <w:right w:val="single" w:color="D9DCE6" w:sz="4"/>
-            </w:tcBorders>
-            <w:tcMar>
-              <w:top w:type="dxa" w:w="70"/>
-              <w:left w:type="dxa" w:w="110"/>
-              <w:bottom w:type="dxa" w:w="70"/>
-              <w:right w:type="dxa" w:w="110"/>
-            </w:tcMar>
-          </w:tcPr>
-          <w:p>
-            <w:r>
-              <w:rPr>
-                <w:b w:val="false"/>
-                <w:bCs w:val="false"/>
-                <w:sz w:val="19"/>
-                <w:szCs w:val="19"/>
-              </w:rPr>
-              <w:t xml:space="preserve">index.html</w:t>
+            <w:tcW w:type="dxa" w:w="3010"/>
+            <w:tcBorders>
+              <w:top w:val="single" w:color="D9DCE6" w:sz="4"/>
+              <w:left w:val="single" w:color="D9DCE6" w:sz="4"/>
+              <w:bottom w:val="single" w:color="D9DCE6" w:sz="4"/>
+              <w:right w:val="single" w:color="D9DCE6" w:sz="4"/>
+            </w:tcBorders>
+            <w:tcMar>
+              <w:top w:type="dxa" w:w="70"/>
+              <w:left w:type="dxa" w:w="110"/>
+              <w:bottom w:type="dxa" w:w="70"/>
+              <w:right w:type="dxa" w:w="110"/>
+            </w:tcMar>
+          </w:tcPr>
+          <w:p>
+            <w:r>
+              <w:rPr>
+                <w:b w:val="false"/>
+                <w:bCs w:val="false"/>
+                <w:sz w:val="19"/>
+                <w:szCs w:val="19"/>
+              </w:rPr>
+              <w:t xml:space="preserve">index.html · title y Nosotros</w:t>
             </w:r>
           </w:p>
         </w:tc>
@@ -1218,7 +1056,7 @@
       <w:tr>
         <w:tc>
           <w:tcPr>
-            <w:tcW w:type="dxa" w:w="3000"/>
+            <w:tcW w:type="dxa" w:w="2900"/>
             <w:tcBorders>
               <w:top w:val="single" w:color="D9DCE6" w:sz="4"/>
               <w:left w:val="single" w:color="D9DCE6" w:sz="4"/>
@@ -1240,13 +1078,13 @@
                 <w:sz w:val="19"/>
                 <w:szCs w:val="19"/>
               </w:rPr>
-              <w:t xml:space="preserve">partner Cisco Panamá *</w:t>
-            </w:r>
-          </w:p>
-        </w:tc>
-        <w:tc>
-          <w:tcPr>
-            <w:tcW w:type="dxa" w:w="1350"/>
+              <w:t xml:space="preserve">integrador Cisco en Panamá</w:t>
+            </w:r>
+          </w:p>
+        </w:tc>
+        <w:tc>
+          <w:tcPr>
+            <w:tcW w:type="dxa" w:w="1250"/>
             <w:tcBorders>
               <w:top w:val="single" w:color="D9DCE6" w:sz="4"/>
               <w:left w:val="single" w:color="D9DCE6" w:sz="4"/>
@@ -1274,7 +1112,7 @@
         </w:tc>
         <w:tc>
           <w:tcPr>
-            <w:tcW w:type="dxa" w:w="1350"/>
+            <w:tcW w:type="dxa" w:w="1300"/>
             <w:tcBorders>
               <w:top w:val="single" w:color="D9DCE6" w:sz="4"/>
               <w:left w:val="single" w:color="D9DCE6" w:sz="4"/>
@@ -1330,29 +1168,29 @@
         </w:tc>
         <w:tc>
           <w:tcPr>
-            <w:tcW w:type="dxa" w:w="2760"/>
-            <w:tcBorders>
-              <w:top w:val="single" w:color="D9DCE6" w:sz="4"/>
-              <w:left w:val="single" w:color="D9DCE6" w:sz="4"/>
-              <w:bottom w:val="single" w:color="D9DCE6" w:sz="4"/>
-              <w:right w:val="single" w:color="D9DCE6" w:sz="4"/>
-            </w:tcBorders>
-            <w:tcMar>
-              <w:top w:type="dxa" w:w="70"/>
-              <w:left w:type="dxa" w:w="110"/>
-              <w:bottom w:type="dxa" w:w="70"/>
-              <w:right w:type="dxa" w:w="110"/>
-            </w:tcMar>
-          </w:tcPr>
-          <w:p>
-            <w:r>
-              <w:rPr>
-                <w:b w:val="false"/>
-                <w:bCs w:val="false"/>
-                <w:sz w:val="19"/>
-                <w:szCs w:val="19"/>
-              </w:rPr>
-              <w:t xml:space="preserve">index.html</w:t>
+            <w:tcW w:type="dxa" w:w="3010"/>
+            <w:tcBorders>
+              <w:top w:val="single" w:color="D9DCE6" w:sz="4"/>
+              <w:left w:val="single" w:color="D9DCE6" w:sz="4"/>
+              <w:bottom w:val="single" w:color="D9DCE6" w:sz="4"/>
+              <w:right w:val="single" w:color="D9DCE6" w:sz="4"/>
+            </w:tcBorders>
+            <w:tcMar>
+              <w:top w:type="dxa" w:w="70"/>
+              <w:left w:type="dxa" w:w="110"/>
+              <w:bottom w:type="dxa" w:w="70"/>
+              <w:right w:type="dxa" w:w="110"/>
+            </w:tcMar>
+          </w:tcPr>
+          <w:p>
+            <w:r>
+              <w:rPr>
+                <w:b w:val="false"/>
+                <w:bCs w:val="false"/>
+                <w:sz w:val="19"/>
+                <w:szCs w:val="19"/>
+              </w:rPr>
+              <w:t xml:space="preserve">index.html · title y Nosotros</w:t>
             </w:r>
           </w:p>
         </w:tc>
@@ -1360,7 +1198,7 @@
       <w:tr>
         <w:tc>
           <w:tcPr>
-            <w:tcW w:type="dxa" w:w="3000"/>
+            <w:tcW w:type="dxa" w:w="2900"/>
             <w:tcBorders>
               <w:top w:val="single" w:color="D9DCE6" w:sz="4"/>
               <w:left w:val="single" w:color="D9DCE6" w:sz="4"/>
@@ -1382,41 +1220,41 @@
                 <w:sz w:val="19"/>
                 <w:szCs w:val="19"/>
               </w:rPr>
-              <w:t xml:space="preserve">partner Cisco República Dominicana *</w:t>
-            </w:r>
-          </w:p>
-        </w:tc>
-        <w:tc>
-          <w:tcPr>
-            <w:tcW w:type="dxa" w:w="1350"/>
-            <w:tcBorders>
-              <w:top w:val="single" w:color="D9DCE6" w:sz="4"/>
-              <w:left w:val="single" w:color="D9DCE6" w:sz="4"/>
-              <w:bottom w:val="single" w:color="D9DCE6" w:sz="4"/>
-              <w:right w:val="single" w:color="D9DCE6" w:sz="4"/>
-            </w:tcBorders>
-            <w:tcMar>
-              <w:top w:type="dxa" w:w="70"/>
-              <w:left w:type="dxa" w:w="110"/>
-              <w:bottom w:type="dxa" w:w="70"/>
-              <w:right w:type="dxa" w:w="110"/>
-            </w:tcMar>
-          </w:tcPr>
-          <w:p>
-            <w:r>
-              <w:rPr>
-                <w:b w:val="false"/>
-                <w:bCs w:val="false"/>
-                <w:sz w:val="19"/>
-                <w:szCs w:val="19"/>
-              </w:rPr>
-              <w:t xml:space="preserve">Geográfica</w:t>
-            </w:r>
-          </w:p>
-        </w:tc>
-        <w:tc>
-          <w:tcPr>
-            <w:tcW w:type="dxa" w:w="1350"/>
+              <w:t xml:space="preserve">servicios gestionados de red</w:t>
+            </w:r>
+          </w:p>
+        </w:tc>
+        <w:tc>
+          <w:tcPr>
+            <w:tcW w:type="dxa" w:w="1250"/>
+            <w:tcBorders>
+              <w:top w:val="single" w:color="D9DCE6" w:sz="4"/>
+              <w:left w:val="single" w:color="D9DCE6" w:sz="4"/>
+              <w:bottom w:val="single" w:color="D9DCE6" w:sz="4"/>
+              <w:right w:val="single" w:color="D9DCE6" w:sz="4"/>
+            </w:tcBorders>
+            <w:tcMar>
+              <w:top w:type="dxa" w:w="70"/>
+              <w:left w:type="dxa" w:w="110"/>
+              <w:bottom w:type="dxa" w:w="70"/>
+              <w:right w:type="dxa" w:w="110"/>
+            </w:tcMar>
+          </w:tcPr>
+          <w:p>
+            <w:r>
+              <w:rPr>
+                <w:b w:val="false"/>
+                <w:bCs w:val="false"/>
+                <w:sz w:val="19"/>
+                <w:szCs w:val="19"/>
+              </w:rPr>
+              <w:t xml:space="preserve">Secundaria</w:t>
+            </w:r>
+          </w:p>
+        </w:tc>
+        <w:tc>
+          <w:tcPr>
+            <w:tcW w:type="dxa" w:w="1300"/>
             <w:tcBorders>
               <w:top w:val="single" w:color="D9DCE6" w:sz="4"/>
               <w:left w:val="single" w:color="D9DCE6" w:sz="4"/>
@@ -1466,35 +1304,35 @@
                 <w:sz w:val="19"/>
                 <w:szCs w:val="19"/>
               </w:rPr>
-              <w:t xml:space="preserve">A</w:t>
-            </w:r>
-          </w:p>
-        </w:tc>
-        <w:tc>
-          <w:tcPr>
-            <w:tcW w:type="dxa" w:w="2760"/>
-            <w:tcBorders>
-              <w:top w:val="single" w:color="D9DCE6" w:sz="4"/>
-              <w:left w:val="single" w:color="D9DCE6" w:sz="4"/>
-              <w:bottom w:val="single" w:color="D9DCE6" w:sz="4"/>
-              <w:right w:val="single" w:color="D9DCE6" w:sz="4"/>
-            </w:tcBorders>
-            <w:tcMar>
-              <w:top w:type="dxa" w:w="70"/>
-              <w:left w:type="dxa" w:w="110"/>
-              <w:bottom w:type="dxa" w:w="70"/>
-              <w:right w:type="dxa" w:w="110"/>
-            </w:tcMar>
-          </w:tcPr>
-          <w:p>
-            <w:r>
-              <w:rPr>
-                <w:b w:val="false"/>
-                <w:bCs w:val="false"/>
-                <w:sz w:val="19"/>
-                <w:szCs w:val="19"/>
-              </w:rPr>
-              <w:t xml:space="preserve">index.html</w:t>
+              <w:t xml:space="preserve">B</w:t>
+            </w:r>
+          </w:p>
+        </w:tc>
+        <w:tc>
+          <w:tcPr>
+            <w:tcW w:type="dxa" w:w="3010"/>
+            <w:tcBorders>
+              <w:top w:val="single" w:color="D9DCE6" w:sz="4"/>
+              <w:left w:val="single" w:color="D9DCE6" w:sz="4"/>
+              <w:bottom w:val="single" w:color="D9DCE6" w:sz="4"/>
+              <w:right w:val="single" w:color="D9DCE6" w:sz="4"/>
+            </w:tcBorders>
+            <w:tcMar>
+              <w:top w:type="dxa" w:w="70"/>
+              <w:left w:type="dxa" w:w="110"/>
+              <w:bottom w:type="dxa" w:w="70"/>
+              <w:right w:type="dxa" w:w="110"/>
+            </w:tcMar>
+          </w:tcPr>
+          <w:p>
+            <w:r>
+              <w:rPr>
+                <w:b w:val="false"/>
+                <w:bCs w:val="false"/>
+                <w:sz w:val="19"/>
+                <w:szCs w:val="19"/>
+              </w:rPr>
+              <w:t xml:space="preserve">index.html · preguntas frecuentes</w:t>
             </w:r>
           </w:p>
         </w:tc>
@@ -1502,7 +1340,7 @@
       <w:tr>
         <w:tc>
           <w:tcPr>
-            <w:tcW w:type="dxa" w:w="3000"/>
+            <w:tcW w:type="dxa" w:w="2900"/>
             <w:tcBorders>
               <w:top w:val="single" w:color="D9DCE6" w:sz="4"/>
               <w:left w:val="single" w:color="D9DCE6" w:sz="4"/>
@@ -1524,13 +1362,13 @@
                 <w:sz w:val="19"/>
                 <w:szCs w:val="19"/>
               </w:rPr>
-              <w:t xml:space="preserve">servicios gestionados de red</w:t>
-            </w:r>
-          </w:p>
-        </w:tc>
-        <w:tc>
-          <w:tcPr>
-            <w:tcW w:type="dxa" w:w="1350"/>
+              <w:t xml:space="preserve">outsourcing de redes y seguridad</w:t>
+            </w:r>
+          </w:p>
+        </w:tc>
+        <w:tc>
+          <w:tcPr>
+            <w:tcW w:type="dxa" w:w="1250"/>
             <w:tcBorders>
               <w:top w:val="single" w:color="D9DCE6" w:sz="4"/>
               <w:left w:val="single" w:color="D9DCE6" w:sz="4"/>
@@ -1558,7 +1396,7 @@
         </w:tc>
         <w:tc>
           <w:tcPr>
-            <w:tcW w:type="dxa" w:w="1350"/>
+            <w:tcW w:type="dxa" w:w="1300"/>
             <w:tcBorders>
               <w:top w:val="single" w:color="D9DCE6" w:sz="4"/>
               <w:left w:val="single" w:color="D9DCE6" w:sz="4"/>
@@ -1614,29 +1452,29 @@
         </w:tc>
         <w:tc>
           <w:tcPr>
-            <w:tcW w:type="dxa" w:w="2760"/>
-            <w:tcBorders>
-              <w:top w:val="single" w:color="D9DCE6" w:sz="4"/>
-              <w:left w:val="single" w:color="D9DCE6" w:sz="4"/>
-              <w:bottom w:val="single" w:color="D9DCE6" w:sz="4"/>
-              <w:right w:val="single" w:color="D9DCE6" w:sz="4"/>
-            </w:tcBorders>
-            <w:tcMar>
-              <w:top w:type="dxa" w:w="70"/>
-              <w:left w:type="dxa" w:w="110"/>
-              <w:bottom w:type="dxa" w:w="70"/>
-              <w:right w:type="dxa" w:w="110"/>
-            </w:tcMar>
-          </w:tcPr>
-          <w:p>
-            <w:r>
-              <w:rPr>
-                <w:b w:val="false"/>
-                <w:bCs w:val="false"/>
-                <w:sz w:val="19"/>
-                <w:szCs w:val="19"/>
-              </w:rPr>
-              <w:t xml:space="preserve">index.html</w:t>
+            <w:tcW w:type="dxa" w:w="3010"/>
+            <w:tcBorders>
+              <w:top w:val="single" w:color="D9DCE6" w:sz="4"/>
+              <w:left w:val="single" w:color="D9DCE6" w:sz="4"/>
+              <w:bottom w:val="single" w:color="D9DCE6" w:sz="4"/>
+              <w:right w:val="single" w:color="D9DCE6" w:sz="4"/>
+            </w:tcBorders>
+            <w:tcMar>
+              <w:top w:type="dxa" w:w="70"/>
+              <w:left w:type="dxa" w:w="110"/>
+              <w:bottom w:type="dxa" w:w="70"/>
+              <w:right w:type="dxa" w:w="110"/>
+            </w:tcMar>
+          </w:tcPr>
+          <w:p>
+            <w:r>
+              <w:rPr>
+                <w:b w:val="false"/>
+                <w:bCs w:val="false"/>
+                <w:sz w:val="19"/>
+                <w:szCs w:val="19"/>
+              </w:rPr>
+              <w:t xml:space="preserve">index.html · preguntas frecuentes</w:t>
             </w:r>
           </w:p>
         </w:tc>
@@ -1644,7 +1482,7 @@
       <w:tr>
         <w:tc>
           <w:tcPr>
-            <w:tcW w:type="dxa" w:w="3000"/>
+            <w:tcW w:type="dxa" w:w="2900"/>
             <w:tcBorders>
               <w:top w:val="single" w:color="D9DCE6" w:sz="4"/>
               <w:left w:val="single" w:color="D9DCE6" w:sz="4"/>
@@ -1666,41 +1504,41 @@
                 <w:sz w:val="19"/>
                 <w:szCs w:val="19"/>
               </w:rPr>
-              <w:t xml:space="preserve">outsourcing de redes y seguridad</w:t>
-            </w:r>
-          </w:p>
-        </w:tc>
-        <w:tc>
-          <w:tcPr>
-            <w:tcW w:type="dxa" w:w="1350"/>
-            <w:tcBorders>
-              <w:top w:val="single" w:color="D9DCE6" w:sz="4"/>
-              <w:left w:val="single" w:color="D9DCE6" w:sz="4"/>
-              <w:bottom w:val="single" w:color="D9DCE6" w:sz="4"/>
-              <w:right w:val="single" w:color="D9DCE6" w:sz="4"/>
-            </w:tcBorders>
-            <w:tcMar>
-              <w:top w:type="dxa" w:w="70"/>
-              <w:left w:type="dxa" w:w="110"/>
-              <w:bottom w:type="dxa" w:w="70"/>
-              <w:right w:type="dxa" w:w="110"/>
-            </w:tcMar>
-          </w:tcPr>
-          <w:p>
-            <w:r>
-              <w:rPr>
-                <w:b w:val="false"/>
-                <w:bCs w:val="false"/>
-                <w:sz w:val="19"/>
-                <w:szCs w:val="19"/>
-              </w:rPr>
-              <w:t xml:space="preserve">Secundaria</w:t>
-            </w:r>
-          </w:p>
-        </w:tc>
-        <w:tc>
-          <w:tcPr>
-            <w:tcW w:type="dxa" w:w="1350"/>
+              <w:t xml:space="preserve">partner Cisco Venezuela *</w:t>
+            </w:r>
+          </w:p>
+        </w:tc>
+        <w:tc>
+          <w:tcPr>
+            <w:tcW w:type="dxa" w:w="1250"/>
+            <w:tcBorders>
+              <w:top w:val="single" w:color="D9DCE6" w:sz="4"/>
+              <w:left w:val="single" w:color="D9DCE6" w:sz="4"/>
+              <w:bottom w:val="single" w:color="D9DCE6" w:sz="4"/>
+              <w:right w:val="single" w:color="D9DCE6" w:sz="4"/>
+            </w:tcBorders>
+            <w:tcMar>
+              <w:top w:type="dxa" w:w="70"/>
+              <w:left w:type="dxa" w:w="110"/>
+              <w:bottom w:type="dxa" w:w="70"/>
+              <w:right w:type="dxa" w:w="110"/>
+            </w:tcMar>
+          </w:tcPr>
+          <w:p>
+            <w:r>
+              <w:rPr>
+                <w:b w:val="false"/>
+                <w:bCs w:val="false"/>
+                <w:sz w:val="19"/>
+                <w:szCs w:val="19"/>
+              </w:rPr>
+              <w:t xml:space="preserve">Geográfica</w:t>
+            </w:r>
+          </w:p>
+        </w:tc>
+        <w:tc>
+          <w:tcPr>
+            <w:tcW w:type="dxa" w:w="1300"/>
             <w:tcBorders>
               <w:top w:val="single" w:color="D9DCE6" w:sz="4"/>
               <w:left w:val="single" w:color="D9DCE6" w:sz="4"/>
@@ -1750,35 +1588,35 @@
                 <w:sz w:val="19"/>
                 <w:szCs w:val="19"/>
               </w:rPr>
-              <w:t xml:space="preserve">B</w:t>
-            </w:r>
-          </w:p>
-        </w:tc>
-        <w:tc>
-          <w:tcPr>
-            <w:tcW w:type="dxa" w:w="2760"/>
-            <w:tcBorders>
-              <w:top w:val="single" w:color="D9DCE6" w:sz="4"/>
-              <w:left w:val="single" w:color="D9DCE6" w:sz="4"/>
-              <w:bottom w:val="single" w:color="D9DCE6" w:sz="4"/>
-              <w:right w:val="single" w:color="D9DCE6" w:sz="4"/>
-            </w:tcBorders>
-            <w:tcMar>
-              <w:top w:type="dxa" w:w="70"/>
-              <w:left w:type="dxa" w:w="110"/>
-              <w:bottom w:type="dxa" w:w="70"/>
-              <w:right w:type="dxa" w:w="110"/>
-            </w:tcMar>
-          </w:tcPr>
-          <w:p>
-            <w:r>
-              <w:rPr>
-                <w:b w:val="false"/>
-                <w:bCs w:val="false"/>
-                <w:sz w:val="19"/>
-                <w:szCs w:val="19"/>
-              </w:rPr>
-              <w:t xml:space="preserve">index.html · #secaas</w:t>
+              <w:t xml:space="preserve">A</w:t>
+            </w:r>
+          </w:p>
+        </w:tc>
+        <w:tc>
+          <w:tcPr>
+            <w:tcW w:type="dxa" w:w="3010"/>
+            <w:tcBorders>
+              <w:top w:val="single" w:color="D9DCE6" w:sz="4"/>
+              <w:left w:val="single" w:color="D9DCE6" w:sz="4"/>
+              <w:bottom w:val="single" w:color="D9DCE6" w:sz="4"/>
+              <w:right w:val="single" w:color="D9DCE6" w:sz="4"/>
+            </w:tcBorders>
+            <w:tcMar>
+              <w:top w:type="dxa" w:w="70"/>
+              <w:left w:type="dxa" w:w="110"/>
+              <w:bottom w:type="dxa" w:w="70"/>
+              <w:right w:type="dxa" w:w="110"/>
+            </w:tcMar>
+          </w:tcPr>
+          <w:p>
+            <w:r>
+              <w:rPr>
+                <w:b w:val="false"/>
+                <w:bCs w:val="false"/>
+                <w:sz w:val="19"/>
+                <w:szCs w:val="19"/>
+              </w:rPr>
+              <w:t xml:space="preserve">Pendiente: confirmar el nivel de partnership</w:t>
             </w:r>
           </w:p>
         </w:tc>
@@ -1786,7 +1624,7 @@
       <w:tr>
         <w:tc>
           <w:tcPr>
-            <w:tcW w:type="dxa" w:w="3000"/>
+            <w:tcW w:type="dxa" w:w="2900"/>
             <w:tcBorders>
               <w:top w:val="single" w:color="D9DCE6" w:sz="4"/>
               <w:left w:val="single" w:color="D9DCE6" w:sz="4"/>
@@ -1808,13 +1646,13 @@
                 <w:sz w:val="19"/>
                 <w:szCs w:val="19"/>
               </w:rPr>
-              <w:t xml:space="preserve">Consein Cisco</w:t>
-            </w:r>
-          </w:p>
-        </w:tc>
-        <w:tc>
-          <w:tcPr>
-            <w:tcW w:type="dxa" w:w="1350"/>
+              <w:t xml:space="preserve">Consein</w:t>
+            </w:r>
+          </w:p>
+        </w:tc>
+        <w:tc>
+          <w:tcPr>
+            <w:tcW w:type="dxa" w:w="1250"/>
             <w:tcBorders>
               <w:top w:val="single" w:color="D9DCE6" w:sz="4"/>
               <w:left w:val="single" w:color="D9DCE6" w:sz="4"/>
@@ -1842,7 +1680,7 @@
         </w:tc>
         <w:tc>
           <w:tcPr>
-            <w:tcW w:type="dxa" w:w="1350"/>
+            <w:tcW w:type="dxa" w:w="1300"/>
             <w:tcBorders>
               <w:top w:val="single" w:color="D9DCE6" w:sz="4"/>
               <w:left w:val="single" w:color="D9DCE6" w:sz="4"/>
@@ -1898,171 +1736,29 @@
         </w:tc>
         <w:tc>
           <w:tcPr>
-            <w:tcW w:type="dxa" w:w="2760"/>
-            <w:tcBorders>
-              <w:top w:val="single" w:color="D9DCE6" w:sz="4"/>
-              <w:left w:val="single" w:color="D9DCE6" w:sz="4"/>
-              <w:bottom w:val="single" w:color="D9DCE6" w:sz="4"/>
-              <w:right w:val="single" w:color="D9DCE6" w:sz="4"/>
-            </w:tcBorders>
-            <w:tcMar>
-              <w:top w:type="dxa" w:w="70"/>
-              <w:left w:type="dxa" w:w="110"/>
-              <w:bottom w:type="dxa" w:w="70"/>
-              <w:right w:type="dxa" w:w="110"/>
-            </w:tcMar>
-          </w:tcPr>
-          <w:p>
-            <w:r>
-              <w:rPr>
-                <w:b w:val="false"/>
-                <w:bCs w:val="false"/>
-                <w:sz w:val="19"/>
-                <w:szCs w:val="19"/>
-              </w:rPr>
-              <w:t xml:space="preserve">index.html</w:t>
-            </w:r>
-          </w:p>
-        </w:tc>
-      </w:tr>
-      <w:tr>
-        <w:tc>
-          <w:tcPr>
-            <w:tcW w:type="dxa" w:w="3000"/>
-            <w:tcBorders>
-              <w:top w:val="single" w:color="D9DCE6" w:sz="4"/>
-              <w:left w:val="single" w:color="D9DCE6" w:sz="4"/>
-              <w:bottom w:val="single" w:color="D9DCE6" w:sz="4"/>
-              <w:right w:val="single" w:color="D9DCE6" w:sz="4"/>
-            </w:tcBorders>
-            <w:tcMar>
-              <w:top w:type="dxa" w:w="70"/>
-              <w:left w:type="dxa" w:w="110"/>
-              <w:bottom w:type="dxa" w:w="70"/>
-              <w:right w:type="dxa" w:w="110"/>
-            </w:tcMar>
-          </w:tcPr>
-          <w:p>
-            <w:r>
-              <w:rPr>
-                <w:b/>
-                <w:bCs/>
-                <w:sz w:val="19"/>
-                <w:szCs w:val="19"/>
-              </w:rPr>
-              <w:t xml:space="preserve">Consein SECaaS</w:t>
-            </w:r>
-          </w:p>
-        </w:tc>
-        <w:tc>
-          <w:tcPr>
-            <w:tcW w:type="dxa" w:w="1350"/>
-            <w:tcBorders>
-              <w:top w:val="single" w:color="D9DCE6" w:sz="4"/>
-              <w:left w:val="single" w:color="D9DCE6" w:sz="4"/>
-              <w:bottom w:val="single" w:color="D9DCE6" w:sz="4"/>
-              <w:right w:val="single" w:color="D9DCE6" w:sz="4"/>
-            </w:tcBorders>
-            <w:tcMar>
-              <w:top w:type="dxa" w:w="70"/>
-              <w:left w:type="dxa" w:w="110"/>
-              <w:bottom w:type="dxa" w:w="70"/>
-              <w:right w:type="dxa" w:w="110"/>
-            </w:tcMar>
-          </w:tcPr>
-          <w:p>
-            <w:r>
-              <w:rPr>
-                <w:b w:val="false"/>
-                <w:bCs w:val="false"/>
-                <w:sz w:val="19"/>
-                <w:szCs w:val="19"/>
-              </w:rPr>
-              <w:t xml:space="preserve">Marca</w:t>
-            </w:r>
-          </w:p>
-        </w:tc>
-        <w:tc>
-          <w:tcPr>
-            <w:tcW w:type="dxa" w:w="1350"/>
-            <w:tcBorders>
-              <w:top w:val="single" w:color="D9DCE6" w:sz="4"/>
-              <w:left w:val="single" w:color="D9DCE6" w:sz="4"/>
-              <w:bottom w:val="single" w:color="D9DCE6" w:sz="4"/>
-              <w:right w:val="single" w:color="D9DCE6" w:sz="4"/>
-            </w:tcBorders>
-            <w:tcMar>
-              <w:top w:type="dxa" w:w="70"/>
-              <w:left w:type="dxa" w:w="110"/>
-              <w:bottom w:type="dxa" w:w="70"/>
-              <w:right w:type="dxa" w:w="110"/>
-            </w:tcMar>
-          </w:tcPr>
-          <w:p>
-            <w:r>
-              <w:rPr>
-                <w:b w:val="false"/>
-                <w:bCs w:val="false"/>
-                <w:sz w:val="19"/>
-                <w:szCs w:val="19"/>
-              </w:rPr>
-              <w:t xml:space="preserve">Navegacional</w:t>
-            </w:r>
-          </w:p>
-        </w:tc>
-        <w:tc>
-          <w:tcPr>
-            <w:tcW w:type="dxa" w:w="900"/>
-            <w:tcBorders>
-              <w:top w:val="single" w:color="D9DCE6" w:sz="4"/>
-              <w:left w:val="single" w:color="D9DCE6" w:sz="4"/>
-              <w:bottom w:val="single" w:color="D9DCE6" w:sz="4"/>
-              <w:right w:val="single" w:color="D9DCE6" w:sz="4"/>
-            </w:tcBorders>
-            <w:tcMar>
-              <w:top w:type="dxa" w:w="70"/>
-              <w:left w:type="dxa" w:w="110"/>
-              <w:bottom w:type="dxa" w:w="70"/>
-              <w:right w:type="dxa" w:w="110"/>
-            </w:tcMar>
-          </w:tcPr>
-          <w:p>
-            <w:r>
-              <w:rPr>
-                <w:b w:val="false"/>
-                <w:bCs w:val="false"/>
-                <w:sz w:val="19"/>
-                <w:szCs w:val="19"/>
-              </w:rPr>
-              <w:t xml:space="preserve">A</w:t>
-            </w:r>
-          </w:p>
-        </w:tc>
-        <w:tc>
-          <w:tcPr>
-            <w:tcW w:type="dxa" w:w="2760"/>
-            <w:tcBorders>
-              <w:top w:val="single" w:color="D9DCE6" w:sz="4"/>
-              <w:left w:val="single" w:color="D9DCE6" w:sz="4"/>
-              <w:bottom w:val="single" w:color="D9DCE6" w:sz="4"/>
-              <w:right w:val="single" w:color="D9DCE6" w:sz="4"/>
-            </w:tcBorders>
-            <w:tcMar>
-              <w:top w:type="dxa" w:w="70"/>
-              <w:left w:type="dxa" w:w="110"/>
-              <w:bottom w:type="dxa" w:w="70"/>
-              <w:right w:type="dxa" w:w="110"/>
-            </w:tcMar>
-          </w:tcPr>
-          <w:p>
-            <w:r>
-              <w:rPr>
-                <w:b w:val="false"/>
-                <w:bCs w:val="false"/>
-                <w:sz w:val="19"/>
-                <w:szCs w:val="19"/>
-              </w:rPr>
-              <w:t xml:space="preserve">soluciones.html#secaas</w:t>
+            <w:tcW w:type="dxa" w:w="3010"/>
+            <w:tcBorders>
+              <w:top w:val="single" w:color="D9DCE6" w:sz="4"/>
+              <w:left w:val="single" w:color="D9DCE6" w:sz="4"/>
+              <w:bottom w:val="single" w:color="D9DCE6" w:sz="4"/>
+              <w:right w:val="single" w:color="D9DCE6" w:sz="4"/>
+            </w:tcBorders>
+            <w:tcMar>
+              <w:top w:type="dxa" w:w="70"/>
+              <w:left w:type="dxa" w:w="110"/>
+              <w:bottom w:type="dxa" w:w="70"/>
+              <w:right w:type="dxa" w:w="110"/>
+            </w:tcMar>
+          </w:tcPr>
+          <w:p>
+            <w:r>
+              <w:rPr>
+                <w:b w:val="false"/>
+                <w:bCs w:val="false"/>
+                <w:sz w:val="19"/>
+                <w:szCs w:val="19"/>
+              </w:rPr>
+              <w:t xml:space="preserve">Todas las páginas</w:t>
             </w:r>
           </w:p>
         </w:tc>
@@ -2071,10 +1767,24 @@
     <w:p>
       <w:pPr>
         <w:pStyle w:val="Heading1"/>
-        <w:pageBreakBefore/>
       </w:pPr>
       <w:r>
-        <w:t xml:space="preserve">1. Conectividad LAN y WAN</w:t>
+        <w:t xml:space="preserve">1. Conectividad LAN y WAN (Infraestructura)</w:t>
+      </w:r>
+    </w:p>
+    <w:p>
+      <w:pPr>
+        <w:spacing w:after="120"/>
+      </w:pPr>
+      <w:r>
+        <w:rPr>
+          <w:b/>
+          <w:bCs/>
+        </w:rPr>
+        <w:t xml:space="preserve">Página: </w:t>
+      </w:r>
+      <w:r>
+        <w:t xml:space="preserve">soluciones.html#conectividad</w:t>
       </w:r>
     </w:p>
     <w:p>
@@ -2089,32 +1799,7 @@
         <w:t xml:space="preserve">Objetivo: </w:t>
       </w:r>
       <w:r>
-        <w:t xml:space="preserve">Posicionarnos en SASE y SD-WAN para empresas y en redes gestionadas en la nube con Cisco Meraki.</w:t>
-      </w:r>
-    </w:p>
-    <w:p>
-      <w:pPr>
-        <w:spacing w:after="160"/>
-      </w:pPr>
-      <w:r>
-        <w:rPr>
-          <w:b/>
-          <w:bCs/>
-        </w:rPr>
-        <w:t xml:space="preserve">H2 en el sitio: </w:t>
-      </w:r>
-      <w:r>
-        <w:t xml:space="preserve">Conectividad e interconexión de redes LAN y WAN</w:t>
-      </w:r>
-      <w:r>
-        <w:rPr>
-          <w:b/>
-          <w:bCs/>
-        </w:rPr>
-        <w:t xml:space="preserve">   ·   URL: </w:t>
-      </w:r>
-      <w:r>
-        <w:t xml:space="preserve">soluciones.html#conectividad</w:t>
+        <w:t xml:space="preserve">Posicionarnos en SD-WAN y SASE para empresas y en redes gestionadas en la nube con Cisco Meraki.</w:t>
       </w:r>
     </w:p>
     <w:tbl>
@@ -2130,11 +1815,11 @@
         </w:tblBorders>
       </w:tblPr>
       <w:tblGrid>
-        <w:gridCol w:w="3000"/>
-        <w:gridCol w:w="1350"/>
-        <w:gridCol w:w="1350"/>
+        <w:gridCol w:w="2900"/>
+        <w:gridCol w:w="1250"/>
+        <w:gridCol w:w="1300"/>
         <w:gridCol w:w="900"/>
-        <w:gridCol w:w="2760"/>
+        <w:gridCol w:w="3010"/>
       </w:tblGrid>
       <w:tr>
         <w:trPr>
@@ -2142,7 +1827,7 @@
         </w:trPr>
         <w:tc>
           <w:tcPr>
-            <w:tcW w:type="dxa" w:w="3000"/>
+            <w:tcW w:type="dxa" w:w="2900"/>
             <w:tcBorders>
               <w:top w:val="single" w:color="D9DCE6" w:sz="4"/>
               <w:left w:val="single" w:color="D9DCE6" w:sz="4"/>
@@ -2172,7 +1857,7 @@
         </w:tc>
         <w:tc>
           <w:tcPr>
-            <w:tcW w:type="dxa" w:w="1350"/>
+            <w:tcW w:type="dxa" w:w="1250"/>
             <w:tcBorders>
               <w:top w:val="single" w:color="D9DCE6" w:sz="4"/>
               <w:left w:val="single" w:color="D9DCE6" w:sz="4"/>
@@ -2202,7 +1887,7 @@
         </w:tc>
         <w:tc>
           <w:tcPr>
-            <w:tcW w:type="dxa" w:w="1350"/>
+            <w:tcW w:type="dxa" w:w="1300"/>
             <w:tcBorders>
               <w:top w:val="single" w:color="D9DCE6" w:sz="4"/>
               <w:left w:val="single" w:color="D9DCE6" w:sz="4"/>
@@ -2262,7 +1947,7 @@
         </w:tc>
         <w:tc>
           <w:tcPr>
-            <w:tcW w:type="dxa" w:w="2760"/>
+            <w:tcW w:type="dxa" w:w="3010"/>
             <w:tcBorders>
               <w:top w:val="single" w:color="D9DCE6" w:sz="4"/>
               <w:left w:val="single" w:color="D9DCE6" w:sz="4"/>
@@ -2286,7 +1971,7 @@
                 <w:sz w:val="19"/>
                 <w:szCs w:val="19"/>
               </w:rPr>
-              <w:t xml:space="preserve">Página / sección destino</w:t>
+              <w:t xml:space="preserve">Dónde está en el sitio</w:t>
             </w:r>
           </w:p>
         </w:tc>
@@ -2294,7 +1979,7 @@
       <w:tr>
         <w:tc>
           <w:tcPr>
-            <w:tcW w:type="dxa" w:w="3000"/>
+            <w:tcW w:type="dxa" w:w="2900"/>
             <w:tcBorders>
               <w:top w:val="single" w:color="D9DCE6" w:sz="4"/>
               <w:left w:val="single" w:color="D9DCE6" w:sz="4"/>
@@ -2316,13 +2001,13 @@
                 <w:sz w:val="19"/>
                 <w:szCs w:val="19"/>
               </w:rPr>
-              <w:t xml:space="preserve">SASE Cisco</w:t>
-            </w:r>
-          </w:p>
-        </w:tc>
-        <w:tc>
-          <w:tcPr>
-            <w:tcW w:type="dxa" w:w="1350"/>
+              <w:t xml:space="preserve">SD-WAN para empresas</w:t>
+            </w:r>
+          </w:p>
+        </w:tc>
+        <w:tc>
+          <w:tcPr>
+            <w:tcW w:type="dxa" w:w="1250"/>
             <w:tcBorders>
               <w:top w:val="single" w:color="D9DCE6" w:sz="4"/>
               <w:left w:val="single" w:color="D9DCE6" w:sz="4"/>
@@ -2350,7 +2035,7 @@
         </w:tc>
         <w:tc>
           <w:tcPr>
-            <w:tcW w:type="dxa" w:w="1350"/>
+            <w:tcW w:type="dxa" w:w="1300"/>
             <w:tcBorders>
               <w:top w:val="single" w:color="D9DCE6" w:sz="4"/>
               <w:left w:val="single" w:color="D9DCE6" w:sz="4"/>
@@ -2406,29 +2091,29 @@
         </w:tc>
         <w:tc>
           <w:tcPr>
-            <w:tcW w:type="dxa" w:w="2760"/>
-            <w:tcBorders>
-              <w:top w:val="single" w:color="D9DCE6" w:sz="4"/>
-              <w:left w:val="single" w:color="D9DCE6" w:sz="4"/>
-              <w:bottom w:val="single" w:color="D9DCE6" w:sz="4"/>
-              <w:right w:val="single" w:color="D9DCE6" w:sz="4"/>
-            </w:tcBorders>
-            <w:tcMar>
-              <w:top w:type="dxa" w:w="70"/>
-              <w:left w:type="dxa" w:w="110"/>
-              <w:bottom w:type="dxa" w:w="70"/>
-              <w:right w:type="dxa" w:w="110"/>
-            </w:tcMar>
-          </w:tcPr>
-          <w:p>
-            <w:r>
-              <w:rPr>
-                <w:b w:val="false"/>
-                <w:bCs w:val="false"/>
-                <w:sz w:val="19"/>
-                <w:szCs w:val="19"/>
-              </w:rPr>
-              <w:t xml:space="preserve">#conectividad · Meraki MX + Secure Access</w:t>
+            <w:tcW w:type="dxa" w:w="3010"/>
+            <w:tcBorders>
+              <w:top w:val="single" w:color="D9DCE6" w:sz="4"/>
+              <w:left w:val="single" w:color="D9DCE6" w:sz="4"/>
+              <w:bottom w:val="single" w:color="D9DCE6" w:sz="4"/>
+              <w:right w:val="single" w:color="D9DCE6" w:sz="4"/>
+            </w:tcBorders>
+            <w:tcMar>
+              <w:top w:type="dxa" w:w="70"/>
+              <w:left w:type="dxa" w:w="110"/>
+              <w:bottom w:type="dxa" w:w="70"/>
+              <w:right w:type="dxa" w:w="110"/>
+            </w:tcMar>
+          </w:tcPr>
+          <w:p>
+            <w:r>
+              <w:rPr>
+                <w:b w:val="false"/>
+                <w:bCs w:val="false"/>
+                <w:sz w:val="19"/>
+                <w:szCs w:val="19"/>
+              </w:rPr>
+              <w:t xml:space="preserve">H2 del área</w:t>
             </w:r>
           </w:p>
         </w:tc>
@@ -2436,7 +2121,7 @@
       <w:tr>
         <w:tc>
           <w:tcPr>
-            <w:tcW w:type="dxa" w:w="3000"/>
+            <w:tcW w:type="dxa" w:w="2900"/>
             <w:tcBorders>
               <w:top w:val="single" w:color="D9DCE6" w:sz="4"/>
               <w:left w:val="single" w:color="D9DCE6" w:sz="4"/>
@@ -2458,13 +2143,13 @@
                 <w:sz w:val="19"/>
                 <w:szCs w:val="19"/>
               </w:rPr>
-              <w:t xml:space="preserve">SD-WAN para empresas</w:t>
-            </w:r>
-          </w:p>
-        </w:tc>
-        <w:tc>
-          <w:tcPr>
-            <w:tcW w:type="dxa" w:w="1350"/>
+              <w:t xml:space="preserve">arquitectura SASE</w:t>
+            </w:r>
+          </w:p>
+        </w:tc>
+        <w:tc>
+          <w:tcPr>
+            <w:tcW w:type="dxa" w:w="1250"/>
             <w:tcBorders>
               <w:top w:val="single" w:color="D9DCE6" w:sz="4"/>
               <w:left w:val="single" w:color="D9DCE6" w:sz="4"/>
@@ -2492,7 +2177,7 @@
         </w:tc>
         <w:tc>
           <w:tcPr>
-            <w:tcW w:type="dxa" w:w="1350"/>
+            <w:tcW w:type="dxa" w:w="1300"/>
             <w:tcBorders>
               <w:top w:val="single" w:color="D9DCE6" w:sz="4"/>
               <w:left w:val="single" w:color="D9DCE6" w:sz="4"/>
@@ -2548,29 +2233,29 @@
         </w:tc>
         <w:tc>
           <w:tcPr>
-            <w:tcW w:type="dxa" w:w="2760"/>
-            <w:tcBorders>
-              <w:top w:val="single" w:color="D9DCE6" w:sz="4"/>
-              <w:left w:val="single" w:color="D9DCE6" w:sz="4"/>
-              <w:bottom w:val="single" w:color="D9DCE6" w:sz="4"/>
-              <w:right w:val="single" w:color="D9DCE6" w:sz="4"/>
-            </w:tcBorders>
-            <w:tcMar>
-              <w:top w:type="dxa" w:w="70"/>
-              <w:left w:type="dxa" w:w="110"/>
-              <w:bottom w:type="dxa" w:w="70"/>
-              <w:right w:type="dxa" w:w="110"/>
-            </w:tcMar>
-          </w:tcPr>
-          <w:p>
-            <w:r>
-              <w:rPr>
-                <w:b w:val="false"/>
-                <w:bCs w:val="false"/>
-                <w:sz w:val="19"/>
-                <w:szCs w:val="19"/>
-              </w:rPr>
-              <w:t xml:space="preserve">#conectividad</w:t>
+            <w:tcW w:type="dxa" w:w="3010"/>
+            <w:tcBorders>
+              <w:top w:val="single" w:color="D9DCE6" w:sz="4"/>
+              <w:left w:val="single" w:color="D9DCE6" w:sz="4"/>
+              <w:bottom w:val="single" w:color="D9DCE6" w:sz="4"/>
+              <w:right w:val="single" w:color="D9DCE6" w:sz="4"/>
+            </w:tcBorders>
+            <w:tcMar>
+              <w:top w:type="dxa" w:w="70"/>
+              <w:left w:type="dxa" w:w="110"/>
+              <w:bottom w:type="dxa" w:w="70"/>
+              <w:right w:type="dxa" w:w="110"/>
+            </w:tcMar>
+          </w:tcPr>
+          <w:p>
+            <w:r>
+              <w:rPr>
+                <w:b w:val="false"/>
+                <w:bCs w:val="false"/>
+                <w:sz w:val="19"/>
+                <w:szCs w:val="19"/>
+              </w:rPr>
+              <w:t xml:space="preserve">Intro y Meraki MX + Secure Access</w:t>
             </w:r>
           </w:p>
         </w:tc>
@@ -2578,7 +2263,7 @@
       <w:tr>
         <w:tc>
           <w:tcPr>
-            <w:tcW w:type="dxa" w:w="3000"/>
+            <w:tcW w:type="dxa" w:w="2900"/>
             <w:tcBorders>
               <w:top w:val="single" w:color="D9DCE6" w:sz="4"/>
               <w:left w:val="single" w:color="D9DCE6" w:sz="4"/>
@@ -2600,13 +2285,13 @@
                 <w:sz w:val="19"/>
                 <w:szCs w:val="19"/>
               </w:rPr>
-              <w:t xml:space="preserve">Cisco Catalyst SD-WAN</w:t>
-            </w:r>
-          </w:p>
-        </w:tc>
-        <w:tc>
-          <w:tcPr>
-            <w:tcW w:type="dxa" w:w="1350"/>
+              <w:t xml:space="preserve">Cisco Meraki</w:t>
+            </w:r>
+          </w:p>
+        </w:tc>
+        <w:tc>
+          <w:tcPr>
+            <w:tcW w:type="dxa" w:w="1250"/>
             <w:tcBorders>
               <w:top w:val="single" w:color="D9DCE6" w:sz="4"/>
               <w:left w:val="single" w:color="D9DCE6" w:sz="4"/>
@@ -2634,7 +2319,7 @@
         </w:tc>
         <w:tc>
           <w:tcPr>
-            <w:tcW w:type="dxa" w:w="1350"/>
+            <w:tcW w:type="dxa" w:w="1300"/>
             <w:tcBorders>
               <w:top w:val="single" w:color="D9DCE6" w:sz="4"/>
               <w:left w:val="single" w:color="D9DCE6" w:sz="4"/>
@@ -2690,29 +2375,29 @@
         </w:tc>
         <w:tc>
           <w:tcPr>
-            <w:tcW w:type="dxa" w:w="2760"/>
-            <w:tcBorders>
-              <w:top w:val="single" w:color="D9DCE6" w:sz="4"/>
-              <w:left w:val="single" w:color="D9DCE6" w:sz="4"/>
-              <w:bottom w:val="single" w:color="D9DCE6" w:sz="4"/>
-              <w:right w:val="single" w:color="D9DCE6" w:sz="4"/>
-            </w:tcBorders>
-            <w:tcMar>
-              <w:top w:type="dxa" w:w="70"/>
-              <w:left w:type="dxa" w:w="110"/>
-              <w:bottom w:type="dxa" w:w="70"/>
-              <w:right w:type="dxa" w:w="110"/>
-            </w:tcMar>
-          </w:tcPr>
-          <w:p>
-            <w:r>
-              <w:rPr>
-                <w:b w:val="false"/>
-                <w:bCs w:val="false"/>
-                <w:sz w:val="19"/>
-                <w:szCs w:val="19"/>
-              </w:rPr>
-              <w:t xml:space="preserve">Cisco Catalyst SD-WAN</w:t>
+            <w:tcW w:type="dxa" w:w="3010"/>
+            <w:tcBorders>
+              <w:top w:val="single" w:color="D9DCE6" w:sz="4"/>
+              <w:left w:val="single" w:color="D9DCE6" w:sz="4"/>
+              <w:bottom w:val="single" w:color="D9DCE6" w:sz="4"/>
+              <w:right w:val="single" w:color="D9DCE6" w:sz="4"/>
+            </w:tcBorders>
+            <w:tcMar>
+              <w:top w:type="dxa" w:w="70"/>
+              <w:left w:type="dxa" w:w="110"/>
+              <w:bottom w:type="dxa" w:w="70"/>
+              <w:right w:type="dxa" w:w="110"/>
+            </w:tcMar>
+          </w:tcPr>
+          <w:p>
+            <w:r>
+              <w:rPr>
+                <w:b w:val="false"/>
+                <w:bCs w:val="false"/>
+                <w:sz w:val="19"/>
+                <w:szCs w:val="19"/>
+              </w:rPr>
+              <w:t xml:space="preserve">Intro del área</w:t>
             </w:r>
           </w:p>
         </w:tc>
@@ -2720,7 +2405,7 @@
       <w:tr>
         <w:tc>
           <w:tcPr>
-            <w:tcW w:type="dxa" w:w="3000"/>
+            <w:tcW w:type="dxa" w:w="2900"/>
             <w:tcBorders>
               <w:top w:val="single" w:color="D9DCE6" w:sz="4"/>
               <w:left w:val="single" w:color="D9DCE6" w:sz="4"/>
@@ -2742,13 +2427,13 @@
                 <w:sz w:val="19"/>
                 <w:szCs w:val="19"/>
               </w:rPr>
-              <w:t xml:space="preserve">Meraki MX SD-WAN</w:t>
-            </w:r>
-          </w:p>
-        </w:tc>
-        <w:tc>
-          <w:tcPr>
-            <w:tcW w:type="dxa" w:w="1350"/>
+              <w:t xml:space="preserve">Cisco Catalyst SD-WAN</w:t>
+            </w:r>
+          </w:p>
+        </w:tc>
+        <w:tc>
+          <w:tcPr>
+            <w:tcW w:type="dxa" w:w="1250"/>
             <w:tcBorders>
               <w:top w:val="single" w:color="D9DCE6" w:sz="4"/>
               <w:left w:val="single" w:color="D9DCE6" w:sz="4"/>
@@ -2776,7 +2461,7 @@
         </w:tc>
         <w:tc>
           <w:tcPr>
-            <w:tcW w:type="dxa" w:w="1350"/>
+            <w:tcW w:type="dxa" w:w="1300"/>
             <w:tcBorders>
               <w:top w:val="single" w:color="D9DCE6" w:sz="4"/>
               <w:left w:val="single" w:color="D9DCE6" w:sz="4"/>
@@ -2832,29 +2517,29 @@
         </w:tc>
         <w:tc>
           <w:tcPr>
-            <w:tcW w:type="dxa" w:w="2760"/>
-            <w:tcBorders>
-              <w:top w:val="single" w:color="D9DCE6" w:sz="4"/>
-              <w:left w:val="single" w:color="D9DCE6" w:sz="4"/>
-              <w:bottom w:val="single" w:color="D9DCE6" w:sz="4"/>
-              <w:right w:val="single" w:color="D9DCE6" w:sz="4"/>
-            </w:tcBorders>
-            <w:tcMar>
-              <w:top w:type="dxa" w:w="70"/>
-              <w:left w:type="dxa" w:w="110"/>
-              <w:bottom w:type="dxa" w:w="70"/>
-              <w:right w:type="dxa" w:w="110"/>
-            </w:tcMar>
-          </w:tcPr>
-          <w:p>
-            <w:r>
-              <w:rPr>
-                <w:b w:val="false"/>
-                <w:bCs w:val="false"/>
-                <w:sz w:val="19"/>
-                <w:szCs w:val="19"/>
-              </w:rPr>
-              <w:t xml:space="preserve">Meraki MX + Secure Access</w:t>
+            <w:tcW w:type="dxa" w:w="3010"/>
+            <w:tcBorders>
+              <w:top w:val="single" w:color="D9DCE6" w:sz="4"/>
+              <w:left w:val="single" w:color="D9DCE6" w:sz="4"/>
+              <w:bottom w:val="single" w:color="D9DCE6" w:sz="4"/>
+              <w:right w:val="single" w:color="D9DCE6" w:sz="4"/>
+            </w:tcBorders>
+            <w:tcMar>
+              <w:top w:type="dxa" w:w="70"/>
+              <w:left w:type="dxa" w:w="110"/>
+              <w:bottom w:type="dxa" w:w="70"/>
+              <w:right w:type="dxa" w:w="110"/>
+            </w:tcMar>
+          </w:tcPr>
+          <w:p>
+            <w:r>
+              <w:rPr>
+                <w:b w:val="false"/>
+                <w:bCs w:val="false"/>
+                <w:sz w:val="19"/>
+                <w:szCs w:val="19"/>
+              </w:rPr>
+              <w:t xml:space="preserve">Cisco Catalyst SD-WAN</w:t>
             </w:r>
           </w:p>
         </w:tc>
@@ -2862,7 +2547,7 @@
       <w:tr>
         <w:tc>
           <w:tcPr>
-            <w:tcW w:type="dxa" w:w="3000"/>
+            <w:tcW w:type="dxa" w:w="2900"/>
             <w:tcBorders>
               <w:top w:val="single" w:color="D9DCE6" w:sz="4"/>
               <w:left w:val="single" w:color="D9DCE6" w:sz="4"/>
@@ -2884,63 +2569,63 @@
                 <w:sz w:val="19"/>
                 <w:szCs w:val="19"/>
               </w:rPr>
-              <w:t xml:space="preserve">conectividad de sucursales a Azure</w:t>
-            </w:r>
-          </w:p>
-        </w:tc>
-        <w:tc>
-          <w:tcPr>
-            <w:tcW w:type="dxa" w:w="1350"/>
-            <w:tcBorders>
-              <w:top w:val="single" w:color="D9DCE6" w:sz="4"/>
-              <w:left w:val="single" w:color="D9DCE6" w:sz="4"/>
-              <w:bottom w:val="single" w:color="D9DCE6" w:sz="4"/>
-              <w:right w:val="single" w:color="D9DCE6" w:sz="4"/>
-            </w:tcBorders>
-            <w:tcMar>
-              <w:top w:type="dxa" w:w="70"/>
-              <w:left w:type="dxa" w:w="110"/>
-              <w:bottom w:type="dxa" w:w="70"/>
-              <w:right w:type="dxa" w:w="110"/>
-            </w:tcMar>
-          </w:tcPr>
-          <w:p>
-            <w:r>
-              <w:rPr>
-                <w:b w:val="false"/>
-                <w:bCs w:val="false"/>
-                <w:sz w:val="19"/>
-                <w:szCs w:val="19"/>
-              </w:rPr>
-              <w:t xml:space="preserve">Long tail</w:t>
-            </w:r>
-          </w:p>
-        </w:tc>
-        <w:tc>
-          <w:tcPr>
-            <w:tcW w:type="dxa" w:w="1350"/>
-            <w:tcBorders>
-              <w:top w:val="single" w:color="D9DCE6" w:sz="4"/>
-              <w:left w:val="single" w:color="D9DCE6" w:sz="4"/>
-              <w:bottom w:val="single" w:color="D9DCE6" w:sz="4"/>
-              <w:right w:val="single" w:color="D9DCE6" w:sz="4"/>
-            </w:tcBorders>
-            <w:tcMar>
-              <w:top w:type="dxa" w:w="70"/>
-              <w:left w:type="dxa" w:w="110"/>
-              <w:bottom w:type="dxa" w:w="70"/>
-              <w:right w:type="dxa" w:w="110"/>
-            </w:tcMar>
-          </w:tcPr>
-          <w:p>
-            <w:r>
-              <w:rPr>
-                <w:b w:val="false"/>
-                <w:bCs w:val="false"/>
-                <w:sz w:val="19"/>
-                <w:szCs w:val="19"/>
-              </w:rPr>
-              <w:t xml:space="preserve">Informativa</w:t>
+              <w:t xml:space="preserve">Meraki MX con SD-WAN</w:t>
+            </w:r>
+          </w:p>
+        </w:tc>
+        <w:tc>
+          <w:tcPr>
+            <w:tcW w:type="dxa" w:w="1250"/>
+            <w:tcBorders>
+              <w:top w:val="single" w:color="D9DCE6" w:sz="4"/>
+              <w:left w:val="single" w:color="D9DCE6" w:sz="4"/>
+              <w:bottom w:val="single" w:color="D9DCE6" w:sz="4"/>
+              <w:right w:val="single" w:color="D9DCE6" w:sz="4"/>
+            </w:tcBorders>
+            <w:tcMar>
+              <w:top w:type="dxa" w:w="70"/>
+              <w:left w:type="dxa" w:w="110"/>
+              <w:bottom w:type="dxa" w:w="70"/>
+              <w:right w:type="dxa" w:w="110"/>
+            </w:tcMar>
+          </w:tcPr>
+          <w:p>
+            <w:r>
+              <w:rPr>
+                <w:b w:val="false"/>
+                <w:bCs w:val="false"/>
+                <w:sz w:val="19"/>
+                <w:szCs w:val="19"/>
+              </w:rPr>
+              <w:t xml:space="preserve">Producto</w:t>
+            </w:r>
+          </w:p>
+        </w:tc>
+        <w:tc>
+          <w:tcPr>
+            <w:tcW w:type="dxa" w:w="1300"/>
+            <w:tcBorders>
+              <w:top w:val="single" w:color="D9DCE6" w:sz="4"/>
+              <w:left w:val="single" w:color="D9DCE6" w:sz="4"/>
+              <w:bottom w:val="single" w:color="D9DCE6" w:sz="4"/>
+              <w:right w:val="single" w:color="D9DCE6" w:sz="4"/>
+            </w:tcBorders>
+            <w:tcMar>
+              <w:top w:type="dxa" w:w="70"/>
+              <w:left w:type="dxa" w:w="110"/>
+              <w:bottom w:type="dxa" w:w="70"/>
+              <w:right w:type="dxa" w:w="110"/>
+            </w:tcMar>
+          </w:tcPr>
+          <w:p>
+            <w:r>
+              <w:rPr>
+                <w:b w:val="false"/>
+                <w:bCs w:val="false"/>
+                <w:sz w:val="19"/>
+                <w:szCs w:val="19"/>
+              </w:rPr>
+              <w:t xml:space="preserve">Comercial</w:t>
             </w:r>
           </w:p>
         </w:tc>
@@ -2974,29 +2659,29 @@
         </w:tc>
         <w:tc>
           <w:tcPr>
-            <w:tcW w:type="dxa" w:w="2760"/>
-            <w:tcBorders>
-              <w:top w:val="single" w:color="D9DCE6" w:sz="4"/>
-              <w:left w:val="single" w:color="D9DCE6" w:sz="4"/>
-              <w:bottom w:val="single" w:color="D9DCE6" w:sz="4"/>
-              <w:right w:val="single" w:color="D9DCE6" w:sz="4"/>
-            </w:tcBorders>
-            <w:tcMar>
-              <w:top w:type="dxa" w:w="70"/>
-              <w:left w:type="dxa" w:w="110"/>
-              <w:bottom w:type="dxa" w:w="70"/>
-              <w:right w:type="dxa" w:w="110"/>
-            </w:tcMar>
-          </w:tcPr>
-          <w:p>
-            <w:r>
-              <w:rPr>
-                <w:b w:val="false"/>
-                <w:bCs w:val="false"/>
-                <w:sz w:val="19"/>
-                <w:szCs w:val="19"/>
-              </w:rPr>
-              <w:t xml:space="preserve">Cisco Catalyst SD-WAN</w:t>
+            <w:tcW w:type="dxa" w:w="3010"/>
+            <w:tcBorders>
+              <w:top w:val="single" w:color="D9DCE6" w:sz="4"/>
+              <w:left w:val="single" w:color="D9DCE6" w:sz="4"/>
+              <w:bottom w:val="single" w:color="D9DCE6" w:sz="4"/>
+              <w:right w:val="single" w:color="D9DCE6" w:sz="4"/>
+            </w:tcBorders>
+            <w:tcMar>
+              <w:top w:type="dxa" w:w="70"/>
+              <w:left w:type="dxa" w:w="110"/>
+              <w:bottom w:type="dxa" w:w="70"/>
+              <w:right w:type="dxa" w:w="110"/>
+            </w:tcMar>
+          </w:tcPr>
+          <w:p>
+            <w:r>
+              <w:rPr>
+                <w:b w:val="false"/>
+                <w:bCs w:val="false"/>
+                <w:sz w:val="19"/>
+                <w:szCs w:val="19"/>
+              </w:rPr>
+              <w:t xml:space="preserve">REN-03</w:t>
             </w:r>
           </w:p>
         </w:tc>
@@ -3004,7 +2689,7 @@
       <w:tr>
         <w:tc>
           <w:tcPr>
-            <w:tcW w:type="dxa" w:w="3000"/>
+            <w:tcW w:type="dxa" w:w="2900"/>
             <w:tcBorders>
               <w:top w:val="single" w:color="D9DCE6" w:sz="4"/>
               <w:left w:val="single" w:color="D9DCE6" w:sz="4"/>
@@ -3026,13 +2711,13 @@
                 <w:sz w:val="19"/>
                 <w:szCs w:val="19"/>
               </w:rPr>
-              <w:t xml:space="preserve">arquitectura SASE: SD-WAN y seguridad en la nube</w:t>
-            </w:r>
-          </w:p>
-        </w:tc>
-        <w:tc>
-          <w:tcPr>
-            <w:tcW w:type="dxa" w:w="1350"/>
+              <w:t xml:space="preserve">conectividad de sucursales a Azure</w:t>
+            </w:r>
+          </w:p>
+        </w:tc>
+        <w:tc>
+          <w:tcPr>
+            <w:tcW w:type="dxa" w:w="1250"/>
             <w:tcBorders>
               <w:top w:val="single" w:color="D9DCE6" w:sz="4"/>
               <w:left w:val="single" w:color="D9DCE6" w:sz="4"/>
@@ -3060,7 +2745,7 @@
         </w:tc>
         <w:tc>
           <w:tcPr>
-            <w:tcW w:type="dxa" w:w="1350"/>
+            <w:tcW w:type="dxa" w:w="1300"/>
             <w:tcBorders>
               <w:top w:val="single" w:color="D9DCE6" w:sz="4"/>
               <w:left w:val="single" w:color="D9DCE6" w:sz="4"/>
@@ -3110,35 +2795,35 @@
                 <w:sz w:val="19"/>
                 <w:szCs w:val="19"/>
               </w:rPr>
-              <w:t xml:space="preserve">B</w:t>
-            </w:r>
-          </w:p>
-        </w:tc>
-        <w:tc>
-          <w:tcPr>
-            <w:tcW w:type="dxa" w:w="2760"/>
-            <w:tcBorders>
-              <w:top w:val="single" w:color="D9DCE6" w:sz="4"/>
-              <w:left w:val="single" w:color="D9DCE6" w:sz="4"/>
-              <w:bottom w:val="single" w:color="D9DCE6" w:sz="4"/>
-              <w:right w:val="single" w:color="D9DCE6" w:sz="4"/>
-            </w:tcBorders>
-            <w:tcMar>
-              <w:top w:type="dxa" w:w="70"/>
-              <w:left w:type="dxa" w:w="110"/>
-              <w:bottom w:type="dxa" w:w="70"/>
-              <w:right w:type="dxa" w:w="110"/>
-            </w:tcMar>
-          </w:tcPr>
-          <w:p>
-            <w:r>
-              <w:rPr>
-                <w:b w:val="false"/>
-                <w:bCs w:val="false"/>
-                <w:sz w:val="19"/>
-                <w:szCs w:val="19"/>
-              </w:rPr>
-              <w:t xml:space="preserve">Meraki MX + Secure Access</w:t>
+              <w:t xml:space="preserve">A</w:t>
+            </w:r>
+          </w:p>
+        </w:tc>
+        <w:tc>
+          <w:tcPr>
+            <w:tcW w:type="dxa" w:w="3010"/>
+            <w:tcBorders>
+              <w:top w:val="single" w:color="D9DCE6" w:sz="4"/>
+              <w:left w:val="single" w:color="D9DCE6" w:sz="4"/>
+              <w:bottom w:val="single" w:color="D9DCE6" w:sz="4"/>
+              <w:right w:val="single" w:color="D9DCE6" w:sz="4"/>
+            </w:tcBorders>
+            <w:tcMar>
+              <w:top w:type="dxa" w:w="70"/>
+              <w:left w:type="dxa" w:w="110"/>
+              <w:bottom w:type="dxa" w:w="70"/>
+              <w:right w:type="dxa" w:w="110"/>
+            </w:tcMar>
+          </w:tcPr>
+          <w:p>
+            <w:r>
+              <w:rPr>
+                <w:b w:val="false"/>
+                <w:bCs w:val="false"/>
+                <w:sz w:val="19"/>
+                <w:szCs w:val="19"/>
+              </w:rPr>
+              <w:t xml:space="preserve">Cisco Catalyst SD-WAN</w:t>
             </w:r>
           </w:p>
         </w:tc>
@@ -3146,7 +2831,7 @@
       <w:tr>
         <w:tc>
           <w:tcPr>
-            <w:tcW w:type="dxa" w:w="3000"/>
+            <w:tcW w:type="dxa" w:w="2900"/>
             <w:tcBorders>
               <w:top w:val="single" w:color="D9DCE6" w:sz="4"/>
               <w:left w:val="single" w:color="D9DCE6" w:sz="4"/>
@@ -3168,13 +2853,13 @@
                 <w:sz w:val="19"/>
                 <w:szCs w:val="19"/>
               </w:rPr>
-              <w:t xml:space="preserve">red gestionada en la nube Meraki</w:t>
-            </w:r>
-          </w:p>
-        </w:tc>
-        <w:tc>
-          <w:tcPr>
-            <w:tcW w:type="dxa" w:w="1350"/>
+              <w:t xml:space="preserve">red gestionada en la nube</w:t>
+            </w:r>
+          </w:p>
+        </w:tc>
+        <w:tc>
+          <w:tcPr>
+            <w:tcW w:type="dxa" w:w="1250"/>
             <w:tcBorders>
               <w:top w:val="single" w:color="D9DCE6" w:sz="4"/>
               <w:left w:val="single" w:color="D9DCE6" w:sz="4"/>
@@ -3202,7 +2887,7 @@
         </w:tc>
         <w:tc>
           <w:tcPr>
-            <w:tcW w:type="dxa" w:w="1350"/>
+            <w:tcW w:type="dxa" w:w="1300"/>
             <w:tcBorders>
               <w:top w:val="single" w:color="D9DCE6" w:sz="4"/>
               <w:left w:val="single" w:color="D9DCE6" w:sz="4"/>
@@ -3258,7 +2943,7 @@
         </w:tc>
         <w:tc>
           <w:tcPr>
-            <w:tcW w:type="dxa" w:w="2760"/>
+            <w:tcW w:type="dxa" w:w="3010"/>
             <w:tcBorders>
               <w:top w:val="single" w:color="D9DCE6" w:sz="4"/>
               <w:left w:val="single" w:color="D9DCE6" w:sz="4"/>
@@ -3288,7 +2973,7 @@
       <w:tr>
         <w:tc>
           <w:tcPr>
-            <w:tcW w:type="dxa" w:w="3000"/>
+            <w:tcW w:type="dxa" w:w="2900"/>
             <w:tcBorders>
               <w:top w:val="single" w:color="D9DCE6" w:sz="4"/>
               <w:left w:val="single" w:color="D9DCE6" w:sz="4"/>
@@ -3310,41 +2995,41 @@
                 <w:sz w:val="19"/>
                 <w:szCs w:val="19"/>
               </w:rPr>
-              <w:t xml:space="preserve">Wi-Fi empresarial Meraki</w:t>
-            </w:r>
-          </w:p>
-        </w:tc>
-        <w:tc>
-          <w:tcPr>
-            <w:tcW w:type="dxa" w:w="1350"/>
-            <w:tcBorders>
-              <w:top w:val="single" w:color="D9DCE6" w:sz="4"/>
-              <w:left w:val="single" w:color="D9DCE6" w:sz="4"/>
-              <w:bottom w:val="single" w:color="D9DCE6" w:sz="4"/>
-              <w:right w:val="single" w:color="D9DCE6" w:sz="4"/>
-            </w:tcBorders>
-            <w:tcMar>
-              <w:top w:type="dxa" w:w="70"/>
-              <w:left w:type="dxa" w:w="110"/>
-              <w:bottom w:type="dxa" w:w="70"/>
-              <w:right w:type="dxa" w:w="110"/>
-            </w:tcMar>
-          </w:tcPr>
-          <w:p>
-            <w:r>
-              <w:rPr>
-                <w:b w:val="false"/>
-                <w:bCs w:val="false"/>
-                <w:sz w:val="19"/>
-                <w:szCs w:val="19"/>
-              </w:rPr>
-              <w:t xml:space="preserve">Producto</w:t>
-            </w:r>
-          </w:p>
-        </w:tc>
-        <w:tc>
-          <w:tcPr>
-            <w:tcW w:type="dxa" w:w="1350"/>
+              <w:t xml:space="preserve">Wi-Fi empresarial</w:t>
+            </w:r>
+          </w:p>
+        </w:tc>
+        <w:tc>
+          <w:tcPr>
+            <w:tcW w:type="dxa" w:w="1250"/>
+            <w:tcBorders>
+              <w:top w:val="single" w:color="D9DCE6" w:sz="4"/>
+              <w:left w:val="single" w:color="D9DCE6" w:sz="4"/>
+              <w:bottom w:val="single" w:color="D9DCE6" w:sz="4"/>
+              <w:right w:val="single" w:color="D9DCE6" w:sz="4"/>
+            </w:tcBorders>
+            <w:tcMar>
+              <w:top w:type="dxa" w:w="70"/>
+              <w:left w:type="dxa" w:w="110"/>
+              <w:bottom w:type="dxa" w:w="70"/>
+              <w:right w:type="dxa" w:w="110"/>
+            </w:tcMar>
+          </w:tcPr>
+          <w:p>
+            <w:r>
+              <w:rPr>
+                <w:b w:val="false"/>
+                <w:bCs w:val="false"/>
+                <w:sz w:val="19"/>
+                <w:szCs w:val="19"/>
+              </w:rPr>
+              <w:t xml:space="preserve">Secundaria</w:t>
+            </w:r>
+          </w:p>
+        </w:tc>
+        <w:tc>
+          <w:tcPr>
+            <w:tcW w:type="dxa" w:w="1300"/>
             <w:tcBorders>
               <w:top w:val="single" w:color="D9DCE6" w:sz="4"/>
               <w:left w:val="single" w:color="D9DCE6" w:sz="4"/>
@@ -3400,29 +3085,29 @@
         </w:tc>
         <w:tc>
           <w:tcPr>
-            <w:tcW w:type="dxa" w:w="2760"/>
-            <w:tcBorders>
-              <w:top w:val="single" w:color="D9DCE6" w:sz="4"/>
-              <w:left w:val="single" w:color="D9DCE6" w:sz="4"/>
-              <w:bottom w:val="single" w:color="D9DCE6" w:sz="4"/>
-              <w:right w:val="single" w:color="D9DCE6" w:sz="4"/>
-            </w:tcBorders>
-            <w:tcMar>
-              <w:top w:type="dxa" w:w="70"/>
-              <w:left w:type="dxa" w:w="110"/>
-              <w:bottom w:type="dxa" w:w="70"/>
-              <w:right w:type="dxa" w:w="110"/>
-            </w:tcMar>
-          </w:tcPr>
-          <w:p>
-            <w:r>
-              <w:rPr>
-                <w:b w:val="false"/>
-                <w:bCs w:val="false"/>
-                <w:sz w:val="19"/>
-                <w:szCs w:val="19"/>
-              </w:rPr>
-              <w:t xml:space="preserve">Meraki MS y MR</w:t>
+            <w:tcW w:type="dxa" w:w="3010"/>
+            <w:tcBorders>
+              <w:top w:val="single" w:color="D9DCE6" w:sz="4"/>
+              <w:left w:val="single" w:color="D9DCE6" w:sz="4"/>
+              <w:bottom w:val="single" w:color="D9DCE6" w:sz="4"/>
+              <w:right w:val="single" w:color="D9DCE6" w:sz="4"/>
+            </w:tcBorders>
+            <w:tcMar>
+              <w:top w:type="dxa" w:w="70"/>
+              <w:left w:type="dxa" w:w="110"/>
+              <w:bottom w:type="dxa" w:w="70"/>
+              <w:right w:type="dxa" w:w="110"/>
+            </w:tcMar>
+          </w:tcPr>
+          <w:p>
+            <w:r>
+              <w:rPr>
+                <w:b w:val="false"/>
+                <w:bCs w:val="false"/>
+                <w:sz w:val="19"/>
+                <w:szCs w:val="19"/>
+              </w:rPr>
+              <w:t xml:space="preserve">Intro y Meraki MS y MR</w:t>
             </w:r>
           </w:p>
         </w:tc>
@@ -3430,7 +3115,7 @@
       <w:tr>
         <w:tc>
           <w:tcPr>
-            <w:tcW w:type="dxa" w:w="3000"/>
+            <w:tcW w:type="dxa" w:w="2900"/>
             <w:tcBorders>
               <w:top w:val="single" w:color="D9DCE6" w:sz="4"/>
               <w:left w:val="single" w:color="D9DCE6" w:sz="4"/>
@@ -3452,41 +3137,41 @@
                 <w:sz w:val="19"/>
                 <w:szCs w:val="19"/>
               </w:rPr>
-              <w:t xml:space="preserve">switches Meraki MS</w:t>
-            </w:r>
-          </w:p>
-        </w:tc>
-        <w:tc>
-          <w:tcPr>
-            <w:tcW w:type="dxa" w:w="1350"/>
-            <w:tcBorders>
-              <w:top w:val="single" w:color="D9DCE6" w:sz="4"/>
-              <w:left w:val="single" w:color="D9DCE6" w:sz="4"/>
-              <w:bottom w:val="single" w:color="D9DCE6" w:sz="4"/>
-              <w:right w:val="single" w:color="D9DCE6" w:sz="4"/>
-            </w:tcBorders>
-            <w:tcMar>
-              <w:top w:type="dxa" w:w="70"/>
-              <w:left w:type="dxa" w:w="110"/>
-              <w:bottom w:type="dxa" w:w="70"/>
-              <w:right w:type="dxa" w:w="110"/>
-            </w:tcMar>
-          </w:tcPr>
-          <w:p>
-            <w:r>
-              <w:rPr>
-                <w:b w:val="false"/>
-                <w:bCs w:val="false"/>
-                <w:sz w:val="19"/>
-                <w:szCs w:val="19"/>
-              </w:rPr>
-              <w:t xml:space="preserve">Producto</w:t>
-            </w:r>
-          </w:p>
-        </w:tc>
-        <w:tc>
-          <w:tcPr>
-            <w:tcW w:type="dxa" w:w="1350"/>
+              <w:t xml:space="preserve">respaldo 4G/5G para sucursales</w:t>
+            </w:r>
+          </w:p>
+        </w:tc>
+        <w:tc>
+          <w:tcPr>
+            <w:tcW w:type="dxa" w:w="1250"/>
+            <w:tcBorders>
+              <w:top w:val="single" w:color="D9DCE6" w:sz="4"/>
+              <w:left w:val="single" w:color="D9DCE6" w:sz="4"/>
+              <w:bottom w:val="single" w:color="D9DCE6" w:sz="4"/>
+              <w:right w:val="single" w:color="D9DCE6" w:sz="4"/>
+            </w:tcBorders>
+            <w:tcMar>
+              <w:top w:type="dxa" w:w="70"/>
+              <w:left w:type="dxa" w:w="110"/>
+              <w:bottom w:type="dxa" w:w="70"/>
+              <w:right w:type="dxa" w:w="110"/>
+            </w:tcMar>
+          </w:tcPr>
+          <w:p>
+            <w:r>
+              <w:rPr>
+                <w:b w:val="false"/>
+                <w:bCs w:val="false"/>
+                <w:sz w:val="19"/>
+                <w:szCs w:val="19"/>
+              </w:rPr>
+              <w:t xml:space="preserve">Long tail</w:t>
+            </w:r>
+          </w:p>
+        </w:tc>
+        <w:tc>
+          <w:tcPr>
+            <w:tcW w:type="dxa" w:w="1300"/>
             <w:tcBorders>
               <w:top w:val="single" w:color="D9DCE6" w:sz="4"/>
               <w:left w:val="single" w:color="D9DCE6" w:sz="4"/>
@@ -3542,29 +3227,29 @@
         </w:tc>
         <w:tc>
           <w:tcPr>
-            <w:tcW w:type="dxa" w:w="2760"/>
-            <w:tcBorders>
-              <w:top w:val="single" w:color="D9DCE6" w:sz="4"/>
-              <w:left w:val="single" w:color="D9DCE6" w:sz="4"/>
-              <w:bottom w:val="single" w:color="D9DCE6" w:sz="4"/>
-              <w:right w:val="single" w:color="D9DCE6" w:sz="4"/>
-            </w:tcBorders>
-            <w:tcMar>
-              <w:top w:type="dxa" w:w="70"/>
-              <w:left w:type="dxa" w:w="110"/>
-              <w:bottom w:type="dxa" w:w="70"/>
-              <w:right w:type="dxa" w:w="110"/>
-            </w:tcMar>
-          </w:tcPr>
-          <w:p>
-            <w:r>
-              <w:rPr>
-                <w:b w:val="false"/>
-                <w:bCs w:val="false"/>
-                <w:sz w:val="19"/>
-                <w:szCs w:val="19"/>
-              </w:rPr>
-              <w:t xml:space="preserve">Meraki MS y MR</w:t>
+            <w:tcW w:type="dxa" w:w="3010"/>
+            <w:tcBorders>
+              <w:top w:val="single" w:color="D9DCE6" w:sz="4"/>
+              <w:left w:val="single" w:color="D9DCE6" w:sz="4"/>
+              <w:bottom w:val="single" w:color="D9DCE6" w:sz="4"/>
+              <w:right w:val="single" w:color="D9DCE6" w:sz="4"/>
+            </w:tcBorders>
+            <w:tcMar>
+              <w:top w:type="dxa" w:w="70"/>
+              <w:left w:type="dxa" w:w="110"/>
+              <w:bottom w:type="dxa" w:w="70"/>
+              <w:right w:type="dxa" w:w="110"/>
+            </w:tcMar>
+          </w:tcPr>
+          <w:p>
+            <w:r>
+              <w:rPr>
+                <w:b w:val="false"/>
+                <w:bCs w:val="false"/>
+                <w:sz w:val="19"/>
+                <w:szCs w:val="19"/>
+              </w:rPr>
+              <w:t xml:space="preserve">Meraki MG</w:t>
             </w:r>
           </w:p>
         </w:tc>
@@ -3572,7 +3257,7 @@
       <w:tr>
         <w:tc>
           <w:tcPr>
-            <w:tcW w:type="dxa" w:w="3000"/>
+            <w:tcW w:type="dxa" w:w="2900"/>
             <w:tcBorders>
               <w:top w:val="single" w:color="D9DCE6" w:sz="4"/>
               <w:left w:val="single" w:color="D9DCE6" w:sz="4"/>
@@ -3594,13 +3279,13 @@
                 <w:sz w:val="19"/>
                 <w:szCs w:val="19"/>
               </w:rPr>
-              <w:t xml:space="preserve">respaldo 4G/5G para sucursales</w:t>
-            </w:r>
-          </w:p>
-        </w:tc>
-        <w:tc>
-          <w:tcPr>
-            <w:tcW w:type="dxa" w:w="1350"/>
+              <w:t xml:space="preserve">Azure Virtual WAN</w:t>
+            </w:r>
+          </w:p>
+        </w:tc>
+        <w:tc>
+          <w:tcPr>
+            <w:tcW w:type="dxa" w:w="1250"/>
             <w:tcBorders>
               <w:top w:val="single" w:color="D9DCE6" w:sz="4"/>
               <w:left w:val="single" w:color="D9DCE6" w:sz="4"/>
@@ -3628,29 +3313,29 @@
         </w:tc>
         <w:tc>
           <w:tcPr>
-            <w:tcW w:type="dxa" w:w="1350"/>
-            <w:tcBorders>
-              <w:top w:val="single" w:color="D9DCE6" w:sz="4"/>
-              <w:left w:val="single" w:color="D9DCE6" w:sz="4"/>
-              <w:bottom w:val="single" w:color="D9DCE6" w:sz="4"/>
-              <w:right w:val="single" w:color="D9DCE6" w:sz="4"/>
-            </w:tcBorders>
-            <w:tcMar>
-              <w:top w:type="dxa" w:w="70"/>
-              <w:left w:type="dxa" w:w="110"/>
-              <w:bottom w:type="dxa" w:w="70"/>
-              <w:right w:type="dxa" w:w="110"/>
-            </w:tcMar>
-          </w:tcPr>
-          <w:p>
-            <w:r>
-              <w:rPr>
-                <w:b w:val="false"/>
-                <w:bCs w:val="false"/>
-                <w:sz w:val="19"/>
-                <w:szCs w:val="19"/>
-              </w:rPr>
-              <w:t xml:space="preserve">Comercial</w:t>
+            <w:tcW w:type="dxa" w:w="1300"/>
+            <w:tcBorders>
+              <w:top w:val="single" w:color="D9DCE6" w:sz="4"/>
+              <w:left w:val="single" w:color="D9DCE6" w:sz="4"/>
+              <w:bottom w:val="single" w:color="D9DCE6" w:sz="4"/>
+              <w:right w:val="single" w:color="D9DCE6" w:sz="4"/>
+            </w:tcBorders>
+            <w:tcMar>
+              <w:top w:type="dxa" w:w="70"/>
+              <w:left w:type="dxa" w:w="110"/>
+              <w:bottom w:type="dxa" w:w="70"/>
+              <w:right w:type="dxa" w:w="110"/>
+            </w:tcMar>
+          </w:tcPr>
+          <w:p>
+            <w:r>
+              <w:rPr>
+                <w:b w:val="false"/>
+                <w:bCs w:val="false"/>
+                <w:sz w:val="19"/>
+                <w:szCs w:val="19"/>
+              </w:rPr>
+              <w:t xml:space="preserve">Informativa</w:t>
             </w:r>
           </w:p>
         </w:tc>
@@ -3678,155 +3363,13 @@
                 <w:sz w:val="19"/>
                 <w:szCs w:val="19"/>
               </w:rPr>
-              <w:t xml:space="preserve">B</w:t>
-            </w:r>
-          </w:p>
-        </w:tc>
-        <w:tc>
-          <w:tcPr>
-            <w:tcW w:type="dxa" w:w="2760"/>
-            <w:tcBorders>
-              <w:top w:val="single" w:color="D9DCE6" w:sz="4"/>
-              <w:left w:val="single" w:color="D9DCE6" w:sz="4"/>
-              <w:bottom w:val="single" w:color="D9DCE6" w:sz="4"/>
-              <w:right w:val="single" w:color="D9DCE6" w:sz="4"/>
-            </w:tcBorders>
-            <w:tcMar>
-              <w:top w:type="dxa" w:w="70"/>
-              <w:left w:type="dxa" w:w="110"/>
-              <w:bottom w:type="dxa" w:w="70"/>
-              <w:right w:type="dxa" w:w="110"/>
-            </w:tcMar>
-          </w:tcPr>
-          <w:p>
-            <w:r>
-              <w:rPr>
-                <w:b w:val="false"/>
-                <w:bCs w:val="false"/>
-                <w:sz w:val="19"/>
-                <w:szCs w:val="19"/>
-              </w:rPr>
-              <w:t xml:space="preserve">Meraki MG</w:t>
-            </w:r>
-          </w:p>
-        </w:tc>
-      </w:tr>
-      <w:tr>
-        <w:tc>
-          <w:tcPr>
-            <w:tcW w:type="dxa" w:w="3000"/>
-            <w:tcBorders>
-              <w:top w:val="single" w:color="D9DCE6" w:sz="4"/>
-              <w:left w:val="single" w:color="D9DCE6" w:sz="4"/>
-              <w:bottom w:val="single" w:color="D9DCE6" w:sz="4"/>
-              <w:right w:val="single" w:color="D9DCE6" w:sz="4"/>
-            </w:tcBorders>
-            <w:tcMar>
-              <w:top w:type="dxa" w:w="70"/>
-              <w:left w:type="dxa" w:w="110"/>
-              <w:bottom w:type="dxa" w:w="70"/>
-              <w:right w:type="dxa" w:w="110"/>
-            </w:tcMar>
-          </w:tcPr>
-          <w:p>
-            <w:r>
-              <w:rPr>
-                <w:b/>
-                <w:bCs/>
-                <w:sz w:val="19"/>
-                <w:szCs w:val="19"/>
-              </w:rPr>
-              <w:t xml:space="preserve">Azure Virtual WAN y SD-WAN</w:t>
-            </w:r>
-          </w:p>
-        </w:tc>
-        <w:tc>
-          <w:tcPr>
-            <w:tcW w:type="dxa" w:w="1350"/>
-            <w:tcBorders>
-              <w:top w:val="single" w:color="D9DCE6" w:sz="4"/>
-              <w:left w:val="single" w:color="D9DCE6" w:sz="4"/>
-              <w:bottom w:val="single" w:color="D9DCE6" w:sz="4"/>
-              <w:right w:val="single" w:color="D9DCE6" w:sz="4"/>
-            </w:tcBorders>
-            <w:tcMar>
-              <w:top w:type="dxa" w:w="70"/>
-              <w:left w:type="dxa" w:w="110"/>
-              <w:bottom w:type="dxa" w:w="70"/>
-              <w:right w:type="dxa" w:w="110"/>
-            </w:tcMar>
-          </w:tcPr>
-          <w:p>
-            <w:r>
-              <w:rPr>
-                <w:b w:val="false"/>
-                <w:bCs w:val="false"/>
-                <w:sz w:val="19"/>
-                <w:szCs w:val="19"/>
-              </w:rPr>
-              <w:t xml:space="preserve">Long tail</w:t>
-            </w:r>
-          </w:p>
-        </w:tc>
-        <w:tc>
-          <w:tcPr>
-            <w:tcW w:type="dxa" w:w="1350"/>
-            <w:tcBorders>
-              <w:top w:val="single" w:color="D9DCE6" w:sz="4"/>
-              <w:left w:val="single" w:color="D9DCE6" w:sz="4"/>
-              <w:bottom w:val="single" w:color="D9DCE6" w:sz="4"/>
-              <w:right w:val="single" w:color="D9DCE6" w:sz="4"/>
-            </w:tcBorders>
-            <w:tcMar>
-              <w:top w:type="dxa" w:w="70"/>
-              <w:left w:type="dxa" w:w="110"/>
-              <w:bottom w:type="dxa" w:w="70"/>
-              <w:right w:type="dxa" w:w="110"/>
-            </w:tcMar>
-          </w:tcPr>
-          <w:p>
-            <w:r>
-              <w:rPr>
-                <w:b w:val="false"/>
-                <w:bCs w:val="false"/>
-                <w:sz w:val="19"/>
-                <w:szCs w:val="19"/>
-              </w:rPr>
-              <w:t xml:space="preserve">Informativa</w:t>
-            </w:r>
-          </w:p>
-        </w:tc>
-        <w:tc>
-          <w:tcPr>
-            <w:tcW w:type="dxa" w:w="900"/>
-            <w:tcBorders>
-              <w:top w:val="single" w:color="D9DCE6" w:sz="4"/>
-              <w:left w:val="single" w:color="D9DCE6" w:sz="4"/>
-              <w:bottom w:val="single" w:color="D9DCE6" w:sz="4"/>
-              <w:right w:val="single" w:color="D9DCE6" w:sz="4"/>
-            </w:tcBorders>
-            <w:tcMar>
-              <w:top w:type="dxa" w:w="70"/>
-              <w:left w:type="dxa" w:w="110"/>
-              <w:bottom w:type="dxa" w:w="70"/>
-              <w:right w:type="dxa" w:w="110"/>
-            </w:tcMar>
-          </w:tcPr>
-          <w:p>
-            <w:r>
-              <w:rPr>
-                <w:b w:val="false"/>
-                <w:bCs w:val="false"/>
-                <w:sz w:val="19"/>
-                <w:szCs w:val="19"/>
-              </w:rPr>
               <w:t xml:space="preserve">C</w:t>
             </w:r>
           </w:p>
         </w:tc>
         <w:tc>
           <w:tcPr>
-            <w:tcW w:type="dxa" w:w="2760"/>
+            <w:tcW w:type="dxa" w:w="3010"/>
             <w:tcBorders>
               <w:top w:val="single" w:color="D9DCE6" w:sz="4"/>
               <w:left w:val="single" w:color="D9DCE6" w:sz="4"/>
@@ -3854,17 +3397,27 @@
         </w:tc>
       </w:tr>
     </w:tbl>
-    <w:p>
-      <w:pPr>
-        <w:spacing w:after="240"/>
-      </w:pPr>
-    </w:p>
     <w:p>
       <w:pPr>
         <w:pStyle w:val="Heading1"/>
       </w:pPr>
       <w:r>
-        <w:t xml:space="preserve">2. SECaaS: seguridad como servicio</w:t>
+        <w:t xml:space="preserve">2. SECaaS (Seguridad)</w:t>
+      </w:r>
+    </w:p>
+    <w:p>
+      <w:pPr>
+        <w:spacing w:after="120"/>
+      </w:pPr>
+      <w:r>
+        <w:rPr>
+          <w:b/>
+          <w:bCs/>
+        </w:rPr>
+        <w:t xml:space="preserve">Página: </w:t>
+      </w:r>
+      <w:r>
+        <w:t xml:space="preserve">soluciones.html#secaas</w:t>
       </w:r>
     </w:p>
     <w:p>
@@ -3879,32 +3432,7 @@
         <w:t xml:space="preserve">Objetivo: </w:t>
       </w:r>
       <w:r>
-        <w:t xml:space="preserve">Ser referencia en seguridad como servicio administrada (SECaaS), del endpoint al firewall en la nube.</w:t>
-      </w:r>
-    </w:p>
-    <w:p>
-      <w:pPr>
-        <w:spacing w:after="160"/>
-      </w:pPr>
-      <w:r>
-        <w:rPr>
-          <w:b/>
-          <w:bCs/>
-        </w:rPr>
-        <w:t xml:space="preserve">H2 en el sitio: </w:t>
-      </w:r>
-      <w:r>
-        <w:t xml:space="preserve">SECaaS: seguridad como servicio, del endpoint al firewall en la nube</w:t>
-      </w:r>
-      <w:r>
-        <w:rPr>
-          <w:b/>
-          <w:bCs/>
-        </w:rPr>
-        <w:t xml:space="preserve">   ·   URL: </w:t>
-      </w:r>
-      <w:r>
-        <w:t xml:space="preserve">soluciones.html#secaas</w:t>
+        <w:t xml:space="preserve">Ser referencia en seguridad como servicio administrada, del endpoint al firewall en la nube.</w:t>
       </w:r>
     </w:p>
     <w:tbl>
@@ -3920,11 +3448,11 @@
         </w:tblBorders>
       </w:tblPr>
       <w:tblGrid>
-        <w:gridCol w:w="3000"/>
-        <w:gridCol w:w="1350"/>
-        <w:gridCol w:w="1350"/>
+        <w:gridCol w:w="2900"/>
+        <w:gridCol w:w="1250"/>
+        <w:gridCol w:w="1300"/>
         <w:gridCol w:w="900"/>
-        <w:gridCol w:w="2760"/>
+        <w:gridCol w:w="3010"/>
       </w:tblGrid>
       <w:tr>
         <w:trPr>
@@ -3932,7 +3460,7 @@
         </w:trPr>
         <w:tc>
           <w:tcPr>
-            <w:tcW w:type="dxa" w:w="3000"/>
+            <w:tcW w:type="dxa" w:w="2900"/>
             <w:tcBorders>
               <w:top w:val="single" w:color="D9DCE6" w:sz="4"/>
               <w:left w:val="single" w:color="D9DCE6" w:sz="4"/>
@@ -3962,7 +3490,7 @@
         </w:tc>
         <w:tc>
           <w:tcPr>
-            <w:tcW w:type="dxa" w:w="1350"/>
+            <w:tcW w:type="dxa" w:w="1250"/>
             <w:tcBorders>
               <w:top w:val="single" w:color="D9DCE6" w:sz="4"/>
               <w:left w:val="single" w:color="D9DCE6" w:sz="4"/>
@@ -3992,7 +3520,7 @@
         </w:tc>
         <w:tc>
           <w:tcPr>
-            <w:tcW w:type="dxa" w:w="1350"/>
+            <w:tcW w:type="dxa" w:w="1300"/>
             <w:tcBorders>
               <w:top w:val="single" w:color="D9DCE6" w:sz="4"/>
               <w:left w:val="single" w:color="D9DCE6" w:sz="4"/>
@@ -4052,7 +3580,7 @@
         </w:tc>
         <w:tc>
           <w:tcPr>
-            <w:tcW w:type="dxa" w:w="2760"/>
+            <w:tcW w:type="dxa" w:w="3010"/>
             <w:tcBorders>
               <w:top w:val="single" w:color="D9DCE6" w:sz="4"/>
               <w:left w:val="single" w:color="D9DCE6" w:sz="4"/>
@@ -4076,7 +3604,7 @@
                 <w:sz w:val="19"/>
                 <w:szCs w:val="19"/>
               </w:rPr>
-              <w:t xml:space="preserve">Página / sección destino</w:t>
+              <w:t xml:space="preserve">Dónde está en el sitio</w:t>
             </w:r>
           </w:p>
         </w:tc>
@@ -4084,7 +3612,7 @@
       <w:tr>
         <w:tc>
           <w:tcPr>
-            <w:tcW w:type="dxa" w:w="3000"/>
+            <w:tcW w:type="dxa" w:w="2900"/>
             <w:tcBorders>
               <w:top w:val="single" w:color="D9DCE6" w:sz="4"/>
               <w:left w:val="single" w:color="D9DCE6" w:sz="4"/>
@@ -4112,7 +3640,7 @@
         </w:tc>
         <w:tc>
           <w:tcPr>
-            <w:tcW w:type="dxa" w:w="1350"/>
+            <w:tcW w:type="dxa" w:w="1250"/>
             <w:tcBorders>
               <w:top w:val="single" w:color="D9DCE6" w:sz="4"/>
               <w:left w:val="single" w:color="D9DCE6" w:sz="4"/>
@@ -4140,7 +3668,7 @@
         </w:tc>
         <w:tc>
           <w:tcPr>
-            <w:tcW w:type="dxa" w:w="1350"/>
+            <w:tcW w:type="dxa" w:w="1300"/>
             <w:tcBorders>
               <w:top w:val="single" w:color="D9DCE6" w:sz="4"/>
               <w:left w:val="single" w:color="D9DCE6" w:sz="4"/>
@@ -4196,29 +3724,29 @@
         </w:tc>
         <w:tc>
           <w:tcPr>
-            <w:tcW w:type="dxa" w:w="2760"/>
-            <w:tcBorders>
-              <w:top w:val="single" w:color="D9DCE6" w:sz="4"/>
-              <w:left w:val="single" w:color="D9DCE6" w:sz="4"/>
-              <w:bottom w:val="single" w:color="D9DCE6" w:sz="4"/>
-              <w:right w:val="single" w:color="D9DCE6" w:sz="4"/>
-            </w:tcBorders>
-            <w:tcMar>
-              <w:top w:type="dxa" w:w="70"/>
-              <w:left w:type="dxa" w:w="110"/>
-              <w:bottom w:type="dxa" w:w="70"/>
-              <w:right w:type="dxa" w:w="110"/>
-            </w:tcMar>
-          </w:tcPr>
-          <w:p>
-            <w:r>
-              <w:rPr>
-                <w:b w:val="false"/>
-                <w:bCs w:val="false"/>
-                <w:sz w:val="19"/>
-                <w:szCs w:val="19"/>
-              </w:rPr>
-              <w:t xml:space="preserve">#secaas</w:t>
+            <w:tcW w:type="dxa" w:w="3010"/>
+            <w:tcBorders>
+              <w:top w:val="single" w:color="D9DCE6" w:sz="4"/>
+              <w:left w:val="single" w:color="D9DCE6" w:sz="4"/>
+              <w:bottom w:val="single" w:color="D9DCE6" w:sz="4"/>
+              <w:right w:val="single" w:color="D9DCE6" w:sz="4"/>
+            </w:tcBorders>
+            <w:tcMar>
+              <w:top w:type="dxa" w:w="70"/>
+              <w:left w:type="dxa" w:w="110"/>
+              <w:bottom w:type="dxa" w:w="70"/>
+              <w:right w:type="dxa" w:w="110"/>
+            </w:tcMar>
+          </w:tcPr>
+          <w:p>
+            <w:r>
+              <w:rPr>
+                <w:b w:val="false"/>
+                <w:bCs w:val="false"/>
+                <w:sz w:val="19"/>
+                <w:szCs w:val="19"/>
+              </w:rPr>
+              <w:t xml:space="preserve">H2 del área y FAQ</w:t>
             </w:r>
           </w:p>
         </w:tc>
@@ -4226,7 +3754,7 @@
       <w:tr>
         <w:tc>
           <w:tcPr>
-            <w:tcW w:type="dxa" w:w="3000"/>
+            <w:tcW w:type="dxa" w:w="2900"/>
             <w:tcBorders>
               <w:top w:val="single" w:color="D9DCE6" w:sz="4"/>
               <w:left w:val="single" w:color="D9DCE6" w:sz="4"/>
@@ -4254,7 +3782,7 @@
         </w:tc>
         <w:tc>
           <w:tcPr>
-            <w:tcW w:type="dxa" w:w="1350"/>
+            <w:tcW w:type="dxa" w:w="1250"/>
             <w:tcBorders>
               <w:top w:val="single" w:color="D9DCE6" w:sz="4"/>
               <w:left w:val="single" w:color="D9DCE6" w:sz="4"/>
@@ -4282,7 +3810,7 @@
         </w:tc>
         <w:tc>
           <w:tcPr>
-            <w:tcW w:type="dxa" w:w="1350"/>
+            <w:tcW w:type="dxa" w:w="1300"/>
             <w:tcBorders>
               <w:top w:val="single" w:color="D9DCE6" w:sz="4"/>
               <w:left w:val="single" w:color="D9DCE6" w:sz="4"/>
@@ -4338,29 +3866,29 @@
         </w:tc>
         <w:tc>
           <w:tcPr>
-            <w:tcW w:type="dxa" w:w="2760"/>
-            <w:tcBorders>
-              <w:top w:val="single" w:color="D9DCE6" w:sz="4"/>
-              <w:left w:val="single" w:color="D9DCE6" w:sz="4"/>
-              <w:bottom w:val="single" w:color="D9DCE6" w:sz="4"/>
-              <w:right w:val="single" w:color="D9DCE6" w:sz="4"/>
-            </w:tcBorders>
-            <w:tcMar>
-              <w:top w:type="dxa" w:w="70"/>
-              <w:left w:type="dxa" w:w="110"/>
-              <w:bottom w:type="dxa" w:w="70"/>
-              <w:right w:type="dxa" w:w="110"/>
-            </w:tcMar>
-          </w:tcPr>
-          <w:p>
-            <w:r>
-              <w:rPr>
-                <w:b w:val="false"/>
-                <w:bCs w:val="false"/>
-                <w:sz w:val="19"/>
-                <w:szCs w:val="19"/>
-              </w:rPr>
-              <w:t xml:space="preserve">#secaas</w:t>
+            <w:tcW w:type="dxa" w:w="3010"/>
+            <w:tcBorders>
+              <w:top w:val="single" w:color="D9DCE6" w:sz="4"/>
+              <w:left w:val="single" w:color="D9DCE6" w:sz="4"/>
+              <w:bottom w:val="single" w:color="D9DCE6" w:sz="4"/>
+              <w:right w:val="single" w:color="D9DCE6" w:sz="4"/>
+            </w:tcBorders>
+            <w:tcMar>
+              <w:top w:type="dxa" w:w="70"/>
+              <w:left w:type="dxa" w:w="110"/>
+              <w:bottom w:type="dxa" w:w="70"/>
+              <w:right w:type="dxa" w:w="110"/>
+            </w:tcMar>
+          </w:tcPr>
+          <w:p>
+            <w:r>
+              <w:rPr>
+                <w:b w:val="false"/>
+                <w:bCs w:val="false"/>
+                <w:sz w:val="19"/>
+                <w:szCs w:val="19"/>
+              </w:rPr>
+              <w:t xml:space="preserve">H2 del área y paquetes</w:t>
             </w:r>
           </w:p>
         </w:tc>
@@ -4368,7 +3896,7 @@
       <w:tr>
         <w:tc>
           <w:tcPr>
-            <w:tcW w:type="dxa" w:w="3000"/>
+            <w:tcW w:type="dxa" w:w="2900"/>
             <w:tcBorders>
               <w:top w:val="single" w:color="D9DCE6" w:sz="4"/>
               <w:left w:val="single" w:color="D9DCE6" w:sz="4"/>
@@ -4396,7 +3924,7 @@
         </w:tc>
         <w:tc>
           <w:tcPr>
-            <w:tcW w:type="dxa" w:w="1350"/>
+            <w:tcW w:type="dxa" w:w="1250"/>
             <w:tcBorders>
               <w:top w:val="single" w:color="D9DCE6" w:sz="4"/>
               <w:left w:val="single" w:color="D9DCE6" w:sz="4"/>
@@ -4424,7 +3952,7 @@
         </w:tc>
         <w:tc>
           <w:tcPr>
-            <w:tcW w:type="dxa" w:w="1350"/>
+            <w:tcW w:type="dxa" w:w="1300"/>
             <w:tcBorders>
               <w:top w:val="single" w:color="D9DCE6" w:sz="4"/>
               <w:left w:val="single" w:color="D9DCE6" w:sz="4"/>
@@ -4480,29 +4008,29 @@
         </w:tc>
         <w:tc>
           <w:tcPr>
-            <w:tcW w:type="dxa" w:w="2760"/>
-            <w:tcBorders>
-              <w:top w:val="single" w:color="D9DCE6" w:sz="4"/>
-              <w:left w:val="single" w:color="D9DCE6" w:sz="4"/>
-              <w:bottom w:val="single" w:color="D9DCE6" w:sz="4"/>
-              <w:right w:val="single" w:color="D9DCE6" w:sz="4"/>
-            </w:tcBorders>
-            <w:tcMar>
-              <w:top w:type="dxa" w:w="70"/>
-              <w:left w:type="dxa" w:w="110"/>
-              <w:bottom w:type="dxa" w:w="70"/>
-              <w:right w:type="dxa" w:w="110"/>
-            </w:tcMar>
-          </w:tcPr>
-          <w:p>
-            <w:r>
-              <w:rPr>
-                <w:b w:val="false"/>
-                <w:bCs w:val="false"/>
-                <w:sz w:val="19"/>
-                <w:szCs w:val="19"/>
-              </w:rPr>
-              <w:t xml:space="preserve">#secaas</w:t>
+            <w:tcW w:type="dxa" w:w="3010"/>
+            <w:tcBorders>
+              <w:top w:val="single" w:color="D9DCE6" w:sz="4"/>
+              <w:left w:val="single" w:color="D9DCE6" w:sz="4"/>
+              <w:bottom w:val="single" w:color="D9DCE6" w:sz="4"/>
+              <w:right w:val="single" w:color="D9DCE6" w:sz="4"/>
+            </w:tcBorders>
+            <w:tcMar>
+              <w:top w:type="dxa" w:w="70"/>
+              <w:left w:type="dxa" w:w="110"/>
+              <w:bottom w:type="dxa" w:w="70"/>
+              <w:right w:type="dxa" w:w="110"/>
+            </w:tcMar>
+          </w:tcPr>
+          <w:p>
+            <w:r>
+              <w:rPr>
+                <w:b w:val="false"/>
+                <w:bCs w:val="false"/>
+                <w:sz w:val="19"/>
+                <w:szCs w:val="19"/>
+              </w:rPr>
+              <w:t xml:space="preserve">Intro del área</w:t>
             </w:r>
           </w:p>
         </w:tc>
@@ -4510,7 +4038,7 @@
       <w:tr>
         <w:tc>
           <w:tcPr>
-            <w:tcW w:type="dxa" w:w="3000"/>
+            <w:tcW w:type="dxa" w:w="2900"/>
             <w:tcBorders>
               <w:top w:val="single" w:color="D9DCE6" w:sz="4"/>
               <w:left w:val="single" w:color="D9DCE6" w:sz="4"/>
@@ -4532,13 +4060,13 @@
                 <w:sz w:val="19"/>
                 <w:szCs w:val="19"/>
               </w:rPr>
-              <w:t xml:space="preserve">firewall en la nube (FWaaS)</w:t>
-            </w:r>
-          </w:p>
-        </w:tc>
-        <w:tc>
-          <w:tcPr>
-            <w:tcW w:type="dxa" w:w="1350"/>
+              <w:t xml:space="preserve">firewall en la nube</w:t>
+            </w:r>
+          </w:p>
+        </w:tc>
+        <w:tc>
+          <w:tcPr>
+            <w:tcW w:type="dxa" w:w="1250"/>
             <w:tcBorders>
               <w:top w:val="single" w:color="D9DCE6" w:sz="4"/>
               <w:left w:val="single" w:color="D9DCE6" w:sz="4"/>
@@ -4566,7 +4094,7 @@
         </w:tc>
         <w:tc>
           <w:tcPr>
-            <w:tcW w:type="dxa" w:w="1350"/>
+            <w:tcW w:type="dxa" w:w="1300"/>
             <w:tcBorders>
               <w:top w:val="single" w:color="D9DCE6" w:sz="4"/>
               <w:left w:val="single" w:color="D9DCE6" w:sz="4"/>
@@ -4622,29 +4150,29 @@
         </w:tc>
         <w:tc>
           <w:tcPr>
-            <w:tcW w:type="dxa" w:w="2760"/>
-            <w:tcBorders>
-              <w:top w:val="single" w:color="D9DCE6" w:sz="4"/>
-              <w:left w:val="single" w:color="D9DCE6" w:sz="4"/>
-              <w:bottom w:val="single" w:color="D9DCE6" w:sz="4"/>
-              <w:right w:val="single" w:color="D9DCE6" w:sz="4"/>
-            </w:tcBorders>
-            <w:tcMar>
-              <w:top w:type="dxa" w:w="70"/>
-              <w:left w:type="dxa" w:w="110"/>
-              <w:bottom w:type="dxa" w:w="70"/>
-              <w:right w:type="dxa" w:w="110"/>
-            </w:tcMar>
-          </w:tcPr>
-          <w:p>
-            <w:r>
-              <w:rPr>
-                <w:b w:val="false"/>
-                <w:bCs w:val="false"/>
-                <w:sz w:val="19"/>
-                <w:szCs w:val="19"/>
-              </w:rPr>
-              <w:t xml:space="preserve">SECaaS Advantage</w:t>
+            <w:tcW w:type="dxa" w:w="3010"/>
+            <w:tcBorders>
+              <w:top w:val="single" w:color="D9DCE6" w:sz="4"/>
+              <w:left w:val="single" w:color="D9DCE6" w:sz="4"/>
+              <w:bottom w:val="single" w:color="D9DCE6" w:sz="4"/>
+              <w:right w:val="single" w:color="D9DCE6" w:sz="4"/>
+            </w:tcBorders>
+            <w:tcMar>
+              <w:top w:type="dxa" w:w="70"/>
+              <w:left w:type="dxa" w:w="110"/>
+              <w:bottom w:type="dxa" w:w="70"/>
+              <w:right w:type="dxa" w:w="110"/>
+            </w:tcMar>
+          </w:tcPr>
+          <w:p>
+            <w:r>
+              <w:rPr>
+                <w:b w:val="false"/>
+                <w:bCs w:val="false"/>
+                <w:sz w:val="19"/>
+                <w:szCs w:val="19"/>
+              </w:rPr>
+              <w:t xml:space="preserve">H2 del área y SECaaS Advantage</w:t>
             </w:r>
           </w:p>
         </w:tc>
@@ -4652,7 +4180,7 @@
       <w:tr>
         <w:tc>
           <w:tcPr>
-            <w:tcW w:type="dxa" w:w="3000"/>
+            <w:tcW w:type="dxa" w:w="2900"/>
             <w:tcBorders>
               <w:top w:val="single" w:color="D9DCE6" w:sz="4"/>
               <w:left w:val="single" w:color="D9DCE6" w:sz="4"/>
@@ -4674,13 +4202,13 @@
                 <w:sz w:val="19"/>
                 <w:szCs w:val="19"/>
               </w:rPr>
-              <w:t xml:space="preserve">Zero Trust ZTNA para empresas</w:t>
-            </w:r>
-          </w:p>
-        </w:tc>
-        <w:tc>
-          <w:tcPr>
-            <w:tcW w:type="dxa" w:w="1350"/>
+              <w:t xml:space="preserve">Zero Trust</w:t>
+            </w:r>
+          </w:p>
+        </w:tc>
+        <w:tc>
+          <w:tcPr>
+            <w:tcW w:type="dxa" w:w="1250"/>
             <w:tcBorders>
               <w:top w:val="single" w:color="D9DCE6" w:sz="4"/>
               <w:left w:val="single" w:color="D9DCE6" w:sz="4"/>
@@ -4708,7 +4236,7 @@
         </w:tc>
         <w:tc>
           <w:tcPr>
-            <w:tcW w:type="dxa" w:w="1350"/>
+            <w:tcW w:type="dxa" w:w="1300"/>
             <w:tcBorders>
               <w:top w:val="single" w:color="D9DCE6" w:sz="4"/>
               <w:left w:val="single" w:color="D9DCE6" w:sz="4"/>
@@ -4764,7 +4292,7 @@
         </w:tc>
         <w:tc>
           <w:tcPr>
-            <w:tcW w:type="dxa" w:w="2760"/>
+            <w:tcW w:type="dxa" w:w="3010"/>
             <w:tcBorders>
               <w:top w:val="single" w:color="D9DCE6" w:sz="4"/>
               <w:left w:val="single" w:color="D9DCE6" w:sz="4"/>
@@ -4794,7 +4322,7 @@
       <w:tr>
         <w:tc>
           <w:tcPr>
-            <w:tcW w:type="dxa" w:w="3000"/>
+            <w:tcW w:type="dxa" w:w="2900"/>
             <w:tcBorders>
               <w:top w:val="single" w:color="D9DCE6" w:sz="4"/>
               <w:left w:val="single" w:color="D9DCE6" w:sz="4"/>
@@ -4816,13 +4344,13 @@
                 <w:sz w:val="19"/>
                 <w:szCs w:val="19"/>
               </w:rPr>
-              <w:t xml:space="preserve">Cisco Duo MFA</w:t>
-            </w:r>
-          </w:p>
-        </w:tc>
-        <w:tc>
-          <w:tcPr>
-            <w:tcW w:type="dxa" w:w="1350"/>
+              <w:t xml:space="preserve">Cisco Duo</w:t>
+            </w:r>
+          </w:p>
+        </w:tc>
+        <w:tc>
+          <w:tcPr>
+            <w:tcW w:type="dxa" w:w="1250"/>
             <w:tcBorders>
               <w:top w:val="single" w:color="D9DCE6" w:sz="4"/>
               <w:left w:val="single" w:color="D9DCE6" w:sz="4"/>
@@ -4850,7 +4378,7 @@
         </w:tc>
         <w:tc>
           <w:tcPr>
-            <w:tcW w:type="dxa" w:w="1350"/>
+            <w:tcW w:type="dxa" w:w="1300"/>
             <w:tcBorders>
               <w:top w:val="single" w:color="D9DCE6" w:sz="4"/>
               <w:left w:val="single" w:color="D9DCE6" w:sz="4"/>
@@ -4906,7 +4434,7 @@
         </w:tc>
         <w:tc>
           <w:tcPr>
-            <w:tcW w:type="dxa" w:w="2760"/>
+            <w:tcW w:type="dxa" w:w="3010"/>
             <w:tcBorders>
               <w:top w:val="single" w:color="D9DCE6" w:sz="4"/>
               <w:left w:val="single" w:color="D9DCE6" w:sz="4"/>
@@ -4936,7 +4464,7 @@
       <w:tr>
         <w:tc>
           <w:tcPr>
-            <w:tcW w:type="dxa" w:w="3000"/>
+            <w:tcW w:type="dxa" w:w="2900"/>
             <w:tcBorders>
               <w:top w:val="single" w:color="D9DCE6" w:sz="4"/>
               <w:left w:val="single" w:color="D9DCE6" w:sz="4"/>
@@ -4964,7 +4492,7 @@
         </w:tc>
         <w:tc>
           <w:tcPr>
-            <w:tcW w:type="dxa" w:w="1350"/>
+            <w:tcW w:type="dxa" w:w="1250"/>
             <w:tcBorders>
               <w:top w:val="single" w:color="D9DCE6" w:sz="4"/>
               <w:left w:val="single" w:color="D9DCE6" w:sz="4"/>
@@ -4992,7 +4520,7 @@
         </w:tc>
         <w:tc>
           <w:tcPr>
-            <w:tcW w:type="dxa" w:w="1350"/>
+            <w:tcW w:type="dxa" w:w="1300"/>
             <w:tcBorders>
               <w:top w:val="single" w:color="D9DCE6" w:sz="4"/>
               <w:left w:val="single" w:color="D9DCE6" w:sz="4"/>
@@ -5048,7 +4576,7 @@
         </w:tc>
         <w:tc>
           <w:tcPr>
-            <w:tcW w:type="dxa" w:w="2760"/>
+            <w:tcW w:type="dxa" w:w="3010"/>
             <w:tcBorders>
               <w:top w:val="single" w:color="D9DCE6" w:sz="4"/>
               <w:left w:val="single" w:color="D9DCE6" w:sz="4"/>
@@ -5078,7 +4606,7 @@
       <w:tr>
         <w:tc>
           <w:tcPr>
-            <w:tcW w:type="dxa" w:w="3000"/>
+            <w:tcW w:type="dxa" w:w="2900"/>
             <w:tcBorders>
               <w:top w:val="single" w:color="D9DCE6" w:sz="4"/>
               <w:left w:val="single" w:color="D9DCE6" w:sz="4"/>
@@ -5100,13 +4628,13 @@
                 <w:sz w:val="19"/>
                 <w:szCs w:val="19"/>
               </w:rPr>
-              <w:t xml:space="preserve">Secure Web Gateway filtrado web</w:t>
-            </w:r>
-          </w:p>
-        </w:tc>
-        <w:tc>
-          <w:tcPr>
-            <w:tcW w:type="dxa" w:w="1350"/>
+              <w:t xml:space="preserve">outsourcing de ciberseguridad</w:t>
+            </w:r>
+          </w:p>
+        </w:tc>
+        <w:tc>
+          <w:tcPr>
+            <w:tcW w:type="dxa" w:w="1250"/>
             <w:tcBorders>
               <w:top w:val="single" w:color="D9DCE6" w:sz="4"/>
               <w:left w:val="single" w:color="D9DCE6" w:sz="4"/>
@@ -5134,7 +4662,7 @@
         </w:tc>
         <w:tc>
           <w:tcPr>
-            <w:tcW w:type="dxa" w:w="1350"/>
+            <w:tcW w:type="dxa" w:w="1300"/>
             <w:tcBorders>
               <w:top w:val="single" w:color="D9DCE6" w:sz="4"/>
               <w:left w:val="single" w:color="D9DCE6" w:sz="4"/>
@@ -5190,29 +4718,29 @@
         </w:tc>
         <w:tc>
           <w:tcPr>
-            <w:tcW w:type="dxa" w:w="2760"/>
-            <w:tcBorders>
-              <w:top w:val="single" w:color="D9DCE6" w:sz="4"/>
-              <w:left w:val="single" w:color="D9DCE6" w:sz="4"/>
-              <w:bottom w:val="single" w:color="D9DCE6" w:sz="4"/>
-              <w:right w:val="single" w:color="D9DCE6" w:sz="4"/>
-            </w:tcBorders>
-            <w:tcMar>
-              <w:top w:type="dxa" w:w="70"/>
-              <w:left w:type="dxa" w:w="110"/>
-              <w:bottom w:type="dxa" w:w="70"/>
-              <w:right w:type="dxa" w:w="110"/>
-            </w:tcMar>
-          </w:tcPr>
-          <w:p>
-            <w:r>
-              <w:rPr>
-                <w:b w:val="false"/>
-                <w:bCs w:val="false"/>
-                <w:sz w:val="19"/>
-                <w:szCs w:val="19"/>
-              </w:rPr>
-              <w:t xml:space="preserve">SECaaS Essential</w:t>
+            <w:tcW w:type="dxa" w:w="3010"/>
+            <w:tcBorders>
+              <w:top w:val="single" w:color="D9DCE6" w:sz="4"/>
+              <w:left w:val="single" w:color="D9DCE6" w:sz="4"/>
+              <w:bottom w:val="single" w:color="D9DCE6" w:sz="4"/>
+              <w:right w:val="single" w:color="D9DCE6" w:sz="4"/>
+            </w:tcBorders>
+            <w:tcMar>
+              <w:top w:type="dxa" w:w="70"/>
+              <w:left w:type="dxa" w:w="110"/>
+              <w:bottom w:type="dxa" w:w="70"/>
+              <w:right w:type="dxa" w:w="110"/>
+            </w:tcMar>
+          </w:tcPr>
+          <w:p>
+            <w:r>
+              <w:rPr>
+                <w:b w:val="false"/>
+                <w:bCs w:val="false"/>
+                <w:sz w:val="19"/>
+                <w:szCs w:val="19"/>
+              </w:rPr>
+              <w:t xml:space="preserve">Intro del área</w:t>
             </w:r>
           </w:p>
         </w:tc>
@@ -5220,7 +4748,7 @@
       <w:tr>
         <w:tc>
           <w:tcPr>
-            <w:tcW w:type="dxa" w:w="3000"/>
+            <w:tcW w:type="dxa" w:w="2900"/>
             <w:tcBorders>
               <w:top w:val="single" w:color="D9DCE6" w:sz="4"/>
               <w:left w:val="single" w:color="D9DCE6" w:sz="4"/>
@@ -5242,41 +4770,41 @@
                 <w:sz w:val="19"/>
                 <w:szCs w:val="19"/>
               </w:rPr>
-              <w:t xml:space="preserve">seguridad DNS para empresas</w:t>
-            </w:r>
-          </w:p>
-        </w:tc>
-        <w:tc>
-          <w:tcPr>
-            <w:tcW w:type="dxa" w:w="1350"/>
-            <w:tcBorders>
-              <w:top w:val="single" w:color="D9DCE6" w:sz="4"/>
-              <w:left w:val="single" w:color="D9DCE6" w:sz="4"/>
-              <w:bottom w:val="single" w:color="D9DCE6" w:sz="4"/>
-              <w:right w:val="single" w:color="D9DCE6" w:sz="4"/>
-            </w:tcBorders>
-            <w:tcMar>
-              <w:top w:type="dxa" w:w="70"/>
-              <w:left w:type="dxa" w:w="110"/>
-              <w:bottom w:type="dxa" w:w="70"/>
-              <w:right w:type="dxa" w:w="110"/>
-            </w:tcMar>
-          </w:tcPr>
-          <w:p>
-            <w:r>
-              <w:rPr>
-                <w:b w:val="false"/>
-                <w:bCs w:val="false"/>
-                <w:sz w:val="19"/>
-                <w:szCs w:val="19"/>
-              </w:rPr>
-              <w:t xml:space="preserve">Long tail</w:t>
-            </w:r>
-          </w:p>
-        </w:tc>
-        <w:tc>
-          <w:tcPr>
-            <w:tcW w:type="dxa" w:w="1350"/>
+              <w:t xml:space="preserve">Secure Web Gateway</w:t>
+            </w:r>
+          </w:p>
+        </w:tc>
+        <w:tc>
+          <w:tcPr>
+            <w:tcW w:type="dxa" w:w="1250"/>
+            <w:tcBorders>
+              <w:top w:val="single" w:color="D9DCE6" w:sz="4"/>
+              <w:left w:val="single" w:color="D9DCE6" w:sz="4"/>
+              <w:bottom w:val="single" w:color="D9DCE6" w:sz="4"/>
+              <w:right w:val="single" w:color="D9DCE6" w:sz="4"/>
+            </w:tcBorders>
+            <w:tcMar>
+              <w:top w:type="dxa" w:w="70"/>
+              <w:left w:type="dxa" w:w="110"/>
+              <w:bottom w:type="dxa" w:w="70"/>
+              <w:right w:type="dxa" w:w="110"/>
+            </w:tcMar>
+          </w:tcPr>
+          <w:p>
+            <w:r>
+              <w:rPr>
+                <w:b w:val="false"/>
+                <w:bCs w:val="false"/>
+                <w:sz w:val="19"/>
+                <w:szCs w:val="19"/>
+              </w:rPr>
+              <w:t xml:space="preserve">Secundaria</w:t>
+            </w:r>
+          </w:p>
+        </w:tc>
+        <w:tc>
+          <w:tcPr>
+            <w:tcW w:type="dxa" w:w="1300"/>
             <w:tcBorders>
               <w:top w:val="single" w:color="D9DCE6" w:sz="4"/>
               <w:left w:val="single" w:color="D9DCE6" w:sz="4"/>
@@ -5332,7 +4860,7 @@
         </w:tc>
         <w:tc>
           <w:tcPr>
-            <w:tcW w:type="dxa" w:w="2760"/>
+            <w:tcW w:type="dxa" w:w="3010"/>
             <w:tcBorders>
               <w:top w:val="single" w:color="D9DCE6" w:sz="4"/>
               <w:left w:val="single" w:color="D9DCE6" w:sz="4"/>
@@ -5362,7 +4890,7 @@
       <w:tr>
         <w:tc>
           <w:tcPr>
-            <w:tcW w:type="dxa" w:w="3000"/>
+            <w:tcW w:type="dxa" w:w="2900"/>
             <w:tcBorders>
               <w:top w:val="single" w:color="D9DCE6" w:sz="4"/>
               <w:left w:val="single" w:color="D9DCE6" w:sz="4"/>
@@ -5384,41 +4912,41 @@
                 <w:sz w:val="19"/>
                 <w:szCs w:val="19"/>
               </w:rPr>
-              <w:t xml:space="preserve">Cisco Secure Endpoint EDR</w:t>
-            </w:r>
-          </w:p>
-        </w:tc>
-        <w:tc>
-          <w:tcPr>
-            <w:tcW w:type="dxa" w:w="1350"/>
-            <w:tcBorders>
-              <w:top w:val="single" w:color="D9DCE6" w:sz="4"/>
-              <w:left w:val="single" w:color="D9DCE6" w:sz="4"/>
-              <w:bottom w:val="single" w:color="D9DCE6" w:sz="4"/>
-              <w:right w:val="single" w:color="D9DCE6" w:sz="4"/>
-            </w:tcBorders>
-            <w:tcMar>
-              <w:top w:type="dxa" w:w="70"/>
-              <w:left w:type="dxa" w:w="110"/>
-              <w:bottom w:type="dxa" w:w="70"/>
-              <w:right w:type="dxa" w:w="110"/>
-            </w:tcMar>
-          </w:tcPr>
-          <w:p>
-            <w:r>
-              <w:rPr>
-                <w:b w:val="false"/>
-                <w:bCs w:val="false"/>
-                <w:sz w:val="19"/>
-                <w:szCs w:val="19"/>
-              </w:rPr>
-              <w:t xml:space="preserve">Producto</w:t>
-            </w:r>
-          </w:p>
-        </w:tc>
-        <w:tc>
-          <w:tcPr>
-            <w:tcW w:type="dxa" w:w="1350"/>
+              <w:t xml:space="preserve">seguridad DNS</w:t>
+            </w:r>
+          </w:p>
+        </w:tc>
+        <w:tc>
+          <w:tcPr>
+            <w:tcW w:type="dxa" w:w="1250"/>
+            <w:tcBorders>
+              <w:top w:val="single" w:color="D9DCE6" w:sz="4"/>
+              <w:left w:val="single" w:color="D9DCE6" w:sz="4"/>
+              <w:bottom w:val="single" w:color="D9DCE6" w:sz="4"/>
+              <w:right w:val="single" w:color="D9DCE6" w:sz="4"/>
+            </w:tcBorders>
+            <w:tcMar>
+              <w:top w:type="dxa" w:w="70"/>
+              <w:left w:type="dxa" w:w="110"/>
+              <w:bottom w:type="dxa" w:w="70"/>
+              <w:right w:type="dxa" w:w="110"/>
+            </w:tcMar>
+          </w:tcPr>
+          <w:p>
+            <w:r>
+              <w:rPr>
+                <w:b w:val="false"/>
+                <w:bCs w:val="false"/>
+                <w:sz w:val="19"/>
+                <w:szCs w:val="19"/>
+              </w:rPr>
+              <w:t xml:space="preserve">Long tail</w:t>
+            </w:r>
+          </w:p>
+        </w:tc>
+        <w:tc>
+          <w:tcPr>
+            <w:tcW w:type="dxa" w:w="1300"/>
             <w:tcBorders>
               <w:top w:val="single" w:color="D9DCE6" w:sz="4"/>
               <w:left w:val="single" w:color="D9DCE6" w:sz="4"/>
@@ -5474,29 +5002,29 @@
         </w:tc>
         <w:tc>
           <w:tcPr>
-            <w:tcW w:type="dxa" w:w="2760"/>
-            <w:tcBorders>
-              <w:top w:val="single" w:color="D9DCE6" w:sz="4"/>
-              <w:left w:val="single" w:color="D9DCE6" w:sz="4"/>
-              <w:bottom w:val="single" w:color="D9DCE6" w:sz="4"/>
-              <w:right w:val="single" w:color="D9DCE6" w:sz="4"/>
-            </w:tcBorders>
-            <w:tcMar>
-              <w:top w:type="dxa" w:w="70"/>
-              <w:left w:type="dxa" w:w="110"/>
-              <w:bottom w:type="dxa" w:w="70"/>
-              <w:right w:type="dxa" w:w="110"/>
-            </w:tcMar>
-          </w:tcPr>
-          <w:p>
-            <w:r>
-              <w:rPr>
-                <w:b w:val="false"/>
-                <w:bCs w:val="false"/>
-                <w:sz w:val="19"/>
-                <w:szCs w:val="19"/>
-              </w:rPr>
-              <w:t xml:space="preserve">SECaaS Advantage</w:t>
+            <w:tcW w:type="dxa" w:w="3010"/>
+            <w:tcBorders>
+              <w:top w:val="single" w:color="D9DCE6" w:sz="4"/>
+              <w:left w:val="single" w:color="D9DCE6" w:sz="4"/>
+              <w:bottom w:val="single" w:color="D9DCE6" w:sz="4"/>
+              <w:right w:val="single" w:color="D9DCE6" w:sz="4"/>
+            </w:tcBorders>
+            <w:tcMar>
+              <w:top w:type="dxa" w:w="70"/>
+              <w:left w:type="dxa" w:w="110"/>
+              <w:bottom w:type="dxa" w:w="70"/>
+              <w:right w:type="dxa" w:w="110"/>
+            </w:tcMar>
+          </w:tcPr>
+          <w:p>
+            <w:r>
+              <w:rPr>
+                <w:b w:val="false"/>
+                <w:bCs w:val="false"/>
+                <w:sz w:val="19"/>
+                <w:szCs w:val="19"/>
+              </w:rPr>
+              <w:t xml:space="preserve">SECaaS Essential</w:t>
             </w:r>
           </w:p>
         </w:tc>
@@ -5504,7 +5032,7 @@
       <w:tr>
         <w:tc>
           <w:tcPr>
-            <w:tcW w:type="dxa" w:w="3000"/>
+            <w:tcW w:type="dxa" w:w="2900"/>
             <w:tcBorders>
               <w:top w:val="single" w:color="D9DCE6" w:sz="4"/>
               <w:left w:val="single" w:color="D9DCE6" w:sz="4"/>
@@ -5526,63 +5054,63 @@
                 <w:sz w:val="19"/>
                 <w:szCs w:val="19"/>
               </w:rPr>
-              <w:t xml:space="preserve">CASB para aplicaciones SaaS</w:t>
-            </w:r>
-          </w:p>
-        </w:tc>
-        <w:tc>
-          <w:tcPr>
-            <w:tcW w:type="dxa" w:w="1350"/>
-            <w:tcBorders>
-              <w:top w:val="single" w:color="D9DCE6" w:sz="4"/>
-              <w:left w:val="single" w:color="D9DCE6" w:sz="4"/>
-              <w:bottom w:val="single" w:color="D9DCE6" w:sz="4"/>
-              <w:right w:val="single" w:color="D9DCE6" w:sz="4"/>
-            </w:tcBorders>
-            <w:tcMar>
-              <w:top w:type="dxa" w:w="70"/>
-              <w:left w:type="dxa" w:w="110"/>
-              <w:bottom w:type="dxa" w:w="70"/>
-              <w:right w:type="dxa" w:w="110"/>
-            </w:tcMar>
-          </w:tcPr>
-          <w:p>
-            <w:r>
-              <w:rPr>
-                <w:b w:val="false"/>
-                <w:bCs w:val="false"/>
-                <w:sz w:val="19"/>
-                <w:szCs w:val="19"/>
-              </w:rPr>
-              <w:t xml:space="preserve">Long tail</w:t>
-            </w:r>
-          </w:p>
-        </w:tc>
-        <w:tc>
-          <w:tcPr>
-            <w:tcW w:type="dxa" w:w="1350"/>
-            <w:tcBorders>
-              <w:top w:val="single" w:color="D9DCE6" w:sz="4"/>
-              <w:left w:val="single" w:color="D9DCE6" w:sz="4"/>
-              <w:bottom w:val="single" w:color="D9DCE6" w:sz="4"/>
-              <w:right w:val="single" w:color="D9DCE6" w:sz="4"/>
-            </w:tcBorders>
-            <w:tcMar>
-              <w:top w:type="dxa" w:w="70"/>
-              <w:left w:type="dxa" w:w="110"/>
-              <w:bottom w:type="dxa" w:w="70"/>
-              <w:right w:type="dxa" w:w="110"/>
-            </w:tcMar>
-          </w:tcPr>
-          <w:p>
-            <w:r>
-              <w:rPr>
-                <w:b w:val="false"/>
-                <w:bCs w:val="false"/>
-                <w:sz w:val="19"/>
-                <w:szCs w:val="19"/>
-              </w:rPr>
-              <w:t xml:space="preserve">Informativa</w:t>
+              <w:t xml:space="preserve">Cisco Secure Endpoint</w:t>
+            </w:r>
+          </w:p>
+        </w:tc>
+        <w:tc>
+          <w:tcPr>
+            <w:tcW w:type="dxa" w:w="1250"/>
+            <w:tcBorders>
+              <w:top w:val="single" w:color="D9DCE6" w:sz="4"/>
+              <w:left w:val="single" w:color="D9DCE6" w:sz="4"/>
+              <w:bottom w:val="single" w:color="D9DCE6" w:sz="4"/>
+              <w:right w:val="single" w:color="D9DCE6" w:sz="4"/>
+            </w:tcBorders>
+            <w:tcMar>
+              <w:top w:type="dxa" w:w="70"/>
+              <w:left w:type="dxa" w:w="110"/>
+              <w:bottom w:type="dxa" w:w="70"/>
+              <w:right w:type="dxa" w:w="110"/>
+            </w:tcMar>
+          </w:tcPr>
+          <w:p>
+            <w:r>
+              <w:rPr>
+                <w:b w:val="false"/>
+                <w:bCs w:val="false"/>
+                <w:sz w:val="19"/>
+                <w:szCs w:val="19"/>
+              </w:rPr>
+              <w:t xml:space="preserve">Producto</w:t>
+            </w:r>
+          </w:p>
+        </w:tc>
+        <w:tc>
+          <w:tcPr>
+            <w:tcW w:type="dxa" w:w="1300"/>
+            <w:tcBorders>
+              <w:top w:val="single" w:color="D9DCE6" w:sz="4"/>
+              <w:left w:val="single" w:color="D9DCE6" w:sz="4"/>
+              <w:bottom w:val="single" w:color="D9DCE6" w:sz="4"/>
+              <w:right w:val="single" w:color="D9DCE6" w:sz="4"/>
+            </w:tcBorders>
+            <w:tcMar>
+              <w:top w:type="dxa" w:w="70"/>
+              <w:left w:type="dxa" w:w="110"/>
+              <w:bottom w:type="dxa" w:w="70"/>
+              <w:right w:type="dxa" w:w="110"/>
+            </w:tcMar>
+          </w:tcPr>
+          <w:p>
+            <w:r>
+              <w:rPr>
+                <w:b w:val="false"/>
+                <w:bCs w:val="false"/>
+                <w:sz w:val="19"/>
+                <w:szCs w:val="19"/>
+              </w:rPr>
+              <w:t xml:space="preserve">Comercial</w:t>
             </w:r>
           </w:p>
         </w:tc>
@@ -5616,7 +5144,7 @@
         </w:tc>
         <w:tc>
           <w:tcPr>
-            <w:tcW w:type="dxa" w:w="2760"/>
+            <w:tcW w:type="dxa" w:w="3010"/>
             <w:tcBorders>
               <w:top w:val="single" w:color="D9DCE6" w:sz="4"/>
               <w:left w:val="single" w:color="D9DCE6" w:sz="4"/>
@@ -5646,7 +5174,7 @@
       <w:tr>
         <w:tc>
           <w:tcPr>
-            <w:tcW w:type="dxa" w:w="3000"/>
+            <w:tcW w:type="dxa" w:w="2900"/>
             <w:tcBorders>
               <w:top w:val="single" w:color="D9DCE6" w:sz="4"/>
               <w:left w:val="single" w:color="D9DCE6" w:sz="4"/>
@@ -5668,63 +5196,63 @@
                 <w:sz w:val="19"/>
                 <w:szCs w:val="19"/>
               </w:rPr>
-              <w:t xml:space="preserve">monitoreo de seguridad SOC 24/7</w:t>
-            </w:r>
-          </w:p>
-        </w:tc>
-        <w:tc>
-          <w:tcPr>
-            <w:tcW w:type="dxa" w:w="1350"/>
-            <w:tcBorders>
-              <w:top w:val="single" w:color="D9DCE6" w:sz="4"/>
-              <w:left w:val="single" w:color="D9DCE6" w:sz="4"/>
-              <w:bottom w:val="single" w:color="D9DCE6" w:sz="4"/>
-              <w:right w:val="single" w:color="D9DCE6" w:sz="4"/>
-            </w:tcBorders>
-            <w:tcMar>
-              <w:top w:type="dxa" w:w="70"/>
-              <w:left w:type="dxa" w:w="110"/>
-              <w:bottom w:type="dxa" w:w="70"/>
-              <w:right w:type="dxa" w:w="110"/>
-            </w:tcMar>
-          </w:tcPr>
-          <w:p>
-            <w:r>
-              <w:rPr>
-                <w:b w:val="false"/>
-                <w:bCs w:val="false"/>
-                <w:sz w:val="19"/>
-                <w:szCs w:val="19"/>
-              </w:rPr>
-              <w:t xml:space="preserve">Secundaria</w:t>
-            </w:r>
-          </w:p>
-        </w:tc>
-        <w:tc>
-          <w:tcPr>
-            <w:tcW w:type="dxa" w:w="1350"/>
-            <w:tcBorders>
-              <w:top w:val="single" w:color="D9DCE6" w:sz="4"/>
-              <w:left w:val="single" w:color="D9DCE6" w:sz="4"/>
-              <w:bottom w:val="single" w:color="D9DCE6" w:sz="4"/>
-              <w:right w:val="single" w:color="D9DCE6" w:sz="4"/>
-            </w:tcBorders>
-            <w:tcMar>
-              <w:top w:type="dxa" w:w="70"/>
-              <w:left w:type="dxa" w:w="110"/>
-              <w:bottom w:type="dxa" w:w="70"/>
-              <w:right w:type="dxa" w:w="110"/>
-            </w:tcMar>
-          </w:tcPr>
-          <w:p>
-            <w:r>
-              <w:rPr>
-                <w:b w:val="false"/>
-                <w:bCs w:val="false"/>
-                <w:sz w:val="19"/>
-                <w:szCs w:val="19"/>
-              </w:rPr>
-              <w:t xml:space="preserve">Comercial</w:t>
+              <w:t xml:space="preserve">CASB</w:t>
+            </w:r>
+          </w:p>
+        </w:tc>
+        <w:tc>
+          <w:tcPr>
+            <w:tcW w:type="dxa" w:w="1250"/>
+            <w:tcBorders>
+              <w:top w:val="single" w:color="D9DCE6" w:sz="4"/>
+              <w:left w:val="single" w:color="D9DCE6" w:sz="4"/>
+              <w:bottom w:val="single" w:color="D9DCE6" w:sz="4"/>
+              <w:right w:val="single" w:color="D9DCE6" w:sz="4"/>
+            </w:tcBorders>
+            <w:tcMar>
+              <w:top w:type="dxa" w:w="70"/>
+              <w:left w:type="dxa" w:w="110"/>
+              <w:bottom w:type="dxa" w:w="70"/>
+              <w:right w:type="dxa" w:w="110"/>
+            </w:tcMar>
+          </w:tcPr>
+          <w:p>
+            <w:r>
+              <w:rPr>
+                <w:b w:val="false"/>
+                <w:bCs w:val="false"/>
+                <w:sz w:val="19"/>
+                <w:szCs w:val="19"/>
+              </w:rPr>
+              <w:t xml:space="preserve">Long tail</w:t>
+            </w:r>
+          </w:p>
+        </w:tc>
+        <w:tc>
+          <w:tcPr>
+            <w:tcW w:type="dxa" w:w="1300"/>
+            <w:tcBorders>
+              <w:top w:val="single" w:color="D9DCE6" w:sz="4"/>
+              <w:left w:val="single" w:color="D9DCE6" w:sz="4"/>
+              <w:bottom w:val="single" w:color="D9DCE6" w:sz="4"/>
+              <w:right w:val="single" w:color="D9DCE6" w:sz="4"/>
+            </w:tcBorders>
+            <w:tcMar>
+              <w:top w:type="dxa" w:w="70"/>
+              <w:left w:type="dxa" w:w="110"/>
+              <w:bottom w:type="dxa" w:w="70"/>
+              <w:right w:type="dxa" w:w="110"/>
+            </w:tcMar>
+          </w:tcPr>
+          <w:p>
+            <w:r>
+              <w:rPr>
+                <w:b w:val="false"/>
+                <w:bCs w:val="false"/>
+                <w:sz w:val="19"/>
+                <w:szCs w:val="19"/>
+              </w:rPr>
+              <w:t xml:space="preserve">Informativa</w:t>
             </w:r>
           </w:p>
         </w:tc>
@@ -5758,29 +5286,29 @@
         </w:tc>
         <w:tc>
           <w:tcPr>
-            <w:tcW w:type="dxa" w:w="2760"/>
-            <w:tcBorders>
-              <w:top w:val="single" w:color="D9DCE6" w:sz="4"/>
-              <w:left w:val="single" w:color="D9DCE6" w:sz="4"/>
-              <w:bottom w:val="single" w:color="D9DCE6" w:sz="4"/>
-              <w:right w:val="single" w:color="D9DCE6" w:sz="4"/>
-            </w:tcBorders>
-            <w:tcMar>
-              <w:top w:type="dxa" w:w="70"/>
-              <w:left w:type="dxa" w:w="110"/>
-              <w:bottom w:type="dxa" w:w="70"/>
-              <w:right w:type="dxa" w:w="110"/>
-            </w:tcMar>
-          </w:tcPr>
-          <w:p>
-            <w:r>
-              <w:rPr>
-                <w:b w:val="false"/>
-                <w:bCs w:val="false"/>
-                <w:sz w:val="19"/>
-                <w:szCs w:val="19"/>
-              </w:rPr>
-              <w:t xml:space="preserve">SECaaS Essential</w:t>
+            <w:tcW w:type="dxa" w:w="3010"/>
+            <w:tcBorders>
+              <w:top w:val="single" w:color="D9DCE6" w:sz="4"/>
+              <w:left w:val="single" w:color="D9DCE6" w:sz="4"/>
+              <w:bottom w:val="single" w:color="D9DCE6" w:sz="4"/>
+              <w:right w:val="single" w:color="D9DCE6" w:sz="4"/>
+            </w:tcBorders>
+            <w:tcMar>
+              <w:top w:type="dxa" w:w="70"/>
+              <w:left w:type="dxa" w:w="110"/>
+              <w:bottom w:type="dxa" w:w="70"/>
+              <w:right w:type="dxa" w:w="110"/>
+            </w:tcMar>
+          </w:tcPr>
+          <w:p>
+            <w:r>
+              <w:rPr>
+                <w:b w:val="false"/>
+                <w:bCs w:val="false"/>
+                <w:sz w:val="19"/>
+                <w:szCs w:val="19"/>
+              </w:rPr>
+              <w:t xml:space="preserve">SECaaS Advantage</w:t>
             </w:r>
           </w:p>
         </w:tc>
@@ -5788,7 +5316,7 @@
       <w:tr>
         <w:tc>
           <w:tcPr>
-            <w:tcW w:type="dxa" w:w="3000"/>
+            <w:tcW w:type="dxa" w:w="2900"/>
             <w:tcBorders>
               <w:top w:val="single" w:color="D9DCE6" w:sz="4"/>
               <w:left w:val="single" w:color="D9DCE6" w:sz="4"/>
@@ -5810,13 +5338,13 @@
                 <w:sz w:val="19"/>
                 <w:szCs w:val="19"/>
               </w:rPr>
-              <w:t xml:space="preserve">outsourcing de ciberseguridad</w:t>
-            </w:r>
-          </w:p>
-        </w:tc>
-        <w:tc>
-          <w:tcPr>
-            <w:tcW w:type="dxa" w:w="1350"/>
+              <w:t xml:space="preserve">NOC/SOC 24/7</w:t>
+            </w:r>
+          </w:p>
+        </w:tc>
+        <w:tc>
+          <w:tcPr>
+            <w:tcW w:type="dxa" w:w="1250"/>
             <w:tcBorders>
               <w:top w:val="single" w:color="D9DCE6" w:sz="4"/>
               <w:left w:val="single" w:color="D9DCE6" w:sz="4"/>
@@ -5844,7 +5372,7 @@
         </w:tc>
         <w:tc>
           <w:tcPr>
-            <w:tcW w:type="dxa" w:w="1350"/>
+            <w:tcW w:type="dxa" w:w="1300"/>
             <w:tcBorders>
               <w:top w:val="single" w:color="D9DCE6" w:sz="4"/>
               <w:left w:val="single" w:color="D9DCE6" w:sz="4"/>
@@ -5900,29 +5428,29 @@
         </w:tc>
         <w:tc>
           <w:tcPr>
-            <w:tcW w:type="dxa" w:w="2760"/>
-            <w:tcBorders>
-              <w:top w:val="single" w:color="D9DCE6" w:sz="4"/>
-              <w:left w:val="single" w:color="D9DCE6" w:sz="4"/>
-              <w:bottom w:val="single" w:color="D9DCE6" w:sz="4"/>
-              <w:right w:val="single" w:color="D9DCE6" w:sz="4"/>
-            </w:tcBorders>
-            <w:tcMar>
-              <w:top w:type="dxa" w:w="70"/>
-              <w:left w:type="dxa" w:w="110"/>
-              <w:bottom w:type="dxa" w:w="70"/>
-              <w:right w:type="dxa" w:w="110"/>
-            </w:tcMar>
-          </w:tcPr>
-          <w:p>
-            <w:r>
-              <w:rPr>
-                <w:b w:val="false"/>
-                <w:bCs w:val="false"/>
-                <w:sz w:val="19"/>
-                <w:szCs w:val="19"/>
-              </w:rPr>
-              <w:t xml:space="preserve">#secaas</w:t>
+            <w:tcW w:type="dxa" w:w="3010"/>
+            <w:tcBorders>
+              <w:top w:val="single" w:color="D9DCE6" w:sz="4"/>
+              <w:left w:val="single" w:color="D9DCE6" w:sz="4"/>
+              <w:bottom w:val="single" w:color="D9DCE6" w:sz="4"/>
+              <w:right w:val="single" w:color="D9DCE6" w:sz="4"/>
+            </w:tcBorders>
+            <w:tcMar>
+              <w:top w:type="dxa" w:w="70"/>
+              <w:left w:type="dxa" w:w="110"/>
+              <w:bottom w:type="dxa" w:w="70"/>
+              <w:right w:type="dxa" w:w="110"/>
+            </w:tcMar>
+          </w:tcPr>
+          <w:p>
+            <w:r>
+              <w:rPr>
+                <w:b w:val="false"/>
+                <w:bCs w:val="false"/>
+                <w:sz w:val="19"/>
+                <w:szCs w:val="19"/>
+              </w:rPr>
+              <w:t xml:space="preserve">SECaaS Essential</w:t>
             </w:r>
           </w:p>
         </w:tc>
@@ -5930,7 +5458,7 @@
       <w:tr>
         <w:tc>
           <w:tcPr>
-            <w:tcW w:type="dxa" w:w="3000"/>
+            <w:tcW w:type="dxa" w:w="2900"/>
             <w:tcBorders>
               <w:top w:val="single" w:color="D9DCE6" w:sz="4"/>
               <w:left w:val="single" w:color="D9DCE6" w:sz="4"/>
@@ -5952,13 +5480,13 @@
                 <w:sz w:val="19"/>
                 <w:szCs w:val="19"/>
               </w:rPr>
-              <w:t xml:space="preserve">alternativa a VPN tradicional</w:t>
-            </w:r>
-          </w:p>
-        </w:tc>
-        <w:tc>
-          <w:tcPr>
-            <w:tcW w:type="dxa" w:w="1350"/>
+              <w:t xml:space="preserve">alternativa a la VPN tradicional</w:t>
+            </w:r>
+          </w:p>
+        </w:tc>
+        <w:tc>
+          <w:tcPr>
+            <w:tcW w:type="dxa" w:w="1250"/>
             <w:tcBorders>
               <w:top w:val="single" w:color="D9DCE6" w:sz="4"/>
               <w:left w:val="single" w:color="D9DCE6" w:sz="4"/>
@@ -5986,7 +5514,7 @@
         </w:tc>
         <w:tc>
           <w:tcPr>
-            <w:tcW w:type="dxa" w:w="1350"/>
+            <w:tcW w:type="dxa" w:w="1300"/>
             <w:tcBorders>
               <w:top w:val="single" w:color="D9DCE6" w:sz="4"/>
               <w:left w:val="single" w:color="D9DCE6" w:sz="4"/>
@@ -6042,45 +5570,55 @@
         </w:tc>
         <w:tc>
           <w:tcPr>
-            <w:tcW w:type="dxa" w:w="2760"/>
-            <w:tcBorders>
-              <w:top w:val="single" w:color="D9DCE6" w:sz="4"/>
-              <w:left w:val="single" w:color="D9DCE6" w:sz="4"/>
-              <w:bottom w:val="single" w:color="D9DCE6" w:sz="4"/>
-              <w:right w:val="single" w:color="D9DCE6" w:sz="4"/>
-            </w:tcBorders>
-            <w:tcMar>
-              <w:top w:type="dxa" w:w="70"/>
-              <w:left w:type="dxa" w:w="110"/>
-              <w:bottom w:type="dxa" w:w="70"/>
-              <w:right w:type="dxa" w:w="110"/>
-            </w:tcMar>
-          </w:tcPr>
-          <w:p>
-            <w:r>
-              <w:rPr>
-                <w:b w:val="false"/>
-                <w:bCs w:val="false"/>
-                <w:sz w:val="19"/>
-                <w:szCs w:val="19"/>
-              </w:rPr>
-              <w:t xml:space="preserve">SECaaS Essential (ZTNA)</w:t>
+            <w:tcW w:type="dxa" w:w="3010"/>
+            <w:tcBorders>
+              <w:top w:val="single" w:color="D9DCE6" w:sz="4"/>
+              <w:left w:val="single" w:color="D9DCE6" w:sz="4"/>
+              <w:bottom w:val="single" w:color="D9DCE6" w:sz="4"/>
+              <w:right w:val="single" w:color="D9DCE6" w:sz="4"/>
+            </w:tcBorders>
+            <w:tcMar>
+              <w:top w:type="dxa" w:w="70"/>
+              <w:left w:type="dxa" w:w="110"/>
+              <w:bottom w:type="dxa" w:w="70"/>
+              <w:right w:type="dxa" w:w="110"/>
+            </w:tcMar>
+          </w:tcPr>
+          <w:p>
+            <w:r>
+              <w:rPr>
+                <w:b w:val="false"/>
+                <w:bCs w:val="false"/>
+                <w:sz w:val="19"/>
+                <w:szCs w:val="19"/>
+              </w:rPr>
+              <w:t xml:space="preserve">FAQ de usuarios remotos</w:t>
             </w:r>
           </w:p>
         </w:tc>
       </w:tr>
     </w:tbl>
-    <w:p>
-      <w:pPr>
-        <w:spacing w:after="240"/>
-      </w:pPr>
-    </w:p>
     <w:p>
       <w:pPr>
         <w:pStyle w:val="Heading1"/>
       </w:pPr>
       <w:r>
-        <w:t xml:space="preserve">3. Red local y perímetro</w:t>
+        <w:t xml:space="preserve">3. Red local y perímetro (Seguridad)</w:t>
+      </w:r>
+    </w:p>
+    <w:p>
+      <w:pPr>
+        <w:spacing w:after="120"/>
+      </w:pPr>
+      <w:r>
+        <w:rPr>
+          <w:b/>
+          <w:bCs/>
+        </w:rPr>
+        <w:t xml:space="preserve">Página: </w:t>
+      </w:r>
+      <w:r>
+        <w:t xml:space="preserve">soluciones.html#proteccion-red</w:t>
       </w:r>
     </w:p>
     <w:p>
@@ -6098,31 +5636,6 @@
         <w:t xml:space="preserve">Captar la demanda de control de acceso a la red local (Cisco ISE) y de firewall perimetral, ofrecidos por separado.</w:t>
       </w:r>
     </w:p>
-    <w:p>
-      <w:pPr>
-        <w:spacing w:after="160"/>
-      </w:pPr>
-      <w:r>
-        <w:rPr>
-          <w:b/>
-          <w:bCs/>
-        </w:rPr>
-        <w:t xml:space="preserve">H2 en el sitio: </w:t>
-      </w:r>
-      <w:r>
-        <w:t xml:space="preserve">Control de la red local y protección del perímetro</w:t>
-      </w:r>
-      <w:r>
-        <w:rPr>
-          <w:b/>
-          <w:bCs/>
-        </w:rPr>
-        <w:t xml:space="preserve">   ·   URL: </w:t>
-      </w:r>
-      <w:r>
-        <w:t xml:space="preserve">soluciones.html#proteccion-red</w:t>
-      </w:r>
-    </w:p>
     <w:tbl>
       <w:tblPr>
         <w:tblW w:type="dxa" w:w="9360"/>
@@ -6136,11 +5649,11 @@
         </w:tblBorders>
       </w:tblPr>
       <w:tblGrid>
-        <w:gridCol w:w="3000"/>
-        <w:gridCol w:w="1350"/>
-        <w:gridCol w:w="1350"/>
+        <w:gridCol w:w="2900"/>
+        <w:gridCol w:w="1250"/>
+        <w:gridCol w:w="1300"/>
         <w:gridCol w:w="900"/>
-        <w:gridCol w:w="2760"/>
+        <w:gridCol w:w="3010"/>
       </w:tblGrid>
       <w:tr>
         <w:trPr>
@@ -6148,7 +5661,7 @@
         </w:trPr>
         <w:tc>
           <w:tcPr>
-            <w:tcW w:type="dxa" w:w="3000"/>
+            <w:tcW w:type="dxa" w:w="2900"/>
             <w:tcBorders>
               <w:top w:val="single" w:color="D9DCE6" w:sz="4"/>
               <w:left w:val="single" w:color="D9DCE6" w:sz="4"/>
@@ -6178,7 +5691,7 @@
         </w:tc>
         <w:tc>
           <w:tcPr>
-            <w:tcW w:type="dxa" w:w="1350"/>
+            <w:tcW w:type="dxa" w:w="1250"/>
             <w:tcBorders>
               <w:top w:val="single" w:color="D9DCE6" w:sz="4"/>
               <w:left w:val="single" w:color="D9DCE6" w:sz="4"/>
@@ -6208,7 +5721,7 @@
         </w:tc>
         <w:tc>
           <w:tcPr>
-            <w:tcW w:type="dxa" w:w="1350"/>
+            <w:tcW w:type="dxa" w:w="1300"/>
             <w:tcBorders>
               <w:top w:val="single" w:color="D9DCE6" w:sz="4"/>
               <w:left w:val="single" w:color="D9DCE6" w:sz="4"/>
@@ -6268,7 +5781,7 @@
         </w:tc>
         <w:tc>
           <w:tcPr>
-            <w:tcW w:type="dxa" w:w="2760"/>
+            <w:tcW w:type="dxa" w:w="3010"/>
             <w:tcBorders>
               <w:top w:val="single" w:color="D9DCE6" w:sz="4"/>
               <w:left w:val="single" w:color="D9DCE6" w:sz="4"/>
@@ -6292,7 +5805,7 @@
                 <w:sz w:val="19"/>
                 <w:szCs w:val="19"/>
               </w:rPr>
-              <w:t xml:space="preserve">Página / sección destino</w:t>
+              <w:t xml:space="preserve">Dónde está en el sitio</w:t>
             </w:r>
           </w:p>
         </w:tc>
@@ -6300,7 +5813,7 @@
       <w:tr>
         <w:tc>
           <w:tcPr>
-            <w:tcW w:type="dxa" w:w="3000"/>
+            <w:tcW w:type="dxa" w:w="2900"/>
             <w:tcBorders>
               <w:top w:val="single" w:color="D9DCE6" w:sz="4"/>
               <w:left w:val="single" w:color="D9DCE6" w:sz="4"/>
@@ -6322,13 +5835,13 @@
                 <w:sz w:val="19"/>
                 <w:szCs w:val="19"/>
               </w:rPr>
-              <w:t xml:space="preserve">control de acceso a la red NAC</w:t>
-            </w:r>
-          </w:p>
-        </w:tc>
-        <w:tc>
-          <w:tcPr>
-            <w:tcW w:type="dxa" w:w="1350"/>
+              <w:t xml:space="preserve">control de acceso a la red (NAC)</w:t>
+            </w:r>
+          </w:p>
+        </w:tc>
+        <w:tc>
+          <w:tcPr>
+            <w:tcW w:type="dxa" w:w="1250"/>
             <w:tcBorders>
               <w:top w:val="single" w:color="D9DCE6" w:sz="4"/>
               <w:left w:val="single" w:color="D9DCE6" w:sz="4"/>
@@ -6356,7 +5869,7 @@
         </w:tc>
         <w:tc>
           <w:tcPr>
-            <w:tcW w:type="dxa" w:w="1350"/>
+            <w:tcW w:type="dxa" w:w="1300"/>
             <w:tcBorders>
               <w:top w:val="single" w:color="D9DCE6" w:sz="4"/>
               <w:left w:val="single" w:color="D9DCE6" w:sz="4"/>
@@ -6412,29 +5925,29 @@
         </w:tc>
         <w:tc>
           <w:tcPr>
-            <w:tcW w:type="dxa" w:w="2760"/>
-            <w:tcBorders>
-              <w:top w:val="single" w:color="D9DCE6" w:sz="4"/>
-              <w:left w:val="single" w:color="D9DCE6" w:sz="4"/>
-              <w:bottom w:val="single" w:color="D9DCE6" w:sz="4"/>
-              <w:right w:val="single" w:color="D9DCE6" w:sz="4"/>
-            </w:tcBorders>
-            <w:tcMar>
-              <w:top w:type="dxa" w:w="70"/>
-              <w:left w:type="dxa" w:w="110"/>
-              <w:bottom w:type="dxa" w:w="70"/>
-              <w:right w:type="dxa" w:w="110"/>
-            </w:tcMar>
-          </w:tcPr>
-          <w:p>
-            <w:r>
-              <w:rPr>
-                <w:b w:val="false"/>
-                <w:bCs w:val="false"/>
-                <w:sz w:val="19"/>
-                <w:szCs w:val="19"/>
-              </w:rPr>
-              <w:t xml:space="preserve">Cisco ISE</w:t>
+            <w:tcW w:type="dxa" w:w="3010"/>
+            <w:tcBorders>
+              <w:top w:val="single" w:color="D9DCE6" w:sz="4"/>
+              <w:left w:val="single" w:color="D9DCE6" w:sz="4"/>
+              <w:bottom w:val="single" w:color="D9DCE6" w:sz="4"/>
+              <w:right w:val="single" w:color="D9DCE6" w:sz="4"/>
+            </w:tcBorders>
+            <w:tcMar>
+              <w:top w:type="dxa" w:w="70"/>
+              <w:left w:type="dxa" w:w="110"/>
+              <w:bottom w:type="dxa" w:w="70"/>
+              <w:right w:type="dxa" w:w="110"/>
+            </w:tcMar>
+          </w:tcPr>
+          <w:p>
+            <w:r>
+              <w:rPr>
+                <w:b w:val="false"/>
+                <w:bCs w:val="false"/>
+                <w:sz w:val="19"/>
+                <w:szCs w:val="19"/>
+              </w:rPr>
+              <w:t xml:space="preserve">H2 del área y Cisco ISE</w:t>
             </w:r>
           </w:p>
         </w:tc>
@@ -6442,7 +5955,7 @@
       <w:tr>
         <w:tc>
           <w:tcPr>
-            <w:tcW w:type="dxa" w:w="3000"/>
+            <w:tcW w:type="dxa" w:w="2900"/>
             <w:tcBorders>
               <w:top w:val="single" w:color="D9DCE6" w:sz="4"/>
               <w:left w:val="single" w:color="D9DCE6" w:sz="4"/>
@@ -6464,41 +5977,41 @@
                 <w:sz w:val="19"/>
                 <w:szCs w:val="19"/>
               </w:rPr>
-              <w:t xml:space="preserve">Cisco ISE</w:t>
-            </w:r>
-          </w:p>
-        </w:tc>
-        <w:tc>
-          <w:tcPr>
-            <w:tcW w:type="dxa" w:w="1350"/>
-            <w:tcBorders>
-              <w:top w:val="single" w:color="D9DCE6" w:sz="4"/>
-              <w:left w:val="single" w:color="D9DCE6" w:sz="4"/>
-              <w:bottom w:val="single" w:color="D9DCE6" w:sz="4"/>
-              <w:right w:val="single" w:color="D9DCE6" w:sz="4"/>
-            </w:tcBorders>
-            <w:tcMar>
-              <w:top w:type="dxa" w:w="70"/>
-              <w:left w:type="dxa" w:w="110"/>
-              <w:bottom w:type="dxa" w:w="70"/>
-              <w:right w:type="dxa" w:w="110"/>
-            </w:tcMar>
-          </w:tcPr>
-          <w:p>
-            <w:r>
-              <w:rPr>
-                <w:b w:val="false"/>
-                <w:bCs w:val="false"/>
-                <w:sz w:val="19"/>
-                <w:szCs w:val="19"/>
-              </w:rPr>
-              <w:t xml:space="preserve">Producto</w:t>
-            </w:r>
-          </w:p>
-        </w:tc>
-        <w:tc>
-          <w:tcPr>
-            <w:tcW w:type="dxa" w:w="1350"/>
+              <w:t xml:space="preserve">firewall perimetral</w:t>
+            </w:r>
+          </w:p>
+        </w:tc>
+        <w:tc>
+          <w:tcPr>
+            <w:tcW w:type="dxa" w:w="1250"/>
+            <w:tcBorders>
+              <w:top w:val="single" w:color="D9DCE6" w:sz="4"/>
+              <w:left w:val="single" w:color="D9DCE6" w:sz="4"/>
+              <w:bottom w:val="single" w:color="D9DCE6" w:sz="4"/>
+              <w:right w:val="single" w:color="D9DCE6" w:sz="4"/>
+            </w:tcBorders>
+            <w:tcMar>
+              <w:top w:type="dxa" w:w="70"/>
+              <w:left w:type="dxa" w:w="110"/>
+              <w:bottom w:type="dxa" w:w="70"/>
+              <w:right w:type="dxa" w:w="110"/>
+            </w:tcMar>
+          </w:tcPr>
+          <w:p>
+            <w:r>
+              <w:rPr>
+                <w:b w:val="false"/>
+                <w:bCs w:val="false"/>
+                <w:sz w:val="19"/>
+                <w:szCs w:val="19"/>
+              </w:rPr>
+              <w:t xml:space="preserve">Principal</w:t>
+            </w:r>
+          </w:p>
+        </w:tc>
+        <w:tc>
+          <w:tcPr>
+            <w:tcW w:type="dxa" w:w="1300"/>
             <w:tcBorders>
               <w:top w:val="single" w:color="D9DCE6" w:sz="4"/>
               <w:left w:val="single" w:color="D9DCE6" w:sz="4"/>
@@ -6554,29 +6067,29 @@
         </w:tc>
         <w:tc>
           <w:tcPr>
-            <w:tcW w:type="dxa" w:w="2760"/>
-            <w:tcBorders>
-              <w:top w:val="single" w:color="D9DCE6" w:sz="4"/>
-              <w:left w:val="single" w:color="D9DCE6" w:sz="4"/>
-              <w:bottom w:val="single" w:color="D9DCE6" w:sz="4"/>
-              <w:right w:val="single" w:color="D9DCE6" w:sz="4"/>
-            </w:tcBorders>
-            <w:tcMar>
-              <w:top w:type="dxa" w:w="70"/>
-              <w:left w:type="dxa" w:w="110"/>
-              <w:bottom w:type="dxa" w:w="70"/>
-              <w:right w:type="dxa" w:w="110"/>
-            </w:tcMar>
-          </w:tcPr>
-          <w:p>
-            <w:r>
-              <w:rPr>
-                <w:b w:val="false"/>
-                <w:bCs w:val="false"/>
-                <w:sz w:val="19"/>
-                <w:szCs w:val="19"/>
-              </w:rPr>
-              <w:t xml:space="preserve">Cisco ISE</w:t>
+            <w:tcW w:type="dxa" w:w="3010"/>
+            <w:tcBorders>
+              <w:top w:val="single" w:color="D9DCE6" w:sz="4"/>
+              <w:left w:val="single" w:color="D9DCE6" w:sz="4"/>
+              <w:bottom w:val="single" w:color="D9DCE6" w:sz="4"/>
+              <w:right w:val="single" w:color="D9DCE6" w:sz="4"/>
+            </w:tcBorders>
+            <w:tcMar>
+              <w:top w:type="dxa" w:w="70"/>
+              <w:left w:type="dxa" w:w="110"/>
+              <w:bottom w:type="dxa" w:w="70"/>
+              <w:right w:type="dxa" w:w="110"/>
+            </w:tcMar>
+          </w:tcPr>
+          <w:p>
+            <w:r>
+              <w:rPr>
+                <w:b w:val="false"/>
+                <w:bCs w:val="false"/>
+                <w:sz w:val="19"/>
+                <w:szCs w:val="19"/>
+              </w:rPr>
+              <w:t xml:space="preserve">H2 del área y Cisco Secure Firewall</w:t>
             </w:r>
           </w:p>
         </w:tc>
@@ -6584,7 +6097,7 @@
       <w:tr>
         <w:tc>
           <w:tcPr>
-            <w:tcW w:type="dxa" w:w="3000"/>
+            <w:tcW w:type="dxa" w:w="2900"/>
             <w:tcBorders>
               <w:top w:val="single" w:color="D9DCE6" w:sz="4"/>
               <w:left w:val="single" w:color="D9DCE6" w:sz="4"/>
@@ -6606,13 +6119,13 @@
                 <w:sz w:val="19"/>
                 <w:szCs w:val="19"/>
               </w:rPr>
-              <w:t xml:space="preserve">Cisco Secure Firewall</w:t>
-            </w:r>
-          </w:p>
-        </w:tc>
-        <w:tc>
-          <w:tcPr>
-            <w:tcW w:type="dxa" w:w="1350"/>
+              <w:t xml:space="preserve">Cisco ISE</w:t>
+            </w:r>
+          </w:p>
+        </w:tc>
+        <w:tc>
+          <w:tcPr>
+            <w:tcW w:type="dxa" w:w="1250"/>
             <w:tcBorders>
               <w:top w:val="single" w:color="D9DCE6" w:sz="4"/>
               <w:left w:val="single" w:color="D9DCE6" w:sz="4"/>
@@ -6640,7 +6153,7 @@
         </w:tc>
         <w:tc>
           <w:tcPr>
-            <w:tcW w:type="dxa" w:w="1350"/>
+            <w:tcW w:type="dxa" w:w="1300"/>
             <w:tcBorders>
               <w:top w:val="single" w:color="D9DCE6" w:sz="4"/>
               <w:left w:val="single" w:color="D9DCE6" w:sz="4"/>
@@ -6696,29 +6209,29 @@
         </w:tc>
         <w:tc>
           <w:tcPr>
-            <w:tcW w:type="dxa" w:w="2760"/>
-            <w:tcBorders>
-              <w:top w:val="single" w:color="D9DCE6" w:sz="4"/>
-              <w:left w:val="single" w:color="D9DCE6" w:sz="4"/>
-              <w:bottom w:val="single" w:color="D9DCE6" w:sz="4"/>
-              <w:right w:val="single" w:color="D9DCE6" w:sz="4"/>
-            </w:tcBorders>
-            <w:tcMar>
-              <w:top w:type="dxa" w:w="70"/>
-              <w:left w:type="dxa" w:w="110"/>
-              <w:bottom w:type="dxa" w:w="70"/>
-              <w:right w:type="dxa" w:w="110"/>
-            </w:tcMar>
-          </w:tcPr>
-          <w:p>
-            <w:r>
-              <w:rPr>
-                <w:b w:val="false"/>
-                <w:bCs w:val="false"/>
-                <w:sz w:val="19"/>
-                <w:szCs w:val="19"/>
-              </w:rPr>
-              <w:t xml:space="preserve">Cisco Secure Firewall</w:t>
+            <w:tcW w:type="dxa" w:w="3010"/>
+            <w:tcBorders>
+              <w:top w:val="single" w:color="D9DCE6" w:sz="4"/>
+              <w:left w:val="single" w:color="D9DCE6" w:sz="4"/>
+              <w:bottom w:val="single" w:color="D9DCE6" w:sz="4"/>
+              <w:right w:val="single" w:color="D9DCE6" w:sz="4"/>
+            </w:tcBorders>
+            <w:tcMar>
+              <w:top w:type="dxa" w:w="70"/>
+              <w:left w:type="dxa" w:w="110"/>
+              <w:bottom w:type="dxa" w:w="70"/>
+              <w:right w:type="dxa" w:w="110"/>
+            </w:tcMar>
+          </w:tcPr>
+          <w:p>
+            <w:r>
+              <w:rPr>
+                <w:b w:val="false"/>
+                <w:bCs w:val="false"/>
+                <w:sz w:val="19"/>
+                <w:szCs w:val="19"/>
+              </w:rPr>
+              <w:t xml:space="preserve">Cisco ISE</w:t>
             </w:r>
           </w:p>
         </w:tc>
@@ -6726,7 +6239,7 @@
       <w:tr>
         <w:tc>
           <w:tcPr>
-            <w:tcW w:type="dxa" w:w="3000"/>
+            <w:tcW w:type="dxa" w:w="2900"/>
             <w:tcBorders>
               <w:top w:val="single" w:color="D9DCE6" w:sz="4"/>
               <w:left w:val="single" w:color="D9DCE6" w:sz="4"/>
@@ -6748,41 +6261,41 @@
                 <w:sz w:val="19"/>
                 <w:szCs w:val="19"/>
               </w:rPr>
-              <w:t xml:space="preserve">firewall perimetral para empresas</w:t>
-            </w:r>
-          </w:p>
-        </w:tc>
-        <w:tc>
-          <w:tcPr>
-            <w:tcW w:type="dxa" w:w="1350"/>
-            <w:tcBorders>
-              <w:top w:val="single" w:color="D9DCE6" w:sz="4"/>
-              <w:left w:val="single" w:color="D9DCE6" w:sz="4"/>
-              <w:bottom w:val="single" w:color="D9DCE6" w:sz="4"/>
-              <w:right w:val="single" w:color="D9DCE6" w:sz="4"/>
-            </w:tcBorders>
-            <w:tcMar>
-              <w:top w:type="dxa" w:w="70"/>
-              <w:left w:type="dxa" w:w="110"/>
-              <w:bottom w:type="dxa" w:w="70"/>
-              <w:right w:type="dxa" w:w="110"/>
-            </w:tcMar>
-          </w:tcPr>
-          <w:p>
-            <w:r>
-              <w:rPr>
-                <w:b w:val="false"/>
-                <w:bCs w:val="false"/>
-                <w:sz w:val="19"/>
-                <w:szCs w:val="19"/>
-              </w:rPr>
-              <w:t xml:space="preserve">Secundaria</w:t>
-            </w:r>
-          </w:p>
-        </w:tc>
-        <w:tc>
-          <w:tcPr>
-            <w:tcW w:type="dxa" w:w="1350"/>
+              <w:t xml:space="preserve">Cisco Secure Firewall</w:t>
+            </w:r>
+          </w:p>
+        </w:tc>
+        <w:tc>
+          <w:tcPr>
+            <w:tcW w:type="dxa" w:w="1250"/>
+            <w:tcBorders>
+              <w:top w:val="single" w:color="D9DCE6" w:sz="4"/>
+              <w:left w:val="single" w:color="D9DCE6" w:sz="4"/>
+              <w:bottom w:val="single" w:color="D9DCE6" w:sz="4"/>
+              <w:right w:val="single" w:color="D9DCE6" w:sz="4"/>
+            </w:tcBorders>
+            <w:tcMar>
+              <w:top w:type="dxa" w:w="70"/>
+              <w:left w:type="dxa" w:w="110"/>
+              <w:bottom w:type="dxa" w:w="70"/>
+              <w:right w:type="dxa" w:w="110"/>
+            </w:tcMar>
+          </w:tcPr>
+          <w:p>
+            <w:r>
+              <w:rPr>
+                <w:b w:val="false"/>
+                <w:bCs w:val="false"/>
+                <w:sz w:val="19"/>
+                <w:szCs w:val="19"/>
+              </w:rPr>
+              <w:t xml:space="preserve">Producto</w:t>
+            </w:r>
+          </w:p>
+        </w:tc>
+        <w:tc>
+          <w:tcPr>
+            <w:tcW w:type="dxa" w:w="1300"/>
             <w:tcBorders>
               <w:top w:val="single" w:color="D9DCE6" w:sz="4"/>
               <w:left w:val="single" w:color="D9DCE6" w:sz="4"/>
@@ -6838,7 +6351,7 @@
         </w:tc>
         <w:tc>
           <w:tcPr>
-            <w:tcW w:type="dxa" w:w="2760"/>
+            <w:tcW w:type="dxa" w:w="3010"/>
             <w:tcBorders>
               <w:top w:val="single" w:color="D9DCE6" w:sz="4"/>
               <w:left w:val="single" w:color="D9DCE6" w:sz="4"/>
@@ -6868,7 +6381,7 @@
       <w:tr>
         <w:tc>
           <w:tcPr>
-            <w:tcW w:type="dxa" w:w="3000"/>
+            <w:tcW w:type="dxa" w:w="2900"/>
             <w:tcBorders>
               <w:top w:val="single" w:color="D9DCE6" w:sz="4"/>
               <w:left w:val="single" w:color="D9DCE6" w:sz="4"/>
@@ -6890,13 +6403,13 @@
                 <w:sz w:val="19"/>
                 <w:szCs w:val="19"/>
               </w:rPr>
-              <w:t xml:space="preserve">segmentación de red corporativa</w:t>
-            </w:r>
-          </w:p>
-        </w:tc>
-        <w:tc>
-          <w:tcPr>
-            <w:tcW w:type="dxa" w:w="1350"/>
+              <w:t xml:space="preserve">segmentación de la red</w:t>
+            </w:r>
+          </w:p>
+        </w:tc>
+        <w:tc>
+          <w:tcPr>
+            <w:tcW w:type="dxa" w:w="1250"/>
             <w:tcBorders>
               <w:top w:val="single" w:color="D9DCE6" w:sz="4"/>
               <w:left w:val="single" w:color="D9DCE6" w:sz="4"/>
@@ -6924,7 +6437,7 @@
         </w:tc>
         <w:tc>
           <w:tcPr>
-            <w:tcW w:type="dxa" w:w="1350"/>
+            <w:tcW w:type="dxa" w:w="1300"/>
             <w:tcBorders>
               <w:top w:val="single" w:color="D9DCE6" w:sz="4"/>
               <w:left w:val="single" w:color="D9DCE6" w:sz="4"/>
@@ -6980,29 +6493,29 @@
         </w:tc>
         <w:tc>
           <w:tcPr>
-            <w:tcW w:type="dxa" w:w="2760"/>
-            <w:tcBorders>
-              <w:top w:val="single" w:color="D9DCE6" w:sz="4"/>
-              <w:left w:val="single" w:color="D9DCE6" w:sz="4"/>
-              <w:bottom w:val="single" w:color="D9DCE6" w:sz="4"/>
-              <w:right w:val="single" w:color="D9DCE6" w:sz="4"/>
-            </w:tcBorders>
-            <w:tcMar>
-              <w:top w:type="dxa" w:w="70"/>
-              <w:left w:type="dxa" w:w="110"/>
-              <w:bottom w:type="dxa" w:w="70"/>
-              <w:right w:type="dxa" w:w="110"/>
-            </w:tcMar>
-          </w:tcPr>
-          <w:p>
-            <w:r>
-              <w:rPr>
-                <w:b w:val="false"/>
-                <w:bCs w:val="false"/>
-                <w:sz w:val="19"/>
-                <w:szCs w:val="19"/>
-              </w:rPr>
-              <w:t xml:space="preserve">Cisco ISE</w:t>
+            <w:tcW w:type="dxa" w:w="3010"/>
+            <w:tcBorders>
+              <w:top w:val="single" w:color="D9DCE6" w:sz="4"/>
+              <w:left w:val="single" w:color="D9DCE6" w:sz="4"/>
+              <w:bottom w:val="single" w:color="D9DCE6" w:sz="4"/>
+              <w:right w:val="single" w:color="D9DCE6" w:sz="4"/>
+            </w:tcBorders>
+            <w:tcMar>
+              <w:top w:type="dxa" w:w="70"/>
+              <w:left w:type="dxa" w:w="110"/>
+              <w:bottom w:type="dxa" w:w="70"/>
+              <w:right w:type="dxa" w:w="110"/>
+            </w:tcMar>
+          </w:tcPr>
+          <w:p>
+            <w:r>
+              <w:rPr>
+                <w:b w:val="false"/>
+                <w:bCs w:val="false"/>
+                <w:sz w:val="19"/>
+                <w:szCs w:val="19"/>
+              </w:rPr>
+              <w:t xml:space="preserve">Intro del área y Cisco ISE</w:t>
             </w:r>
           </w:p>
         </w:tc>
@@ -7010,7 +6523,7 @@
       <w:tr>
         <w:tc>
           <w:tcPr>
-            <w:tcW w:type="dxa" w:w="3000"/>
+            <w:tcW w:type="dxa" w:w="2900"/>
             <w:tcBorders>
               <w:top w:val="single" w:color="D9DCE6" w:sz="4"/>
               <w:left w:val="single" w:color="D9DCE6" w:sz="4"/>
@@ -7032,13 +6545,13 @@
                 <w:sz w:val="19"/>
                 <w:szCs w:val="19"/>
               </w:rPr>
-              <w:t xml:space="preserve">Cisco ISE con Intune</w:t>
-            </w:r>
-          </w:p>
-        </w:tc>
-        <w:tc>
-          <w:tcPr>
-            <w:tcW w:type="dxa" w:w="1350"/>
+              <w:t xml:space="preserve">integración con Intune</w:t>
+            </w:r>
+          </w:p>
+        </w:tc>
+        <w:tc>
+          <w:tcPr>
+            <w:tcW w:type="dxa" w:w="1250"/>
             <w:tcBorders>
               <w:top w:val="single" w:color="D9DCE6" w:sz="4"/>
               <w:left w:val="single" w:color="D9DCE6" w:sz="4"/>
@@ -7066,7 +6579,7 @@
         </w:tc>
         <w:tc>
           <w:tcPr>
-            <w:tcW w:type="dxa" w:w="1350"/>
+            <w:tcW w:type="dxa" w:w="1300"/>
             <w:tcBorders>
               <w:top w:val="single" w:color="D9DCE6" w:sz="4"/>
               <w:left w:val="single" w:color="D9DCE6" w:sz="4"/>
@@ -7122,7 +6635,7 @@
         </w:tc>
         <w:tc>
           <w:tcPr>
-            <w:tcW w:type="dxa" w:w="2760"/>
+            <w:tcW w:type="dxa" w:w="3010"/>
             <w:tcBorders>
               <w:top w:val="single" w:color="D9DCE6" w:sz="4"/>
               <w:left w:val="single" w:color="D9DCE6" w:sz="4"/>
@@ -7152,7 +6665,7 @@
       <w:tr>
         <w:tc>
           <w:tcPr>
-            <w:tcW w:type="dxa" w:w="3000"/>
+            <w:tcW w:type="dxa" w:w="2900"/>
             <w:tcBorders>
               <w:top w:val="single" w:color="D9DCE6" w:sz="4"/>
               <w:left w:val="single" w:color="D9DCE6" w:sz="4"/>
@@ -7174,13 +6687,13 @@
                 <w:sz w:val="19"/>
                 <w:szCs w:val="19"/>
               </w:rPr>
-              <w:t xml:space="preserve">firewall con Microsoft Sentinel</w:t>
-            </w:r>
-          </w:p>
-        </w:tc>
-        <w:tc>
-          <w:tcPr>
-            <w:tcW w:type="dxa" w:w="1350"/>
+              <w:t xml:space="preserve">Microsoft Sentinel</w:t>
+            </w:r>
+          </w:p>
+        </w:tc>
+        <w:tc>
+          <w:tcPr>
+            <w:tcW w:type="dxa" w:w="1250"/>
             <w:tcBorders>
               <w:top w:val="single" w:color="D9DCE6" w:sz="4"/>
               <w:left w:val="single" w:color="D9DCE6" w:sz="4"/>
@@ -7208,7 +6721,7 @@
         </w:tc>
         <w:tc>
           <w:tcPr>
-            <w:tcW w:type="dxa" w:w="1350"/>
+            <w:tcW w:type="dxa" w:w="1300"/>
             <w:tcBorders>
               <w:top w:val="single" w:color="D9DCE6" w:sz="4"/>
               <w:left w:val="single" w:color="D9DCE6" w:sz="4"/>
@@ -7264,7 +6777,7 @@
         </w:tc>
         <w:tc>
           <w:tcPr>
-            <w:tcW w:type="dxa" w:w="2760"/>
+            <w:tcW w:type="dxa" w:w="3010"/>
             <w:tcBorders>
               <w:top w:val="single" w:color="D9DCE6" w:sz="4"/>
               <w:left w:val="single" w:color="D9DCE6" w:sz="4"/>
@@ -7287,158 +6800,11 @@
                 <w:szCs w:val="19"/>
               </w:rPr>
               <w:t xml:space="preserve">Cisco Secure Firewall</w:t>
-            </w:r>
-          </w:p>
-        </w:tc>
-      </w:tr>
-      <w:tr>
-        <w:tc>
-          <w:tcPr>
-            <w:tcW w:type="dxa" w:w="3000"/>
-            <w:tcBorders>
-              <w:top w:val="single" w:color="D9DCE6" w:sz="4"/>
-              <w:left w:val="single" w:color="D9DCE6" w:sz="4"/>
-              <w:bottom w:val="single" w:color="D9DCE6" w:sz="4"/>
-              <w:right w:val="single" w:color="D9DCE6" w:sz="4"/>
-            </w:tcBorders>
-            <w:tcMar>
-              <w:top w:type="dxa" w:w="70"/>
-              <w:left w:type="dxa" w:w="110"/>
-              <w:bottom w:type="dxa" w:w="70"/>
-              <w:right w:type="dxa" w:w="110"/>
-            </w:tcMar>
-          </w:tcPr>
-          <w:p>
-            <w:r>
-              <w:rPr>
-                <w:b/>
-                <w:bCs/>
-                <w:sz w:val="19"/>
-                <w:szCs w:val="19"/>
-              </w:rPr>
-              <w:t xml:space="preserve">seguridad de la red local (LAN)</w:t>
-            </w:r>
-          </w:p>
-        </w:tc>
-        <w:tc>
-          <w:tcPr>
-            <w:tcW w:type="dxa" w:w="1350"/>
-            <w:tcBorders>
-              <w:top w:val="single" w:color="D9DCE6" w:sz="4"/>
-              <w:left w:val="single" w:color="D9DCE6" w:sz="4"/>
-              <w:bottom w:val="single" w:color="D9DCE6" w:sz="4"/>
-              <w:right w:val="single" w:color="D9DCE6" w:sz="4"/>
-            </w:tcBorders>
-            <w:tcMar>
-              <w:top w:type="dxa" w:w="70"/>
-              <w:left w:type="dxa" w:w="110"/>
-              <w:bottom w:type="dxa" w:w="70"/>
-              <w:right w:type="dxa" w:w="110"/>
-            </w:tcMar>
-          </w:tcPr>
-          <w:p>
-            <w:r>
-              <w:rPr>
-                <w:b w:val="false"/>
-                <w:bCs w:val="false"/>
-                <w:sz w:val="19"/>
-                <w:szCs w:val="19"/>
-              </w:rPr>
-              <w:t xml:space="preserve">Secundaria</w:t>
-            </w:r>
-          </w:p>
-        </w:tc>
-        <w:tc>
-          <w:tcPr>
-            <w:tcW w:type="dxa" w:w="1350"/>
-            <w:tcBorders>
-              <w:top w:val="single" w:color="D9DCE6" w:sz="4"/>
-              <w:left w:val="single" w:color="D9DCE6" w:sz="4"/>
-              <w:bottom w:val="single" w:color="D9DCE6" w:sz="4"/>
-              <w:right w:val="single" w:color="D9DCE6" w:sz="4"/>
-            </w:tcBorders>
-            <w:tcMar>
-              <w:top w:type="dxa" w:w="70"/>
-              <w:left w:type="dxa" w:w="110"/>
-              <w:bottom w:type="dxa" w:w="70"/>
-              <w:right w:type="dxa" w:w="110"/>
-            </w:tcMar>
-          </w:tcPr>
-          <w:p>
-            <w:r>
-              <w:rPr>
-                <w:b w:val="false"/>
-                <w:bCs w:val="false"/>
-                <w:sz w:val="19"/>
-                <w:szCs w:val="19"/>
-              </w:rPr>
-              <w:t xml:space="preserve">Informativa</w:t>
-            </w:r>
-          </w:p>
-        </w:tc>
-        <w:tc>
-          <w:tcPr>
-            <w:tcW w:type="dxa" w:w="900"/>
-            <w:tcBorders>
-              <w:top w:val="single" w:color="D9DCE6" w:sz="4"/>
-              <w:left w:val="single" w:color="D9DCE6" w:sz="4"/>
-              <w:bottom w:val="single" w:color="D9DCE6" w:sz="4"/>
-              <w:right w:val="single" w:color="D9DCE6" w:sz="4"/>
-            </w:tcBorders>
-            <w:tcMar>
-              <w:top w:type="dxa" w:w="70"/>
-              <w:left w:type="dxa" w:w="110"/>
-              <w:bottom w:type="dxa" w:w="70"/>
-              <w:right w:type="dxa" w:w="110"/>
-            </w:tcMar>
-          </w:tcPr>
-          <w:p>
-            <w:r>
-              <w:rPr>
-                <w:b w:val="false"/>
-                <w:bCs w:val="false"/>
-                <w:sz w:val="19"/>
-                <w:szCs w:val="19"/>
-              </w:rPr>
-              <w:t xml:space="preserve">C</w:t>
-            </w:r>
-          </w:p>
-        </w:tc>
-        <w:tc>
-          <w:tcPr>
-            <w:tcW w:type="dxa" w:w="2760"/>
-            <w:tcBorders>
-              <w:top w:val="single" w:color="D9DCE6" w:sz="4"/>
-              <w:left w:val="single" w:color="D9DCE6" w:sz="4"/>
-              <w:bottom w:val="single" w:color="D9DCE6" w:sz="4"/>
-              <w:right w:val="single" w:color="D9DCE6" w:sz="4"/>
-            </w:tcBorders>
-            <w:tcMar>
-              <w:top w:type="dxa" w:w="70"/>
-              <w:left w:type="dxa" w:w="110"/>
-              <w:bottom w:type="dxa" w:w="70"/>
-              <w:right w:type="dxa" w:w="110"/>
-            </w:tcMar>
-          </w:tcPr>
-          <w:p>
-            <w:r>
-              <w:rPr>
-                <w:b w:val="false"/>
-                <w:bCs w:val="false"/>
-                <w:sz w:val="19"/>
-                <w:szCs w:val="19"/>
-              </w:rPr>
-              <w:t xml:space="preserve">#proteccion-red</w:t>
             </w:r>
           </w:p>
         </w:tc>
       </w:tr>
     </w:tbl>
-    <w:p>
-      <w:pPr>
-        <w:spacing w:after="240"/>
-      </w:pPr>
-    </w:p>
     <w:p>
       <w:pPr>
         <w:pStyle w:val="Heading1"/>
@@ -7456,35 +6822,25 @@
           <w:b/>
           <w:bCs/>
         </w:rPr>
-        <w:t xml:space="preserve">Objetivo: </w:t>
+        <w:t xml:space="preserve">Página: </w:t>
       </w:r>
       <w:r>
-        <w:t xml:space="preserve">Liderar las búsquedas de salas Microsoft Teams Rooms con hardware Cisco certificado.</w:t>
+        <w:t xml:space="preserve">soluciones.html#colaboracion</w:t>
       </w:r>
     </w:p>
     <w:p>
       <w:pPr>
-        <w:spacing w:after="160"/>
+        <w:spacing w:after="120"/>
       </w:pPr>
       <w:r>
         <w:rPr>
           <w:b/>
           <w:bCs/>
         </w:rPr>
-        <w:t xml:space="preserve">H2 en el sitio: </w:t>
+        <w:t xml:space="preserve">Objetivo: </w:t>
       </w:r>
       <w:r>
-        <w:t xml:space="preserve">Hardware certificado para Microsoft Teams Rooms</w:t>
-      </w:r>
-      <w:r>
-        <w:rPr>
-          <w:b/>
-          <w:bCs/>
-        </w:rPr>
-        <w:t xml:space="preserve">   ·   URL: </w:t>
-      </w:r>
-      <w:r>
-        <w:t xml:space="preserve">soluciones.html#colaboracion</w:t>
+        <w:t xml:space="preserve">Liderar las búsquedas de salas Microsoft Teams Rooms con hardware Cisco certificado.</w:t>
       </w:r>
     </w:p>
     <w:tbl>
@@ -7500,11 +6856,11 @@
         </w:tblBorders>
       </w:tblPr>
       <w:tblGrid>
-        <w:gridCol w:w="3000"/>
-        <w:gridCol w:w="1350"/>
-        <w:gridCol w:w="1350"/>
+        <w:gridCol w:w="2900"/>
+        <w:gridCol w:w="1250"/>
+        <w:gridCol w:w="1300"/>
         <w:gridCol w:w="900"/>
-        <w:gridCol w:w="2760"/>
+        <w:gridCol w:w="3010"/>
       </w:tblGrid>
       <w:tr>
         <w:trPr>
@@ -7512,7 +6868,7 @@
         </w:trPr>
         <w:tc>
           <w:tcPr>
-            <w:tcW w:type="dxa" w:w="3000"/>
+            <w:tcW w:type="dxa" w:w="2900"/>
             <w:tcBorders>
               <w:top w:val="single" w:color="D9DCE6" w:sz="4"/>
               <w:left w:val="single" w:color="D9DCE6" w:sz="4"/>
@@ -7542,7 +6898,7 @@
         </w:tc>
         <w:tc>
           <w:tcPr>
-            <w:tcW w:type="dxa" w:w="1350"/>
+            <w:tcW w:type="dxa" w:w="1250"/>
             <w:tcBorders>
               <w:top w:val="single" w:color="D9DCE6" w:sz="4"/>
               <w:left w:val="single" w:color="D9DCE6" w:sz="4"/>
@@ -7572,7 +6928,7 @@
         </w:tc>
         <w:tc>
           <w:tcPr>
-            <w:tcW w:type="dxa" w:w="1350"/>
+            <w:tcW w:type="dxa" w:w="1300"/>
             <w:tcBorders>
               <w:top w:val="single" w:color="D9DCE6" w:sz="4"/>
               <w:left w:val="single" w:color="D9DCE6" w:sz="4"/>
@@ -7632,7 +6988,7 @@
         </w:tc>
         <w:tc>
           <w:tcPr>
-            <w:tcW w:type="dxa" w:w="2760"/>
+            <w:tcW w:type="dxa" w:w="3010"/>
             <w:tcBorders>
               <w:top w:val="single" w:color="D9DCE6" w:sz="4"/>
               <w:left w:val="single" w:color="D9DCE6" w:sz="4"/>
@@ -7656,7 +7012,7 @@
                 <w:sz w:val="19"/>
                 <w:szCs w:val="19"/>
               </w:rPr>
-              <w:t xml:space="preserve">Página / sección destino</w:t>
+              <w:t xml:space="preserve">Dónde está en el sitio</w:t>
             </w:r>
           </w:p>
         </w:tc>
@@ -7664,7 +7020,7 @@
       <w:tr>
         <w:tc>
           <w:tcPr>
-            <w:tcW w:type="dxa" w:w="3000"/>
+            <w:tcW w:type="dxa" w:w="2900"/>
             <w:tcBorders>
               <w:top w:val="single" w:color="D9DCE6" w:sz="4"/>
               <w:left w:val="single" w:color="D9DCE6" w:sz="4"/>
@@ -7692,7 +7048,7 @@
         </w:tc>
         <w:tc>
           <w:tcPr>
-            <w:tcW w:type="dxa" w:w="1350"/>
+            <w:tcW w:type="dxa" w:w="1250"/>
             <w:tcBorders>
               <w:top w:val="single" w:color="D9DCE6" w:sz="4"/>
               <w:left w:val="single" w:color="D9DCE6" w:sz="4"/>
@@ -7720,7 +7076,7 @@
         </w:tc>
         <w:tc>
           <w:tcPr>
-            <w:tcW w:type="dxa" w:w="1350"/>
+            <w:tcW w:type="dxa" w:w="1300"/>
             <w:tcBorders>
               <w:top w:val="single" w:color="D9DCE6" w:sz="4"/>
               <w:left w:val="single" w:color="D9DCE6" w:sz="4"/>
@@ -7776,29 +7132,29 @@
         </w:tc>
         <w:tc>
           <w:tcPr>
-            <w:tcW w:type="dxa" w:w="2760"/>
-            <w:tcBorders>
-              <w:top w:val="single" w:color="D9DCE6" w:sz="4"/>
-              <w:left w:val="single" w:color="D9DCE6" w:sz="4"/>
-              <w:bottom w:val="single" w:color="D9DCE6" w:sz="4"/>
-              <w:right w:val="single" w:color="D9DCE6" w:sz="4"/>
-            </w:tcBorders>
-            <w:tcMar>
-              <w:top w:type="dxa" w:w="70"/>
-              <w:left w:type="dxa" w:w="110"/>
-              <w:bottom w:type="dxa" w:w="70"/>
-              <w:right w:type="dxa" w:w="110"/>
-            </w:tcMar>
-          </w:tcPr>
-          <w:p>
-            <w:r>
-              <w:rPr>
-                <w:b w:val="false"/>
-                <w:bCs w:val="false"/>
-                <w:sz w:val="19"/>
-                <w:szCs w:val="19"/>
-              </w:rPr>
-              <w:t xml:space="preserve">#colaboracion</w:t>
+            <w:tcW w:type="dxa" w:w="3010"/>
+            <w:tcBorders>
+              <w:top w:val="single" w:color="D9DCE6" w:sz="4"/>
+              <w:left w:val="single" w:color="D9DCE6" w:sz="4"/>
+              <w:bottom w:val="single" w:color="D9DCE6" w:sz="4"/>
+              <w:right w:val="single" w:color="D9DCE6" w:sz="4"/>
+            </w:tcBorders>
+            <w:tcMar>
+              <w:top w:type="dxa" w:w="70"/>
+              <w:left w:type="dxa" w:w="110"/>
+              <w:bottom w:type="dxa" w:w="70"/>
+              <w:right w:type="dxa" w:w="110"/>
+            </w:tcMar>
+          </w:tcPr>
+          <w:p>
+            <w:r>
+              <w:rPr>
+                <w:b w:val="false"/>
+                <w:bCs w:val="false"/>
+                <w:sz w:val="19"/>
+                <w:szCs w:val="19"/>
+              </w:rPr>
+              <w:t xml:space="preserve">H2 del área</w:t>
             </w:r>
           </w:p>
         </w:tc>
@@ -7806,7 +7162,7 @@
       <w:tr>
         <w:tc>
           <w:tcPr>
-            <w:tcW w:type="dxa" w:w="3000"/>
+            <w:tcW w:type="dxa" w:w="2900"/>
             <w:tcBorders>
               <w:top w:val="single" w:color="D9DCE6" w:sz="4"/>
               <w:left w:val="single" w:color="D9DCE6" w:sz="4"/>
@@ -7828,13 +7184,13 @@
                 <w:sz w:val="19"/>
                 <w:szCs w:val="19"/>
               </w:rPr>
-              <w:t xml:space="preserve">salas de reuniones Teams</w:t>
-            </w:r>
-          </w:p>
-        </w:tc>
-        <w:tc>
-          <w:tcPr>
-            <w:tcW w:type="dxa" w:w="1350"/>
+              <w:t xml:space="preserve">salas de reuniones para Teams</w:t>
+            </w:r>
+          </w:p>
+        </w:tc>
+        <w:tc>
+          <w:tcPr>
+            <w:tcW w:type="dxa" w:w="1250"/>
             <w:tcBorders>
               <w:top w:val="single" w:color="D9DCE6" w:sz="4"/>
               <w:left w:val="single" w:color="D9DCE6" w:sz="4"/>
@@ -7862,7 +7218,7 @@
         </w:tc>
         <w:tc>
           <w:tcPr>
-            <w:tcW w:type="dxa" w:w="1350"/>
+            <w:tcW w:type="dxa" w:w="1300"/>
             <w:tcBorders>
               <w:top w:val="single" w:color="D9DCE6" w:sz="4"/>
               <w:left w:val="single" w:color="D9DCE6" w:sz="4"/>
@@ -7918,29 +7274,29 @@
         </w:tc>
         <w:tc>
           <w:tcPr>
-            <w:tcW w:type="dxa" w:w="2760"/>
-            <w:tcBorders>
-              <w:top w:val="single" w:color="D9DCE6" w:sz="4"/>
-              <w:left w:val="single" w:color="D9DCE6" w:sz="4"/>
-              <w:bottom w:val="single" w:color="D9DCE6" w:sz="4"/>
-              <w:right w:val="single" w:color="D9DCE6" w:sz="4"/>
-            </w:tcBorders>
-            <w:tcMar>
-              <w:top w:type="dxa" w:w="70"/>
-              <w:left w:type="dxa" w:w="110"/>
-              <w:bottom w:type="dxa" w:w="70"/>
-              <w:right w:type="dxa" w:w="110"/>
-            </w:tcMar>
-          </w:tcPr>
-          <w:p>
-            <w:r>
-              <w:rPr>
-                <w:b w:val="false"/>
-                <w:bCs w:val="false"/>
-                <w:sz w:val="19"/>
-                <w:szCs w:val="19"/>
-              </w:rPr>
-              <w:t xml:space="preserve">#colaboracion</w:t>
+            <w:tcW w:type="dxa" w:w="3010"/>
+            <w:tcBorders>
+              <w:top w:val="single" w:color="D9DCE6" w:sz="4"/>
+              <w:left w:val="single" w:color="D9DCE6" w:sz="4"/>
+              <w:bottom w:val="single" w:color="D9DCE6" w:sz="4"/>
+              <w:right w:val="single" w:color="D9DCE6" w:sz="4"/>
+            </w:tcBorders>
+            <w:tcMar>
+              <w:top w:type="dxa" w:w="70"/>
+              <w:left w:type="dxa" w:w="110"/>
+              <w:bottom w:type="dxa" w:w="70"/>
+              <w:right w:type="dxa" w:w="110"/>
+            </w:tcMar>
+          </w:tcPr>
+          <w:p>
+            <w:r>
+              <w:rPr>
+                <w:b w:val="false"/>
+                <w:bCs w:val="false"/>
+                <w:sz w:val="19"/>
+                <w:szCs w:val="19"/>
+              </w:rPr>
+              <w:t xml:space="preserve">Cisco Room Bar</w:t>
             </w:r>
           </w:p>
         </w:tc>
@@ -7948,7 +7304,7 @@
       <w:tr>
         <w:tc>
           <w:tcPr>
-            <w:tcW w:type="dxa" w:w="3000"/>
+            <w:tcW w:type="dxa" w:w="2900"/>
             <w:tcBorders>
               <w:top w:val="single" w:color="D9DCE6" w:sz="4"/>
               <w:left w:val="single" w:color="D9DCE6" w:sz="4"/>
@@ -7970,13 +7326,13 @@
                 <w:sz w:val="19"/>
                 <w:szCs w:val="19"/>
               </w:rPr>
-              <w:t xml:space="preserve">implementación Teams Rooms</w:t>
-            </w:r>
-          </w:p>
-        </w:tc>
-        <w:tc>
-          <w:tcPr>
-            <w:tcW w:type="dxa" w:w="1350"/>
+              <w:t xml:space="preserve">implementación de Teams Rooms</w:t>
+            </w:r>
+          </w:p>
+        </w:tc>
+        <w:tc>
+          <w:tcPr>
+            <w:tcW w:type="dxa" w:w="1250"/>
             <w:tcBorders>
               <w:top w:val="single" w:color="D9DCE6" w:sz="4"/>
               <w:left w:val="single" w:color="D9DCE6" w:sz="4"/>
@@ -8004,7 +7360,7 @@
         </w:tc>
         <w:tc>
           <w:tcPr>
-            <w:tcW w:type="dxa" w:w="1350"/>
+            <w:tcW w:type="dxa" w:w="1300"/>
             <w:tcBorders>
               <w:top w:val="single" w:color="D9DCE6" w:sz="4"/>
               <w:left w:val="single" w:color="D9DCE6" w:sz="4"/>
@@ -8060,29 +7416,29 @@
         </w:tc>
         <w:tc>
           <w:tcPr>
-            <w:tcW w:type="dxa" w:w="2760"/>
-            <w:tcBorders>
-              <w:top w:val="single" w:color="D9DCE6" w:sz="4"/>
-              <w:left w:val="single" w:color="D9DCE6" w:sz="4"/>
-              <w:bottom w:val="single" w:color="D9DCE6" w:sz="4"/>
-              <w:right w:val="single" w:color="D9DCE6" w:sz="4"/>
-            </w:tcBorders>
-            <w:tcMar>
-              <w:top w:type="dxa" w:w="70"/>
-              <w:left w:type="dxa" w:w="110"/>
-              <w:bottom w:type="dxa" w:w="70"/>
-              <w:right w:type="dxa" w:w="110"/>
-            </w:tcMar>
-          </w:tcPr>
-          <w:p>
-            <w:r>
-              <w:rPr>
-                <w:b w:val="false"/>
-                <w:bCs w:val="false"/>
-                <w:sz w:val="19"/>
-                <w:szCs w:val="19"/>
-              </w:rPr>
-              <w:t xml:space="preserve">Cisco Room Bar / Room Bar Pro</w:t>
+            <w:tcW w:type="dxa" w:w="3010"/>
+            <w:tcBorders>
+              <w:top w:val="single" w:color="D9DCE6" w:sz="4"/>
+              <w:left w:val="single" w:color="D9DCE6" w:sz="4"/>
+              <w:bottom w:val="single" w:color="D9DCE6" w:sz="4"/>
+              <w:right w:val="single" w:color="D9DCE6" w:sz="4"/>
+            </w:tcBorders>
+            <w:tcMar>
+              <w:top w:type="dxa" w:w="70"/>
+              <w:left w:type="dxa" w:w="110"/>
+              <w:bottom w:type="dxa" w:w="70"/>
+              <w:right w:type="dxa" w:w="110"/>
+            </w:tcMar>
+          </w:tcPr>
+          <w:p>
+            <w:r>
+              <w:rPr>
+                <w:b w:val="false"/>
+                <w:bCs w:val="false"/>
+                <w:sz w:val="19"/>
+                <w:szCs w:val="19"/>
+              </w:rPr>
+              <w:t xml:space="preserve">Intro del área</w:t>
             </w:r>
           </w:p>
         </w:tc>
@@ -8090,7 +7446,7 @@
       <w:tr>
         <w:tc>
           <w:tcPr>
-            <w:tcW w:type="dxa" w:w="3000"/>
+            <w:tcW w:type="dxa" w:w="2900"/>
             <w:tcBorders>
               <w:top w:val="single" w:color="D9DCE6" w:sz="4"/>
               <w:left w:val="single" w:color="D9DCE6" w:sz="4"/>
@@ -8118,7 +7474,7 @@
         </w:tc>
         <w:tc>
           <w:tcPr>
-            <w:tcW w:type="dxa" w:w="1350"/>
+            <w:tcW w:type="dxa" w:w="1250"/>
             <w:tcBorders>
               <w:top w:val="single" w:color="D9DCE6" w:sz="4"/>
               <w:left w:val="single" w:color="D9DCE6" w:sz="4"/>
@@ -8146,7 +7502,7 @@
         </w:tc>
         <w:tc>
           <w:tcPr>
-            <w:tcW w:type="dxa" w:w="1350"/>
+            <w:tcW w:type="dxa" w:w="1300"/>
             <w:tcBorders>
               <w:top w:val="single" w:color="D9DCE6" w:sz="4"/>
               <w:left w:val="single" w:color="D9DCE6" w:sz="4"/>
@@ -8202,7 +7558,7 @@
         </w:tc>
         <w:tc>
           <w:tcPr>
-            <w:tcW w:type="dxa" w:w="2760"/>
+            <w:tcW w:type="dxa" w:w="3010"/>
             <w:tcBorders>
               <w:top w:val="single" w:color="D9DCE6" w:sz="4"/>
               <w:left w:val="single" w:color="D9DCE6" w:sz="4"/>
@@ -8232,7 +7588,7 @@
       <w:tr>
         <w:tc>
           <w:tcPr>
-            <w:tcW w:type="dxa" w:w="3000"/>
+            <w:tcW w:type="dxa" w:w="2900"/>
             <w:tcBorders>
               <w:top w:val="single" w:color="D9DCE6" w:sz="4"/>
               <w:left w:val="single" w:color="D9DCE6" w:sz="4"/>
@@ -8260,7 +7616,7 @@
         </w:tc>
         <w:tc>
           <w:tcPr>
-            <w:tcW w:type="dxa" w:w="1350"/>
+            <w:tcW w:type="dxa" w:w="1250"/>
             <w:tcBorders>
               <w:top w:val="single" w:color="D9DCE6" w:sz="4"/>
               <w:left w:val="single" w:color="D9DCE6" w:sz="4"/>
@@ -8288,7 +7644,7 @@
         </w:tc>
         <w:tc>
           <w:tcPr>
-            <w:tcW w:type="dxa" w:w="1350"/>
+            <w:tcW w:type="dxa" w:w="1300"/>
             <w:tcBorders>
               <w:top w:val="single" w:color="D9DCE6" w:sz="4"/>
               <w:left w:val="single" w:color="D9DCE6" w:sz="4"/>
@@ -8344,7 +7700,7 @@
         </w:tc>
         <w:tc>
           <w:tcPr>
-            <w:tcW w:type="dxa" w:w="2760"/>
+            <w:tcW w:type="dxa" w:w="3010"/>
             <w:tcBorders>
               <w:top w:val="single" w:color="D9DCE6" w:sz="4"/>
               <w:left w:val="single" w:color="D9DCE6" w:sz="4"/>
@@ -8374,7 +7730,7 @@
       <w:tr>
         <w:tc>
           <w:tcPr>
-            <w:tcW w:type="dxa" w:w="3000"/>
+            <w:tcW w:type="dxa" w:w="2900"/>
             <w:tcBorders>
               <w:top w:val="single" w:color="D9DCE6" w:sz="4"/>
               <w:left w:val="single" w:color="D9DCE6" w:sz="4"/>
@@ -8402,7 +7758,7 @@
         </w:tc>
         <w:tc>
           <w:tcPr>
-            <w:tcW w:type="dxa" w:w="1350"/>
+            <w:tcW w:type="dxa" w:w="1250"/>
             <w:tcBorders>
               <w:top w:val="single" w:color="D9DCE6" w:sz="4"/>
               <w:left w:val="single" w:color="D9DCE6" w:sz="4"/>
@@ -8430,7 +7786,7 @@
         </w:tc>
         <w:tc>
           <w:tcPr>
-            <w:tcW w:type="dxa" w:w="1350"/>
+            <w:tcW w:type="dxa" w:w="1300"/>
             <w:tcBorders>
               <w:top w:val="single" w:color="D9DCE6" w:sz="4"/>
               <w:left w:val="single" w:color="D9DCE6" w:sz="4"/>
@@ -8486,29 +7842,29 @@
         </w:tc>
         <w:tc>
           <w:tcPr>
-            <w:tcW w:type="dxa" w:w="2760"/>
-            <w:tcBorders>
-              <w:top w:val="single" w:color="D9DCE6" w:sz="4"/>
-              <w:left w:val="single" w:color="D9DCE6" w:sz="4"/>
-              <w:bottom w:val="single" w:color="D9DCE6" w:sz="4"/>
-              <w:right w:val="single" w:color="D9DCE6" w:sz="4"/>
-            </w:tcBorders>
-            <w:tcMar>
-              <w:top w:type="dxa" w:w="70"/>
-              <w:left w:type="dxa" w:w="110"/>
-              <w:bottom w:type="dxa" w:w="70"/>
-              <w:right w:type="dxa" w:w="110"/>
-            </w:tcMar>
-          </w:tcPr>
-          <w:p>
-            <w:r>
-              <w:rPr>
-                <w:b w:val="false"/>
-                <w:bCs w:val="false"/>
-                <w:sz w:val="19"/>
-                <w:szCs w:val="19"/>
-              </w:rPr>
-              <w:t xml:space="preserve">#colaboracion</w:t>
+            <w:tcW w:type="dxa" w:w="3010"/>
+            <w:tcBorders>
+              <w:top w:val="single" w:color="D9DCE6" w:sz="4"/>
+              <w:left w:val="single" w:color="D9DCE6" w:sz="4"/>
+              <w:bottom w:val="single" w:color="D9DCE6" w:sz="4"/>
+              <w:right w:val="single" w:color="D9DCE6" w:sz="4"/>
+            </w:tcBorders>
+            <w:tcMar>
+              <w:top w:type="dxa" w:w="70"/>
+              <w:left w:type="dxa" w:w="110"/>
+              <w:bottom w:type="dxa" w:w="70"/>
+              <w:right w:type="dxa" w:w="110"/>
+            </w:tcMar>
+          </w:tcPr>
+          <w:p>
+            <w:r>
+              <w:rPr>
+                <w:b w:val="false"/>
+                <w:bCs w:val="false"/>
+                <w:sz w:val="19"/>
+                <w:szCs w:val="19"/>
+              </w:rPr>
+              <w:t xml:space="preserve">Intro del área</w:t>
             </w:r>
           </w:p>
         </w:tc>
@@ -8516,7 +7872,7 @@
       <w:tr>
         <w:tc>
           <w:tcPr>
-            <w:tcW w:type="dxa" w:w="3000"/>
+            <w:tcW w:type="dxa" w:w="2900"/>
             <w:tcBorders>
               <w:top w:val="single" w:color="D9DCE6" w:sz="4"/>
               <w:left w:val="single" w:color="D9DCE6" w:sz="4"/>
@@ -8538,13 +7894,13 @@
                 <w:sz w:val="19"/>
                 <w:szCs w:val="19"/>
               </w:rPr>
-              <w:t xml:space="preserve">pizarra digital Teams Whiteboard</w:t>
-            </w:r>
-          </w:p>
-        </w:tc>
-        <w:tc>
-          <w:tcPr>
-            <w:tcW w:type="dxa" w:w="1350"/>
+              <w:t xml:space="preserve">pizarra digital</w:t>
+            </w:r>
+          </w:p>
+        </w:tc>
+        <w:tc>
+          <w:tcPr>
+            <w:tcW w:type="dxa" w:w="1250"/>
             <w:tcBorders>
               <w:top w:val="single" w:color="D9DCE6" w:sz="4"/>
               <w:left w:val="single" w:color="D9DCE6" w:sz="4"/>
@@ -8572,7 +7928,7 @@
         </w:tc>
         <w:tc>
           <w:tcPr>
-            <w:tcW w:type="dxa" w:w="1350"/>
+            <w:tcW w:type="dxa" w:w="1300"/>
             <w:tcBorders>
               <w:top w:val="single" w:color="D9DCE6" w:sz="4"/>
               <w:left w:val="single" w:color="D9DCE6" w:sz="4"/>
@@ -8628,7 +7984,7 @@
         </w:tc>
         <w:tc>
           <w:tcPr>
-            <w:tcW w:type="dxa" w:w="2760"/>
+            <w:tcW w:type="dxa" w:w="3010"/>
             <w:tcBorders>
               <w:top w:val="single" w:color="D9DCE6" w:sz="4"/>
               <w:left w:val="single" w:color="D9DCE6" w:sz="4"/>
@@ -8656,17 +8012,27 @@
         </w:tc>
       </w:tr>
     </w:tbl>
-    <w:p>
-      <w:pPr>
-        <w:spacing w:after="240"/>
-      </w:pPr>
-    </w:p>
     <w:p>
       <w:pPr>
         <w:pStyle w:val="Heading1"/>
       </w:pPr>
       <w:r>
-        <w:t xml:space="preserve">5. Inteligencia Artificial</w:t>
+        <w:t xml:space="preserve">5. Inteligencia Artificial (IA)</w:t>
+      </w:r>
+    </w:p>
+    <w:p>
+      <w:pPr>
+        <w:spacing w:after="120"/>
+      </w:pPr>
+      <w:r>
+        <w:rPr>
+          <w:b/>
+          <w:bCs/>
+        </w:rPr>
+        <w:t xml:space="preserve">Página: </w:t>
+      </w:r>
+      <w:r>
+        <w:t xml:space="preserve">soluciones.html#inteligencia-artificial</w:t>
       </w:r>
     </w:p>
     <w:p>
@@ -8681,32 +8047,7 @@
         <w:t xml:space="preserve">Objetivo: </w:t>
       </w:r>
       <w:r>
-        <w:t xml:space="preserve">Posicionarnos temprano en seguridad y adopción responsable de IA, un tema con poca competencia en español.</w:t>
-      </w:r>
-    </w:p>
-    <w:p>
-      <w:pPr>
-        <w:spacing w:after="160"/>
-      </w:pPr>
-      <w:r>
-        <w:rPr>
-          <w:b/>
-          <w:bCs/>
-        </w:rPr>
-        <w:t xml:space="preserve">H2 en el sitio: </w:t>
-      </w:r>
-      <w:r>
-        <w:t xml:space="preserve">Adopción responsable de IA</w:t>
-      </w:r>
-      <w:r>
-        <w:rPr>
-          <w:b/>
-          <w:bCs/>
-        </w:rPr>
-        <w:t xml:space="preserve">   ·   URL: </w:t>
-      </w:r>
-      <w:r>
-        <w:t xml:space="preserve">soluciones.html#inteligencia-artificial</w:t>
+        <w:t xml:space="preserve">Posicionarnos temprano en seguridad para IA, un tema con poca competencia en español.</w:t>
       </w:r>
     </w:p>
     <w:tbl>
@@ -8722,11 +8063,11 @@
         </w:tblBorders>
       </w:tblPr>
       <w:tblGrid>
-        <w:gridCol w:w="3000"/>
-        <w:gridCol w:w="1350"/>
-        <w:gridCol w:w="1350"/>
+        <w:gridCol w:w="2900"/>
+        <w:gridCol w:w="1250"/>
+        <w:gridCol w:w="1300"/>
         <w:gridCol w:w="900"/>
-        <w:gridCol w:w="2760"/>
+        <w:gridCol w:w="3010"/>
       </w:tblGrid>
       <w:tr>
         <w:trPr>
@@ -8734,7 +8075,7 @@
         </w:trPr>
         <w:tc>
           <w:tcPr>
-            <w:tcW w:type="dxa" w:w="3000"/>
+            <w:tcW w:type="dxa" w:w="2900"/>
             <w:tcBorders>
               <w:top w:val="single" w:color="D9DCE6" w:sz="4"/>
               <w:left w:val="single" w:color="D9DCE6" w:sz="4"/>
@@ -8764,7 +8105,7 @@
         </w:tc>
         <w:tc>
           <w:tcPr>
-            <w:tcW w:type="dxa" w:w="1350"/>
+            <w:tcW w:type="dxa" w:w="1250"/>
             <w:tcBorders>
               <w:top w:val="single" w:color="D9DCE6" w:sz="4"/>
               <w:left w:val="single" w:color="D9DCE6" w:sz="4"/>
@@ -8794,7 +8135,7 @@
         </w:tc>
         <w:tc>
           <w:tcPr>
-            <w:tcW w:type="dxa" w:w="1350"/>
+            <w:tcW w:type="dxa" w:w="1300"/>
             <w:tcBorders>
               <w:top w:val="single" w:color="D9DCE6" w:sz="4"/>
               <w:left w:val="single" w:color="D9DCE6" w:sz="4"/>
@@ -8854,7 +8195,7 @@
         </w:tc>
         <w:tc>
           <w:tcPr>
-            <w:tcW w:type="dxa" w:w="2760"/>
+            <w:tcW w:type="dxa" w:w="3010"/>
             <w:tcBorders>
               <w:top w:val="single" w:color="D9DCE6" w:sz="4"/>
               <w:left w:val="single" w:color="D9DCE6" w:sz="4"/>
@@ -8878,7 +8219,7 @@
                 <w:sz w:val="19"/>
                 <w:szCs w:val="19"/>
               </w:rPr>
-              <w:t xml:space="preserve">Página / sección destino</w:t>
+              <w:t xml:space="preserve">Dónde está en el sitio</w:t>
             </w:r>
           </w:p>
         </w:tc>
@@ -8886,7 +8227,7 @@
       <w:tr>
         <w:tc>
           <w:tcPr>
-            <w:tcW w:type="dxa" w:w="3000"/>
+            <w:tcW w:type="dxa" w:w="2900"/>
             <w:tcBorders>
               <w:top w:val="single" w:color="D9DCE6" w:sz="4"/>
               <w:left w:val="single" w:color="D9DCE6" w:sz="4"/>
@@ -8914,7 +8255,7 @@
         </w:tc>
         <w:tc>
           <w:tcPr>
-            <w:tcW w:type="dxa" w:w="1350"/>
+            <w:tcW w:type="dxa" w:w="1250"/>
             <w:tcBorders>
               <w:top w:val="single" w:color="D9DCE6" w:sz="4"/>
               <w:left w:val="single" w:color="D9DCE6" w:sz="4"/>
@@ -8942,7 +8283,7 @@
         </w:tc>
         <w:tc>
           <w:tcPr>
-            <w:tcW w:type="dxa" w:w="1350"/>
+            <w:tcW w:type="dxa" w:w="1300"/>
             <w:tcBorders>
               <w:top w:val="single" w:color="D9DCE6" w:sz="4"/>
               <w:left w:val="single" w:color="D9DCE6" w:sz="4"/>
@@ -8998,29 +8339,29 @@
         </w:tc>
         <w:tc>
           <w:tcPr>
-            <w:tcW w:type="dxa" w:w="2760"/>
-            <w:tcBorders>
-              <w:top w:val="single" w:color="D9DCE6" w:sz="4"/>
-              <w:left w:val="single" w:color="D9DCE6" w:sz="4"/>
-              <w:bottom w:val="single" w:color="D9DCE6" w:sz="4"/>
-              <w:right w:val="single" w:color="D9DCE6" w:sz="4"/>
-            </w:tcBorders>
-            <w:tcMar>
-              <w:top w:type="dxa" w:w="70"/>
-              <w:left w:type="dxa" w:w="110"/>
-              <w:bottom w:type="dxa" w:w="70"/>
-              <w:right w:type="dxa" w:w="110"/>
-            </w:tcMar>
-          </w:tcPr>
-          <w:p>
-            <w:r>
-              <w:rPr>
-                <w:b w:val="false"/>
-                <w:bCs w:val="false"/>
-                <w:sz w:val="19"/>
-                <w:szCs w:val="19"/>
-              </w:rPr>
-              <w:t xml:space="preserve">Cisco AI Defense</w:t>
+            <w:tcW w:type="dxa" w:w="3010"/>
+            <w:tcBorders>
+              <w:top w:val="single" w:color="D9DCE6" w:sz="4"/>
+              <w:left w:val="single" w:color="D9DCE6" w:sz="4"/>
+              <w:bottom w:val="single" w:color="D9DCE6" w:sz="4"/>
+              <w:right w:val="single" w:color="D9DCE6" w:sz="4"/>
+            </w:tcBorders>
+            <w:tcMar>
+              <w:top w:type="dxa" w:w="70"/>
+              <w:left w:type="dxa" w:w="110"/>
+              <w:bottom w:type="dxa" w:w="70"/>
+              <w:right w:type="dxa" w:w="110"/>
+            </w:tcMar>
+          </w:tcPr>
+          <w:p>
+            <w:r>
+              <w:rPr>
+                <w:b w:val="false"/>
+                <w:bCs w:val="false"/>
+                <w:sz w:val="19"/>
+                <w:szCs w:val="19"/>
+              </w:rPr>
+              <w:t xml:space="preserve">H2 del área</w:t>
             </w:r>
           </w:p>
         </w:tc>
@@ -9028,7 +8369,7 @@
       <w:tr>
         <w:tc>
           <w:tcPr>
-            <w:tcW w:type="dxa" w:w="3000"/>
+            <w:tcW w:type="dxa" w:w="2900"/>
             <w:tcBorders>
               <w:top w:val="single" w:color="D9DCE6" w:sz="4"/>
               <w:left w:val="single" w:color="D9DCE6" w:sz="4"/>
@@ -9056,7 +8397,7 @@
         </w:tc>
         <w:tc>
           <w:tcPr>
-            <w:tcW w:type="dxa" w:w="1350"/>
+            <w:tcW w:type="dxa" w:w="1250"/>
             <w:tcBorders>
               <w:top w:val="single" w:color="D9DCE6" w:sz="4"/>
               <w:left w:val="single" w:color="D9DCE6" w:sz="4"/>
@@ -9084,7 +8425,7 @@
         </w:tc>
         <w:tc>
           <w:tcPr>
-            <w:tcW w:type="dxa" w:w="1350"/>
+            <w:tcW w:type="dxa" w:w="1300"/>
             <w:tcBorders>
               <w:top w:val="single" w:color="D9DCE6" w:sz="4"/>
               <w:left w:val="single" w:color="D9DCE6" w:sz="4"/>
@@ -9140,7 +8481,7 @@
         </w:tc>
         <w:tc>
           <w:tcPr>
-            <w:tcW w:type="dxa" w:w="2760"/>
+            <w:tcW w:type="dxa" w:w="3010"/>
             <w:tcBorders>
               <w:top w:val="single" w:color="D9DCE6" w:sz="4"/>
               <w:left w:val="single" w:color="D9DCE6" w:sz="4"/>
@@ -9170,7 +8511,7 @@
       <w:tr>
         <w:tc>
           <w:tcPr>
-            <w:tcW w:type="dxa" w:w="3000"/>
+            <w:tcW w:type="dxa" w:w="2900"/>
             <w:tcBorders>
               <w:top w:val="single" w:color="D9DCE6" w:sz="4"/>
               <w:left w:val="single" w:color="D9DCE6" w:sz="4"/>
@@ -9198,7 +8539,7 @@
         </w:tc>
         <w:tc>
           <w:tcPr>
-            <w:tcW w:type="dxa" w:w="1350"/>
+            <w:tcW w:type="dxa" w:w="1250"/>
             <w:tcBorders>
               <w:top w:val="single" w:color="D9DCE6" w:sz="4"/>
               <w:left w:val="single" w:color="D9DCE6" w:sz="4"/>
@@ -9226,7 +8567,7 @@
         </w:tc>
         <w:tc>
           <w:tcPr>
-            <w:tcW w:type="dxa" w:w="1350"/>
+            <w:tcW w:type="dxa" w:w="1300"/>
             <w:tcBorders>
               <w:top w:val="single" w:color="D9DCE6" w:sz="4"/>
               <w:left w:val="single" w:color="D9DCE6" w:sz="4"/>
@@ -9282,29 +8623,29 @@
         </w:tc>
         <w:tc>
           <w:tcPr>
-            <w:tcW w:type="dxa" w:w="2760"/>
-            <w:tcBorders>
-              <w:top w:val="single" w:color="D9DCE6" w:sz="4"/>
-              <w:left w:val="single" w:color="D9DCE6" w:sz="4"/>
-              <w:bottom w:val="single" w:color="D9DCE6" w:sz="4"/>
-              <w:right w:val="single" w:color="D9DCE6" w:sz="4"/>
-            </w:tcBorders>
-            <w:tcMar>
-              <w:top w:type="dxa" w:w="70"/>
-              <w:left w:type="dxa" w:w="110"/>
-              <w:bottom w:type="dxa" w:w="70"/>
-              <w:right w:type="dxa" w:w="110"/>
-            </w:tcMar>
-          </w:tcPr>
-          <w:p>
-            <w:r>
-              <w:rPr>
-                <w:b w:val="false"/>
-                <w:bCs w:val="false"/>
-                <w:sz w:val="19"/>
-                <w:szCs w:val="19"/>
-              </w:rPr>
-              <w:t xml:space="preserve">#inteligencia-artificial</w:t>
+            <w:tcW w:type="dxa" w:w="3010"/>
+            <w:tcBorders>
+              <w:top w:val="single" w:color="D9DCE6" w:sz="4"/>
+              <w:left w:val="single" w:color="D9DCE6" w:sz="4"/>
+              <w:bottom w:val="single" w:color="D9DCE6" w:sz="4"/>
+              <w:right w:val="single" w:color="D9DCE6" w:sz="4"/>
+            </w:tcBorders>
+            <w:tcMar>
+              <w:top w:type="dxa" w:w="70"/>
+              <w:left w:type="dxa" w:w="110"/>
+              <w:bottom w:type="dxa" w:w="70"/>
+              <w:right w:type="dxa" w:w="110"/>
+            </w:tcMar>
+          </w:tcPr>
+          <w:p>
+            <w:r>
+              <w:rPr>
+                <w:b w:val="false"/>
+                <w:bCs w:val="false"/>
+                <w:sz w:val="19"/>
+                <w:szCs w:val="19"/>
+              </w:rPr>
+              <w:t xml:space="preserve">Intro del área</w:t>
             </w:r>
           </w:p>
         </w:tc>
@@ -9312,7 +8653,7 @@
       <w:tr>
         <w:tc>
           <w:tcPr>
-            <w:tcW w:type="dxa" w:w="3000"/>
+            <w:tcW w:type="dxa" w:w="2900"/>
             <w:tcBorders>
               <w:top w:val="single" w:color="D9DCE6" w:sz="4"/>
               <w:left w:val="single" w:color="D9DCE6" w:sz="4"/>
@@ -9340,7 +8681,7 @@
         </w:tc>
         <w:tc>
           <w:tcPr>
-            <w:tcW w:type="dxa" w:w="1350"/>
+            <w:tcW w:type="dxa" w:w="1250"/>
             <w:tcBorders>
               <w:top w:val="single" w:color="D9DCE6" w:sz="4"/>
               <w:left w:val="single" w:color="D9DCE6" w:sz="4"/>
@@ -9368,7 +8709,7 @@
         </w:tc>
         <w:tc>
           <w:tcPr>
-            <w:tcW w:type="dxa" w:w="1350"/>
+            <w:tcW w:type="dxa" w:w="1300"/>
             <w:tcBorders>
               <w:top w:val="single" w:color="D9DCE6" w:sz="4"/>
               <w:left w:val="single" w:color="D9DCE6" w:sz="4"/>
@@ -9424,29 +8765,29 @@
         </w:tc>
         <w:tc>
           <w:tcPr>
-            <w:tcW w:type="dxa" w:w="2760"/>
-            <w:tcBorders>
-              <w:top w:val="single" w:color="D9DCE6" w:sz="4"/>
-              <w:left w:val="single" w:color="D9DCE6" w:sz="4"/>
-              <w:bottom w:val="single" w:color="D9DCE6" w:sz="4"/>
-              <w:right w:val="single" w:color="D9DCE6" w:sz="4"/>
-            </w:tcBorders>
-            <w:tcMar>
-              <w:top w:type="dxa" w:w="70"/>
-              <w:left w:type="dxa" w:w="110"/>
-              <w:bottom w:type="dxa" w:w="70"/>
-              <w:right w:type="dxa" w:w="110"/>
-            </w:tcMar>
-          </w:tcPr>
-          <w:p>
-            <w:r>
-              <w:rPr>
-                <w:b w:val="false"/>
-                <w:bCs w:val="false"/>
-                <w:sz w:val="19"/>
-                <w:szCs w:val="19"/>
-              </w:rPr>
-              <w:t xml:space="preserve">Cisco AI Defense</w:t>
+            <w:tcW w:type="dxa" w:w="3010"/>
+            <w:tcBorders>
+              <w:top w:val="single" w:color="D9DCE6" w:sz="4"/>
+              <w:left w:val="single" w:color="D9DCE6" w:sz="4"/>
+              <w:bottom w:val="single" w:color="D9DCE6" w:sz="4"/>
+              <w:right w:val="single" w:color="D9DCE6" w:sz="4"/>
+            </w:tcBorders>
+            <w:tcMar>
+              <w:top w:type="dxa" w:w="70"/>
+              <w:left w:type="dxa" w:w="110"/>
+              <w:bottom w:type="dxa" w:w="70"/>
+              <w:right w:type="dxa" w:w="110"/>
+            </w:tcMar>
+          </w:tcPr>
+          <w:p>
+            <w:r>
+              <w:rPr>
+                <w:b w:val="false"/>
+                <w:bCs w:val="false"/>
+                <w:sz w:val="19"/>
+                <w:szCs w:val="19"/>
+              </w:rPr>
+              <w:t xml:space="preserve">Intro y Cisco AI Defense</w:t>
             </w:r>
           </w:p>
         </w:tc>
@@ -9454,7 +8795,7 @@
       <w:tr>
         <w:tc>
           <w:tcPr>
-            <w:tcW w:type="dxa" w:w="3000"/>
+            <w:tcW w:type="dxa" w:w="2900"/>
             <w:tcBorders>
               <w:top w:val="single" w:color="D9DCE6" w:sz="4"/>
               <w:left w:val="single" w:color="D9DCE6" w:sz="4"/>
@@ -9476,13 +8817,13 @@
                 <w:sz w:val="19"/>
                 <w:szCs w:val="19"/>
               </w:rPr>
-              <w:t xml:space="preserve">validación de modelos de IA</w:t>
-            </w:r>
-          </w:p>
-        </w:tc>
-        <w:tc>
-          <w:tcPr>
-            <w:tcW w:type="dxa" w:w="1350"/>
+              <w:t xml:space="preserve">validación de modelos</w:t>
+            </w:r>
+          </w:p>
+        </w:tc>
+        <w:tc>
+          <w:tcPr>
+            <w:tcW w:type="dxa" w:w="1250"/>
             <w:tcBorders>
               <w:top w:val="single" w:color="D9DCE6" w:sz="4"/>
               <w:left w:val="single" w:color="D9DCE6" w:sz="4"/>
@@ -9510,7 +8851,7 @@
         </w:tc>
         <w:tc>
           <w:tcPr>
-            <w:tcW w:type="dxa" w:w="1350"/>
+            <w:tcW w:type="dxa" w:w="1300"/>
             <w:tcBorders>
               <w:top w:val="single" w:color="D9DCE6" w:sz="4"/>
               <w:left w:val="single" w:color="D9DCE6" w:sz="4"/>
@@ -9566,29 +8907,29 @@
         </w:tc>
         <w:tc>
           <w:tcPr>
-            <w:tcW w:type="dxa" w:w="2760"/>
-            <w:tcBorders>
-              <w:top w:val="single" w:color="D9DCE6" w:sz="4"/>
-              <w:left w:val="single" w:color="D9DCE6" w:sz="4"/>
-              <w:bottom w:val="single" w:color="D9DCE6" w:sz="4"/>
-              <w:right w:val="single" w:color="D9DCE6" w:sz="4"/>
-            </w:tcBorders>
-            <w:tcMar>
-              <w:top w:type="dxa" w:w="70"/>
-              <w:left w:type="dxa" w:w="110"/>
-              <w:bottom w:type="dxa" w:w="70"/>
-              <w:right w:type="dxa" w:w="110"/>
-            </w:tcMar>
-          </w:tcPr>
-          <w:p>
-            <w:r>
-              <w:rPr>
-                <w:b w:val="false"/>
-                <w:bCs w:val="false"/>
-                <w:sz w:val="19"/>
-                <w:szCs w:val="19"/>
-              </w:rPr>
-              <w:t xml:space="preserve">Cisco AI Defense</w:t>
+            <w:tcW w:type="dxa" w:w="3010"/>
+            <w:tcBorders>
+              <w:top w:val="single" w:color="D9DCE6" w:sz="4"/>
+              <w:left w:val="single" w:color="D9DCE6" w:sz="4"/>
+              <w:bottom w:val="single" w:color="D9DCE6" w:sz="4"/>
+              <w:right w:val="single" w:color="D9DCE6" w:sz="4"/>
+            </w:tcBorders>
+            <w:tcMar>
+              <w:top w:type="dxa" w:w="70"/>
+              <w:left w:type="dxa" w:w="110"/>
+              <w:bottom w:type="dxa" w:w="70"/>
+              <w:right w:type="dxa" w:w="110"/>
+            </w:tcMar>
+          </w:tcPr>
+          <w:p>
+            <w:r>
+              <w:rPr>
+                <w:b w:val="false"/>
+                <w:bCs w:val="false"/>
+                <w:sz w:val="19"/>
+                <w:szCs w:val="19"/>
+              </w:rPr>
+              <w:t xml:space="preserve">Intro y Cisco AI Defense</w:t>
             </w:r>
           </w:p>
         </w:tc>
@@ -9596,7 +8937,7 @@
       <w:tr>
         <w:tc>
           <w:tcPr>
-            <w:tcW w:type="dxa" w:w="3000"/>
+            <w:tcW w:type="dxa" w:w="2900"/>
             <w:tcBorders>
               <w:top w:val="single" w:color="D9DCE6" w:sz="4"/>
               <w:left w:val="single" w:color="D9DCE6" w:sz="4"/>
@@ -9618,13 +8959,13 @@
                 <w:sz w:val="19"/>
                 <w:szCs w:val="19"/>
               </w:rPr>
-              <w:t xml:space="preserve">seguridad Azure AI Foundry y Copilot Studio</w:t>
-            </w:r>
-          </w:p>
-        </w:tc>
-        <w:tc>
-          <w:tcPr>
-            <w:tcW w:type="dxa" w:w="1350"/>
+              <w:t xml:space="preserve">Azure AI Foundry</w:t>
+            </w:r>
+          </w:p>
+        </w:tc>
+        <w:tc>
+          <w:tcPr>
+            <w:tcW w:type="dxa" w:w="1250"/>
             <w:tcBorders>
               <w:top w:val="single" w:color="D9DCE6" w:sz="4"/>
               <w:left w:val="single" w:color="D9DCE6" w:sz="4"/>
@@ -9652,7 +8993,7 @@
         </w:tc>
         <w:tc>
           <w:tcPr>
-            <w:tcW w:type="dxa" w:w="1350"/>
+            <w:tcW w:type="dxa" w:w="1300"/>
             <w:tcBorders>
               <w:top w:val="single" w:color="D9DCE6" w:sz="4"/>
               <w:left w:val="single" w:color="D9DCE6" w:sz="4"/>
@@ -9708,7 +9049,149 @@
         </w:tc>
         <w:tc>
           <w:tcPr>
-            <w:tcW w:type="dxa" w:w="2760"/>
+            <w:tcW w:type="dxa" w:w="3010"/>
+            <w:tcBorders>
+              <w:top w:val="single" w:color="D9DCE6" w:sz="4"/>
+              <w:left w:val="single" w:color="D9DCE6" w:sz="4"/>
+              <w:bottom w:val="single" w:color="D9DCE6" w:sz="4"/>
+              <w:right w:val="single" w:color="D9DCE6" w:sz="4"/>
+            </w:tcBorders>
+            <w:tcMar>
+              <w:top w:type="dxa" w:w="70"/>
+              <w:left w:type="dxa" w:w="110"/>
+              <w:bottom w:type="dxa" w:w="70"/>
+              <w:right w:type="dxa" w:w="110"/>
+            </w:tcMar>
+          </w:tcPr>
+          <w:p>
+            <w:r>
+              <w:rPr>
+                <w:b w:val="false"/>
+                <w:bCs w:val="false"/>
+                <w:sz w:val="19"/>
+                <w:szCs w:val="19"/>
+              </w:rPr>
+              <w:t xml:space="preserve">Cisco AI Defense</w:t>
+            </w:r>
+          </w:p>
+        </w:tc>
+      </w:tr>
+      <w:tr>
+        <w:tc>
+          <w:tcPr>
+            <w:tcW w:type="dxa" w:w="2900"/>
+            <w:tcBorders>
+              <w:top w:val="single" w:color="D9DCE6" w:sz="4"/>
+              <w:left w:val="single" w:color="D9DCE6" w:sz="4"/>
+              <w:bottom w:val="single" w:color="D9DCE6" w:sz="4"/>
+              <w:right w:val="single" w:color="D9DCE6" w:sz="4"/>
+            </w:tcBorders>
+            <w:tcMar>
+              <w:top w:type="dxa" w:w="70"/>
+              <w:left w:type="dxa" w:w="110"/>
+              <w:bottom w:type="dxa" w:w="70"/>
+              <w:right w:type="dxa" w:w="110"/>
+            </w:tcMar>
+          </w:tcPr>
+          <w:p>
+            <w:r>
+              <w:rPr>
+                <w:b/>
+                <w:bCs/>
+                <w:sz w:val="19"/>
+                <w:szCs w:val="19"/>
+              </w:rPr>
+              <w:t xml:space="preserve">Copilot Studio</w:t>
+            </w:r>
+          </w:p>
+        </w:tc>
+        <w:tc>
+          <w:tcPr>
+            <w:tcW w:type="dxa" w:w="1250"/>
+            <w:tcBorders>
+              <w:top w:val="single" w:color="D9DCE6" w:sz="4"/>
+              <w:left w:val="single" w:color="D9DCE6" w:sz="4"/>
+              <w:bottom w:val="single" w:color="D9DCE6" w:sz="4"/>
+              <w:right w:val="single" w:color="D9DCE6" w:sz="4"/>
+            </w:tcBorders>
+            <w:tcMar>
+              <w:top w:type="dxa" w:w="70"/>
+              <w:left w:type="dxa" w:w="110"/>
+              <w:bottom w:type="dxa" w:w="70"/>
+              <w:right w:type="dxa" w:w="110"/>
+            </w:tcMar>
+          </w:tcPr>
+          <w:p>
+            <w:r>
+              <w:rPr>
+                <w:b w:val="false"/>
+                <w:bCs w:val="false"/>
+                <w:sz w:val="19"/>
+                <w:szCs w:val="19"/>
+              </w:rPr>
+              <w:t xml:space="preserve">Long tail</w:t>
+            </w:r>
+          </w:p>
+        </w:tc>
+        <w:tc>
+          <w:tcPr>
+            <w:tcW w:type="dxa" w:w="1300"/>
+            <w:tcBorders>
+              <w:top w:val="single" w:color="D9DCE6" w:sz="4"/>
+              <w:left w:val="single" w:color="D9DCE6" w:sz="4"/>
+              <w:bottom w:val="single" w:color="D9DCE6" w:sz="4"/>
+              <w:right w:val="single" w:color="D9DCE6" w:sz="4"/>
+            </w:tcBorders>
+            <w:tcMar>
+              <w:top w:type="dxa" w:w="70"/>
+              <w:left w:type="dxa" w:w="110"/>
+              <w:bottom w:type="dxa" w:w="70"/>
+              <w:right w:type="dxa" w:w="110"/>
+            </w:tcMar>
+          </w:tcPr>
+          <w:p>
+            <w:r>
+              <w:rPr>
+                <w:b w:val="false"/>
+                <w:bCs w:val="false"/>
+                <w:sz w:val="19"/>
+                <w:szCs w:val="19"/>
+              </w:rPr>
+              <w:t xml:space="preserve">Informativa</w:t>
+            </w:r>
+          </w:p>
+        </w:tc>
+        <w:tc>
+          <w:tcPr>
+            <w:tcW w:type="dxa" w:w="900"/>
+            <w:tcBorders>
+              <w:top w:val="single" w:color="D9DCE6" w:sz="4"/>
+              <w:left w:val="single" w:color="D9DCE6" w:sz="4"/>
+              <w:bottom w:val="single" w:color="D9DCE6" w:sz="4"/>
+              <w:right w:val="single" w:color="D9DCE6" w:sz="4"/>
+            </w:tcBorders>
+            <w:tcMar>
+              <w:top w:type="dxa" w:w="70"/>
+              <w:left w:type="dxa" w:w="110"/>
+              <w:bottom w:type="dxa" w:w="70"/>
+              <w:right w:type="dxa" w:w="110"/>
+            </w:tcMar>
+          </w:tcPr>
+          <w:p>
+            <w:r>
+              <w:rPr>
+                <w:b w:val="false"/>
+                <w:bCs w:val="false"/>
+                <w:sz w:val="19"/>
+                <w:szCs w:val="19"/>
+              </w:rPr>
+              <w:t xml:space="preserve">C</w:t>
+            </w:r>
+          </w:p>
+        </w:tc>
+        <w:tc>
+          <w:tcPr>
+            <w:tcW w:type="dxa" w:w="3010"/>
             <w:tcBorders>
               <w:top w:val="single" w:color="D9DCE6" w:sz="4"/>
               <w:left w:val="single" w:color="D9DCE6" w:sz="4"/>
@@ -9738,13 +9221,7 @@
     </w:tbl>
     <w:p>
       <w:pPr>
-        <w:spacing w:after="240"/>
-      </w:pPr>
-    </w:p>
-    <w:p>
-      <w:pPr>
         <w:pStyle w:val="Heading1"/>
-        <w:pageBreakBefore/>
       </w:pPr>
       <w:r>
         <w:t xml:space="preserve">Ofertas de Productos · Programa Renueva</w:t>
@@ -9759,35 +9236,25 @@
           <w:b/>
           <w:bCs/>
         </w:rPr>
-        <w:t xml:space="preserve">Objetivo: </w:t>
+        <w:t xml:space="preserve">Página: </w:t>
       </w:r>
       <w:r>
-        <w:t xml:space="preserve">generar demanda de renovación de hardware Cisco sin soporte.</w:t>
+        <w:t xml:space="preserve">productos.html</w:t>
       </w:r>
     </w:p>
     <w:p>
       <w:pPr>
-        <w:spacing w:after="160"/>
+        <w:spacing w:after="120"/>
       </w:pPr>
       <w:r>
         <w:rPr>
           <w:b/>
           <w:bCs/>
         </w:rPr>
-        <w:t xml:space="preserve">H1 en el sitio: </w:t>
+        <w:t xml:space="preserve">Objetivo: </w:t>
       </w:r>
       <w:r>
-        <w:t xml:space="preserve">Programa Renueva: renovación de redes Cisco</w:t>
-      </w:r>
-      <w:r>
-        <w:rPr>
-          <w:b/>
-          <w:bCs/>
-        </w:rPr>
-        <w:t xml:space="preserve">   ·   URL: </w:t>
-      </w:r>
-      <w:r>
-        <w:t xml:space="preserve">productos.html</w:t>
+        <w:t xml:space="preserve">Generar demanda de renovación de hardware Cisco sin soporte.</w:t>
       </w:r>
     </w:p>
     <w:tbl>
@@ -9803,11 +9270,11 @@
         </w:tblBorders>
       </w:tblPr>
       <w:tblGrid>
-        <w:gridCol w:w="3000"/>
-        <w:gridCol w:w="1350"/>
-        <w:gridCol w:w="1350"/>
+        <w:gridCol w:w="2900"/>
+        <w:gridCol w:w="1250"/>
+        <w:gridCol w:w="1300"/>
         <w:gridCol w:w="900"/>
-        <w:gridCol w:w="2760"/>
+        <w:gridCol w:w="3010"/>
       </w:tblGrid>
       <w:tr>
         <w:trPr>
@@ -9815,7 +9282,7 @@
         </w:trPr>
         <w:tc>
           <w:tcPr>
-            <w:tcW w:type="dxa" w:w="3000"/>
+            <w:tcW w:type="dxa" w:w="2900"/>
             <w:tcBorders>
               <w:top w:val="single" w:color="D9DCE6" w:sz="4"/>
               <w:left w:val="single" w:color="D9DCE6" w:sz="4"/>
@@ -9845,7 +9312,7 @@
         </w:tc>
         <w:tc>
           <w:tcPr>
-            <w:tcW w:type="dxa" w:w="1350"/>
+            <w:tcW w:type="dxa" w:w="1250"/>
             <w:tcBorders>
               <w:top w:val="single" w:color="D9DCE6" w:sz="4"/>
               <w:left w:val="single" w:color="D9DCE6" w:sz="4"/>
@@ -9875,7 +9342,7 @@
         </w:tc>
         <w:tc>
           <w:tcPr>
-            <w:tcW w:type="dxa" w:w="1350"/>
+            <w:tcW w:type="dxa" w:w="1300"/>
             <w:tcBorders>
               <w:top w:val="single" w:color="D9DCE6" w:sz="4"/>
               <w:left w:val="single" w:color="D9DCE6" w:sz="4"/>
@@ -9935,7 +9402,7 @@
         </w:tc>
         <w:tc>
           <w:tcPr>
-            <w:tcW w:type="dxa" w:w="2760"/>
+            <w:tcW w:type="dxa" w:w="3010"/>
             <w:tcBorders>
               <w:top w:val="single" w:color="D9DCE6" w:sz="4"/>
               <w:left w:val="single" w:color="D9DCE6" w:sz="4"/>
@@ -9959,7 +9426,7 @@
                 <w:sz w:val="19"/>
                 <w:szCs w:val="19"/>
               </w:rPr>
-              <w:t xml:space="preserve">Página / sección destino</w:t>
+              <w:t xml:space="preserve">Dónde está en el sitio</w:t>
             </w:r>
           </w:p>
         </w:tc>
@@ -9967,7 +9434,7 @@
       <w:tr>
         <w:tc>
           <w:tcPr>
-            <w:tcW w:type="dxa" w:w="3000"/>
+            <w:tcW w:type="dxa" w:w="2900"/>
             <w:tcBorders>
               <w:top w:val="single" w:color="D9DCE6" w:sz="4"/>
               <w:left w:val="single" w:color="D9DCE6" w:sz="4"/>
@@ -9995,7 +9462,7 @@
         </w:tc>
         <w:tc>
           <w:tcPr>
-            <w:tcW w:type="dxa" w:w="1350"/>
+            <w:tcW w:type="dxa" w:w="1250"/>
             <w:tcBorders>
               <w:top w:val="single" w:color="D9DCE6" w:sz="4"/>
               <w:left w:val="single" w:color="D9DCE6" w:sz="4"/>
@@ -10023,7 +9490,7 @@
         </w:tc>
         <w:tc>
           <w:tcPr>
-            <w:tcW w:type="dxa" w:w="1350"/>
+            <w:tcW w:type="dxa" w:w="1300"/>
             <w:tcBorders>
               <w:top w:val="single" w:color="D9DCE6" w:sz="4"/>
               <w:left w:val="single" w:color="D9DCE6" w:sz="4"/>
@@ -10079,29 +9546,29 @@
         </w:tc>
         <w:tc>
           <w:tcPr>
-            <w:tcW w:type="dxa" w:w="2760"/>
-            <w:tcBorders>
-              <w:top w:val="single" w:color="D9DCE6" w:sz="4"/>
-              <w:left w:val="single" w:color="D9DCE6" w:sz="4"/>
-              <w:bottom w:val="single" w:color="D9DCE6" w:sz="4"/>
-              <w:right w:val="single" w:color="D9DCE6" w:sz="4"/>
-            </w:tcBorders>
-            <w:tcMar>
-              <w:top w:type="dxa" w:w="70"/>
-              <w:left w:type="dxa" w:w="110"/>
-              <w:bottom w:type="dxa" w:w="70"/>
-              <w:right w:type="dxa" w:w="110"/>
-            </w:tcMar>
-          </w:tcPr>
-          <w:p>
-            <w:r>
-              <w:rPr>
-                <w:b w:val="false"/>
-                <w:bCs w:val="false"/>
-                <w:sz w:val="19"/>
-                <w:szCs w:val="19"/>
-              </w:rPr>
-              <w:t xml:space="preserve">productos.html</w:t>
+            <w:tcW w:type="dxa" w:w="3010"/>
+            <w:tcBorders>
+              <w:top w:val="single" w:color="D9DCE6" w:sz="4"/>
+              <w:left w:val="single" w:color="D9DCE6" w:sz="4"/>
+              <w:bottom w:val="single" w:color="D9DCE6" w:sz="4"/>
+              <w:right w:val="single" w:color="D9DCE6" w:sz="4"/>
+            </w:tcBorders>
+            <w:tcMar>
+              <w:top w:type="dxa" w:w="70"/>
+              <w:left w:type="dxa" w:w="110"/>
+              <w:bottom w:type="dxa" w:w="70"/>
+              <w:right w:type="dxa" w:w="110"/>
+            </w:tcMar>
+          </w:tcPr>
+          <w:p>
+            <w:r>
+              <w:rPr>
+                <w:b w:val="false"/>
+                <w:bCs w:val="false"/>
+                <w:sz w:val="19"/>
+                <w:szCs w:val="19"/>
+              </w:rPr>
+              <w:t xml:space="preserve">Title y H1</w:t>
             </w:r>
           </w:p>
         </w:tc>
@@ -10109,7 +9576,7 @@
       <w:tr>
         <w:tc>
           <w:tcPr>
-            <w:tcW w:type="dxa" w:w="3000"/>
+            <w:tcW w:type="dxa" w:w="2900"/>
             <w:tcBorders>
               <w:top w:val="single" w:color="D9DCE6" w:sz="4"/>
               <w:left w:val="single" w:color="D9DCE6" w:sz="4"/>
@@ -10137,7 +9604,7 @@
         </w:tc>
         <w:tc>
           <w:tcPr>
-            <w:tcW w:type="dxa" w:w="1350"/>
+            <w:tcW w:type="dxa" w:w="1250"/>
             <w:tcBorders>
               <w:top w:val="single" w:color="D9DCE6" w:sz="4"/>
               <w:left w:val="single" w:color="D9DCE6" w:sz="4"/>
@@ -10165,7 +9632,7 @@
         </w:tc>
         <w:tc>
           <w:tcPr>
-            <w:tcW w:type="dxa" w:w="1350"/>
+            <w:tcW w:type="dxa" w:w="1300"/>
             <w:tcBorders>
               <w:top w:val="single" w:color="D9DCE6" w:sz="4"/>
               <w:left w:val="single" w:color="D9DCE6" w:sz="4"/>
@@ -10221,29 +9688,29 @@
         </w:tc>
         <w:tc>
           <w:tcPr>
-            <w:tcW w:type="dxa" w:w="2760"/>
-            <w:tcBorders>
-              <w:top w:val="single" w:color="D9DCE6" w:sz="4"/>
-              <w:left w:val="single" w:color="D9DCE6" w:sz="4"/>
-              <w:bottom w:val="single" w:color="D9DCE6" w:sz="4"/>
-              <w:right w:val="single" w:color="D9DCE6" w:sz="4"/>
-            </w:tcBorders>
-            <w:tcMar>
-              <w:top w:type="dxa" w:w="70"/>
-              <w:left w:type="dxa" w:w="110"/>
-              <w:bottom w:type="dxa" w:w="70"/>
-              <w:right w:type="dxa" w:w="110"/>
-            </w:tcMar>
-          </w:tcPr>
-          <w:p>
-            <w:r>
-              <w:rPr>
-                <w:b w:val="false"/>
-                <w:bCs w:val="false"/>
-                <w:sz w:val="19"/>
-                <w:szCs w:val="19"/>
-              </w:rPr>
-              <w:t xml:space="preserve">productos.html · aviso</w:t>
+            <w:tcW w:type="dxa" w:w="3010"/>
+            <w:tcBorders>
+              <w:top w:val="single" w:color="D9DCE6" w:sz="4"/>
+              <w:left w:val="single" w:color="D9DCE6" w:sz="4"/>
+              <w:bottom w:val="single" w:color="D9DCE6" w:sz="4"/>
+              <w:right w:val="single" w:color="D9DCE6" w:sz="4"/>
+            </w:tcBorders>
+            <w:tcMar>
+              <w:top w:type="dxa" w:w="70"/>
+              <w:left w:type="dxa" w:w="110"/>
+              <w:bottom w:type="dxa" w:w="70"/>
+              <w:right w:type="dxa" w:w="110"/>
+            </w:tcMar>
+          </w:tcPr>
+          <w:p>
+            <w:r>
+              <w:rPr>
+                <w:b w:val="false"/>
+                <w:bCs w:val="false"/>
+                <w:sz w:val="19"/>
+                <w:szCs w:val="19"/>
+              </w:rPr>
+              <w:t xml:space="preserve">Lead del encabezado</w:t>
             </w:r>
           </w:p>
         </w:tc>
@@ -10251,7 +9718,7 @@
       <w:tr>
         <w:tc>
           <w:tcPr>
-            <w:tcW w:type="dxa" w:w="3000"/>
+            <w:tcW w:type="dxa" w:w="2900"/>
             <w:tcBorders>
               <w:top w:val="single" w:color="D9DCE6" w:sz="4"/>
               <w:left w:val="single" w:color="D9DCE6" w:sz="4"/>
@@ -10273,13 +9740,13 @@
                 <w:sz w:val="19"/>
                 <w:szCs w:val="19"/>
               </w:rPr>
-              <w:t xml:space="preserve">equipos Cisco fin de soporte</w:t>
-            </w:r>
-          </w:p>
-        </w:tc>
-        <w:tc>
-          <w:tcPr>
-            <w:tcW w:type="dxa" w:w="1350"/>
+              <w:t xml:space="preserve">equipos Cisco en fin de soporte</w:t>
+            </w:r>
+          </w:p>
+        </w:tc>
+        <w:tc>
+          <w:tcPr>
+            <w:tcW w:type="dxa" w:w="1250"/>
             <w:tcBorders>
               <w:top w:val="single" w:color="D9DCE6" w:sz="4"/>
               <w:left w:val="single" w:color="D9DCE6" w:sz="4"/>
@@ -10307,7 +9774,7 @@
         </w:tc>
         <w:tc>
           <w:tcPr>
-            <w:tcW w:type="dxa" w:w="1350"/>
+            <w:tcW w:type="dxa" w:w="1300"/>
             <w:tcBorders>
               <w:top w:val="single" w:color="D9DCE6" w:sz="4"/>
               <w:left w:val="single" w:color="D9DCE6" w:sz="4"/>
@@ -10363,29 +9830,29 @@
         </w:tc>
         <w:tc>
           <w:tcPr>
-            <w:tcW w:type="dxa" w:w="2760"/>
-            <w:tcBorders>
-              <w:top w:val="single" w:color="D9DCE6" w:sz="4"/>
-              <w:left w:val="single" w:color="D9DCE6" w:sz="4"/>
-              <w:bottom w:val="single" w:color="D9DCE6" w:sz="4"/>
-              <w:right w:val="single" w:color="D9DCE6" w:sz="4"/>
-            </w:tcBorders>
-            <w:tcMar>
-              <w:top w:type="dxa" w:w="70"/>
-              <w:left w:type="dxa" w:w="110"/>
-              <w:bottom w:type="dxa" w:w="70"/>
-              <w:right w:type="dxa" w:w="110"/>
-            </w:tcMar>
-          </w:tcPr>
-          <w:p>
-            <w:r>
-              <w:rPr>
-                <w:b w:val="false"/>
-                <w:bCs w:val="false"/>
-                <w:sz w:val="19"/>
-                <w:szCs w:val="19"/>
-              </w:rPr>
-              <w:t xml:space="preserve">#por-que-renovar</w:t>
+            <w:tcW w:type="dxa" w:w="3010"/>
+            <w:tcBorders>
+              <w:top w:val="single" w:color="D9DCE6" w:sz="4"/>
+              <w:left w:val="single" w:color="D9DCE6" w:sz="4"/>
+              <w:bottom w:val="single" w:color="D9DCE6" w:sz="4"/>
+              <w:right w:val="single" w:color="D9DCE6" w:sz="4"/>
+            </w:tcBorders>
+            <w:tcMar>
+              <w:top w:type="dxa" w:w="70"/>
+              <w:left w:type="dxa" w:w="110"/>
+              <w:bottom w:type="dxa" w:w="70"/>
+              <w:right w:type="dxa" w:w="110"/>
+            </w:tcMar>
+          </w:tcPr>
+          <w:p>
+            <w:r>
+              <w:rPr>
+                <w:b w:val="false"/>
+                <w:bCs w:val="false"/>
+                <w:sz w:val="19"/>
+                <w:szCs w:val="19"/>
+              </w:rPr>
+              <w:t xml:space="preserve">Lead, REN-01 y FAQ</w:t>
             </w:r>
           </w:p>
         </w:tc>
@@ -10393,7 +9860,7 @@
       <w:tr>
         <w:tc>
           <w:tcPr>
-            <w:tcW w:type="dxa" w:w="3000"/>
+            <w:tcW w:type="dxa" w:w="2900"/>
             <w:tcBorders>
               <w:top w:val="single" w:color="D9DCE6" w:sz="4"/>
               <w:left w:val="single" w:color="D9DCE6" w:sz="4"/>
@@ -10415,13 +9882,13 @@
                 <w:sz w:val="19"/>
                 <w:szCs w:val="19"/>
               </w:rPr>
-              <w:t xml:space="preserve">inventario de obsolescencia tecnológica</w:t>
-            </w:r>
-          </w:p>
-        </w:tc>
-        <w:tc>
-          <w:tcPr>
-            <w:tcW w:type="dxa" w:w="1350"/>
+              <w:t xml:space="preserve">end of life</w:t>
+            </w:r>
+          </w:p>
+        </w:tc>
+        <w:tc>
+          <w:tcPr>
+            <w:tcW w:type="dxa" w:w="1250"/>
             <w:tcBorders>
               <w:top w:val="single" w:color="D9DCE6" w:sz="4"/>
               <w:left w:val="single" w:color="D9DCE6" w:sz="4"/>
@@ -10449,29 +9916,29 @@
         </w:tc>
         <w:tc>
           <w:tcPr>
-            <w:tcW w:type="dxa" w:w="1350"/>
-            <w:tcBorders>
-              <w:top w:val="single" w:color="D9DCE6" w:sz="4"/>
-              <w:left w:val="single" w:color="D9DCE6" w:sz="4"/>
-              <w:bottom w:val="single" w:color="D9DCE6" w:sz="4"/>
-              <w:right w:val="single" w:color="D9DCE6" w:sz="4"/>
-            </w:tcBorders>
-            <w:tcMar>
-              <w:top w:type="dxa" w:w="70"/>
-              <w:left w:type="dxa" w:w="110"/>
-              <w:bottom w:type="dxa" w:w="70"/>
-              <w:right w:type="dxa" w:w="110"/>
-            </w:tcMar>
-          </w:tcPr>
-          <w:p>
-            <w:r>
-              <w:rPr>
-                <w:b w:val="false"/>
-                <w:bCs w:val="false"/>
-                <w:sz w:val="19"/>
-                <w:szCs w:val="19"/>
-              </w:rPr>
-              <w:t xml:space="preserve">Comercial</w:t>
+            <w:tcW w:type="dxa" w:w="1300"/>
+            <w:tcBorders>
+              <w:top w:val="single" w:color="D9DCE6" w:sz="4"/>
+              <w:left w:val="single" w:color="D9DCE6" w:sz="4"/>
+              <w:bottom w:val="single" w:color="D9DCE6" w:sz="4"/>
+              <w:right w:val="single" w:color="D9DCE6" w:sz="4"/>
+            </w:tcBorders>
+            <w:tcMar>
+              <w:top w:type="dxa" w:w="70"/>
+              <w:left w:type="dxa" w:w="110"/>
+              <w:bottom w:type="dxa" w:w="70"/>
+              <w:right w:type="dxa" w:w="110"/>
+            </w:tcMar>
+          </w:tcPr>
+          <w:p>
+            <w:r>
+              <w:rPr>
+                <w:b w:val="false"/>
+                <w:bCs w:val="false"/>
+                <w:sz w:val="19"/>
+                <w:szCs w:val="19"/>
+              </w:rPr>
+              <w:t xml:space="preserve">Informativa</w:t>
             </w:r>
           </w:p>
         </w:tc>
@@ -10505,29 +9972,29 @@
         </w:tc>
         <w:tc>
           <w:tcPr>
-            <w:tcW w:type="dxa" w:w="2760"/>
-            <w:tcBorders>
-              <w:top w:val="single" w:color="D9DCE6" w:sz="4"/>
-              <w:left w:val="single" w:color="D9DCE6" w:sz="4"/>
-              <w:bottom w:val="single" w:color="D9DCE6" w:sz="4"/>
-              <w:right w:val="single" w:color="D9DCE6" w:sz="4"/>
-            </w:tcBorders>
-            <w:tcMar>
-              <w:top w:type="dxa" w:w="70"/>
-              <w:left w:type="dxa" w:w="110"/>
-              <w:bottom w:type="dxa" w:w="70"/>
-              <w:right w:type="dxa" w:w="110"/>
-            </w:tcMar>
-          </w:tcPr>
-          <w:p>
-            <w:r>
-              <w:rPr>
-                <w:b w:val="false"/>
-                <w:bCs w:val="false"/>
-                <w:sz w:val="19"/>
-                <w:szCs w:val="19"/>
-              </w:rPr>
-              <w:t xml:space="preserve">REN-01</w:t>
+            <w:tcW w:type="dxa" w:w="3010"/>
+            <w:tcBorders>
+              <w:top w:val="single" w:color="D9DCE6" w:sz="4"/>
+              <w:left w:val="single" w:color="D9DCE6" w:sz="4"/>
+              <w:bottom w:val="single" w:color="D9DCE6" w:sz="4"/>
+              <w:right w:val="single" w:color="D9DCE6" w:sz="4"/>
+            </w:tcBorders>
+            <w:tcMar>
+              <w:top w:type="dxa" w:w="70"/>
+              <w:left w:type="dxa" w:w="110"/>
+              <w:bottom w:type="dxa" w:w="70"/>
+              <w:right w:type="dxa" w:w="110"/>
+            </w:tcMar>
+          </w:tcPr>
+          <w:p>
+            <w:r>
+              <w:rPr>
+                <w:b w:val="false"/>
+                <w:bCs w:val="false"/>
+                <w:sz w:val="19"/>
+                <w:szCs w:val="19"/>
+              </w:rPr>
+              <w:t xml:space="preserve">Por qué renovar y REN-01</w:t>
             </w:r>
           </w:p>
         </w:tc>
@@ -10535,7 +10002,7 @@
       <w:tr>
         <w:tc>
           <w:tcPr>
-            <w:tcW w:type="dxa" w:w="3000"/>
+            <w:tcW w:type="dxa" w:w="2900"/>
             <w:tcBorders>
               <w:top w:val="single" w:color="D9DCE6" w:sz="4"/>
               <w:left w:val="single" w:color="D9DCE6" w:sz="4"/>
@@ -10557,13 +10024,13 @@
                 <w:sz w:val="19"/>
                 <w:szCs w:val="19"/>
               </w:rPr>
-              <w:t xml:space="preserve">Cisco end of life</w:t>
-            </w:r>
-          </w:p>
-        </w:tc>
-        <w:tc>
-          <w:tcPr>
-            <w:tcW w:type="dxa" w:w="1350"/>
+              <w:t xml:space="preserve">inventario de obsolescencia</w:t>
+            </w:r>
+          </w:p>
+        </w:tc>
+        <w:tc>
+          <w:tcPr>
+            <w:tcW w:type="dxa" w:w="1250"/>
             <w:tcBorders>
               <w:top w:val="single" w:color="D9DCE6" w:sz="4"/>
               <w:left w:val="single" w:color="D9DCE6" w:sz="4"/>
@@ -10591,29 +10058,29 @@
         </w:tc>
         <w:tc>
           <w:tcPr>
-            <w:tcW w:type="dxa" w:w="1350"/>
-            <w:tcBorders>
-              <w:top w:val="single" w:color="D9DCE6" w:sz="4"/>
-              <w:left w:val="single" w:color="D9DCE6" w:sz="4"/>
-              <w:bottom w:val="single" w:color="D9DCE6" w:sz="4"/>
-              <w:right w:val="single" w:color="D9DCE6" w:sz="4"/>
-            </w:tcBorders>
-            <w:tcMar>
-              <w:top w:type="dxa" w:w="70"/>
-              <w:left w:type="dxa" w:w="110"/>
-              <w:bottom w:type="dxa" w:w="70"/>
-              <w:right w:type="dxa" w:w="110"/>
-            </w:tcMar>
-          </w:tcPr>
-          <w:p>
-            <w:r>
-              <w:rPr>
-                <w:b w:val="false"/>
-                <w:bCs w:val="false"/>
-                <w:sz w:val="19"/>
-                <w:szCs w:val="19"/>
-              </w:rPr>
-              <w:t xml:space="preserve">Informativa</w:t>
+            <w:tcW w:type="dxa" w:w="1300"/>
+            <w:tcBorders>
+              <w:top w:val="single" w:color="D9DCE6" w:sz="4"/>
+              <w:left w:val="single" w:color="D9DCE6" w:sz="4"/>
+              <w:bottom w:val="single" w:color="D9DCE6" w:sz="4"/>
+              <w:right w:val="single" w:color="D9DCE6" w:sz="4"/>
+            </w:tcBorders>
+            <w:tcMar>
+              <w:top w:type="dxa" w:w="70"/>
+              <w:left w:type="dxa" w:w="110"/>
+              <w:bottom w:type="dxa" w:w="70"/>
+              <w:right w:type="dxa" w:w="110"/>
+            </w:tcMar>
+          </w:tcPr>
+          <w:p>
+            <w:r>
+              <w:rPr>
+                <w:b w:val="false"/>
+                <w:bCs w:val="false"/>
+                <w:sz w:val="19"/>
+                <w:szCs w:val="19"/>
+              </w:rPr>
+              <w:t xml:space="preserve">Comercial</w:t>
             </w:r>
           </w:p>
         </w:tc>
@@ -10647,29 +10114,29 @@
         </w:tc>
         <w:tc>
           <w:tcPr>
-            <w:tcW w:type="dxa" w:w="2760"/>
-            <w:tcBorders>
-              <w:top w:val="single" w:color="D9DCE6" w:sz="4"/>
-              <w:left w:val="single" w:color="D9DCE6" w:sz="4"/>
-              <w:bottom w:val="single" w:color="D9DCE6" w:sz="4"/>
-              <w:right w:val="single" w:color="D9DCE6" w:sz="4"/>
-            </w:tcBorders>
-            <w:tcMar>
-              <w:top w:type="dxa" w:w="70"/>
-              <w:left w:type="dxa" w:w="110"/>
-              <w:bottom w:type="dxa" w:w="70"/>
-              <w:right w:type="dxa" w:w="110"/>
-            </w:tcMar>
-          </w:tcPr>
-          <w:p>
-            <w:r>
-              <w:rPr>
-                <w:b w:val="false"/>
-                <w:bCs w:val="false"/>
-                <w:sz w:val="19"/>
-                <w:szCs w:val="19"/>
-              </w:rPr>
-              <w:t xml:space="preserve">#rutas</w:t>
+            <w:tcW w:type="dxa" w:w="3010"/>
+            <w:tcBorders>
+              <w:top w:val="single" w:color="D9DCE6" w:sz="4"/>
+              <w:left w:val="single" w:color="D9DCE6" w:sz="4"/>
+              <w:bottom w:val="single" w:color="D9DCE6" w:sz="4"/>
+              <w:right w:val="single" w:color="D9DCE6" w:sz="4"/>
+            </w:tcBorders>
+            <w:tcMar>
+              <w:top w:type="dxa" w:w="70"/>
+              <w:left w:type="dxa" w:w="110"/>
+              <w:bottom w:type="dxa" w:w="70"/>
+              <w:right w:type="dxa" w:w="110"/>
+            </w:tcMar>
+          </w:tcPr>
+          <w:p>
+            <w:r>
+              <w:rPr>
+                <w:b w:val="false"/>
+                <w:bCs w:val="false"/>
+                <w:sz w:val="19"/>
+                <w:szCs w:val="19"/>
+              </w:rPr>
+              <w:t xml:space="preserve">REN-01 y autodiagnóstico</w:t>
             </w:r>
           </w:p>
         </w:tc>
@@ -10677,7 +10144,7 @@
       <w:tr>
         <w:tc>
           <w:tcPr>
-            <w:tcW w:type="dxa" w:w="3000"/>
+            <w:tcW w:type="dxa" w:w="2900"/>
             <w:tcBorders>
               <w:top w:val="single" w:color="D9DCE6" w:sz="4"/>
               <w:left w:val="single" w:color="D9DCE6" w:sz="4"/>
@@ -10699,13 +10166,13 @@
                 <w:sz w:val="19"/>
                 <w:szCs w:val="19"/>
               </w:rPr>
-              <w:t xml:space="preserve">migración Cisco ASA a Secure Firewall</w:t>
-            </w:r>
-          </w:p>
-        </w:tc>
-        <w:tc>
-          <w:tcPr>
-            <w:tcW w:type="dxa" w:w="1350"/>
+              <w:t xml:space="preserve">migración de Cisco ASA a Secure Firewall</w:t>
+            </w:r>
+          </w:p>
+        </w:tc>
+        <w:tc>
+          <w:tcPr>
+            <w:tcW w:type="dxa" w:w="1250"/>
             <w:tcBorders>
               <w:top w:val="single" w:color="D9DCE6" w:sz="4"/>
               <w:left w:val="single" w:color="D9DCE6" w:sz="4"/>
@@ -10733,7 +10200,7 @@
         </w:tc>
         <w:tc>
           <w:tcPr>
-            <w:tcW w:type="dxa" w:w="1350"/>
+            <w:tcW w:type="dxa" w:w="1300"/>
             <w:tcBorders>
               <w:top w:val="single" w:color="D9DCE6" w:sz="4"/>
               <w:left w:val="single" w:color="D9DCE6" w:sz="4"/>
@@ -10789,7 +10256,7 @@
         </w:tc>
         <w:tc>
           <w:tcPr>
-            <w:tcW w:type="dxa" w:w="2760"/>
+            <w:tcW w:type="dxa" w:w="3010"/>
             <w:tcBorders>
               <w:top w:val="single" w:color="D9DCE6" w:sz="4"/>
               <w:left w:val="single" w:color="D9DCE6" w:sz="4"/>
@@ -10819,7 +10286,7 @@
       <w:tr>
         <w:tc>
           <w:tcPr>
-            <w:tcW w:type="dxa" w:w="3000"/>
+            <w:tcW w:type="dxa" w:w="2900"/>
             <w:tcBorders>
               <w:top w:val="single" w:color="D9DCE6" w:sz="4"/>
               <w:left w:val="single" w:color="D9DCE6" w:sz="4"/>
@@ -10847,7 +10314,7 @@
         </w:tc>
         <w:tc>
           <w:tcPr>
-            <w:tcW w:type="dxa" w:w="1350"/>
+            <w:tcW w:type="dxa" w:w="1250"/>
             <w:tcBorders>
               <w:top w:val="single" w:color="D9DCE6" w:sz="4"/>
               <w:left w:val="single" w:color="D9DCE6" w:sz="4"/>
@@ -10875,7 +10342,7 @@
         </w:tc>
         <w:tc>
           <w:tcPr>
-            <w:tcW w:type="dxa" w:w="1350"/>
+            <w:tcW w:type="dxa" w:w="1300"/>
             <w:tcBorders>
               <w:top w:val="single" w:color="D9DCE6" w:sz="4"/>
               <w:left w:val="single" w:color="D9DCE6" w:sz="4"/>
@@ -10931,7 +10398,7 @@
         </w:tc>
         <w:tc>
           <w:tcPr>
-            <w:tcW w:type="dxa" w:w="2760"/>
+            <w:tcW w:type="dxa" w:w="3010"/>
             <w:tcBorders>
               <w:top w:val="single" w:color="D9DCE6" w:sz="4"/>
               <w:left w:val="single" w:color="D9DCE6" w:sz="4"/>
@@ -10961,7 +10428,7 @@
       <w:tr>
         <w:tc>
           <w:tcPr>
-            <w:tcW w:type="dxa" w:w="3000"/>
+            <w:tcW w:type="dxa" w:w="2900"/>
             <w:tcBorders>
               <w:top w:val="single" w:color="D9DCE6" w:sz="4"/>
               <w:left w:val="single" w:color="D9DCE6" w:sz="4"/>
@@ -10983,13 +10450,13 @@
                 <w:sz w:val="19"/>
                 <w:szCs w:val="19"/>
               </w:rPr>
-              <w:t xml:space="preserve">renovación switches y WiFi Meraki</w:t>
-            </w:r>
-          </w:p>
-        </w:tc>
-        <w:tc>
-          <w:tcPr>
-            <w:tcW w:type="dxa" w:w="1350"/>
+              <w:t xml:space="preserve">renovación de switches y Wi-Fi</w:t>
+            </w:r>
+          </w:p>
+        </w:tc>
+        <w:tc>
+          <w:tcPr>
+            <w:tcW w:type="dxa" w:w="1250"/>
             <w:tcBorders>
               <w:top w:val="single" w:color="D9DCE6" w:sz="4"/>
               <w:left w:val="single" w:color="D9DCE6" w:sz="4"/>
@@ -11017,7 +10484,7 @@
         </w:tc>
         <w:tc>
           <w:tcPr>
-            <w:tcW w:type="dxa" w:w="1350"/>
+            <w:tcW w:type="dxa" w:w="1300"/>
             <w:tcBorders>
               <w:top w:val="single" w:color="D9DCE6" w:sz="4"/>
               <w:left w:val="single" w:color="D9DCE6" w:sz="4"/>
@@ -11073,7 +10540,7 @@
         </w:tc>
         <w:tc>
           <w:tcPr>
-            <w:tcW w:type="dxa" w:w="2760"/>
+            <w:tcW w:type="dxa" w:w="3010"/>
             <w:tcBorders>
               <w:top w:val="single" w:color="D9DCE6" w:sz="4"/>
               <w:left w:val="single" w:color="D9DCE6" w:sz="4"/>
@@ -11103,7 +10570,7 @@
       <w:tr>
         <w:tc>
           <w:tcPr>
-            <w:tcW w:type="dxa" w:w="3000"/>
+            <w:tcW w:type="dxa" w:w="2900"/>
             <w:tcBorders>
               <w:top w:val="single" w:color="D9DCE6" w:sz="4"/>
               <w:left w:val="single" w:color="D9DCE6" w:sz="4"/>
@@ -11125,13 +10592,13 @@
                 <w:sz w:val="19"/>
                 <w:szCs w:val="19"/>
               </w:rPr>
-              <w:t xml:space="preserve">renovación de salas de videoconferencia a Teams Rooms</w:t>
-            </w:r>
-          </w:p>
-        </w:tc>
-        <w:tc>
-          <w:tcPr>
-            <w:tcW w:type="dxa" w:w="1350"/>
+              <w:t xml:space="preserve">salas de videoconferencia a Teams Rooms</w:t>
+            </w:r>
+          </w:p>
+        </w:tc>
+        <w:tc>
+          <w:tcPr>
+            <w:tcW w:type="dxa" w:w="1250"/>
             <w:tcBorders>
               <w:top w:val="single" w:color="D9DCE6" w:sz="4"/>
               <w:left w:val="single" w:color="D9DCE6" w:sz="4"/>
@@ -11159,7 +10626,7 @@
         </w:tc>
         <w:tc>
           <w:tcPr>
-            <w:tcW w:type="dxa" w:w="1350"/>
+            <w:tcW w:type="dxa" w:w="1300"/>
             <w:tcBorders>
               <w:top w:val="single" w:color="D9DCE6" w:sz="4"/>
               <w:left w:val="single" w:color="D9DCE6" w:sz="4"/>
@@ -11215,7 +10682,7 @@
         </w:tc>
         <w:tc>
           <w:tcPr>
-            <w:tcW w:type="dxa" w:w="2760"/>
+            <w:tcW w:type="dxa" w:w="3010"/>
             <w:tcBorders>
               <w:top w:val="single" w:color="D9DCE6" w:sz="4"/>
               <w:left w:val="single" w:color="D9DCE6" w:sz="4"/>
@@ -11245,7 +10712,7 @@
       <w:tr>
         <w:tc>
           <w:tcPr>
-            <w:tcW w:type="dxa" w:w="3000"/>
+            <w:tcW w:type="dxa" w:w="2900"/>
             <w:tcBorders>
               <w:top w:val="single" w:color="D9DCE6" w:sz="4"/>
               <w:left w:val="single" w:color="D9DCE6" w:sz="4"/>
@@ -11273,7 +10740,7 @@
         </w:tc>
         <w:tc>
           <w:tcPr>
-            <w:tcW w:type="dxa" w:w="1350"/>
+            <w:tcW w:type="dxa" w:w="1250"/>
             <w:tcBorders>
               <w:top w:val="single" w:color="D9DCE6" w:sz="4"/>
               <w:left w:val="single" w:color="D9DCE6" w:sz="4"/>
@@ -11301,7 +10768,7 @@
         </w:tc>
         <w:tc>
           <w:tcPr>
-            <w:tcW w:type="dxa" w:w="1350"/>
+            <w:tcW w:type="dxa" w:w="1300"/>
             <w:tcBorders>
               <w:top w:val="single" w:color="D9DCE6" w:sz="4"/>
               <w:left w:val="single" w:color="D9DCE6" w:sz="4"/>
@@ -11357,7 +10824,7 @@
         </w:tc>
         <w:tc>
           <w:tcPr>
-            <w:tcW w:type="dxa" w:w="2760"/>
+            <w:tcW w:type="dxa" w:w="3010"/>
             <w:tcBorders>
               <w:top w:val="single" w:color="D9DCE6" w:sz="4"/>
               <w:left w:val="single" w:color="D9DCE6" w:sz="4"/>
@@ -11387,7 +10854,7 @@
       <w:tr>
         <w:tc>
           <w:tcPr>
-            <w:tcW w:type="dxa" w:w="3000"/>
+            <w:tcW w:type="dxa" w:w="2900"/>
             <w:tcBorders>
               <w:top w:val="single" w:color="D9DCE6" w:sz="4"/>
               <w:left w:val="single" w:color="D9DCE6" w:sz="4"/>
@@ -11409,13 +10876,13 @@
                 <w:sz w:val="19"/>
                 <w:szCs w:val="19"/>
               </w:rPr>
-              <w:t xml:space="preserve">financiamiento bancario de equipos de red</w:t>
-            </w:r>
-          </w:p>
-        </w:tc>
-        <w:tc>
-          <w:tcPr>
-            <w:tcW w:type="dxa" w:w="1350"/>
+              <w:t xml:space="preserve">financiamiento bancario</w:t>
+            </w:r>
+          </w:p>
+        </w:tc>
+        <w:tc>
+          <w:tcPr>
+            <w:tcW w:type="dxa" w:w="1250"/>
             <w:tcBorders>
               <w:top w:val="single" w:color="D9DCE6" w:sz="4"/>
               <w:left w:val="single" w:color="D9DCE6" w:sz="4"/>
@@ -11443,7 +10910,7 @@
         </w:tc>
         <w:tc>
           <w:tcPr>
-            <w:tcW w:type="dxa" w:w="1350"/>
+            <w:tcW w:type="dxa" w:w="1300"/>
             <w:tcBorders>
               <w:top w:val="single" w:color="D9DCE6" w:sz="4"/>
               <w:left w:val="single" w:color="D9DCE6" w:sz="4"/>
@@ -11499,29 +10966,29 @@
         </w:tc>
         <w:tc>
           <w:tcPr>
-            <w:tcW w:type="dxa" w:w="2760"/>
-            <w:tcBorders>
-              <w:top w:val="single" w:color="D9DCE6" w:sz="4"/>
-              <w:left w:val="single" w:color="D9DCE6" w:sz="4"/>
-              <w:bottom w:val="single" w:color="D9DCE6" w:sz="4"/>
-              <w:right w:val="single" w:color="D9DCE6" w:sz="4"/>
-            </w:tcBorders>
-            <w:tcMar>
-              <w:top w:type="dxa" w:w="70"/>
-              <w:left w:type="dxa" w:w="110"/>
-              <w:bottom w:type="dxa" w:w="70"/>
-              <w:right w:type="dxa" w:w="110"/>
-            </w:tcMar>
-          </w:tcPr>
-          <w:p>
-            <w:r>
-              <w:rPr>
-                <w:b w:val="false"/>
-                <w:bCs w:val="false"/>
-                <w:sz w:val="19"/>
-                <w:szCs w:val="19"/>
-              </w:rPr>
-              <w:t xml:space="preserve">REN-07</w:t>
+            <w:tcW w:type="dxa" w:w="3010"/>
+            <w:tcBorders>
+              <w:top w:val="single" w:color="D9DCE6" w:sz="4"/>
+              <w:left w:val="single" w:color="D9DCE6" w:sz="4"/>
+              <w:bottom w:val="single" w:color="D9DCE6" w:sz="4"/>
+              <w:right w:val="single" w:color="D9DCE6" w:sz="4"/>
+            </w:tcBorders>
+            <w:tcMar>
+              <w:top w:type="dxa" w:w="70"/>
+              <w:left w:type="dxa" w:w="110"/>
+              <w:bottom w:type="dxa" w:w="70"/>
+              <w:right w:type="dxa" w:w="110"/>
+            </w:tcMar>
+          </w:tcPr>
+          <w:p>
+            <w:r>
+              <w:rPr>
+                <w:b w:val="false"/>
+                <w:bCs w:val="false"/>
+                <w:sz w:val="19"/>
+                <w:szCs w:val="19"/>
+              </w:rPr>
+              <w:t xml:space="preserve">Aviso y REN-07</w:t>
             </w:r>
           </w:p>
         </w:tc>
@@ -11529,7 +10996,7 @@
       <w:tr>
         <w:tc>
           <w:tcPr>
-            <w:tcW w:type="dxa" w:w="3000"/>
+            <w:tcW w:type="dxa" w:w="2900"/>
             <w:tcBorders>
               <w:top w:val="single" w:color="D9DCE6" w:sz="4"/>
               <w:left w:val="single" w:color="D9DCE6" w:sz="4"/>
@@ -11551,13 +11018,13 @@
                 <w:sz w:val="19"/>
                 <w:szCs w:val="19"/>
               </w:rPr>
-              <w:t xml:space="preserve">CISA BOD 26-02</w:t>
-            </w:r>
-          </w:p>
-        </w:tc>
-        <w:tc>
-          <w:tcPr>
-            <w:tcW w:type="dxa" w:w="1350"/>
+              <w:t xml:space="preserve">BOD 26-02</w:t>
+            </w:r>
+          </w:p>
+        </w:tc>
+        <w:tc>
+          <w:tcPr>
+            <w:tcW w:type="dxa" w:w="1250"/>
             <w:tcBorders>
               <w:top w:val="single" w:color="D9DCE6" w:sz="4"/>
               <w:left w:val="single" w:color="D9DCE6" w:sz="4"/>
@@ -11585,7 +11052,7 @@
         </w:tc>
         <w:tc>
           <w:tcPr>
-            <w:tcW w:type="dxa" w:w="1350"/>
+            <w:tcW w:type="dxa" w:w="1300"/>
             <w:tcBorders>
               <w:top w:val="single" w:color="D9DCE6" w:sz="4"/>
               <w:left w:val="single" w:color="D9DCE6" w:sz="4"/>
@@ -11635,1358 +11102,40 @@
                 <w:sz w:val="19"/>
                 <w:szCs w:val="19"/>
               </w:rPr>
-              <w:t xml:space="preserve">B</w:t>
-            </w:r>
-          </w:p>
-        </w:tc>
-        <w:tc>
-          <w:tcPr>
-            <w:tcW w:type="dxa" w:w="2760"/>
-            <w:tcBorders>
-              <w:top w:val="single" w:color="D9DCE6" w:sz="4"/>
-              <w:left w:val="single" w:color="D9DCE6" w:sz="4"/>
-              <w:bottom w:val="single" w:color="D9DCE6" w:sz="4"/>
-              <w:right w:val="single" w:color="D9DCE6" w:sz="4"/>
-            </w:tcBorders>
-            <w:tcMar>
-              <w:top w:type="dxa" w:w="70"/>
-              <w:left w:type="dxa" w:w="110"/>
-              <w:bottom w:type="dxa" w:w="70"/>
-              <w:right w:type="dxa" w:w="110"/>
-            </w:tcMar>
-          </w:tcPr>
-          <w:p>
-            <w:r>
-              <w:rPr>
-                <w:b w:val="false"/>
-                <w:bCs w:val="false"/>
-                <w:sz w:val="19"/>
-                <w:szCs w:val="19"/>
-              </w:rPr>
-              <w:t xml:space="preserve">#por-que-renovar</w:t>
+              <w:t xml:space="preserve">C</w:t>
+            </w:r>
+          </w:p>
+        </w:tc>
+        <w:tc>
+          <w:tcPr>
+            <w:tcW w:type="dxa" w:w="3010"/>
+            <w:tcBorders>
+              <w:top w:val="single" w:color="D9DCE6" w:sz="4"/>
+              <w:left w:val="single" w:color="D9DCE6" w:sz="4"/>
+              <w:bottom w:val="single" w:color="D9DCE6" w:sz="4"/>
+              <w:right w:val="single" w:color="D9DCE6" w:sz="4"/>
+            </w:tcBorders>
+            <w:tcMar>
+              <w:top w:type="dxa" w:w="70"/>
+              <w:left w:type="dxa" w:w="110"/>
+              <w:bottom w:type="dxa" w:w="70"/>
+              <w:right w:type="dxa" w:w="110"/>
+            </w:tcMar>
+          </w:tcPr>
+          <w:p>
+            <w:r>
+              <w:rPr>
+                <w:b w:val="false"/>
+                <w:bCs w:val="false"/>
+                <w:sz w:val="19"/>
+                <w:szCs w:val="19"/>
+              </w:rPr>
+              <w:t xml:space="preserve">Por qué renovar</w:t>
             </w:r>
           </w:p>
         </w:tc>
       </w:tr>
     </w:tbl>
-    <w:p>
-      <w:pPr>
-        <w:pStyle w:val="Heading1"/>
-        <w:pageBreakBefore/>
-      </w:pPr>
-      <w:r>
-        <w:t xml:space="preserve">Términos retirados respecto a la versión 1</w:t>
-      </w:r>
-    </w:p>
-    <w:p>
-      <w:pPr>
-        <w:spacing w:after="120"/>
-      </w:pPr>
-      <w:r>
-        <w:t xml:space="preserve">Estos temas ya no están en el sitio. Conviene dejar de trabajarlos y, si ya hay contenidos publicados, redirigirlos a la sección vigente más cercana.</w:t>
-      </w:r>
-    </w:p>
-    <w:tbl>
-      <w:tblPr>
-        <w:tblW w:type="dxa" w:w="9360"/>
-        <w:tblBorders>
-          <w:top w:val="single" w:color="auto" w:sz="4"/>
-          <w:left w:val="single" w:color="auto" w:sz="4"/>
-          <w:bottom w:val="single" w:color="auto" w:sz="4"/>
-          <w:right w:val="single" w:color="auto" w:sz="4"/>
-          <w:insideH w:val="single" w:color="auto" w:sz="4"/>
-          <w:insideV w:val="single" w:color="auto" w:sz="4"/>
-        </w:tblBorders>
-      </w:tblPr>
-      <w:tblGrid>
-        <w:gridCol w:w="5400"/>
-        <w:gridCol w:w="3960"/>
-      </w:tblGrid>
-      <w:tr>
-        <w:trPr>
-          <w:tblHeader/>
-        </w:trPr>
-        <w:tc>
-          <w:tcPr>
-            <w:tcW w:type="dxa" w:w="5400"/>
-            <w:tcBorders>
-              <w:top w:val="single" w:color="D9DCE6" w:sz="4"/>
-              <w:left w:val="single" w:color="D9DCE6" w:sz="4"/>
-              <w:bottom w:val="single" w:color="D9DCE6" w:sz="4"/>
-              <w:right w:val="single" w:color="D9DCE6" w:sz="4"/>
-            </w:tcBorders>
-            <w:shd w:fill="000F76" w:color="auto" w:val="clear"/>
-            <w:tcMar>
-              <w:top w:type="dxa" w:w="70"/>
-              <w:left w:type="dxa" w:w="110"/>
-              <w:bottom w:type="dxa" w:w="70"/>
-              <w:right w:type="dxa" w:w="110"/>
-            </w:tcMar>
-          </w:tcPr>
-          <w:p>
-            <w:r>
-              <w:rPr>
-                <w:b/>
-                <w:bCs/>
-                <w:color w:val="FFFFFF"/>
-                <w:sz w:val="19"/>
-                <w:szCs w:val="19"/>
-              </w:rPr>
-              <w:t xml:space="preserve">Tema o término</w:t>
-            </w:r>
-          </w:p>
-        </w:tc>
-        <w:tc>
-          <w:tcPr>
-            <w:tcW w:type="dxa" w:w="3960"/>
-            <w:tcBorders>
-              <w:top w:val="single" w:color="D9DCE6" w:sz="4"/>
-              <w:left w:val="single" w:color="D9DCE6" w:sz="4"/>
-              <w:bottom w:val="single" w:color="D9DCE6" w:sz="4"/>
-              <w:right w:val="single" w:color="D9DCE6" w:sz="4"/>
-            </w:tcBorders>
-            <w:shd w:fill="000F76" w:color="auto" w:val="clear"/>
-            <w:tcMar>
-              <w:top w:type="dxa" w:w="70"/>
-              <w:left w:type="dxa" w:w="110"/>
-              <w:bottom w:type="dxa" w:w="70"/>
-              <w:right w:type="dxa" w:w="110"/>
-            </w:tcMar>
-          </w:tcPr>
-          <w:p>
-            <w:r>
-              <w:rPr>
-                <w:b/>
-                <w:bCs/>
-                <w:color w:val="FFFFFF"/>
-                <w:sz w:val="19"/>
-                <w:szCs w:val="19"/>
-              </w:rPr>
-              <w:t xml:space="preserve">Motivo</w:t>
-            </w:r>
-          </w:p>
-        </w:tc>
-      </w:tr>
-      <w:tr>
-        <w:tc>
-          <w:tcPr>
-            <w:tcW w:type="dxa" w:w="5400"/>
-            <w:tcBorders>
-              <w:top w:val="single" w:color="D9DCE6" w:sz="4"/>
-              <w:left w:val="single" w:color="D9DCE6" w:sz="4"/>
-              <w:bottom w:val="single" w:color="D9DCE6" w:sz="4"/>
-              <w:right w:val="single" w:color="D9DCE6" w:sz="4"/>
-            </w:tcBorders>
-            <w:tcMar>
-              <w:top w:type="dxa" w:w="70"/>
-              <w:left w:type="dxa" w:w="110"/>
-              <w:bottom w:type="dxa" w:w="70"/>
-              <w:right w:type="dxa" w:w="110"/>
-            </w:tcMar>
-          </w:tcPr>
-          <w:p>
-            <w:r>
-              <w:rPr>
-                <w:b/>
-                <w:bCs/>
-                <w:sz w:val="19"/>
-                <w:szCs w:val="19"/>
-              </w:rPr>
-              <w:t xml:space="preserve">Observabilidad de aplicaciones (AppDynamics, ThousandEyes)</w:t>
-            </w:r>
-          </w:p>
-        </w:tc>
-        <w:tc>
-          <w:tcPr>
-            <w:tcW w:type="dxa" w:w="3960"/>
-            <w:tcBorders>
-              <w:top w:val="single" w:color="D9DCE6" w:sz="4"/>
-              <w:left w:val="single" w:color="D9DCE6" w:sz="4"/>
-              <w:bottom w:val="single" w:color="D9DCE6" w:sz="4"/>
-              <w:right w:val="single" w:color="D9DCE6" w:sz="4"/>
-            </w:tcBorders>
-            <w:tcMar>
-              <w:top w:type="dxa" w:w="70"/>
-              <w:left w:type="dxa" w:w="110"/>
-              <w:bottom w:type="dxa" w:w="70"/>
-              <w:right w:type="dxa" w:w="110"/>
-            </w:tcMar>
-          </w:tcPr>
-          <w:p>
-            <w:r>
-              <w:rPr>
-                <w:b w:val="false"/>
-                <w:bCs w:val="false"/>
-                <w:sz w:val="19"/>
-                <w:szCs w:val="19"/>
-              </w:rPr>
-              <w:t xml:space="preserve">Fuera de la matriz de productos</w:t>
-            </w:r>
-          </w:p>
-        </w:tc>
-      </w:tr>
-      <w:tr>
-        <w:tc>
-          <w:tcPr>
-            <w:tcW w:type="dxa" w:w="5400"/>
-            <w:tcBorders>
-              <w:top w:val="single" w:color="D9DCE6" w:sz="4"/>
-              <w:left w:val="single" w:color="D9DCE6" w:sz="4"/>
-              <w:bottom w:val="single" w:color="D9DCE6" w:sz="4"/>
-              <w:right w:val="single" w:color="D9DCE6" w:sz="4"/>
-            </w:tcBorders>
-            <w:tcMar>
-              <w:top w:type="dxa" w:w="70"/>
-              <w:left w:type="dxa" w:w="110"/>
-              <w:bottom w:type="dxa" w:w="70"/>
-              <w:right w:type="dxa" w:w="110"/>
-            </w:tcMar>
-          </w:tcPr>
-          <w:p>
-            <w:r>
-              <w:rPr>
-                <w:b/>
-                <w:bCs/>
-                <w:sz w:val="19"/>
-                <w:szCs w:val="19"/>
-              </w:rPr>
-              <w:t xml:space="preserve">Automatización de redes (Meraki API, Power Automate, NetOps)</w:t>
-            </w:r>
-          </w:p>
-        </w:tc>
-        <w:tc>
-          <w:tcPr>
-            <w:tcW w:type="dxa" w:w="3960"/>
-            <w:tcBorders>
-              <w:top w:val="single" w:color="D9DCE6" w:sz="4"/>
-              <w:left w:val="single" w:color="D9DCE6" w:sz="4"/>
-              <w:bottom w:val="single" w:color="D9DCE6" w:sz="4"/>
-              <w:right w:val="single" w:color="D9DCE6" w:sz="4"/>
-            </w:tcBorders>
-            <w:tcMar>
-              <w:top w:type="dxa" w:w="70"/>
-              <w:left w:type="dxa" w:w="110"/>
-              <w:bottom w:type="dxa" w:w="70"/>
-              <w:right w:type="dxa" w:w="110"/>
-            </w:tcMar>
-          </w:tcPr>
-          <w:p>
-            <w:r>
-              <w:rPr>
-                <w:b w:val="false"/>
-                <w:bCs w:val="false"/>
-                <w:sz w:val="19"/>
-                <w:szCs w:val="19"/>
-              </w:rPr>
-              <w:t xml:space="preserve">Fuera de la matriz de productos</w:t>
-            </w:r>
-          </w:p>
-        </w:tc>
-      </w:tr>
-      <w:tr>
-        <w:tc>
-          <w:tcPr>
-            <w:tcW w:type="dxa" w:w="5400"/>
-            <w:tcBorders>
-              <w:top w:val="single" w:color="D9DCE6" w:sz="4"/>
-              <w:left w:val="single" w:color="D9DCE6" w:sz="4"/>
-              <w:bottom w:val="single" w:color="D9DCE6" w:sz="4"/>
-              <w:right w:val="single" w:color="D9DCE6" w:sz="4"/>
-            </w:tcBorders>
-            <w:tcMar>
-              <w:top w:type="dxa" w:w="70"/>
-              <w:left w:type="dxa" w:w="110"/>
-              <w:bottom w:type="dxa" w:w="70"/>
-              <w:right w:type="dxa" w:w="110"/>
-            </w:tcMar>
-          </w:tcPr>
-          <w:p>
-            <w:r>
-              <w:rPr>
-                <w:b/>
-                <w:bCs/>
-                <w:sz w:val="19"/>
-                <w:szCs w:val="19"/>
-              </w:rPr>
-              <w:t xml:space="preserve">Data y Analítica (Meraki MV y MT con Power BI)</w:t>
-            </w:r>
-          </w:p>
-        </w:tc>
-        <w:tc>
-          <w:tcPr>
-            <w:tcW w:type="dxa" w:w="3960"/>
-            <w:tcBorders>
-              <w:top w:val="single" w:color="D9DCE6" w:sz="4"/>
-              <w:left w:val="single" w:color="D9DCE6" w:sz="4"/>
-              <w:bottom w:val="single" w:color="D9DCE6" w:sz="4"/>
-              <w:right w:val="single" w:color="D9DCE6" w:sz="4"/>
-            </w:tcBorders>
-            <w:tcMar>
-              <w:top w:type="dxa" w:w="70"/>
-              <w:left w:type="dxa" w:w="110"/>
-              <w:bottom w:type="dxa" w:w="70"/>
-              <w:right w:type="dxa" w:w="110"/>
-            </w:tcMar>
-          </w:tcPr>
-          <w:p>
-            <w:r>
-              <w:rPr>
-                <w:b w:val="false"/>
-                <w:bCs w:val="false"/>
-                <w:sz w:val="19"/>
-                <w:szCs w:val="19"/>
-              </w:rPr>
-              <w:t xml:space="preserve">Fuera de la matriz de productos</w:t>
-            </w:r>
-          </w:p>
-        </w:tc>
-      </w:tr>
-      <w:tr>
-        <w:tc>
-          <w:tcPr>
-            <w:tcW w:type="dxa" w:w="5400"/>
-            <w:tcBorders>
-              <w:top w:val="single" w:color="D9DCE6" w:sz="4"/>
-              <w:left w:val="single" w:color="D9DCE6" w:sz="4"/>
-              <w:bottom w:val="single" w:color="D9DCE6" w:sz="4"/>
-              <w:right w:val="single" w:color="D9DCE6" w:sz="4"/>
-            </w:tcBorders>
-            <w:tcMar>
-              <w:top w:type="dxa" w:w="70"/>
-              <w:left w:type="dxa" w:w="110"/>
-              <w:bottom w:type="dxa" w:w="70"/>
-              <w:right w:type="dxa" w:w="110"/>
-            </w:tcMar>
-          </w:tcPr>
-          <w:p>
-            <w:r>
-              <w:rPr>
-                <w:b/>
-                <w:bCs/>
-                <w:sz w:val="19"/>
-                <w:szCs w:val="19"/>
-              </w:rPr>
-              <w:t xml:space="preserve">Acceso seguro a Dynamics 365 / Business Central</w:t>
-            </w:r>
-          </w:p>
-        </w:tc>
-        <w:tc>
-          <w:tcPr>
-            <w:tcW w:type="dxa" w:w="3960"/>
-            <w:tcBorders>
-              <w:top w:val="single" w:color="D9DCE6" w:sz="4"/>
-              <w:left w:val="single" w:color="D9DCE6" w:sz="4"/>
-              <w:bottom w:val="single" w:color="D9DCE6" w:sz="4"/>
-              <w:right w:val="single" w:color="D9DCE6" w:sz="4"/>
-            </w:tcBorders>
-            <w:tcMar>
-              <w:top w:type="dxa" w:w="70"/>
-              <w:left w:type="dxa" w:w="110"/>
-              <w:bottom w:type="dxa" w:w="70"/>
-              <w:right w:type="dxa" w:w="110"/>
-            </w:tcMar>
-          </w:tcPr>
-          <w:p>
-            <w:r>
-              <w:rPr>
-                <w:b w:val="false"/>
-                <w:bCs w:val="false"/>
-                <w:sz w:val="19"/>
-                <w:szCs w:val="19"/>
-              </w:rPr>
-              <w:t xml:space="preserve">Área retirada; el acceso remoto queda en SECaaS</w:t>
-            </w:r>
-          </w:p>
-        </w:tc>
-      </w:tr>
-      <w:tr>
-        <w:tc>
-          <w:tcPr>
-            <w:tcW w:type="dxa" w:w="5400"/>
-            <w:tcBorders>
-              <w:top w:val="single" w:color="D9DCE6" w:sz="4"/>
-              <w:left w:val="single" w:color="D9DCE6" w:sz="4"/>
-              <w:bottom w:val="single" w:color="D9DCE6" w:sz="4"/>
-              <w:right w:val="single" w:color="D9DCE6" w:sz="4"/>
-            </w:tcBorders>
-            <w:tcMar>
-              <w:top w:type="dxa" w:w="70"/>
-              <w:left w:type="dxa" w:w="110"/>
-              <w:bottom w:type="dxa" w:w="70"/>
-              <w:right w:type="dxa" w:w="110"/>
-            </w:tcMar>
-          </w:tcPr>
-          <w:p>
-            <w:r>
-              <w:rPr>
-                <w:b/>
-                <w:bCs/>
-                <w:sz w:val="19"/>
-                <w:szCs w:val="19"/>
-              </w:rPr>
-              <w:t xml:space="preserve">Detección de amenazas en la red (NDR), Telemetry Broker y Cisco XDR</w:t>
-            </w:r>
-          </w:p>
-        </w:tc>
-        <w:tc>
-          <w:tcPr>
-            <w:tcW w:type="dxa" w:w="3960"/>
-            <w:tcBorders>
-              <w:top w:val="single" w:color="D9DCE6" w:sz="4"/>
-              <w:left w:val="single" w:color="D9DCE6" w:sz="4"/>
-              <w:bottom w:val="single" w:color="D9DCE6" w:sz="4"/>
-              <w:right w:val="single" w:color="D9DCE6" w:sz="4"/>
-            </w:tcBorders>
-            <w:tcMar>
-              <w:top w:type="dxa" w:w="70"/>
-              <w:left w:type="dxa" w:w="110"/>
-              <w:bottom w:type="dxa" w:w="70"/>
-              <w:right w:type="dxa" w:w="110"/>
-            </w:tcMar>
-          </w:tcPr>
-          <w:p>
-            <w:r>
-              <w:rPr>
-                <w:b w:val="false"/>
-                <w:bCs w:val="false"/>
-                <w:sz w:val="19"/>
-                <w:szCs w:val="19"/>
-              </w:rPr>
-              <w:t xml:space="preserve">No se publican en la web</w:t>
-            </w:r>
-          </w:p>
-        </w:tc>
-      </w:tr>
-      <w:tr>
-        <w:tc>
-          <w:tcPr>
-            <w:tcW w:type="dxa" w:w="5400"/>
-            <w:tcBorders>
-              <w:top w:val="single" w:color="D9DCE6" w:sz="4"/>
-              <w:left w:val="single" w:color="D9DCE6" w:sz="4"/>
-              <w:bottom w:val="single" w:color="D9DCE6" w:sz="4"/>
-              <w:right w:val="single" w:color="D9DCE6" w:sz="4"/>
-            </w:tcBorders>
-            <w:tcMar>
-              <w:top w:type="dxa" w:w="70"/>
-              <w:left w:type="dxa" w:w="110"/>
-              <w:bottom w:type="dxa" w:w="70"/>
-              <w:right w:type="dxa" w:w="110"/>
-            </w:tcMar>
-          </w:tcPr>
-          <w:p>
-            <w:r>
-              <w:rPr>
-                <w:b/>
-                <w:bCs/>
-                <w:sz w:val="19"/>
-                <w:szCs w:val="19"/>
-              </w:rPr>
-              <w:t xml:space="preserve">Cisco Duo, Secure Endpoint y Secure Access como productos sueltos</w:t>
-            </w:r>
-          </w:p>
-        </w:tc>
-        <w:tc>
-          <w:tcPr>
-            <w:tcW w:type="dxa" w:w="3960"/>
-            <w:tcBorders>
-              <w:top w:val="single" w:color="D9DCE6" w:sz="4"/>
-              <w:left w:val="single" w:color="D9DCE6" w:sz="4"/>
-              <w:bottom w:val="single" w:color="D9DCE6" w:sz="4"/>
-              <w:right w:val="single" w:color="D9DCE6" w:sz="4"/>
-            </w:tcBorders>
-            <w:tcMar>
-              <w:top w:type="dxa" w:w="70"/>
-              <w:left w:type="dxa" w:w="110"/>
-              <w:bottom w:type="dxa" w:w="70"/>
-              <w:right w:type="dxa" w:w="110"/>
-            </w:tcMar>
-          </w:tcPr>
-          <w:p>
-            <w:r>
-              <w:rPr>
-                <w:b w:val="false"/>
-                <w:bCs w:val="false"/>
-                <w:sz w:val="19"/>
-                <w:szCs w:val="19"/>
-              </w:rPr>
-              <w:t xml:space="preserve">Se posicionan dentro de los paquetes SECaaS</w:t>
-            </w:r>
-          </w:p>
-        </w:tc>
-      </w:tr>
-      <w:tr>
-        <w:tc>
-          <w:tcPr>
-            <w:tcW w:type="dxa" w:w="5400"/>
-            <w:tcBorders>
-              <w:top w:val="single" w:color="D9DCE6" w:sz="4"/>
-              <w:left w:val="single" w:color="D9DCE6" w:sz="4"/>
-              <w:bottom w:val="single" w:color="D9DCE6" w:sz="4"/>
-              <w:right w:val="single" w:color="D9DCE6" w:sz="4"/>
-            </w:tcBorders>
-            <w:tcMar>
-              <w:top w:type="dxa" w:w="70"/>
-              <w:left w:type="dxa" w:w="110"/>
-              <w:bottom w:type="dxa" w:w="70"/>
-              <w:right w:type="dxa" w:w="110"/>
-            </w:tcMar>
-          </w:tcPr>
-          <w:p>
-            <w:r>
-              <w:rPr>
-                <w:b/>
-                <w:bCs/>
-                <w:sz w:val="19"/>
-                <w:szCs w:val="19"/>
-              </w:rPr>
-              <w:t xml:space="preserve">Secure Email Threat Defense</w:t>
-            </w:r>
-          </w:p>
-        </w:tc>
-        <w:tc>
-          <w:tcPr>
-            <w:tcW w:type="dxa" w:w="3960"/>
-            <w:tcBorders>
-              <w:top w:val="single" w:color="D9DCE6" w:sz="4"/>
-              <w:left w:val="single" w:color="D9DCE6" w:sz="4"/>
-              <w:bottom w:val="single" w:color="D9DCE6" w:sz="4"/>
-              <w:right w:val="single" w:color="D9DCE6" w:sz="4"/>
-            </w:tcBorders>
-            <w:tcMar>
-              <w:top w:type="dxa" w:w="70"/>
-              <w:left w:type="dxa" w:w="110"/>
-              <w:bottom w:type="dxa" w:w="70"/>
-              <w:right w:type="dxa" w:w="110"/>
-            </w:tcMar>
-          </w:tcPr>
-          <w:p>
-            <w:r>
-              <w:rPr>
-                <w:b w:val="false"/>
-                <w:bCs w:val="false"/>
-                <w:sz w:val="19"/>
-                <w:szCs w:val="19"/>
-              </w:rPr>
-              <w:t xml:space="preserve">Fuera de la oferta publicada</w:t>
-            </w:r>
-          </w:p>
-        </w:tc>
-      </w:tr>
-      <w:tr>
-        <w:tc>
-          <w:tcPr>
-            <w:tcW w:type="dxa" w:w="5400"/>
-            <w:tcBorders>
-              <w:top w:val="single" w:color="D9DCE6" w:sz="4"/>
-              <w:left w:val="single" w:color="D9DCE6" w:sz="4"/>
-              <w:bottom w:val="single" w:color="D9DCE6" w:sz="4"/>
-              <w:right w:val="single" w:color="D9DCE6" w:sz="4"/>
-            </w:tcBorders>
-            <w:tcMar>
-              <w:top w:type="dxa" w:w="70"/>
-              <w:left w:type="dxa" w:w="110"/>
-              <w:bottom w:type="dxa" w:w="70"/>
-              <w:right w:type="dxa" w:w="110"/>
-            </w:tcMar>
-          </w:tcPr>
-          <w:p>
-            <w:r>
-              <w:rPr>
-                <w:b/>
-                <w:bCs/>
-                <w:sz w:val="19"/>
-                <w:szCs w:val="19"/>
-              </w:rPr>
-              <w:t xml:space="preserve">Consein Connected, Diagnóstico Red + Nube</w:t>
-            </w:r>
-          </w:p>
-        </w:tc>
-        <w:tc>
-          <w:tcPr>
-            <w:tcW w:type="dxa" w:w="3960"/>
-            <w:tcBorders>
-              <w:top w:val="single" w:color="D9DCE6" w:sz="4"/>
-              <w:left w:val="single" w:color="D9DCE6" w:sz="4"/>
-              <w:bottom w:val="single" w:color="D9DCE6" w:sz="4"/>
-              <w:right w:val="single" w:color="D9DCE6" w:sz="4"/>
-            </w:tcBorders>
-            <w:tcMar>
-              <w:top w:type="dxa" w:w="70"/>
-              <w:left w:type="dxa" w:w="110"/>
-              <w:bottom w:type="dxa" w:w="70"/>
-              <w:right w:type="dxa" w:w="110"/>
-            </w:tcMar>
-          </w:tcPr>
-          <w:p>
-            <w:r>
-              <w:rPr>
-                <w:b w:val="false"/>
-                <w:bCs w:val="false"/>
-                <w:sz w:val="19"/>
-                <w:szCs w:val="19"/>
-              </w:rPr>
-              <w:t xml:space="preserve">Ya no forman parte del sitio</w:t>
-            </w:r>
-          </w:p>
-        </w:tc>
-      </w:tr>
-      <w:tr>
-        <w:tc>
-          <w:tcPr>
-            <w:tcW w:type="dxa" w:w="5400"/>
-            <w:tcBorders>
-              <w:top w:val="single" w:color="D9DCE6" w:sz="4"/>
-              <w:left w:val="single" w:color="D9DCE6" w:sz="4"/>
-              <w:bottom w:val="single" w:color="D9DCE6" w:sz="4"/>
-              <w:right w:val="single" w:color="D9DCE6" w:sz="4"/>
-            </w:tcBorders>
-            <w:tcMar>
-              <w:top w:type="dxa" w:w="70"/>
-              <w:left w:type="dxa" w:w="110"/>
-              <w:bottom w:type="dxa" w:w="70"/>
-              <w:right w:type="dxa" w:w="110"/>
-            </w:tcMar>
-          </w:tcPr>
-          <w:p>
-            <w:r>
-              <w:rPr>
-                <w:b/>
-                <w:bCs/>
-                <w:sz w:val="19"/>
-                <w:szCs w:val="19"/>
-              </w:rPr>
-              <w:t xml:space="preserve">“Better Together” y posicionamiento por licencia Microsoft</w:t>
-            </w:r>
-          </w:p>
-        </w:tc>
-        <w:tc>
-          <w:tcPr>
-            <w:tcW w:type="dxa" w:w="3960"/>
-            <w:tcBorders>
-              <w:top w:val="single" w:color="D9DCE6" w:sz="4"/>
-              <w:left w:val="single" w:color="D9DCE6" w:sz="4"/>
-              <w:bottom w:val="single" w:color="D9DCE6" w:sz="4"/>
-              <w:right w:val="single" w:color="D9DCE6" w:sz="4"/>
-            </w:tcBorders>
-            <w:tcMar>
-              <w:top w:type="dxa" w:w="70"/>
-              <w:left w:type="dxa" w:w="110"/>
-              <w:bottom w:type="dxa" w:w="70"/>
-              <w:right w:type="dxa" w:w="110"/>
-            </w:tcMar>
-          </w:tcPr>
-          <w:p>
-            <w:r>
-              <w:rPr>
-                <w:b w:val="false"/>
-                <w:bCs w:val="false"/>
-                <w:sz w:val="19"/>
-                <w:szCs w:val="19"/>
-              </w:rPr>
-              <w:t xml:space="preserve">Estrategia interna; no se usa en la web</w:t>
-            </w:r>
-          </w:p>
-        </w:tc>
-      </w:tr>
-    </w:tbl>
-    <w:p>
-      <w:pPr>
-        <w:pStyle w:val="Heading1"/>
-        <w:pageBreakBefore/>
-      </w:pPr>
-      <w:r>
-        <w:t xml:space="preserve">Lo que ya implementamos en el sitio</w:t>
-      </w:r>
-    </w:p>
-    <w:tbl>
-      <w:tblPr>
-        <w:tblW w:type="dxa" w:w="9360"/>
-        <w:tblBorders>
-          <w:top w:val="single" w:color="auto" w:sz="4"/>
-          <w:left w:val="single" w:color="auto" w:sz="4"/>
-          <w:bottom w:val="single" w:color="auto" w:sz="4"/>
-          <w:right w:val="single" w:color="auto" w:sz="4"/>
-          <w:insideH w:val="single" w:color="auto" w:sz="4"/>
-          <w:insideV w:val="single" w:color="auto" w:sz="4"/>
-        </w:tblBorders>
-      </w:tblPr>
-      <w:tblGrid>
-        <w:gridCol w:w="1500"/>
-        <w:gridCol w:w="2400"/>
-        <w:gridCol w:w="3360"/>
-        <w:gridCol w:w="2100"/>
-      </w:tblGrid>
-      <w:tr>
-        <w:trPr>
-          <w:tblHeader/>
-        </w:trPr>
-        <w:tc>
-          <w:tcPr>
-            <w:tcW w:type="dxa" w:w="1500"/>
-            <w:tcBorders>
-              <w:top w:val="single" w:color="D9DCE6" w:sz="4"/>
-              <w:left w:val="single" w:color="D9DCE6" w:sz="4"/>
-              <w:bottom w:val="single" w:color="D9DCE6" w:sz="4"/>
-              <w:right w:val="single" w:color="D9DCE6" w:sz="4"/>
-            </w:tcBorders>
-            <w:shd w:fill="000F76" w:color="auto" w:val="clear"/>
-            <w:tcMar>
-              <w:top w:type="dxa" w:w="70"/>
-              <w:left w:type="dxa" w:w="110"/>
-              <w:bottom w:type="dxa" w:w="70"/>
-              <w:right w:type="dxa" w:w="110"/>
-            </w:tcMar>
-          </w:tcPr>
-          <w:p>
-            <w:r>
-              <w:rPr>
-                <w:b/>
-                <w:bCs/>
-                <w:color w:val="FFFFFF"/>
-                <w:sz w:val="19"/>
-                <w:szCs w:val="19"/>
-              </w:rPr>
-              <w:t xml:space="preserve">Página</w:t>
-            </w:r>
-          </w:p>
-        </w:tc>
-        <w:tc>
-          <w:tcPr>
-            <w:tcW w:type="dxa" w:w="2400"/>
-            <w:tcBorders>
-              <w:top w:val="single" w:color="D9DCE6" w:sz="4"/>
-              <w:left w:val="single" w:color="D9DCE6" w:sz="4"/>
-              <w:bottom w:val="single" w:color="D9DCE6" w:sz="4"/>
-              <w:right w:val="single" w:color="D9DCE6" w:sz="4"/>
-            </w:tcBorders>
-            <w:shd w:fill="000F76" w:color="auto" w:val="clear"/>
-            <w:tcMar>
-              <w:top w:type="dxa" w:w="70"/>
-              <w:left w:type="dxa" w:w="110"/>
-              <w:bottom w:type="dxa" w:w="70"/>
-              <w:right w:type="dxa" w:w="110"/>
-            </w:tcMar>
-          </w:tcPr>
-          <w:p>
-            <w:r>
-              <w:rPr>
-                <w:b/>
-                <w:bCs/>
-                <w:color w:val="FFFFFF"/>
-                <w:sz w:val="19"/>
-                <w:szCs w:val="19"/>
-              </w:rPr>
-              <w:t xml:space="preserve">Title (etiqueta de título)</w:t>
-            </w:r>
-          </w:p>
-        </w:tc>
-        <w:tc>
-          <w:tcPr>
-            <w:tcW w:type="dxa" w:w="3360"/>
-            <w:tcBorders>
-              <w:top w:val="single" w:color="D9DCE6" w:sz="4"/>
-              <w:left w:val="single" w:color="D9DCE6" w:sz="4"/>
-              <w:bottom w:val="single" w:color="D9DCE6" w:sz="4"/>
-              <w:right w:val="single" w:color="D9DCE6" w:sz="4"/>
-            </w:tcBorders>
-            <w:shd w:fill="000F76" w:color="auto" w:val="clear"/>
-            <w:tcMar>
-              <w:top w:type="dxa" w:w="70"/>
-              <w:left w:type="dxa" w:w="110"/>
-              <w:bottom w:type="dxa" w:w="70"/>
-              <w:right w:type="dxa" w:w="110"/>
-            </w:tcMar>
-          </w:tcPr>
-          <w:p>
-            <w:r>
-              <w:rPr>
-                <w:b/>
-                <w:bCs/>
-                <w:color w:val="FFFFFF"/>
-                <w:sz w:val="19"/>
-                <w:szCs w:val="19"/>
-              </w:rPr>
-              <w:t xml:space="preserve">Meta description</w:t>
-            </w:r>
-          </w:p>
-        </w:tc>
-        <w:tc>
-          <w:tcPr>
-            <w:tcW w:type="dxa" w:w="2100"/>
-            <w:tcBorders>
-              <w:top w:val="single" w:color="D9DCE6" w:sz="4"/>
-              <w:left w:val="single" w:color="D9DCE6" w:sz="4"/>
-              <w:bottom w:val="single" w:color="D9DCE6" w:sz="4"/>
-              <w:right w:val="single" w:color="D9DCE6" w:sz="4"/>
-            </w:tcBorders>
-            <w:shd w:fill="000F76" w:color="auto" w:val="clear"/>
-            <w:tcMar>
-              <w:top w:type="dxa" w:w="70"/>
-              <w:left w:type="dxa" w:w="110"/>
-              <w:bottom w:type="dxa" w:w="70"/>
-              <w:right w:type="dxa" w:w="110"/>
-            </w:tcMar>
-          </w:tcPr>
-          <w:p>
-            <w:r>
-              <w:rPr>
-                <w:b/>
-                <w:bCs/>
-                <w:color w:val="FFFFFF"/>
-                <w:sz w:val="19"/>
-                <w:szCs w:val="19"/>
-              </w:rPr>
-              <w:t xml:space="preserve">H1</w:t>
-            </w:r>
-          </w:p>
-        </w:tc>
-      </w:tr>
-      <w:tr>
-        <w:tc>
-          <w:tcPr>
-            <w:tcW w:type="dxa" w:w="1500"/>
-            <w:tcBorders>
-              <w:top w:val="single" w:color="D9DCE6" w:sz="4"/>
-              <w:left w:val="single" w:color="D9DCE6" w:sz="4"/>
-              <w:bottom w:val="single" w:color="D9DCE6" w:sz="4"/>
-              <w:right w:val="single" w:color="D9DCE6" w:sz="4"/>
-            </w:tcBorders>
-            <w:tcMar>
-              <w:top w:type="dxa" w:w="70"/>
-              <w:left w:type="dxa" w:w="110"/>
-              <w:bottom w:type="dxa" w:w="70"/>
-              <w:right w:type="dxa" w:w="110"/>
-            </w:tcMar>
-          </w:tcPr>
-          <w:p>
-            <w:r>
-              <w:rPr>
-                <w:b/>
-                <w:bCs/>
-                <w:sz w:val="19"/>
-                <w:szCs w:val="19"/>
-              </w:rPr>
-              <w:t xml:space="preserve">index.html</w:t>
-            </w:r>
-          </w:p>
-        </w:tc>
-        <w:tc>
-          <w:tcPr>
-            <w:tcW w:type="dxa" w:w="2400"/>
-            <w:tcBorders>
-              <w:top w:val="single" w:color="D9DCE6" w:sz="4"/>
-              <w:left w:val="single" w:color="D9DCE6" w:sz="4"/>
-              <w:bottom w:val="single" w:color="D9DCE6" w:sz="4"/>
-              <w:right w:val="single" w:color="D9DCE6" w:sz="4"/>
-            </w:tcBorders>
-            <w:tcMar>
-              <w:top w:type="dxa" w:w="70"/>
-              <w:left w:type="dxa" w:w="110"/>
-              <w:bottom w:type="dxa" w:w="70"/>
-              <w:right w:type="dxa" w:w="110"/>
-            </w:tcMar>
-          </w:tcPr>
-          <w:p>
-            <w:r>
-              <w:rPr>
-                <w:b w:val="false"/>
-                <w:bCs w:val="false"/>
-                <w:sz w:val="19"/>
-                <w:szCs w:val="19"/>
-              </w:rPr>
-              <w:t xml:space="preserve">Soluciones Cisco y Microsoft: redes, ciberseguridad e IA | Consein</w:t>
-            </w:r>
-          </w:p>
-        </w:tc>
-        <w:tc>
-          <w:tcPr>
-            <w:tcW w:type="dxa" w:w="3360"/>
-            <w:tcBorders>
-              <w:top w:val="single" w:color="D9DCE6" w:sz="4"/>
-              <w:left w:val="single" w:color="D9DCE6" w:sz="4"/>
-              <w:bottom w:val="single" w:color="D9DCE6" w:sz="4"/>
-              <w:right w:val="single" w:color="D9DCE6" w:sz="4"/>
-            </w:tcBorders>
-            <w:tcMar>
-              <w:top w:type="dxa" w:w="70"/>
-              <w:left w:type="dxa" w:w="110"/>
-              <w:bottom w:type="dxa" w:w="70"/>
-              <w:right w:type="dxa" w:w="110"/>
-            </w:tcMar>
-          </w:tcPr>
-          <w:p>
-            <w:r>
-              <w:rPr>
-                <w:b w:val="false"/>
-                <w:bCs w:val="false"/>
-                <w:sz w:val="19"/>
-                <w:szCs w:val="19"/>
-              </w:rPr>
-              <w:t xml:space="preserve">Integramos redes, seguridad y salas Cisco con su plataforma Microsoft: SASE y SD-WAN, seguridad como servicio (SECaaS), Cisco ISE, Microsoft Teams Rooms e IA responsable. Venezuela, Panamá, República Dominicana y EE. UU.</w:t>
-            </w:r>
-          </w:p>
-        </w:tc>
-        <w:tc>
-          <w:tcPr>
-            <w:tcW w:type="dxa" w:w="2100"/>
-            <w:tcBorders>
-              <w:top w:val="single" w:color="D9DCE6" w:sz="4"/>
-              <w:left w:val="single" w:color="D9DCE6" w:sz="4"/>
-              <w:bottom w:val="single" w:color="D9DCE6" w:sz="4"/>
-              <w:right w:val="single" w:color="D9DCE6" w:sz="4"/>
-            </w:tcBorders>
-            <w:tcMar>
-              <w:top w:type="dxa" w:w="70"/>
-              <w:left w:type="dxa" w:w="110"/>
-              <w:bottom w:type="dxa" w:w="70"/>
-              <w:right w:type="dxa" w:w="110"/>
-            </w:tcMar>
-          </w:tcPr>
-          <w:p>
-            <w:r>
-              <w:rPr>
-                <w:b w:val="false"/>
-                <w:bCs w:val="false"/>
-                <w:sz w:val="19"/>
-                <w:szCs w:val="19"/>
-              </w:rPr>
-              <w:t xml:space="preserve">Sinergia exponencial: su plataforma Microsoft, potenciada por una red Cisco</w:t>
-            </w:r>
-          </w:p>
-        </w:tc>
-      </w:tr>
-      <w:tr>
-        <w:tc>
-          <w:tcPr>
-            <w:tcW w:type="dxa" w:w="1500"/>
-            <w:tcBorders>
-              <w:top w:val="single" w:color="D9DCE6" w:sz="4"/>
-              <w:left w:val="single" w:color="D9DCE6" w:sz="4"/>
-              <w:bottom w:val="single" w:color="D9DCE6" w:sz="4"/>
-              <w:right w:val="single" w:color="D9DCE6" w:sz="4"/>
-            </w:tcBorders>
-            <w:tcMar>
-              <w:top w:type="dxa" w:w="70"/>
-              <w:left w:type="dxa" w:w="110"/>
-              <w:bottom w:type="dxa" w:w="70"/>
-              <w:right w:type="dxa" w:w="110"/>
-            </w:tcMar>
-          </w:tcPr>
-          <w:p>
-            <w:r>
-              <w:rPr>
-                <w:b/>
-                <w:bCs/>
-                <w:sz w:val="19"/>
-                <w:szCs w:val="19"/>
-              </w:rPr>
-              <w:t xml:space="preserve">soluciones.html</w:t>
-            </w:r>
-          </w:p>
-        </w:tc>
-        <w:tc>
-          <w:tcPr>
-            <w:tcW w:type="dxa" w:w="2400"/>
-            <w:tcBorders>
-              <w:top w:val="single" w:color="D9DCE6" w:sz="4"/>
-              <w:left w:val="single" w:color="D9DCE6" w:sz="4"/>
-              <w:bottom w:val="single" w:color="D9DCE6" w:sz="4"/>
-              <w:right w:val="single" w:color="D9DCE6" w:sz="4"/>
-            </w:tcBorders>
-            <w:tcMar>
-              <w:top w:type="dxa" w:w="70"/>
-              <w:left w:type="dxa" w:w="110"/>
-              <w:bottom w:type="dxa" w:w="70"/>
-              <w:right w:type="dxa" w:w="110"/>
-            </w:tcMar>
-          </w:tcPr>
-          <w:p>
-            <w:r>
-              <w:rPr>
-                <w:b w:val="false"/>
-                <w:bCs w:val="false"/>
-                <w:sz w:val="19"/>
-                <w:szCs w:val="19"/>
-              </w:rPr>
-              <w:t xml:space="preserve">Soluciones Cisco: SASE, SD-WAN, SECaaS, ISE y Teams Rooms | Consein</w:t>
-            </w:r>
-          </w:p>
-        </w:tc>
-        <w:tc>
-          <w:tcPr>
-            <w:tcW w:type="dxa" w:w="3360"/>
-            <w:tcBorders>
-              <w:top w:val="single" w:color="D9DCE6" w:sz="4"/>
-              <w:left w:val="single" w:color="D9DCE6" w:sz="4"/>
-              <w:bottom w:val="single" w:color="D9DCE6" w:sz="4"/>
-              <w:right w:val="single" w:color="D9DCE6" w:sz="4"/>
-            </w:tcBorders>
-            <w:tcMar>
-              <w:top w:type="dxa" w:w="70"/>
-              <w:left w:type="dxa" w:w="110"/>
-              <w:bottom w:type="dxa" w:w="70"/>
-              <w:right w:type="dxa" w:w="110"/>
-            </w:tcMar>
-          </w:tcPr>
-          <w:p>
-            <w:r>
-              <w:rPr>
-                <w:b w:val="false"/>
-                <w:bCs w:val="false"/>
-                <w:sz w:val="19"/>
-                <w:szCs w:val="19"/>
-              </w:rPr>
-              <w:t xml:space="preserve">Seguridad como servicio (SECaaS) con Cisco Duo, Secure Access y Secure Endpoint; SASE y SD-WAN con Meraki y Catalyst; Cisco ISE, Secure Firewall, Room Bar, Board Pro y AI Defense, integrados con su plataforma Microsoft.</w:t>
-            </w:r>
-          </w:p>
-        </w:tc>
-        <w:tc>
-          <w:tcPr>
-            <w:tcW w:type="dxa" w:w="2100"/>
-            <w:tcBorders>
-              <w:top w:val="single" w:color="D9DCE6" w:sz="4"/>
-              <w:left w:val="single" w:color="D9DCE6" w:sz="4"/>
-              <w:bottom w:val="single" w:color="D9DCE6" w:sz="4"/>
-              <w:right w:val="single" w:color="D9DCE6" w:sz="4"/>
-            </w:tcBorders>
-            <w:tcMar>
-              <w:top w:type="dxa" w:w="70"/>
-              <w:left w:type="dxa" w:w="110"/>
-              <w:bottom w:type="dxa" w:w="70"/>
-              <w:right w:type="dxa" w:w="110"/>
-            </w:tcMar>
-          </w:tcPr>
-          <w:p>
-            <w:r>
-              <w:rPr>
-                <w:b w:val="false"/>
-                <w:bCs w:val="false"/>
-                <w:sz w:val="19"/>
-                <w:szCs w:val="19"/>
-              </w:rPr>
-              <w:t xml:space="preserve">Cisco suma valor a su plataforma Microsoft</w:t>
-            </w:r>
-          </w:p>
-        </w:tc>
-      </w:tr>
-      <w:tr>
-        <w:tc>
-          <w:tcPr>
-            <w:tcW w:type="dxa" w:w="1500"/>
-            <w:tcBorders>
-              <w:top w:val="single" w:color="D9DCE6" w:sz="4"/>
-              <w:left w:val="single" w:color="D9DCE6" w:sz="4"/>
-              <w:bottom w:val="single" w:color="D9DCE6" w:sz="4"/>
-              <w:right w:val="single" w:color="D9DCE6" w:sz="4"/>
-            </w:tcBorders>
-            <w:tcMar>
-              <w:top w:type="dxa" w:w="70"/>
-              <w:left w:type="dxa" w:w="110"/>
-              <w:bottom w:type="dxa" w:w="70"/>
-              <w:right w:type="dxa" w:w="110"/>
-            </w:tcMar>
-          </w:tcPr>
-          <w:p>
-            <w:r>
-              <w:rPr>
-                <w:b/>
-                <w:bCs/>
-                <w:sz w:val="19"/>
-                <w:szCs w:val="19"/>
-              </w:rPr>
-              <w:t xml:space="preserve">productos.html</w:t>
-            </w:r>
-          </w:p>
-        </w:tc>
-        <w:tc>
-          <w:tcPr>
-            <w:tcW w:type="dxa" w:w="2400"/>
-            <w:tcBorders>
-              <w:top w:val="single" w:color="D9DCE6" w:sz="4"/>
-              <w:left w:val="single" w:color="D9DCE6" w:sz="4"/>
-              <w:bottom w:val="single" w:color="D9DCE6" w:sz="4"/>
-              <w:right w:val="single" w:color="D9DCE6" w:sz="4"/>
-            </w:tcBorders>
-            <w:tcMar>
-              <w:top w:type="dxa" w:w="70"/>
-              <w:left w:type="dxa" w:w="110"/>
-              <w:bottom w:type="dxa" w:w="70"/>
-              <w:right w:type="dxa" w:w="110"/>
-            </w:tcMar>
-          </w:tcPr>
-          <w:p>
-            <w:r>
-              <w:rPr>
-                <w:b w:val="false"/>
-                <w:bCs w:val="false"/>
-                <w:sz w:val="19"/>
-                <w:szCs w:val="19"/>
-              </w:rPr>
-              <w:t xml:space="preserve">Programa Renueva: renovación de equipos Cisco obsoletos | Consein</w:t>
-            </w:r>
-          </w:p>
-        </w:tc>
-        <w:tc>
-          <w:tcPr>
-            <w:tcW w:type="dxa" w:w="3360"/>
-            <w:tcBorders>
-              <w:top w:val="single" w:color="D9DCE6" w:sz="4"/>
-              <w:left w:val="single" w:color="D9DCE6" w:sz="4"/>
-              <w:bottom w:val="single" w:color="D9DCE6" w:sz="4"/>
-              <w:right w:val="single" w:color="D9DCE6" w:sz="4"/>
-            </w:tcBorders>
-            <w:tcMar>
-              <w:top w:type="dxa" w:w="70"/>
-              <w:left w:type="dxa" w:w="110"/>
-              <w:bottom w:type="dxa" w:w="70"/>
-              <w:right w:type="dxa" w:w="110"/>
-            </w:tcMar>
-          </w:tcPr>
-          <w:p>
-            <w:r>
-              <w:rPr>
-                <w:b w:val="false"/>
-                <w:bCs w:val="false"/>
-                <w:sz w:val="19"/>
-                <w:szCs w:val="19"/>
-              </w:rPr>
-              <w:t xml:space="preserve">Renovamos switches, WiFi, routers, firewalls y salas Cisco en fin de soporte con Meraki, Cisco SD-WAN, Secure Firewall, Room Bar y Board Pro. Inventario gratuito, migración por fases y financiamiento con bancos locales.</w:t>
-            </w:r>
-          </w:p>
-        </w:tc>
-        <w:tc>
-          <w:tcPr>
-            <w:tcW w:type="dxa" w:w="2100"/>
-            <w:tcBorders>
-              <w:top w:val="single" w:color="D9DCE6" w:sz="4"/>
-              <w:left w:val="single" w:color="D9DCE6" w:sz="4"/>
-              <w:bottom w:val="single" w:color="D9DCE6" w:sz="4"/>
-              <w:right w:val="single" w:color="D9DCE6" w:sz="4"/>
-            </w:tcBorders>
-            <w:tcMar>
-              <w:top w:type="dxa" w:w="70"/>
-              <w:left w:type="dxa" w:w="110"/>
-              <w:bottom w:type="dxa" w:w="70"/>
-              <w:right w:type="dxa" w:w="110"/>
-            </w:tcMar>
-          </w:tcPr>
-          <w:p>
-            <w:r>
-              <w:rPr>
-                <w:b w:val="false"/>
-                <w:bCs w:val="false"/>
-                <w:sz w:val="19"/>
-                <w:szCs w:val="19"/>
-              </w:rPr>
-              <w:t xml:space="preserve">Programa Renueva: renovación de redes Cisco</w:t>
-            </w:r>
-          </w:p>
-        </w:tc>
-      </w:tr>
-    </w:tbl>
-    <w:p>
-      <w:pPr>
-        <w:spacing w:after="120"/>
-      </w:pPr>
-      <w:r>
-        <w:t xml:space="preserve"/>
-      </w:r>
-    </w:p>
-    <w:p>
-      <w:pPr>
-        <w:pStyle w:val="ListParagraph"/>
-        <w:numPr>
-          <w:ilvl w:val="0"/>
-          <w:numId w:val="2"/>
-        </w:numPr>
-        <w:spacing w:after="60"/>
-      </w:pPr>
-      <w:r>
-        <w:t xml:space="preserve">Un H2 por área de práctica con su palabra clave principal y una línea con los productos Cisco y Microsoft de esa área.</w:t>
-      </w:r>
-    </w:p>
-    <w:p>
-      <w:pPr>
-        <w:pStyle w:val="ListParagraph"/>
-        <w:numPr>
-          <w:ilvl w:val="0"/>
-          <w:numId w:val="2"/>
-        </w:numPr>
-        <w:spacing w:after="60"/>
-      </w:pPr>
-      <w:r>
-        <w:t xml:space="preserve">Datos estructurados schema.org: Organization, WebPage, BreadcrumbList, ItemList de Service (11 en Soluciones de Valor y 8 en Ofertas de Productos) y FAQPage (6 preguntas).</w:t>
-      </w:r>
-    </w:p>
-    <w:p>
-      <w:pPr>
-        <w:pStyle w:val="ListParagraph"/>
-        <w:numPr>
-          <w:ilvl w:val="0"/>
-          <w:numId w:val="2"/>
-        </w:numPr>
-        <w:spacing w:after="60"/>
-      </w:pPr>
-      <w:r>
-        <w:t xml:space="preserve">Etiquetas canonical, Open Graph y textos alternativos en el logotipo.</w:t>
-      </w:r>
-    </w:p>
-    <w:p>
-      <w:pPr>
-        <w:pStyle w:val="ListParagraph"/>
-        <w:numPr>
-          <w:ilvl w:val="0"/>
-          <w:numId w:val="2"/>
-        </w:numPr>
-        <w:spacing w:after="60"/>
-      </w:pPr>
-      <w:r>
-        <w:t xml:space="preserve">Contenido completo de cada producto y paquete en el HTML (visible al abrir “Seguir leyendo…”), indexable por los buscadores.</w:t>
-      </w:r>
-    </w:p>
-    <w:p>
-      <w:pPr>
-        <w:pStyle w:val="ListParagraph"/>
-        <w:numPr>
-          <w:ilvl w:val="0"/>
-          <w:numId w:val="2"/>
-        </w:numPr>
-        <w:spacing w:after="60"/>
-      </w:pPr>
-      <w:r>
-        <w:t xml:space="preserve">Fuentes locales y sin dependencias externas para una carga rápida.</w:t>
-      </w:r>
-    </w:p>
-    <w:p>
-      <w:pPr>
-        <w:pStyle w:val="Heading1"/>
-        <w:spacing w:before="360"/>
-      </w:pPr>
-      <w:r>
-        <w:t xml:space="preserve">Recomendaciones para llegar al top 5</w:t>
-      </w:r>
-    </w:p>
-    <w:p>
-      <w:pPr>
-        <w:pStyle w:val="ListParagraph"/>
-        <w:numPr>
-          <w:ilvl w:val="0"/>
-          <w:numId w:val="2"/>
-        </w:numPr>
-        <w:spacing w:after="60"/>
-      </w:pPr>
-      <w:r>
-        <w:rPr>
-          <w:b/>
-          <w:bCs/>
-        </w:rPr>
-        <w:t xml:space="preserve">Páginas por área:</w:t>
-      </w:r>
-      <w:r>
-        <w:t xml:space="preserve"> publicar una URL propia por área (por ejemplo, /cisco/secaas) con 600 a 900 palabras, usando la palabra clave principal en el title, el H1 y la URL. SECaaS es la prioridad, por ser una iniciativa propia de Consein.</w:t>
-      </w:r>
-    </w:p>
-    <w:p>
-      <w:pPr>
-        <w:pStyle w:val="ListParagraph"/>
-        <w:numPr>
-          <w:ilvl w:val="0"/>
-          <w:numId w:val="2"/>
-        </w:numPr>
-        <w:spacing w:after="60"/>
-      </w:pPr>
-      <w:r>
-        <w:rPr>
-          <w:b/>
-          <w:bCs/>
-        </w:rPr>
-        <w:t xml:space="preserve">Clúster de contenidos:</w:t>
-      </w:r>
-      <w:r>
-        <w:t xml:space="preserve"> un artículo pilar por área y tres artículos satélite de long tail (por ejemplo, “qué es SASE”, “ZTNA vs. VPN”, “cuándo renovar equipos Cisco”), enlazados entre sí y hacia la solución correspondiente.</w:t>
-      </w:r>
-    </w:p>
-    <w:p>
-      <w:pPr>
-        <w:pStyle w:val="ListParagraph"/>
-        <w:numPr>
-          <w:ilvl w:val="0"/>
-          <w:numId w:val="2"/>
-        </w:numPr>
-        <w:spacing w:after="60"/>
-      </w:pPr>
-      <w:r>
-        <w:rPr>
-          <w:b/>
-          <w:bCs/>
-        </w:rPr>
-        <w:t xml:space="preserve">Casos de éxito:</w:t>
-      </w:r>
-      <w:r>
-        <w:t xml:space="preserve"> un caso de éxito por área, con datos medidos del cliente; en SECaaS, destacar tiempo de activación y consolidación de proveedores.</w:t>
-      </w:r>
-    </w:p>
-    <w:p>
-      <w:pPr>
-        <w:pStyle w:val="ListParagraph"/>
-        <w:numPr>
-          <w:ilvl w:val="0"/>
-          <w:numId w:val="2"/>
-        </w:numPr>
-        <w:spacing w:after="60"/>
-      </w:pPr>
-      <w:r>
-        <w:rPr>
-          <w:b/>
-          <w:bCs/>
-        </w:rPr>
-        <w:t xml:space="preserve">Autoridad local:</w:t>
-      </w:r>
-      <w:r>
-        <w:t xml:space="preserve"> fichas de Google Business Profile por país y enlaces desde los directorios de partners de Cisco y Microsoft, asociaciones gremiales y medios de tecnología locales.</w:t>
-      </w:r>
-    </w:p>
-    <w:p>
-      <w:pPr>
-        <w:pStyle w:val="ListParagraph"/>
-        <w:numPr>
-          <w:ilvl w:val="0"/>
-          <w:numId w:val="2"/>
-        </w:numPr>
-        <w:spacing w:after="60"/>
-      </w:pPr>
-      <w:r>
-        <w:rPr>
-          <w:b/>
-          <w:bCs/>
-        </w:rPr>
-        <w:t xml:space="preserve">Hreflang:</w:t>
-      </w:r>
-      <w:r>
-        <w:t xml:space="preserve"> si se crean versiones por país, declarar hreflang es-VE, es-PA, es-DO y es-US.</w:t>
-      </w:r>
-    </w:p>
-    <w:p>
-      <w:pPr>
-        <w:pStyle w:val="ListParagraph"/>
-        <w:numPr>
-          <w:ilvl w:val="0"/>
-          <w:numId w:val="2"/>
-        </w:numPr>
-        <w:spacing w:after="60"/>
-      </w:pPr>
-      <w:r>
-        <w:rPr>
-          <w:b/>
-          <w:bCs/>
-        </w:rPr>
-        <w:t xml:space="preserve">Medición:</w:t>
-      </w:r>
-      <w:r>
-        <w:t xml:space="preserve"> revisar posiciones cada mes en Search Console y ajustar títulos y descripciones según la tasa de clics.</w:t>
-      </w:r>
-    </w:p>
     <w:sectPr>
       <w:footerReference w:type="default" r:id="rId6"/>
       <w:pgSz w:w="12240" w:h="15840" w:orient="portrait"/>
@@ -13199,14 +11348,44 @@
       </w:pPr>
     </w:lvl>
   </w:abstractNum>
+  <w:abstractNum w:abstractNumId="3" w15:restartNumberingAfterBreak="0">
+    <w:multiLevelType w:val="hybridMultilevel"/>
+    <w:lvl w:ilvl="0" w:tentative="1">
+      <w:start w:val="1"/>
+      <w:numFmt w:val="bullet"/>
+      <w:lvlText w:val="☐"/>
+      <w:lvlJc w:val="left"/>
+      <w:pPr>
+        <w:ind w:left="540" w:hanging="300"/>
+      </w:pPr>
+    </w:lvl>
+  </w:abstractNum>
+  <w:abstractNum w:abstractNumId="4" w15:restartNumberingAfterBreak="0">
+    <w:multiLevelType w:val="hybridMultilevel"/>
+    <w:lvl w:ilvl="0" w:tentative="1">
+      <w:start w:val="1"/>
+      <w:numFmt w:val="decimal"/>
+      <w:lvlText w:val="%1."/>
+      <w:lvlJc w:val="left"/>
+      <w:pPr>
+        <w:ind w:left="540" w:hanging="300"/>
+      </w:pPr>
+    </w:lvl>
+  </w:abstractNum>
+  <w:abstractNum w:abstractNumId="5" w15:restartNumberingAfterBreak="0">
+    <w:multiLevelType w:val="hybridMultilevel"/>
+    <w:lvl w:ilvl="0" w:tentative="1">
+      <w:start w:val="1"/>
+      <w:numFmt w:val="decimal"/>
+      <w:lvlText w:val="%1."/>
+      <w:lvlJc w:val="left"/>
+      <w:pPr>
+        <w:ind w:left="540" w:hanging="300"/>
+      </w:pPr>
+    </w:lvl>
+  </w:abstractNum>
   <w:num w:numId="1">
     <w:abstractNumId w:val="1"/>
-    <w:lvlOverride w:ilvl="0">
-      <w:startOverride w:val="1"/>
-    </w:lvlOverride>
-  </w:num>
-  <w:num w:numId="2">
-    <w:abstractNumId w:val="2"/>
     <w:lvlOverride w:ilvl="0">
       <w:startOverride w:val="1"/>
     </w:lvlOverride>

--- a/consein-cisco/Palabras_clave_SEO_Consein_Cisco.docx
+++ b/consein-cisco/Palabras_clave_SEO_Consein_Cisco.docx
@@ -56,7 +56,7 @@
         <w:rPr>
           <w:color w:val="5D6278"/>
         </w:rPr>
-        <w:t xml:space="preserve">Documento editable para el equipo SEO · Versión 3 · Octubre 2026</w:t>
+        <w:t xml:space="preserve">Documento editable para el equipo SEO · Versión 4 · Octubre 2026</w:t>
       </w:r>
     </w:p>
     <w:p>
@@ -64,7 +64,7 @@
         <w:spacing w:after="120"/>
       </w:pPr>
       <w:r>
-        <w:t xml:space="preserve">65 palabras clave en 7 grupos (36 de prioridad A). La estrategia, las reglas de uso y el plan de trabajo están en el Manual SEO. Esta lista se genera desde _fuente/palabras_clave.json.</w:t>
+        <w:t xml:space="preserve">70 palabras clave en 8 grupos (36 de prioridad A). La estrategia, las reglas de uso y el plan de trabajo están en el Manual SEO. Esta lista se genera desde _fuente/palabras_clave.json.</w:t>
       </w:r>
     </w:p>
     <w:p>
@@ -1759,6 +1759,929 @@
                 <w:szCs w:val="19"/>
               </w:rPr>
               <w:t xml:space="preserve">Todas las páginas</w:t>
+            </w:r>
+          </w:p>
+        </w:tc>
+      </w:tr>
+    </w:tbl>
+    <w:p>
+      <w:pPr>
+        <w:pStyle w:val="Heading1"/>
+      </w:pPr>
+      <w:r>
+        <w:t xml:space="preserve">Multinube: AWS y Google Cloud</w:t>
+      </w:r>
+    </w:p>
+    <w:p>
+      <w:pPr>
+        <w:spacing w:after="120"/>
+      </w:pPr>
+      <w:r>
+        <w:rPr>
+          <w:b/>
+          <w:bCs/>
+        </w:rPr>
+        <w:t xml:space="preserve">Página: </w:t>
+      </w:r>
+      <w:r>
+        <w:t xml:space="preserve">soluciones.html#criterio</w:t>
+      </w:r>
+    </w:p>
+    <w:p>
+      <w:pPr>
+        <w:spacing w:after="120"/>
+      </w:pPr>
+      <w:r>
+        <w:rPr>
+          <w:b/>
+          <w:bCs/>
+        </w:rPr>
+        <w:t xml:space="preserve">Objetivo: </w:t>
+      </w:r>
+      <w:r>
+        <w:t xml:space="preserve">Captar a las empresas que, además de Microsoft, operan en AWS o Google Cloud.</w:t>
+      </w:r>
+    </w:p>
+    <w:tbl>
+      <w:tblPr>
+        <w:tblW w:type="dxa" w:w="9360"/>
+        <w:tblBorders>
+          <w:top w:val="single" w:color="auto" w:sz="4"/>
+          <w:left w:val="single" w:color="auto" w:sz="4"/>
+          <w:bottom w:val="single" w:color="auto" w:sz="4"/>
+          <w:right w:val="single" w:color="auto" w:sz="4"/>
+          <w:insideH w:val="single" w:color="auto" w:sz="4"/>
+          <w:insideV w:val="single" w:color="auto" w:sz="4"/>
+        </w:tblBorders>
+      </w:tblPr>
+      <w:tblGrid>
+        <w:gridCol w:w="2900"/>
+        <w:gridCol w:w="1250"/>
+        <w:gridCol w:w="1300"/>
+        <w:gridCol w:w="900"/>
+        <w:gridCol w:w="3010"/>
+      </w:tblGrid>
+      <w:tr>
+        <w:trPr>
+          <w:tblHeader/>
+        </w:trPr>
+        <w:tc>
+          <w:tcPr>
+            <w:tcW w:type="dxa" w:w="2900"/>
+            <w:tcBorders>
+              <w:top w:val="single" w:color="D9DCE6" w:sz="4"/>
+              <w:left w:val="single" w:color="D9DCE6" w:sz="4"/>
+              <w:bottom w:val="single" w:color="D9DCE6" w:sz="4"/>
+              <w:right w:val="single" w:color="D9DCE6" w:sz="4"/>
+            </w:tcBorders>
+            <w:shd w:fill="000F76" w:color="auto" w:val="clear"/>
+            <w:tcMar>
+              <w:top w:type="dxa" w:w="70"/>
+              <w:left w:type="dxa" w:w="110"/>
+              <w:bottom w:type="dxa" w:w="70"/>
+              <w:right w:type="dxa" w:w="110"/>
+            </w:tcMar>
+          </w:tcPr>
+          <w:p>
+            <w:r>
+              <w:rPr>
+                <w:b/>
+                <w:bCs/>
+                <w:color w:val="FFFFFF"/>
+                <w:sz w:val="19"/>
+                <w:szCs w:val="19"/>
+              </w:rPr>
+              <w:t xml:space="preserve">Palabra clave</w:t>
+            </w:r>
+          </w:p>
+        </w:tc>
+        <w:tc>
+          <w:tcPr>
+            <w:tcW w:type="dxa" w:w="1250"/>
+            <w:tcBorders>
+              <w:top w:val="single" w:color="D9DCE6" w:sz="4"/>
+              <w:left w:val="single" w:color="D9DCE6" w:sz="4"/>
+              <w:bottom w:val="single" w:color="D9DCE6" w:sz="4"/>
+              <w:right w:val="single" w:color="D9DCE6" w:sz="4"/>
+            </w:tcBorders>
+            <w:shd w:fill="000F76" w:color="auto" w:val="clear"/>
+            <w:tcMar>
+              <w:top w:type="dxa" w:w="70"/>
+              <w:left w:type="dxa" w:w="110"/>
+              <w:bottom w:type="dxa" w:w="70"/>
+              <w:right w:type="dxa" w:w="110"/>
+            </w:tcMar>
+          </w:tcPr>
+          <w:p>
+            <w:r>
+              <w:rPr>
+                <w:b/>
+                <w:bCs/>
+                <w:color w:val="FFFFFF"/>
+                <w:sz w:val="19"/>
+                <w:szCs w:val="19"/>
+              </w:rPr>
+              <w:t xml:space="preserve">Tipo</w:t>
+            </w:r>
+          </w:p>
+        </w:tc>
+        <w:tc>
+          <w:tcPr>
+            <w:tcW w:type="dxa" w:w="1300"/>
+            <w:tcBorders>
+              <w:top w:val="single" w:color="D9DCE6" w:sz="4"/>
+              <w:left w:val="single" w:color="D9DCE6" w:sz="4"/>
+              <w:bottom w:val="single" w:color="D9DCE6" w:sz="4"/>
+              <w:right w:val="single" w:color="D9DCE6" w:sz="4"/>
+            </w:tcBorders>
+            <w:shd w:fill="000F76" w:color="auto" w:val="clear"/>
+            <w:tcMar>
+              <w:top w:type="dxa" w:w="70"/>
+              <w:left w:type="dxa" w:w="110"/>
+              <w:bottom w:type="dxa" w:w="70"/>
+              <w:right w:type="dxa" w:w="110"/>
+            </w:tcMar>
+          </w:tcPr>
+          <w:p>
+            <w:r>
+              <w:rPr>
+                <w:b/>
+                <w:bCs/>
+                <w:color w:val="FFFFFF"/>
+                <w:sz w:val="19"/>
+                <w:szCs w:val="19"/>
+              </w:rPr>
+              <w:t xml:space="preserve">Intención</w:t>
+            </w:r>
+          </w:p>
+        </w:tc>
+        <w:tc>
+          <w:tcPr>
+            <w:tcW w:type="dxa" w:w="900"/>
+            <w:tcBorders>
+              <w:top w:val="single" w:color="D9DCE6" w:sz="4"/>
+              <w:left w:val="single" w:color="D9DCE6" w:sz="4"/>
+              <w:bottom w:val="single" w:color="D9DCE6" w:sz="4"/>
+              <w:right w:val="single" w:color="D9DCE6" w:sz="4"/>
+            </w:tcBorders>
+            <w:shd w:fill="000F76" w:color="auto" w:val="clear"/>
+            <w:tcMar>
+              <w:top w:type="dxa" w:w="70"/>
+              <w:left w:type="dxa" w:w="110"/>
+              <w:bottom w:type="dxa" w:w="70"/>
+              <w:right w:type="dxa" w:w="110"/>
+            </w:tcMar>
+          </w:tcPr>
+          <w:p>
+            <w:r>
+              <w:rPr>
+                <w:b/>
+                <w:bCs/>
+                <w:color w:val="FFFFFF"/>
+                <w:sz w:val="19"/>
+                <w:szCs w:val="19"/>
+              </w:rPr>
+              <w:t xml:space="preserve">Prioridad</w:t>
+            </w:r>
+          </w:p>
+        </w:tc>
+        <w:tc>
+          <w:tcPr>
+            <w:tcW w:type="dxa" w:w="3010"/>
+            <w:tcBorders>
+              <w:top w:val="single" w:color="D9DCE6" w:sz="4"/>
+              <w:left w:val="single" w:color="D9DCE6" w:sz="4"/>
+              <w:bottom w:val="single" w:color="D9DCE6" w:sz="4"/>
+              <w:right w:val="single" w:color="D9DCE6" w:sz="4"/>
+            </w:tcBorders>
+            <w:shd w:fill="000F76" w:color="auto" w:val="clear"/>
+            <w:tcMar>
+              <w:top w:type="dxa" w:w="70"/>
+              <w:left w:type="dxa" w:w="110"/>
+              <w:bottom w:type="dxa" w:w="70"/>
+              <w:right w:type="dxa" w:w="110"/>
+            </w:tcMar>
+          </w:tcPr>
+          <w:p>
+            <w:r>
+              <w:rPr>
+                <w:b/>
+                <w:bCs/>
+                <w:color w:val="FFFFFF"/>
+                <w:sz w:val="19"/>
+                <w:szCs w:val="19"/>
+              </w:rPr>
+              <w:t xml:space="preserve">Dónde está en el sitio</w:t>
+            </w:r>
+          </w:p>
+        </w:tc>
+      </w:tr>
+      <w:tr>
+        <w:tc>
+          <w:tcPr>
+            <w:tcW w:type="dxa" w:w="2900"/>
+            <w:tcBorders>
+              <w:top w:val="single" w:color="D9DCE6" w:sz="4"/>
+              <w:left w:val="single" w:color="D9DCE6" w:sz="4"/>
+              <w:bottom w:val="single" w:color="D9DCE6" w:sz="4"/>
+              <w:right w:val="single" w:color="D9DCE6" w:sz="4"/>
+            </w:tcBorders>
+            <w:tcMar>
+              <w:top w:type="dxa" w:w="70"/>
+              <w:left w:type="dxa" w:w="110"/>
+              <w:bottom w:type="dxa" w:w="70"/>
+              <w:right w:type="dxa" w:w="110"/>
+            </w:tcMar>
+          </w:tcPr>
+          <w:p>
+            <w:r>
+              <w:rPr>
+                <w:b/>
+                <w:bCs/>
+                <w:sz w:val="19"/>
+                <w:szCs w:val="19"/>
+              </w:rPr>
+              <w:t xml:space="preserve">SD-WAN multinube</w:t>
+            </w:r>
+          </w:p>
+        </w:tc>
+        <w:tc>
+          <w:tcPr>
+            <w:tcW w:type="dxa" w:w="1250"/>
+            <w:tcBorders>
+              <w:top w:val="single" w:color="D9DCE6" w:sz="4"/>
+              <w:left w:val="single" w:color="D9DCE6" w:sz="4"/>
+              <w:bottom w:val="single" w:color="D9DCE6" w:sz="4"/>
+              <w:right w:val="single" w:color="D9DCE6" w:sz="4"/>
+            </w:tcBorders>
+            <w:tcMar>
+              <w:top w:type="dxa" w:w="70"/>
+              <w:left w:type="dxa" w:w="110"/>
+              <w:bottom w:type="dxa" w:w="70"/>
+              <w:right w:type="dxa" w:w="110"/>
+            </w:tcMar>
+          </w:tcPr>
+          <w:p>
+            <w:r>
+              <w:rPr>
+                <w:b w:val="false"/>
+                <w:bCs w:val="false"/>
+                <w:sz w:val="19"/>
+                <w:szCs w:val="19"/>
+              </w:rPr>
+              <w:t xml:space="preserve">Secundaria</w:t>
+            </w:r>
+          </w:p>
+        </w:tc>
+        <w:tc>
+          <w:tcPr>
+            <w:tcW w:type="dxa" w:w="1300"/>
+            <w:tcBorders>
+              <w:top w:val="single" w:color="D9DCE6" w:sz="4"/>
+              <w:left w:val="single" w:color="D9DCE6" w:sz="4"/>
+              <w:bottom w:val="single" w:color="D9DCE6" w:sz="4"/>
+              <w:right w:val="single" w:color="D9DCE6" w:sz="4"/>
+            </w:tcBorders>
+            <w:tcMar>
+              <w:top w:type="dxa" w:w="70"/>
+              <w:left w:type="dxa" w:w="110"/>
+              <w:bottom w:type="dxa" w:w="70"/>
+              <w:right w:type="dxa" w:w="110"/>
+            </w:tcMar>
+          </w:tcPr>
+          <w:p>
+            <w:r>
+              <w:rPr>
+                <w:b w:val="false"/>
+                <w:bCs w:val="false"/>
+                <w:sz w:val="19"/>
+                <w:szCs w:val="19"/>
+              </w:rPr>
+              <w:t xml:space="preserve">Comercial</w:t>
+            </w:r>
+          </w:p>
+        </w:tc>
+        <w:tc>
+          <w:tcPr>
+            <w:tcW w:type="dxa" w:w="900"/>
+            <w:tcBorders>
+              <w:top w:val="single" w:color="D9DCE6" w:sz="4"/>
+              <w:left w:val="single" w:color="D9DCE6" w:sz="4"/>
+              <w:bottom w:val="single" w:color="D9DCE6" w:sz="4"/>
+              <w:right w:val="single" w:color="D9DCE6" w:sz="4"/>
+            </w:tcBorders>
+            <w:tcMar>
+              <w:top w:type="dxa" w:w="70"/>
+              <w:left w:type="dxa" w:w="110"/>
+              <w:bottom w:type="dxa" w:w="70"/>
+              <w:right w:type="dxa" w:w="110"/>
+            </w:tcMar>
+          </w:tcPr>
+          <w:p>
+            <w:r>
+              <w:rPr>
+                <w:b w:val="false"/>
+                <w:bCs w:val="false"/>
+                <w:sz w:val="19"/>
+                <w:szCs w:val="19"/>
+              </w:rPr>
+              <w:t xml:space="preserve">B</w:t>
+            </w:r>
+          </w:p>
+        </w:tc>
+        <w:tc>
+          <w:tcPr>
+            <w:tcW w:type="dxa" w:w="3010"/>
+            <w:tcBorders>
+              <w:top w:val="single" w:color="D9DCE6" w:sz="4"/>
+              <w:left w:val="single" w:color="D9DCE6" w:sz="4"/>
+              <w:bottom w:val="single" w:color="D9DCE6" w:sz="4"/>
+              <w:right w:val="single" w:color="D9DCE6" w:sz="4"/>
+            </w:tcBorders>
+            <w:tcMar>
+              <w:top w:type="dxa" w:w="70"/>
+              <w:left w:type="dxa" w:w="110"/>
+              <w:bottom w:type="dxa" w:w="70"/>
+              <w:right w:type="dxa" w:w="110"/>
+            </w:tcMar>
+          </w:tcPr>
+          <w:p>
+            <w:r>
+              <w:rPr>
+                <w:b w:val="false"/>
+                <w:bCs w:val="false"/>
+                <w:sz w:val="19"/>
+                <w:szCs w:val="19"/>
+              </w:rPr>
+              <w:t xml:space="preserve">Criterio y FAQ</w:t>
+            </w:r>
+          </w:p>
+        </w:tc>
+      </w:tr>
+      <w:tr>
+        <w:tc>
+          <w:tcPr>
+            <w:tcW w:type="dxa" w:w="2900"/>
+            <w:tcBorders>
+              <w:top w:val="single" w:color="D9DCE6" w:sz="4"/>
+              <w:left w:val="single" w:color="D9DCE6" w:sz="4"/>
+              <w:bottom w:val="single" w:color="D9DCE6" w:sz="4"/>
+              <w:right w:val="single" w:color="D9DCE6" w:sz="4"/>
+            </w:tcBorders>
+            <w:tcMar>
+              <w:top w:type="dxa" w:w="70"/>
+              <w:left w:type="dxa" w:w="110"/>
+              <w:bottom w:type="dxa" w:w="70"/>
+              <w:right w:type="dxa" w:w="110"/>
+            </w:tcMar>
+          </w:tcPr>
+          <w:p>
+            <w:r>
+              <w:rPr>
+                <w:b/>
+                <w:bCs/>
+                <w:sz w:val="19"/>
+                <w:szCs w:val="19"/>
+              </w:rPr>
+              <w:t xml:space="preserve">seguridad multinube</w:t>
+            </w:r>
+          </w:p>
+        </w:tc>
+        <w:tc>
+          <w:tcPr>
+            <w:tcW w:type="dxa" w:w="1250"/>
+            <w:tcBorders>
+              <w:top w:val="single" w:color="D9DCE6" w:sz="4"/>
+              <w:left w:val="single" w:color="D9DCE6" w:sz="4"/>
+              <w:bottom w:val="single" w:color="D9DCE6" w:sz="4"/>
+              <w:right w:val="single" w:color="D9DCE6" w:sz="4"/>
+            </w:tcBorders>
+            <w:tcMar>
+              <w:top w:type="dxa" w:w="70"/>
+              <w:left w:type="dxa" w:w="110"/>
+              <w:bottom w:type="dxa" w:w="70"/>
+              <w:right w:type="dxa" w:w="110"/>
+            </w:tcMar>
+          </w:tcPr>
+          <w:p>
+            <w:r>
+              <w:rPr>
+                <w:b w:val="false"/>
+                <w:bCs w:val="false"/>
+                <w:sz w:val="19"/>
+                <w:szCs w:val="19"/>
+              </w:rPr>
+              <w:t xml:space="preserve">Secundaria</w:t>
+            </w:r>
+          </w:p>
+        </w:tc>
+        <w:tc>
+          <w:tcPr>
+            <w:tcW w:type="dxa" w:w="1300"/>
+            <w:tcBorders>
+              <w:top w:val="single" w:color="D9DCE6" w:sz="4"/>
+              <w:left w:val="single" w:color="D9DCE6" w:sz="4"/>
+              <w:bottom w:val="single" w:color="D9DCE6" w:sz="4"/>
+              <w:right w:val="single" w:color="D9DCE6" w:sz="4"/>
+            </w:tcBorders>
+            <w:tcMar>
+              <w:top w:type="dxa" w:w="70"/>
+              <w:left w:type="dxa" w:w="110"/>
+              <w:bottom w:type="dxa" w:w="70"/>
+              <w:right w:type="dxa" w:w="110"/>
+            </w:tcMar>
+          </w:tcPr>
+          <w:p>
+            <w:r>
+              <w:rPr>
+                <w:b w:val="false"/>
+                <w:bCs w:val="false"/>
+                <w:sz w:val="19"/>
+                <w:szCs w:val="19"/>
+              </w:rPr>
+              <w:t xml:space="preserve">Comercial</w:t>
+            </w:r>
+          </w:p>
+        </w:tc>
+        <w:tc>
+          <w:tcPr>
+            <w:tcW w:type="dxa" w:w="900"/>
+            <w:tcBorders>
+              <w:top w:val="single" w:color="D9DCE6" w:sz="4"/>
+              <w:left w:val="single" w:color="D9DCE6" w:sz="4"/>
+              <w:bottom w:val="single" w:color="D9DCE6" w:sz="4"/>
+              <w:right w:val="single" w:color="D9DCE6" w:sz="4"/>
+            </w:tcBorders>
+            <w:tcMar>
+              <w:top w:type="dxa" w:w="70"/>
+              <w:left w:type="dxa" w:w="110"/>
+              <w:bottom w:type="dxa" w:w="70"/>
+              <w:right w:type="dxa" w:w="110"/>
+            </w:tcMar>
+          </w:tcPr>
+          <w:p>
+            <w:r>
+              <w:rPr>
+                <w:b w:val="false"/>
+                <w:bCs w:val="false"/>
+                <w:sz w:val="19"/>
+                <w:szCs w:val="19"/>
+              </w:rPr>
+              <w:t xml:space="preserve">B</w:t>
+            </w:r>
+          </w:p>
+        </w:tc>
+        <w:tc>
+          <w:tcPr>
+            <w:tcW w:type="dxa" w:w="3010"/>
+            <w:tcBorders>
+              <w:top w:val="single" w:color="D9DCE6" w:sz="4"/>
+              <w:left w:val="single" w:color="D9DCE6" w:sz="4"/>
+              <w:bottom w:val="single" w:color="D9DCE6" w:sz="4"/>
+              <w:right w:val="single" w:color="D9DCE6" w:sz="4"/>
+            </w:tcBorders>
+            <w:tcMar>
+              <w:top w:type="dxa" w:w="70"/>
+              <w:left w:type="dxa" w:w="110"/>
+              <w:bottom w:type="dxa" w:w="70"/>
+              <w:right w:type="dxa" w:w="110"/>
+            </w:tcMar>
+          </w:tcPr>
+          <w:p>
+            <w:r>
+              <w:rPr>
+                <w:b w:val="false"/>
+                <w:bCs w:val="false"/>
+                <w:sz w:val="19"/>
+                <w:szCs w:val="19"/>
+              </w:rPr>
+              <w:t xml:space="preserve">Criterio</w:t>
+            </w:r>
+          </w:p>
+        </w:tc>
+      </w:tr>
+      <w:tr>
+        <w:tc>
+          <w:tcPr>
+            <w:tcW w:type="dxa" w:w="2900"/>
+            <w:tcBorders>
+              <w:top w:val="single" w:color="D9DCE6" w:sz="4"/>
+              <w:left w:val="single" w:color="D9DCE6" w:sz="4"/>
+              <w:bottom w:val="single" w:color="D9DCE6" w:sz="4"/>
+              <w:right w:val="single" w:color="D9DCE6" w:sz="4"/>
+            </w:tcBorders>
+            <w:tcMar>
+              <w:top w:type="dxa" w:w="70"/>
+              <w:left w:type="dxa" w:w="110"/>
+              <w:bottom w:type="dxa" w:w="70"/>
+              <w:right w:type="dxa" w:w="110"/>
+            </w:tcMar>
+          </w:tcPr>
+          <w:p>
+            <w:r>
+              <w:rPr>
+                <w:b/>
+                <w:bCs/>
+                <w:sz w:val="19"/>
+                <w:szCs w:val="19"/>
+              </w:rPr>
+              <w:t xml:space="preserve">conectividad a AWS y Google Cloud</w:t>
+            </w:r>
+          </w:p>
+        </w:tc>
+        <w:tc>
+          <w:tcPr>
+            <w:tcW w:type="dxa" w:w="1250"/>
+            <w:tcBorders>
+              <w:top w:val="single" w:color="D9DCE6" w:sz="4"/>
+              <w:left w:val="single" w:color="D9DCE6" w:sz="4"/>
+              <w:bottom w:val="single" w:color="D9DCE6" w:sz="4"/>
+              <w:right w:val="single" w:color="D9DCE6" w:sz="4"/>
+            </w:tcBorders>
+            <w:tcMar>
+              <w:top w:type="dxa" w:w="70"/>
+              <w:left w:type="dxa" w:w="110"/>
+              <w:bottom w:type="dxa" w:w="70"/>
+              <w:right w:type="dxa" w:w="110"/>
+            </w:tcMar>
+          </w:tcPr>
+          <w:p>
+            <w:r>
+              <w:rPr>
+                <w:b w:val="false"/>
+                <w:bCs w:val="false"/>
+                <w:sz w:val="19"/>
+                <w:szCs w:val="19"/>
+              </w:rPr>
+              <w:t xml:space="preserve">Long tail</w:t>
+            </w:r>
+          </w:p>
+        </w:tc>
+        <w:tc>
+          <w:tcPr>
+            <w:tcW w:type="dxa" w:w="1300"/>
+            <w:tcBorders>
+              <w:top w:val="single" w:color="D9DCE6" w:sz="4"/>
+              <w:left w:val="single" w:color="D9DCE6" w:sz="4"/>
+              <w:bottom w:val="single" w:color="D9DCE6" w:sz="4"/>
+              <w:right w:val="single" w:color="D9DCE6" w:sz="4"/>
+            </w:tcBorders>
+            <w:tcMar>
+              <w:top w:type="dxa" w:w="70"/>
+              <w:left w:type="dxa" w:w="110"/>
+              <w:bottom w:type="dxa" w:w="70"/>
+              <w:right w:type="dxa" w:w="110"/>
+            </w:tcMar>
+          </w:tcPr>
+          <w:p>
+            <w:r>
+              <w:rPr>
+                <w:b w:val="false"/>
+                <w:bCs w:val="false"/>
+                <w:sz w:val="19"/>
+                <w:szCs w:val="19"/>
+              </w:rPr>
+              <w:t xml:space="preserve">Comercial</w:t>
+            </w:r>
+          </w:p>
+        </w:tc>
+        <w:tc>
+          <w:tcPr>
+            <w:tcW w:type="dxa" w:w="900"/>
+            <w:tcBorders>
+              <w:top w:val="single" w:color="D9DCE6" w:sz="4"/>
+              <w:left w:val="single" w:color="D9DCE6" w:sz="4"/>
+              <w:bottom w:val="single" w:color="D9DCE6" w:sz="4"/>
+              <w:right w:val="single" w:color="D9DCE6" w:sz="4"/>
+            </w:tcBorders>
+            <w:tcMar>
+              <w:top w:type="dxa" w:w="70"/>
+              <w:left w:type="dxa" w:w="110"/>
+              <w:bottom w:type="dxa" w:w="70"/>
+              <w:right w:type="dxa" w:w="110"/>
+            </w:tcMar>
+          </w:tcPr>
+          <w:p>
+            <w:r>
+              <w:rPr>
+                <w:b w:val="false"/>
+                <w:bCs w:val="false"/>
+                <w:sz w:val="19"/>
+                <w:szCs w:val="19"/>
+              </w:rPr>
+              <w:t xml:space="preserve">B</w:t>
+            </w:r>
+          </w:p>
+        </w:tc>
+        <w:tc>
+          <w:tcPr>
+            <w:tcW w:type="dxa" w:w="3010"/>
+            <w:tcBorders>
+              <w:top w:val="single" w:color="D9DCE6" w:sz="4"/>
+              <w:left w:val="single" w:color="D9DCE6" w:sz="4"/>
+              <w:bottom w:val="single" w:color="D9DCE6" w:sz="4"/>
+              <w:right w:val="single" w:color="D9DCE6" w:sz="4"/>
+            </w:tcBorders>
+            <w:tcMar>
+              <w:top w:type="dxa" w:w="70"/>
+              <w:left w:type="dxa" w:w="110"/>
+              <w:bottom w:type="dxa" w:w="70"/>
+              <w:right w:type="dxa" w:w="110"/>
+            </w:tcMar>
+          </w:tcPr>
+          <w:p>
+            <w:r>
+              <w:rPr>
+                <w:b w:val="false"/>
+                <w:bCs w:val="false"/>
+                <w:sz w:val="19"/>
+                <w:szCs w:val="19"/>
+              </w:rPr>
+              <w:t xml:space="preserve">Cisco Catalyst SD-WAN</w:t>
+            </w:r>
+          </w:p>
+        </w:tc>
+      </w:tr>
+      <w:tr>
+        <w:tc>
+          <w:tcPr>
+            <w:tcW w:type="dxa" w:w="2900"/>
+            <w:tcBorders>
+              <w:top w:val="single" w:color="D9DCE6" w:sz="4"/>
+              <w:left w:val="single" w:color="D9DCE6" w:sz="4"/>
+              <w:bottom w:val="single" w:color="D9DCE6" w:sz="4"/>
+              <w:right w:val="single" w:color="D9DCE6" w:sz="4"/>
+            </w:tcBorders>
+            <w:tcMar>
+              <w:top w:type="dxa" w:w="70"/>
+              <w:left w:type="dxa" w:w="110"/>
+              <w:bottom w:type="dxa" w:w="70"/>
+              <w:right w:type="dxa" w:w="110"/>
+            </w:tcMar>
+          </w:tcPr>
+          <w:p>
+            <w:r>
+              <w:rPr>
+                <w:b/>
+                <w:bCs/>
+                <w:sz w:val="19"/>
+                <w:szCs w:val="19"/>
+              </w:rPr>
+              <w:t xml:space="preserve">Google Workspace</w:t>
+            </w:r>
+          </w:p>
+        </w:tc>
+        <w:tc>
+          <w:tcPr>
+            <w:tcW w:type="dxa" w:w="1250"/>
+            <w:tcBorders>
+              <w:top w:val="single" w:color="D9DCE6" w:sz="4"/>
+              <w:left w:val="single" w:color="D9DCE6" w:sz="4"/>
+              <w:bottom w:val="single" w:color="D9DCE6" w:sz="4"/>
+              <w:right w:val="single" w:color="D9DCE6" w:sz="4"/>
+            </w:tcBorders>
+            <w:tcMar>
+              <w:top w:type="dxa" w:w="70"/>
+              <w:left w:type="dxa" w:w="110"/>
+              <w:bottom w:type="dxa" w:w="70"/>
+              <w:right w:type="dxa" w:w="110"/>
+            </w:tcMar>
+          </w:tcPr>
+          <w:p>
+            <w:r>
+              <w:rPr>
+                <w:b w:val="false"/>
+                <w:bCs w:val="false"/>
+                <w:sz w:val="19"/>
+                <w:szCs w:val="19"/>
+              </w:rPr>
+              <w:t xml:space="preserve">Long tail</w:t>
+            </w:r>
+          </w:p>
+        </w:tc>
+        <w:tc>
+          <w:tcPr>
+            <w:tcW w:type="dxa" w:w="1300"/>
+            <w:tcBorders>
+              <w:top w:val="single" w:color="D9DCE6" w:sz="4"/>
+              <w:left w:val="single" w:color="D9DCE6" w:sz="4"/>
+              <w:bottom w:val="single" w:color="D9DCE6" w:sz="4"/>
+              <w:right w:val="single" w:color="D9DCE6" w:sz="4"/>
+            </w:tcBorders>
+            <w:tcMar>
+              <w:top w:type="dxa" w:w="70"/>
+              <w:left w:type="dxa" w:w="110"/>
+              <w:bottom w:type="dxa" w:w="70"/>
+              <w:right w:type="dxa" w:w="110"/>
+            </w:tcMar>
+          </w:tcPr>
+          <w:p>
+            <w:r>
+              <w:rPr>
+                <w:b w:val="false"/>
+                <w:bCs w:val="false"/>
+                <w:sz w:val="19"/>
+                <w:szCs w:val="19"/>
+              </w:rPr>
+              <w:t xml:space="preserve">Informativa</w:t>
+            </w:r>
+          </w:p>
+        </w:tc>
+        <w:tc>
+          <w:tcPr>
+            <w:tcW w:type="dxa" w:w="900"/>
+            <w:tcBorders>
+              <w:top w:val="single" w:color="D9DCE6" w:sz="4"/>
+              <w:left w:val="single" w:color="D9DCE6" w:sz="4"/>
+              <w:bottom w:val="single" w:color="D9DCE6" w:sz="4"/>
+              <w:right w:val="single" w:color="D9DCE6" w:sz="4"/>
+            </w:tcBorders>
+            <w:tcMar>
+              <w:top w:type="dxa" w:w="70"/>
+              <w:left w:type="dxa" w:w="110"/>
+              <w:bottom w:type="dxa" w:w="70"/>
+              <w:right w:type="dxa" w:w="110"/>
+            </w:tcMar>
+          </w:tcPr>
+          <w:p>
+            <w:r>
+              <w:rPr>
+                <w:b w:val="false"/>
+                <w:bCs w:val="false"/>
+                <w:sz w:val="19"/>
+                <w:szCs w:val="19"/>
+              </w:rPr>
+              <w:t xml:space="preserve">C</w:t>
+            </w:r>
+          </w:p>
+        </w:tc>
+        <w:tc>
+          <w:tcPr>
+            <w:tcW w:type="dxa" w:w="3010"/>
+            <w:tcBorders>
+              <w:top w:val="single" w:color="D9DCE6" w:sz="4"/>
+              <w:left w:val="single" w:color="D9DCE6" w:sz="4"/>
+              <w:bottom w:val="single" w:color="D9DCE6" w:sz="4"/>
+              <w:right w:val="single" w:color="D9DCE6" w:sz="4"/>
+            </w:tcBorders>
+            <w:tcMar>
+              <w:top w:type="dxa" w:w="70"/>
+              <w:left w:type="dxa" w:w="110"/>
+              <w:bottom w:type="dxa" w:w="70"/>
+              <w:right w:type="dxa" w:w="110"/>
+            </w:tcMar>
+          </w:tcPr>
+          <w:p>
+            <w:r>
+              <w:rPr>
+                <w:b w:val="false"/>
+                <w:bCs w:val="false"/>
+                <w:sz w:val="19"/>
+                <w:szCs w:val="19"/>
+              </w:rPr>
+              <w:t xml:space="preserve">Fichas de producto y SECaaS</w:t>
+            </w:r>
+          </w:p>
+        </w:tc>
+      </w:tr>
+      <w:tr>
+        <w:tc>
+          <w:tcPr>
+            <w:tcW w:type="dxa" w:w="2900"/>
+            <w:tcBorders>
+              <w:top w:val="single" w:color="D9DCE6" w:sz="4"/>
+              <w:left w:val="single" w:color="D9DCE6" w:sz="4"/>
+              <w:bottom w:val="single" w:color="D9DCE6" w:sz="4"/>
+              <w:right w:val="single" w:color="D9DCE6" w:sz="4"/>
+            </w:tcBorders>
+            <w:tcMar>
+              <w:top w:type="dxa" w:w="70"/>
+              <w:left w:type="dxa" w:w="110"/>
+              <w:bottom w:type="dxa" w:w="70"/>
+              <w:right w:type="dxa" w:w="110"/>
+            </w:tcMar>
+          </w:tcPr>
+          <w:p>
+            <w:r>
+              <w:rPr>
+                <w:b/>
+                <w:bCs/>
+                <w:sz w:val="19"/>
+                <w:szCs w:val="19"/>
+              </w:rPr>
+              <w:t xml:space="preserve">Meraki vMX en AWS y Google Cloud</w:t>
+            </w:r>
+          </w:p>
+        </w:tc>
+        <w:tc>
+          <w:tcPr>
+            <w:tcW w:type="dxa" w:w="1250"/>
+            <w:tcBorders>
+              <w:top w:val="single" w:color="D9DCE6" w:sz="4"/>
+              <w:left w:val="single" w:color="D9DCE6" w:sz="4"/>
+              <w:bottom w:val="single" w:color="D9DCE6" w:sz="4"/>
+              <w:right w:val="single" w:color="D9DCE6" w:sz="4"/>
+            </w:tcBorders>
+            <w:tcMar>
+              <w:top w:type="dxa" w:w="70"/>
+              <w:left w:type="dxa" w:w="110"/>
+              <w:bottom w:type="dxa" w:w="70"/>
+              <w:right w:type="dxa" w:w="110"/>
+            </w:tcMar>
+          </w:tcPr>
+          <w:p>
+            <w:r>
+              <w:rPr>
+                <w:b w:val="false"/>
+                <w:bCs w:val="false"/>
+                <w:sz w:val="19"/>
+                <w:szCs w:val="19"/>
+              </w:rPr>
+              <w:t xml:space="preserve">Long tail</w:t>
+            </w:r>
+          </w:p>
+        </w:tc>
+        <w:tc>
+          <w:tcPr>
+            <w:tcW w:type="dxa" w:w="1300"/>
+            <w:tcBorders>
+              <w:top w:val="single" w:color="D9DCE6" w:sz="4"/>
+              <w:left w:val="single" w:color="D9DCE6" w:sz="4"/>
+              <w:bottom w:val="single" w:color="D9DCE6" w:sz="4"/>
+              <w:right w:val="single" w:color="D9DCE6" w:sz="4"/>
+            </w:tcBorders>
+            <w:tcMar>
+              <w:top w:type="dxa" w:w="70"/>
+              <w:left w:type="dxa" w:w="110"/>
+              <w:bottom w:type="dxa" w:w="70"/>
+              <w:right w:type="dxa" w:w="110"/>
+            </w:tcMar>
+          </w:tcPr>
+          <w:p>
+            <w:r>
+              <w:rPr>
+                <w:b w:val="false"/>
+                <w:bCs w:val="false"/>
+                <w:sz w:val="19"/>
+                <w:szCs w:val="19"/>
+              </w:rPr>
+              <w:t xml:space="preserve">Informativa</w:t>
+            </w:r>
+          </w:p>
+        </w:tc>
+        <w:tc>
+          <w:tcPr>
+            <w:tcW w:type="dxa" w:w="900"/>
+            <w:tcBorders>
+              <w:top w:val="single" w:color="D9DCE6" w:sz="4"/>
+              <w:left w:val="single" w:color="D9DCE6" w:sz="4"/>
+              <w:bottom w:val="single" w:color="D9DCE6" w:sz="4"/>
+              <w:right w:val="single" w:color="D9DCE6" w:sz="4"/>
+            </w:tcBorders>
+            <w:tcMar>
+              <w:top w:type="dxa" w:w="70"/>
+              <w:left w:type="dxa" w:w="110"/>
+              <w:bottom w:type="dxa" w:w="70"/>
+              <w:right w:type="dxa" w:w="110"/>
+            </w:tcMar>
+          </w:tcPr>
+          <w:p>
+            <w:r>
+              <w:rPr>
+                <w:b w:val="false"/>
+                <w:bCs w:val="false"/>
+                <w:sz w:val="19"/>
+                <w:szCs w:val="19"/>
+              </w:rPr>
+              <w:t xml:space="preserve">C</w:t>
+            </w:r>
+          </w:p>
+        </w:tc>
+        <w:tc>
+          <w:tcPr>
+            <w:tcW w:type="dxa" w:w="3010"/>
+            <w:tcBorders>
+              <w:top w:val="single" w:color="D9DCE6" w:sz="4"/>
+              <w:left w:val="single" w:color="D9DCE6" w:sz="4"/>
+              <w:bottom w:val="single" w:color="D9DCE6" w:sz="4"/>
+              <w:right w:val="single" w:color="D9DCE6" w:sz="4"/>
+            </w:tcBorders>
+            <w:tcMar>
+              <w:top w:type="dxa" w:w="70"/>
+              <w:left w:type="dxa" w:w="110"/>
+              <w:bottom w:type="dxa" w:w="70"/>
+              <w:right w:type="dxa" w:w="110"/>
+            </w:tcMar>
+          </w:tcPr>
+          <w:p>
+            <w:r>
+              <w:rPr>
+                <w:b w:val="false"/>
+                <w:bCs w:val="false"/>
+                <w:sz w:val="19"/>
+                <w:szCs w:val="19"/>
+              </w:rPr>
+              <w:t xml:space="preserve">Meraki MX + Secure Access</w:t>
             </w:r>
           </w:p>
         </w:tc>

--- a/consein-cisco/Palabras_clave_SEO_Consein_Cisco.docx
+++ b/consein-cisco/Palabras_clave_SEO_Consein_Cisco.docx
@@ -56,7 +56,7 @@
         <w:rPr>
           <w:color w:val="5D6278"/>
         </w:rPr>
-        <w:t xml:space="preserve">Documento editable para el equipo SEO · Versión 4 · Octubre 2026</w:t>
+        <w:t xml:space="preserve">Documento editable para el equipo SEO · Versión 5 · Octubre 2026</w:t>
       </w:r>
     </w:p>
     <w:p>
@@ -64,7 +64,7 @@
         <w:spacing w:after="120"/>
       </w:pPr>
       <w:r>
-        <w:t xml:space="preserve">70 palabras clave en 8 grupos (36 de prioridad A). La estrategia, las reglas de uso y el plan de trabajo están en el Manual SEO. Esta lista se genera desde _fuente/palabras_clave.json.</w:t>
+        <w:t xml:space="preserve">72 palabras clave en 7 grupos (39 de prioridad A). La estrategia, las reglas de uso y el plan de trabajo están en el Manual SEO. Esta lista se genera desde _fuente/palabras_clave.json.</w:t>
       </w:r>
     </w:p>
     <w:p>
@@ -234,7 +234,7 @@
                 <w:sz w:val="19"/>
                 <w:szCs w:val="19"/>
               </w:rPr>
-              <w:t xml:space="preserve">en Venezuela · Caracas · Valencia · Maracaibo</w:t>
+              <w:t xml:space="preserve">en Venezuela (todo el país) · Caracas · Valencia · Maracaibo</w:t>
             </w:r>
           </w:p>
         </w:tc>
@@ -1048,7 +1048,7 @@
                 <w:sz w:val="19"/>
                 <w:szCs w:val="19"/>
               </w:rPr>
-              <w:t xml:space="preserve">index.html · title y Nosotros</w:t>
+              <w:t xml:space="preserve">index.html · Nosotros (Cisco, desde 2026)</w:t>
             </w:r>
           </w:p>
         </w:tc>
@@ -2692,7 +2692,7 @@
         <w:pStyle w:val="Heading1"/>
       </w:pPr>
       <w:r>
-        <w:t xml:space="preserve">1. Conectividad LAN y WAN (Infraestructura)</w:t>
+        <w:t xml:space="preserve">1. Network as a Service (Infraestructura)</w:t>
       </w:r>
     </w:p>
     <w:p>
@@ -2722,7 +2722,7 @@
         <w:t xml:space="preserve">Objetivo: </w:t>
       </w:r>
       <w:r>
-        <w:t xml:space="preserve">Posicionarnos en SD-WAN y SASE para empresas y en redes gestionadas en la nube con Cisco Meraki.</w:t>
+        <w:t xml:space="preserve">Posicionarnos en Network as a Service, SD-WAN y SASE para empresas, con redes gestionadas en la nube con Cisco Meraki.</w:t>
       </w:r>
     </w:p>
     <w:tbl>
@@ -2924,6 +2924,290 @@
                 <w:sz w:val="19"/>
                 <w:szCs w:val="19"/>
               </w:rPr>
+              <w:t xml:space="preserve">Network as a Service</w:t>
+            </w:r>
+          </w:p>
+        </w:tc>
+        <w:tc>
+          <w:tcPr>
+            <w:tcW w:type="dxa" w:w="1250"/>
+            <w:tcBorders>
+              <w:top w:val="single" w:color="D9DCE6" w:sz="4"/>
+              <w:left w:val="single" w:color="D9DCE6" w:sz="4"/>
+              <w:bottom w:val="single" w:color="D9DCE6" w:sz="4"/>
+              <w:right w:val="single" w:color="D9DCE6" w:sz="4"/>
+            </w:tcBorders>
+            <w:tcMar>
+              <w:top w:type="dxa" w:w="70"/>
+              <w:left w:type="dxa" w:w="110"/>
+              <w:bottom w:type="dxa" w:w="70"/>
+              <w:right w:type="dxa" w:w="110"/>
+            </w:tcMar>
+          </w:tcPr>
+          <w:p>
+            <w:r>
+              <w:rPr>
+                <w:b w:val="false"/>
+                <w:bCs w:val="false"/>
+                <w:sz w:val="19"/>
+                <w:szCs w:val="19"/>
+              </w:rPr>
+              <w:t xml:space="preserve">Principal</w:t>
+            </w:r>
+          </w:p>
+        </w:tc>
+        <w:tc>
+          <w:tcPr>
+            <w:tcW w:type="dxa" w:w="1300"/>
+            <w:tcBorders>
+              <w:top w:val="single" w:color="D9DCE6" w:sz="4"/>
+              <w:left w:val="single" w:color="D9DCE6" w:sz="4"/>
+              <w:bottom w:val="single" w:color="D9DCE6" w:sz="4"/>
+              <w:right w:val="single" w:color="D9DCE6" w:sz="4"/>
+            </w:tcBorders>
+            <w:tcMar>
+              <w:top w:type="dxa" w:w="70"/>
+              <w:left w:type="dxa" w:w="110"/>
+              <w:bottom w:type="dxa" w:w="70"/>
+              <w:right w:type="dxa" w:w="110"/>
+            </w:tcMar>
+          </w:tcPr>
+          <w:p>
+            <w:r>
+              <w:rPr>
+                <w:b w:val="false"/>
+                <w:bCs w:val="false"/>
+                <w:sz w:val="19"/>
+                <w:szCs w:val="19"/>
+              </w:rPr>
+              <w:t xml:space="preserve">Comercial</w:t>
+            </w:r>
+          </w:p>
+        </w:tc>
+        <w:tc>
+          <w:tcPr>
+            <w:tcW w:type="dxa" w:w="900"/>
+            <w:tcBorders>
+              <w:top w:val="single" w:color="D9DCE6" w:sz="4"/>
+              <w:left w:val="single" w:color="D9DCE6" w:sz="4"/>
+              <w:bottom w:val="single" w:color="D9DCE6" w:sz="4"/>
+              <w:right w:val="single" w:color="D9DCE6" w:sz="4"/>
+            </w:tcBorders>
+            <w:tcMar>
+              <w:top w:type="dxa" w:w="70"/>
+              <w:left w:type="dxa" w:w="110"/>
+              <w:bottom w:type="dxa" w:w="70"/>
+              <w:right w:type="dxa" w:w="110"/>
+            </w:tcMar>
+          </w:tcPr>
+          <w:p>
+            <w:r>
+              <w:rPr>
+                <w:b w:val="false"/>
+                <w:bCs w:val="false"/>
+                <w:sz w:val="19"/>
+                <w:szCs w:val="19"/>
+              </w:rPr>
+              <w:t xml:space="preserve">A</w:t>
+            </w:r>
+          </w:p>
+        </w:tc>
+        <w:tc>
+          <w:tcPr>
+            <w:tcW w:type="dxa" w:w="3010"/>
+            <w:tcBorders>
+              <w:top w:val="single" w:color="D9DCE6" w:sz="4"/>
+              <w:left w:val="single" w:color="D9DCE6" w:sz="4"/>
+              <w:bottom w:val="single" w:color="D9DCE6" w:sz="4"/>
+              <w:right w:val="single" w:color="D9DCE6" w:sz="4"/>
+            </w:tcBorders>
+            <w:tcMar>
+              <w:top w:type="dxa" w:w="70"/>
+              <w:left w:type="dxa" w:w="110"/>
+              <w:bottom w:type="dxa" w:w="70"/>
+              <w:right w:type="dxa" w:w="110"/>
+            </w:tcMar>
+          </w:tcPr>
+          <w:p>
+            <w:r>
+              <w:rPr>
+                <w:b w:val="false"/>
+                <w:bCs w:val="false"/>
+                <w:sz w:val="19"/>
+                <w:szCs w:val="19"/>
+              </w:rPr>
+              <w:t xml:space="preserve">Nombre y H2 del área</w:t>
+            </w:r>
+          </w:p>
+        </w:tc>
+      </w:tr>
+      <w:tr>
+        <w:tc>
+          <w:tcPr>
+            <w:tcW w:type="dxa" w:w="2900"/>
+            <w:tcBorders>
+              <w:top w:val="single" w:color="D9DCE6" w:sz="4"/>
+              <w:left w:val="single" w:color="D9DCE6" w:sz="4"/>
+              <w:bottom w:val="single" w:color="D9DCE6" w:sz="4"/>
+              <w:right w:val="single" w:color="D9DCE6" w:sz="4"/>
+            </w:tcBorders>
+            <w:tcMar>
+              <w:top w:type="dxa" w:w="70"/>
+              <w:left w:type="dxa" w:w="110"/>
+              <w:bottom w:type="dxa" w:w="70"/>
+              <w:right w:type="dxa" w:w="110"/>
+            </w:tcMar>
+          </w:tcPr>
+          <w:p>
+            <w:r>
+              <w:rPr>
+                <w:b/>
+                <w:bCs/>
+                <w:sz w:val="19"/>
+                <w:szCs w:val="19"/>
+              </w:rPr>
+              <w:t xml:space="preserve">NaaS</w:t>
+            </w:r>
+          </w:p>
+        </w:tc>
+        <w:tc>
+          <w:tcPr>
+            <w:tcW w:type="dxa" w:w="1250"/>
+            <w:tcBorders>
+              <w:top w:val="single" w:color="D9DCE6" w:sz="4"/>
+              <w:left w:val="single" w:color="D9DCE6" w:sz="4"/>
+              <w:bottom w:val="single" w:color="D9DCE6" w:sz="4"/>
+              <w:right w:val="single" w:color="D9DCE6" w:sz="4"/>
+            </w:tcBorders>
+            <w:tcMar>
+              <w:top w:type="dxa" w:w="70"/>
+              <w:left w:type="dxa" w:w="110"/>
+              <w:bottom w:type="dxa" w:w="70"/>
+              <w:right w:type="dxa" w:w="110"/>
+            </w:tcMar>
+          </w:tcPr>
+          <w:p>
+            <w:r>
+              <w:rPr>
+                <w:b w:val="false"/>
+                <w:bCs w:val="false"/>
+                <w:sz w:val="19"/>
+                <w:szCs w:val="19"/>
+              </w:rPr>
+              <w:t xml:space="preserve">Principal</w:t>
+            </w:r>
+          </w:p>
+        </w:tc>
+        <w:tc>
+          <w:tcPr>
+            <w:tcW w:type="dxa" w:w="1300"/>
+            <w:tcBorders>
+              <w:top w:val="single" w:color="D9DCE6" w:sz="4"/>
+              <w:left w:val="single" w:color="D9DCE6" w:sz="4"/>
+              <w:bottom w:val="single" w:color="D9DCE6" w:sz="4"/>
+              <w:right w:val="single" w:color="D9DCE6" w:sz="4"/>
+            </w:tcBorders>
+            <w:tcMar>
+              <w:top w:type="dxa" w:w="70"/>
+              <w:left w:type="dxa" w:w="110"/>
+              <w:bottom w:type="dxa" w:w="70"/>
+              <w:right w:type="dxa" w:w="110"/>
+            </w:tcMar>
+          </w:tcPr>
+          <w:p>
+            <w:r>
+              <w:rPr>
+                <w:b w:val="false"/>
+                <w:bCs w:val="false"/>
+                <w:sz w:val="19"/>
+                <w:szCs w:val="19"/>
+              </w:rPr>
+              <w:t xml:space="preserve">Comercial</w:t>
+            </w:r>
+          </w:p>
+        </w:tc>
+        <w:tc>
+          <w:tcPr>
+            <w:tcW w:type="dxa" w:w="900"/>
+            <w:tcBorders>
+              <w:top w:val="single" w:color="D9DCE6" w:sz="4"/>
+              <w:left w:val="single" w:color="D9DCE6" w:sz="4"/>
+              <w:bottom w:val="single" w:color="D9DCE6" w:sz="4"/>
+              <w:right w:val="single" w:color="D9DCE6" w:sz="4"/>
+            </w:tcBorders>
+            <w:tcMar>
+              <w:top w:type="dxa" w:w="70"/>
+              <w:left w:type="dxa" w:w="110"/>
+              <w:bottom w:type="dxa" w:w="70"/>
+              <w:right w:type="dxa" w:w="110"/>
+            </w:tcMar>
+          </w:tcPr>
+          <w:p>
+            <w:r>
+              <w:rPr>
+                <w:b w:val="false"/>
+                <w:bCs w:val="false"/>
+                <w:sz w:val="19"/>
+                <w:szCs w:val="19"/>
+              </w:rPr>
+              <w:t xml:space="preserve">A</w:t>
+            </w:r>
+          </w:p>
+        </w:tc>
+        <w:tc>
+          <w:tcPr>
+            <w:tcW w:type="dxa" w:w="3010"/>
+            <w:tcBorders>
+              <w:top w:val="single" w:color="D9DCE6" w:sz="4"/>
+              <w:left w:val="single" w:color="D9DCE6" w:sz="4"/>
+              <w:bottom w:val="single" w:color="D9DCE6" w:sz="4"/>
+              <w:right w:val="single" w:color="D9DCE6" w:sz="4"/>
+            </w:tcBorders>
+            <w:tcMar>
+              <w:top w:type="dxa" w:w="70"/>
+              <w:left w:type="dxa" w:w="110"/>
+              <w:bottom w:type="dxa" w:w="70"/>
+              <w:right w:type="dxa" w:w="110"/>
+            </w:tcMar>
+          </w:tcPr>
+          <w:p>
+            <w:r>
+              <w:rPr>
+                <w:b w:val="false"/>
+                <w:bCs w:val="false"/>
+                <w:sz w:val="19"/>
+                <w:szCs w:val="19"/>
+              </w:rPr>
+              <w:t xml:space="preserve">Nombre y H2 del área</w:t>
+            </w:r>
+          </w:p>
+        </w:tc>
+      </w:tr>
+      <w:tr>
+        <w:tc>
+          <w:tcPr>
+            <w:tcW w:type="dxa" w:w="2900"/>
+            <w:tcBorders>
+              <w:top w:val="single" w:color="D9DCE6" w:sz="4"/>
+              <w:left w:val="single" w:color="D9DCE6" w:sz="4"/>
+              <w:bottom w:val="single" w:color="D9DCE6" w:sz="4"/>
+              <w:right w:val="single" w:color="D9DCE6" w:sz="4"/>
+            </w:tcBorders>
+            <w:tcMar>
+              <w:top w:type="dxa" w:w="70"/>
+              <w:left w:type="dxa" w:w="110"/>
+              <w:bottom w:type="dxa" w:w="70"/>
+              <w:right w:type="dxa" w:w="110"/>
+            </w:tcMar>
+          </w:tcPr>
+          <w:p>
+            <w:r>
+              <w:rPr>
+                <w:b/>
+                <w:bCs/>
+                <w:sz w:val="19"/>
+                <w:szCs w:val="19"/>
+              </w:rPr>
               <w:t xml:space="preserve">SD-WAN para empresas</w:t>
             </w:r>
           </w:p>
@@ -4325,7 +4609,7 @@
         <w:pStyle w:val="Heading1"/>
       </w:pPr>
       <w:r>
-        <w:t xml:space="preserve">2. SECaaS (Seguridad)</w:t>
+        <w:t xml:space="preserve">2. Ciberseguridad 360 (Seguridad)</w:t>
       </w:r>
     </w:p>
     <w:p>
@@ -4340,7 +4624,7 @@
         <w:t xml:space="preserve">Página: </w:t>
       </w:r>
       <w:r>
-        <w:t xml:space="preserve">soluciones.html#secaas</w:t>
+        <w:t xml:space="preserve">soluciones.html#ciberseguridad</w:t>
       </w:r>
     </w:p>
     <w:p>
@@ -4355,7 +4639,7 @@
         <w:t xml:space="preserve">Objetivo: </w:t>
       </w:r>
       <w:r>
-        <w:t xml:space="preserve">Ser referencia en seguridad como servicio administrada, del endpoint al firewall en la nube.</w:t>
+        <w:t xml:space="preserve">Ser referencia en ciberseguridad como servicio: SECaaS del endpoint a la nube, más control de acceso a la red y firewall perimetral, ofrecidos por separado.</w:t>
       </w:r>
     </w:p>
     <w:tbl>
@@ -4557,7 +4841,7 @@
                 <w:sz w:val="19"/>
                 <w:szCs w:val="19"/>
               </w:rPr>
-              <w:t xml:space="preserve">seguridad como servicio</w:t>
+              <w:t xml:space="preserve">Ciberseguridad 360</w:t>
             </w:r>
           </w:p>
         </w:tc>
@@ -4585,7 +4869,7 @@
                 <w:sz w:val="19"/>
                 <w:szCs w:val="19"/>
               </w:rPr>
-              <w:t xml:space="preserve">Principal</w:t>
+              <w:t xml:space="preserve">Marca</w:t>
             </w:r>
           </w:p>
         </w:tc>
@@ -4669,7 +4953,7 @@
                 <w:sz w:val="19"/>
                 <w:szCs w:val="19"/>
               </w:rPr>
-              <w:t xml:space="preserve">H2 del área y FAQ</w:t>
+              <w:t xml:space="preserve">Nombre y H2 del área</w:t>
             </w:r>
           </w:p>
         </w:tc>
@@ -4699,7 +4983,7 @@
                 <w:sz w:val="19"/>
                 <w:szCs w:val="19"/>
               </w:rPr>
-              <w:t xml:space="preserve">SECaaS</w:t>
+              <w:t xml:space="preserve">seguridad como servicio</w:t>
             </w:r>
           </w:p>
         </w:tc>
@@ -4811,7 +5095,7 @@
                 <w:sz w:val="19"/>
                 <w:szCs w:val="19"/>
               </w:rPr>
-              <w:t xml:space="preserve">H2 del área y paquetes</w:t>
+              <w:t xml:space="preserve">Intro del área</w:t>
             </w:r>
           </w:p>
         </w:tc>
@@ -4841,7 +5125,7 @@
                 <w:sz w:val="19"/>
                 <w:szCs w:val="19"/>
               </w:rPr>
-              <w:t xml:space="preserve">ciberseguridad administrada para empresas</w:t>
+              <w:t xml:space="preserve">SECaaS</w:t>
             </w:r>
           </w:p>
         </w:tc>
@@ -4869,7 +5153,7 @@
                 <w:sz w:val="19"/>
                 <w:szCs w:val="19"/>
               </w:rPr>
-              <w:t xml:space="preserve">Secundaria</w:t>
+              <w:t xml:space="preserve">Principal</w:t>
             </w:r>
           </w:p>
         </w:tc>
@@ -4953,7 +5237,7 @@
                 <w:sz w:val="19"/>
                 <w:szCs w:val="19"/>
               </w:rPr>
-              <w:t xml:space="preserve">Intro del área</w:t>
+              <w:t xml:space="preserve">Intro y paquetes</w:t>
             </w:r>
           </w:p>
         </w:tc>
@@ -4983,7 +5267,7 @@
                 <w:sz w:val="19"/>
                 <w:szCs w:val="19"/>
               </w:rPr>
-              <w:t xml:space="preserve">firewall en la nube</w:t>
+              <w:t xml:space="preserve">ciberseguridad administrada para empresas</w:t>
             </w:r>
           </w:p>
         </w:tc>
@@ -5095,7 +5379,7 @@
                 <w:sz w:val="19"/>
                 <w:szCs w:val="19"/>
               </w:rPr>
-              <w:t xml:space="preserve">H2 del área y SECaaS Advantage</w:t>
+              <w:t xml:space="preserve">SECaaS Essential (Ideal para)</w:t>
             </w:r>
           </w:p>
         </w:tc>
@@ -5125,7 +5409,7 @@
                 <w:sz w:val="19"/>
                 <w:szCs w:val="19"/>
               </w:rPr>
-              <w:t xml:space="preserve">Zero Trust</w:t>
+              <w:t xml:space="preserve">firewall en la nube</w:t>
             </w:r>
           </w:p>
         </w:tc>
@@ -5237,7 +5521,7 @@
                 <w:sz w:val="19"/>
                 <w:szCs w:val="19"/>
               </w:rPr>
-              <w:t xml:space="preserve">SECaaS Essential</w:t>
+              <w:t xml:space="preserve">SECaaS Advantage</w:t>
             </w:r>
           </w:p>
         </w:tc>
@@ -5267,7 +5551,7 @@
                 <w:sz w:val="19"/>
                 <w:szCs w:val="19"/>
               </w:rPr>
-              <w:t xml:space="preserve">Cisco Duo</w:t>
+              <w:t xml:space="preserve">Zero Trust</w:t>
             </w:r>
           </w:p>
         </w:tc>
@@ -5295,7 +5579,7 @@
                 <w:sz w:val="19"/>
                 <w:szCs w:val="19"/>
               </w:rPr>
-              <w:t xml:space="preserve">Producto</w:t>
+              <w:t xml:space="preserve">Secundaria</w:t>
             </w:r>
           </w:p>
         </w:tc>
@@ -5379,7 +5663,7 @@
                 <w:sz w:val="19"/>
                 <w:szCs w:val="19"/>
               </w:rPr>
-              <w:t xml:space="preserve">SECaaS Essential y Advantage</w:t>
+              <w:t xml:space="preserve">SECaaS Essential</w:t>
             </w:r>
           </w:p>
         </w:tc>
@@ -5409,7 +5693,7 @@
                 <w:sz w:val="19"/>
                 <w:szCs w:val="19"/>
               </w:rPr>
-              <w:t xml:space="preserve">Cisco Secure Access</w:t>
+              <w:t xml:space="preserve">Cisco Duo</w:t>
             </w:r>
           </w:p>
         </w:tc>
@@ -5551,7 +5835,7 @@
                 <w:sz w:val="19"/>
                 <w:szCs w:val="19"/>
               </w:rPr>
-              <w:t xml:space="preserve">outsourcing de ciberseguridad</w:t>
+              <w:t xml:space="preserve">Cisco Secure Access</w:t>
             </w:r>
           </w:p>
         </w:tc>
@@ -5579,7 +5863,7 @@
                 <w:sz w:val="19"/>
                 <w:szCs w:val="19"/>
               </w:rPr>
-              <w:t xml:space="preserve">Secundaria</w:t>
+              <w:t xml:space="preserve">Producto</w:t>
             </w:r>
           </w:p>
         </w:tc>
@@ -5635,7 +5919,7 @@
                 <w:sz w:val="19"/>
                 <w:szCs w:val="19"/>
               </w:rPr>
-              <w:t xml:space="preserve">B</w:t>
+              <w:t xml:space="preserve">A</w:t>
             </w:r>
           </w:p>
         </w:tc>
@@ -5663,7 +5947,7 @@
                 <w:sz w:val="19"/>
                 <w:szCs w:val="19"/>
               </w:rPr>
-              <w:t xml:space="preserve">Intro del área</w:t>
+              <w:t xml:space="preserve">SECaaS Essential y Advantage</w:t>
             </w:r>
           </w:p>
         </w:tc>
@@ -5693,7 +5977,7 @@
                 <w:sz w:val="19"/>
                 <w:szCs w:val="19"/>
               </w:rPr>
-              <w:t xml:space="preserve">Secure Web Gateway</w:t>
+              <w:t xml:space="preserve">outsourcing de ciberseguridad</w:t>
             </w:r>
           </w:p>
         </w:tc>
@@ -5805,7 +6089,7 @@
                 <w:sz w:val="19"/>
                 <w:szCs w:val="19"/>
               </w:rPr>
-              <w:t xml:space="preserve">SECaaS Essential</w:t>
+              <w:t xml:space="preserve">SECaaS Essential (Ideal para)</w:t>
             </w:r>
           </w:p>
         </w:tc>
@@ -5835,7 +6119,7 @@
                 <w:sz w:val="19"/>
                 <w:szCs w:val="19"/>
               </w:rPr>
-              <w:t xml:space="preserve">seguridad DNS</w:t>
+              <w:t xml:space="preserve">Secure Web Gateway</w:t>
             </w:r>
           </w:p>
         </w:tc>
@@ -5863,7 +6147,7 @@
                 <w:sz w:val="19"/>
                 <w:szCs w:val="19"/>
               </w:rPr>
-              <w:t xml:space="preserve">Long tail</w:t>
+              <w:t xml:space="preserve">Secundaria</w:t>
             </w:r>
           </w:p>
         </w:tc>
@@ -5977,7 +6261,7 @@
                 <w:sz w:val="19"/>
                 <w:szCs w:val="19"/>
               </w:rPr>
-              <w:t xml:space="preserve">Cisco Secure Endpoint</w:t>
+              <w:t xml:space="preserve">seguridad DNS</w:t>
             </w:r>
           </w:p>
         </w:tc>
@@ -6005,7 +6289,7 @@
                 <w:sz w:val="19"/>
                 <w:szCs w:val="19"/>
               </w:rPr>
-              <w:t xml:space="preserve">Producto</w:t>
+              <w:t xml:space="preserve">Long tail</w:t>
             </w:r>
           </w:p>
         </w:tc>
@@ -6089,7 +6373,7 @@
                 <w:sz w:val="19"/>
                 <w:szCs w:val="19"/>
               </w:rPr>
-              <w:t xml:space="preserve">SECaaS Advantage</w:t>
+              <w:t xml:space="preserve">SECaaS Essential</w:t>
             </w:r>
           </w:p>
         </w:tc>
@@ -6119,7 +6403,7 @@
                 <w:sz w:val="19"/>
                 <w:szCs w:val="19"/>
               </w:rPr>
-              <w:t xml:space="preserve">CASB</w:t>
+              <w:t xml:space="preserve">Cisco Secure Endpoint</w:t>
             </w:r>
           </w:p>
         </w:tc>
@@ -6147,7 +6431,7 @@
                 <w:sz w:val="19"/>
                 <w:szCs w:val="19"/>
               </w:rPr>
-              <w:t xml:space="preserve">Long tail</w:t>
+              <w:t xml:space="preserve">Producto</w:t>
             </w:r>
           </w:p>
         </w:tc>
@@ -6175,7 +6459,7 @@
                 <w:sz w:val="19"/>
                 <w:szCs w:val="19"/>
               </w:rPr>
-              <w:t xml:space="preserve">Informativa</w:t>
+              <w:t xml:space="preserve">Comercial</w:t>
             </w:r>
           </w:p>
         </w:tc>
@@ -6261,7 +6545,7 @@
                 <w:sz w:val="19"/>
                 <w:szCs w:val="19"/>
               </w:rPr>
-              <w:t xml:space="preserve">NOC/SOC 24/7</w:t>
+              <w:t xml:space="preserve">CASB</w:t>
             </w:r>
           </w:p>
         </w:tc>
@@ -6289,7 +6573,7 @@
                 <w:sz w:val="19"/>
                 <w:szCs w:val="19"/>
               </w:rPr>
-              <w:t xml:space="preserve">Secundaria</w:t>
+              <w:t xml:space="preserve">Long tail</w:t>
             </w:r>
           </w:p>
         </w:tc>
@@ -6317,7 +6601,7 @@
                 <w:sz w:val="19"/>
                 <w:szCs w:val="19"/>
               </w:rPr>
-              <w:t xml:space="preserve">Comercial</w:t>
+              <w:t xml:space="preserve">Informativa</w:t>
             </w:r>
           </w:p>
         </w:tc>
@@ -6373,7 +6657,7 @@
                 <w:sz w:val="19"/>
                 <w:szCs w:val="19"/>
               </w:rPr>
-              <w:t xml:space="preserve">SECaaS Essential</w:t>
+              <w:t xml:space="preserve">SECaaS Advantage</w:t>
             </w:r>
           </w:p>
         </w:tc>
@@ -6403,6 +6687,148 @@
                 <w:sz w:val="19"/>
                 <w:szCs w:val="19"/>
               </w:rPr>
+              <w:t xml:space="preserve">NOC/SOC 24/7</w:t>
+            </w:r>
+          </w:p>
+        </w:tc>
+        <w:tc>
+          <w:tcPr>
+            <w:tcW w:type="dxa" w:w="1250"/>
+            <w:tcBorders>
+              <w:top w:val="single" w:color="D9DCE6" w:sz="4"/>
+              <w:left w:val="single" w:color="D9DCE6" w:sz="4"/>
+              <w:bottom w:val="single" w:color="D9DCE6" w:sz="4"/>
+              <w:right w:val="single" w:color="D9DCE6" w:sz="4"/>
+            </w:tcBorders>
+            <w:tcMar>
+              <w:top w:type="dxa" w:w="70"/>
+              <w:left w:type="dxa" w:w="110"/>
+              <w:bottom w:type="dxa" w:w="70"/>
+              <w:right w:type="dxa" w:w="110"/>
+            </w:tcMar>
+          </w:tcPr>
+          <w:p>
+            <w:r>
+              <w:rPr>
+                <w:b w:val="false"/>
+                <w:bCs w:val="false"/>
+                <w:sz w:val="19"/>
+                <w:szCs w:val="19"/>
+              </w:rPr>
+              <w:t xml:space="preserve">Secundaria</w:t>
+            </w:r>
+          </w:p>
+        </w:tc>
+        <w:tc>
+          <w:tcPr>
+            <w:tcW w:type="dxa" w:w="1300"/>
+            <w:tcBorders>
+              <w:top w:val="single" w:color="D9DCE6" w:sz="4"/>
+              <w:left w:val="single" w:color="D9DCE6" w:sz="4"/>
+              <w:bottom w:val="single" w:color="D9DCE6" w:sz="4"/>
+              <w:right w:val="single" w:color="D9DCE6" w:sz="4"/>
+            </w:tcBorders>
+            <w:tcMar>
+              <w:top w:type="dxa" w:w="70"/>
+              <w:left w:type="dxa" w:w="110"/>
+              <w:bottom w:type="dxa" w:w="70"/>
+              <w:right w:type="dxa" w:w="110"/>
+            </w:tcMar>
+          </w:tcPr>
+          <w:p>
+            <w:r>
+              <w:rPr>
+                <w:b w:val="false"/>
+                <w:bCs w:val="false"/>
+                <w:sz w:val="19"/>
+                <w:szCs w:val="19"/>
+              </w:rPr>
+              <w:t xml:space="preserve">Comercial</w:t>
+            </w:r>
+          </w:p>
+        </w:tc>
+        <w:tc>
+          <w:tcPr>
+            <w:tcW w:type="dxa" w:w="900"/>
+            <w:tcBorders>
+              <w:top w:val="single" w:color="D9DCE6" w:sz="4"/>
+              <w:left w:val="single" w:color="D9DCE6" w:sz="4"/>
+              <w:bottom w:val="single" w:color="D9DCE6" w:sz="4"/>
+              <w:right w:val="single" w:color="D9DCE6" w:sz="4"/>
+            </w:tcBorders>
+            <w:tcMar>
+              <w:top w:type="dxa" w:w="70"/>
+              <w:left w:type="dxa" w:w="110"/>
+              <w:bottom w:type="dxa" w:w="70"/>
+              <w:right w:type="dxa" w:w="110"/>
+            </w:tcMar>
+          </w:tcPr>
+          <w:p>
+            <w:r>
+              <w:rPr>
+                <w:b w:val="false"/>
+                <w:bCs w:val="false"/>
+                <w:sz w:val="19"/>
+                <w:szCs w:val="19"/>
+              </w:rPr>
+              <w:t xml:space="preserve">B</w:t>
+            </w:r>
+          </w:p>
+        </w:tc>
+        <w:tc>
+          <w:tcPr>
+            <w:tcW w:type="dxa" w:w="3010"/>
+            <w:tcBorders>
+              <w:top w:val="single" w:color="D9DCE6" w:sz="4"/>
+              <w:left w:val="single" w:color="D9DCE6" w:sz="4"/>
+              <w:bottom w:val="single" w:color="D9DCE6" w:sz="4"/>
+              <w:right w:val="single" w:color="D9DCE6" w:sz="4"/>
+            </w:tcBorders>
+            <w:tcMar>
+              <w:top w:type="dxa" w:w="70"/>
+              <w:left w:type="dxa" w:w="110"/>
+              <w:bottom w:type="dxa" w:w="70"/>
+              <w:right w:type="dxa" w:w="110"/>
+            </w:tcMar>
+          </w:tcPr>
+          <w:p>
+            <w:r>
+              <w:rPr>
+                <w:b w:val="false"/>
+                <w:bCs w:val="false"/>
+                <w:sz w:val="19"/>
+                <w:szCs w:val="19"/>
+              </w:rPr>
+              <w:t xml:space="preserve">SECaaS Essential</w:t>
+            </w:r>
+          </w:p>
+        </w:tc>
+      </w:tr>
+      <w:tr>
+        <w:tc>
+          <w:tcPr>
+            <w:tcW w:type="dxa" w:w="2900"/>
+            <w:tcBorders>
+              <w:top w:val="single" w:color="D9DCE6" w:sz="4"/>
+              <w:left w:val="single" w:color="D9DCE6" w:sz="4"/>
+              <w:bottom w:val="single" w:color="D9DCE6" w:sz="4"/>
+              <w:right w:val="single" w:color="D9DCE6" w:sz="4"/>
+            </w:tcBorders>
+            <w:tcMar>
+              <w:top w:type="dxa" w:w="70"/>
+              <w:left w:type="dxa" w:w="110"/>
+              <w:bottom w:type="dxa" w:w="70"/>
+              <w:right w:type="dxa" w:w="110"/>
+            </w:tcMar>
+          </w:tcPr>
+          <w:p>
+            <w:r>
+              <w:rPr>
+                <w:b/>
+                <w:bCs/>
+                <w:sz w:val="19"/>
+                <w:szCs w:val="19"/>
+              </w:rPr>
               <w:t xml:space="preserve">alternativa a la VPN tradicional</w:t>
             </w:r>
           </w:p>
@@ -6516,6 +6942,1000 @@
                 <w:szCs w:val="19"/>
               </w:rPr>
               <w:t xml:space="preserve">FAQ de usuarios remotos</w:t>
+            </w:r>
+          </w:p>
+        </w:tc>
+      </w:tr>
+      <w:tr>
+        <w:tc>
+          <w:tcPr>
+            <w:tcW w:type="dxa" w:w="2900"/>
+            <w:tcBorders>
+              <w:top w:val="single" w:color="D9DCE6" w:sz="4"/>
+              <w:left w:val="single" w:color="D9DCE6" w:sz="4"/>
+              <w:bottom w:val="single" w:color="D9DCE6" w:sz="4"/>
+              <w:right w:val="single" w:color="D9DCE6" w:sz="4"/>
+            </w:tcBorders>
+            <w:tcMar>
+              <w:top w:type="dxa" w:w="70"/>
+              <w:left w:type="dxa" w:w="110"/>
+              <w:bottom w:type="dxa" w:w="70"/>
+              <w:right w:type="dxa" w:w="110"/>
+            </w:tcMar>
+          </w:tcPr>
+          <w:p>
+            <w:r>
+              <w:rPr>
+                <w:b/>
+                <w:bCs/>
+                <w:sz w:val="19"/>
+                <w:szCs w:val="19"/>
+              </w:rPr>
+              <w:t xml:space="preserve">control de acceso a la red (NAC)</w:t>
+            </w:r>
+          </w:p>
+        </w:tc>
+        <w:tc>
+          <w:tcPr>
+            <w:tcW w:type="dxa" w:w="1250"/>
+            <w:tcBorders>
+              <w:top w:val="single" w:color="D9DCE6" w:sz="4"/>
+              <w:left w:val="single" w:color="D9DCE6" w:sz="4"/>
+              <w:bottom w:val="single" w:color="D9DCE6" w:sz="4"/>
+              <w:right w:val="single" w:color="D9DCE6" w:sz="4"/>
+            </w:tcBorders>
+            <w:tcMar>
+              <w:top w:type="dxa" w:w="70"/>
+              <w:left w:type="dxa" w:w="110"/>
+              <w:bottom w:type="dxa" w:w="70"/>
+              <w:right w:type="dxa" w:w="110"/>
+            </w:tcMar>
+          </w:tcPr>
+          <w:p>
+            <w:r>
+              <w:rPr>
+                <w:b w:val="false"/>
+                <w:bCs w:val="false"/>
+                <w:sz w:val="19"/>
+                <w:szCs w:val="19"/>
+              </w:rPr>
+              <w:t xml:space="preserve">Principal</w:t>
+            </w:r>
+          </w:p>
+        </w:tc>
+        <w:tc>
+          <w:tcPr>
+            <w:tcW w:type="dxa" w:w="1300"/>
+            <w:tcBorders>
+              <w:top w:val="single" w:color="D9DCE6" w:sz="4"/>
+              <w:left w:val="single" w:color="D9DCE6" w:sz="4"/>
+              <w:bottom w:val="single" w:color="D9DCE6" w:sz="4"/>
+              <w:right w:val="single" w:color="D9DCE6" w:sz="4"/>
+            </w:tcBorders>
+            <w:tcMar>
+              <w:top w:type="dxa" w:w="70"/>
+              <w:left w:type="dxa" w:w="110"/>
+              <w:bottom w:type="dxa" w:w="70"/>
+              <w:right w:type="dxa" w:w="110"/>
+            </w:tcMar>
+          </w:tcPr>
+          <w:p>
+            <w:r>
+              <w:rPr>
+                <w:b w:val="false"/>
+                <w:bCs w:val="false"/>
+                <w:sz w:val="19"/>
+                <w:szCs w:val="19"/>
+              </w:rPr>
+              <w:t xml:space="preserve">Comercial</w:t>
+            </w:r>
+          </w:p>
+        </w:tc>
+        <w:tc>
+          <w:tcPr>
+            <w:tcW w:type="dxa" w:w="900"/>
+            <w:tcBorders>
+              <w:top w:val="single" w:color="D9DCE6" w:sz="4"/>
+              <w:left w:val="single" w:color="D9DCE6" w:sz="4"/>
+              <w:bottom w:val="single" w:color="D9DCE6" w:sz="4"/>
+              <w:right w:val="single" w:color="D9DCE6" w:sz="4"/>
+            </w:tcBorders>
+            <w:tcMar>
+              <w:top w:type="dxa" w:w="70"/>
+              <w:left w:type="dxa" w:w="110"/>
+              <w:bottom w:type="dxa" w:w="70"/>
+              <w:right w:type="dxa" w:w="110"/>
+            </w:tcMar>
+          </w:tcPr>
+          <w:p>
+            <w:r>
+              <w:rPr>
+                <w:b w:val="false"/>
+                <w:bCs w:val="false"/>
+                <w:sz w:val="19"/>
+                <w:szCs w:val="19"/>
+              </w:rPr>
+              <w:t xml:space="preserve">A</w:t>
+            </w:r>
+          </w:p>
+        </w:tc>
+        <w:tc>
+          <w:tcPr>
+            <w:tcW w:type="dxa" w:w="3010"/>
+            <w:tcBorders>
+              <w:top w:val="single" w:color="D9DCE6" w:sz="4"/>
+              <w:left w:val="single" w:color="D9DCE6" w:sz="4"/>
+              <w:bottom w:val="single" w:color="D9DCE6" w:sz="4"/>
+              <w:right w:val="single" w:color="D9DCE6" w:sz="4"/>
+            </w:tcBorders>
+            <w:tcMar>
+              <w:top w:type="dxa" w:w="70"/>
+              <w:left w:type="dxa" w:w="110"/>
+              <w:bottom w:type="dxa" w:w="70"/>
+              <w:right w:type="dxa" w:w="110"/>
+            </w:tcMar>
+          </w:tcPr>
+          <w:p>
+            <w:r>
+              <w:rPr>
+                <w:b w:val="false"/>
+                <w:bCs w:val="false"/>
+                <w:sz w:val="19"/>
+                <w:szCs w:val="19"/>
+              </w:rPr>
+              <w:t xml:space="preserve">Cisco ISE</w:t>
+            </w:r>
+          </w:p>
+        </w:tc>
+      </w:tr>
+      <w:tr>
+        <w:tc>
+          <w:tcPr>
+            <w:tcW w:type="dxa" w:w="2900"/>
+            <w:tcBorders>
+              <w:top w:val="single" w:color="D9DCE6" w:sz="4"/>
+              <w:left w:val="single" w:color="D9DCE6" w:sz="4"/>
+              <w:bottom w:val="single" w:color="D9DCE6" w:sz="4"/>
+              <w:right w:val="single" w:color="D9DCE6" w:sz="4"/>
+            </w:tcBorders>
+            <w:tcMar>
+              <w:top w:type="dxa" w:w="70"/>
+              <w:left w:type="dxa" w:w="110"/>
+              <w:bottom w:type="dxa" w:w="70"/>
+              <w:right w:type="dxa" w:w="110"/>
+            </w:tcMar>
+          </w:tcPr>
+          <w:p>
+            <w:r>
+              <w:rPr>
+                <w:b/>
+                <w:bCs/>
+                <w:sz w:val="19"/>
+                <w:szCs w:val="19"/>
+              </w:rPr>
+              <w:t xml:space="preserve">firewall perimetral</w:t>
+            </w:r>
+          </w:p>
+        </w:tc>
+        <w:tc>
+          <w:tcPr>
+            <w:tcW w:type="dxa" w:w="1250"/>
+            <w:tcBorders>
+              <w:top w:val="single" w:color="D9DCE6" w:sz="4"/>
+              <w:left w:val="single" w:color="D9DCE6" w:sz="4"/>
+              <w:bottom w:val="single" w:color="D9DCE6" w:sz="4"/>
+              <w:right w:val="single" w:color="D9DCE6" w:sz="4"/>
+            </w:tcBorders>
+            <w:tcMar>
+              <w:top w:type="dxa" w:w="70"/>
+              <w:left w:type="dxa" w:w="110"/>
+              <w:bottom w:type="dxa" w:w="70"/>
+              <w:right w:type="dxa" w:w="110"/>
+            </w:tcMar>
+          </w:tcPr>
+          <w:p>
+            <w:r>
+              <w:rPr>
+                <w:b w:val="false"/>
+                <w:bCs w:val="false"/>
+                <w:sz w:val="19"/>
+                <w:szCs w:val="19"/>
+              </w:rPr>
+              <w:t xml:space="preserve">Principal</w:t>
+            </w:r>
+          </w:p>
+        </w:tc>
+        <w:tc>
+          <w:tcPr>
+            <w:tcW w:type="dxa" w:w="1300"/>
+            <w:tcBorders>
+              <w:top w:val="single" w:color="D9DCE6" w:sz="4"/>
+              <w:left w:val="single" w:color="D9DCE6" w:sz="4"/>
+              <w:bottom w:val="single" w:color="D9DCE6" w:sz="4"/>
+              <w:right w:val="single" w:color="D9DCE6" w:sz="4"/>
+            </w:tcBorders>
+            <w:tcMar>
+              <w:top w:type="dxa" w:w="70"/>
+              <w:left w:type="dxa" w:w="110"/>
+              <w:bottom w:type="dxa" w:w="70"/>
+              <w:right w:type="dxa" w:w="110"/>
+            </w:tcMar>
+          </w:tcPr>
+          <w:p>
+            <w:r>
+              <w:rPr>
+                <w:b w:val="false"/>
+                <w:bCs w:val="false"/>
+                <w:sz w:val="19"/>
+                <w:szCs w:val="19"/>
+              </w:rPr>
+              <w:t xml:space="preserve">Comercial</w:t>
+            </w:r>
+          </w:p>
+        </w:tc>
+        <w:tc>
+          <w:tcPr>
+            <w:tcW w:type="dxa" w:w="900"/>
+            <w:tcBorders>
+              <w:top w:val="single" w:color="D9DCE6" w:sz="4"/>
+              <w:left w:val="single" w:color="D9DCE6" w:sz="4"/>
+              <w:bottom w:val="single" w:color="D9DCE6" w:sz="4"/>
+              <w:right w:val="single" w:color="D9DCE6" w:sz="4"/>
+            </w:tcBorders>
+            <w:tcMar>
+              <w:top w:type="dxa" w:w="70"/>
+              <w:left w:type="dxa" w:w="110"/>
+              <w:bottom w:type="dxa" w:w="70"/>
+              <w:right w:type="dxa" w:w="110"/>
+            </w:tcMar>
+          </w:tcPr>
+          <w:p>
+            <w:r>
+              <w:rPr>
+                <w:b w:val="false"/>
+                <w:bCs w:val="false"/>
+                <w:sz w:val="19"/>
+                <w:szCs w:val="19"/>
+              </w:rPr>
+              <w:t xml:space="preserve">A</w:t>
+            </w:r>
+          </w:p>
+        </w:tc>
+        <w:tc>
+          <w:tcPr>
+            <w:tcW w:type="dxa" w:w="3010"/>
+            <w:tcBorders>
+              <w:top w:val="single" w:color="D9DCE6" w:sz="4"/>
+              <w:left w:val="single" w:color="D9DCE6" w:sz="4"/>
+              <w:bottom w:val="single" w:color="D9DCE6" w:sz="4"/>
+              <w:right w:val="single" w:color="D9DCE6" w:sz="4"/>
+            </w:tcBorders>
+            <w:tcMar>
+              <w:top w:type="dxa" w:w="70"/>
+              <w:left w:type="dxa" w:w="110"/>
+              <w:bottom w:type="dxa" w:w="70"/>
+              <w:right w:type="dxa" w:w="110"/>
+            </w:tcMar>
+          </w:tcPr>
+          <w:p>
+            <w:r>
+              <w:rPr>
+                <w:b w:val="false"/>
+                <w:bCs w:val="false"/>
+                <w:sz w:val="19"/>
+                <w:szCs w:val="19"/>
+              </w:rPr>
+              <w:t xml:space="preserve">Intro y Cisco Secure Firewall</w:t>
+            </w:r>
+          </w:p>
+        </w:tc>
+      </w:tr>
+      <w:tr>
+        <w:tc>
+          <w:tcPr>
+            <w:tcW w:type="dxa" w:w="2900"/>
+            <w:tcBorders>
+              <w:top w:val="single" w:color="D9DCE6" w:sz="4"/>
+              <w:left w:val="single" w:color="D9DCE6" w:sz="4"/>
+              <w:bottom w:val="single" w:color="D9DCE6" w:sz="4"/>
+              <w:right w:val="single" w:color="D9DCE6" w:sz="4"/>
+            </w:tcBorders>
+            <w:tcMar>
+              <w:top w:type="dxa" w:w="70"/>
+              <w:left w:type="dxa" w:w="110"/>
+              <w:bottom w:type="dxa" w:w="70"/>
+              <w:right w:type="dxa" w:w="110"/>
+            </w:tcMar>
+          </w:tcPr>
+          <w:p>
+            <w:r>
+              <w:rPr>
+                <w:b/>
+                <w:bCs/>
+                <w:sz w:val="19"/>
+                <w:szCs w:val="19"/>
+              </w:rPr>
+              <w:t xml:space="preserve">Cisco ISE</w:t>
+            </w:r>
+          </w:p>
+        </w:tc>
+        <w:tc>
+          <w:tcPr>
+            <w:tcW w:type="dxa" w:w="1250"/>
+            <w:tcBorders>
+              <w:top w:val="single" w:color="D9DCE6" w:sz="4"/>
+              <w:left w:val="single" w:color="D9DCE6" w:sz="4"/>
+              <w:bottom w:val="single" w:color="D9DCE6" w:sz="4"/>
+              <w:right w:val="single" w:color="D9DCE6" w:sz="4"/>
+            </w:tcBorders>
+            <w:tcMar>
+              <w:top w:type="dxa" w:w="70"/>
+              <w:left w:type="dxa" w:w="110"/>
+              <w:bottom w:type="dxa" w:w="70"/>
+              <w:right w:type="dxa" w:w="110"/>
+            </w:tcMar>
+          </w:tcPr>
+          <w:p>
+            <w:r>
+              <w:rPr>
+                <w:b w:val="false"/>
+                <w:bCs w:val="false"/>
+                <w:sz w:val="19"/>
+                <w:szCs w:val="19"/>
+              </w:rPr>
+              <w:t xml:space="preserve">Producto</w:t>
+            </w:r>
+          </w:p>
+        </w:tc>
+        <w:tc>
+          <w:tcPr>
+            <w:tcW w:type="dxa" w:w="1300"/>
+            <w:tcBorders>
+              <w:top w:val="single" w:color="D9DCE6" w:sz="4"/>
+              <w:left w:val="single" w:color="D9DCE6" w:sz="4"/>
+              <w:bottom w:val="single" w:color="D9DCE6" w:sz="4"/>
+              <w:right w:val="single" w:color="D9DCE6" w:sz="4"/>
+            </w:tcBorders>
+            <w:tcMar>
+              <w:top w:type="dxa" w:w="70"/>
+              <w:left w:type="dxa" w:w="110"/>
+              <w:bottom w:type="dxa" w:w="70"/>
+              <w:right w:type="dxa" w:w="110"/>
+            </w:tcMar>
+          </w:tcPr>
+          <w:p>
+            <w:r>
+              <w:rPr>
+                <w:b w:val="false"/>
+                <w:bCs w:val="false"/>
+                <w:sz w:val="19"/>
+                <w:szCs w:val="19"/>
+              </w:rPr>
+              <w:t xml:space="preserve">Comercial</w:t>
+            </w:r>
+          </w:p>
+        </w:tc>
+        <w:tc>
+          <w:tcPr>
+            <w:tcW w:type="dxa" w:w="900"/>
+            <w:tcBorders>
+              <w:top w:val="single" w:color="D9DCE6" w:sz="4"/>
+              <w:left w:val="single" w:color="D9DCE6" w:sz="4"/>
+              <w:bottom w:val="single" w:color="D9DCE6" w:sz="4"/>
+              <w:right w:val="single" w:color="D9DCE6" w:sz="4"/>
+            </w:tcBorders>
+            <w:tcMar>
+              <w:top w:type="dxa" w:w="70"/>
+              <w:left w:type="dxa" w:w="110"/>
+              <w:bottom w:type="dxa" w:w="70"/>
+              <w:right w:type="dxa" w:w="110"/>
+            </w:tcMar>
+          </w:tcPr>
+          <w:p>
+            <w:r>
+              <w:rPr>
+                <w:b w:val="false"/>
+                <w:bCs w:val="false"/>
+                <w:sz w:val="19"/>
+                <w:szCs w:val="19"/>
+              </w:rPr>
+              <w:t xml:space="preserve">A</w:t>
+            </w:r>
+          </w:p>
+        </w:tc>
+        <w:tc>
+          <w:tcPr>
+            <w:tcW w:type="dxa" w:w="3010"/>
+            <w:tcBorders>
+              <w:top w:val="single" w:color="D9DCE6" w:sz="4"/>
+              <w:left w:val="single" w:color="D9DCE6" w:sz="4"/>
+              <w:bottom w:val="single" w:color="D9DCE6" w:sz="4"/>
+              <w:right w:val="single" w:color="D9DCE6" w:sz="4"/>
+            </w:tcBorders>
+            <w:tcMar>
+              <w:top w:type="dxa" w:w="70"/>
+              <w:left w:type="dxa" w:w="110"/>
+              <w:bottom w:type="dxa" w:w="70"/>
+              <w:right w:type="dxa" w:w="110"/>
+            </w:tcMar>
+          </w:tcPr>
+          <w:p>
+            <w:r>
+              <w:rPr>
+                <w:b w:val="false"/>
+                <w:bCs w:val="false"/>
+                <w:sz w:val="19"/>
+                <w:szCs w:val="19"/>
+              </w:rPr>
+              <w:t xml:space="preserve">Cisco ISE</w:t>
+            </w:r>
+          </w:p>
+        </w:tc>
+      </w:tr>
+      <w:tr>
+        <w:tc>
+          <w:tcPr>
+            <w:tcW w:type="dxa" w:w="2900"/>
+            <w:tcBorders>
+              <w:top w:val="single" w:color="D9DCE6" w:sz="4"/>
+              <w:left w:val="single" w:color="D9DCE6" w:sz="4"/>
+              <w:bottom w:val="single" w:color="D9DCE6" w:sz="4"/>
+              <w:right w:val="single" w:color="D9DCE6" w:sz="4"/>
+            </w:tcBorders>
+            <w:tcMar>
+              <w:top w:type="dxa" w:w="70"/>
+              <w:left w:type="dxa" w:w="110"/>
+              <w:bottom w:type="dxa" w:w="70"/>
+              <w:right w:type="dxa" w:w="110"/>
+            </w:tcMar>
+          </w:tcPr>
+          <w:p>
+            <w:r>
+              <w:rPr>
+                <w:b/>
+                <w:bCs/>
+                <w:sz w:val="19"/>
+                <w:szCs w:val="19"/>
+              </w:rPr>
+              <w:t xml:space="preserve">Cisco Secure Firewall</w:t>
+            </w:r>
+          </w:p>
+        </w:tc>
+        <w:tc>
+          <w:tcPr>
+            <w:tcW w:type="dxa" w:w="1250"/>
+            <w:tcBorders>
+              <w:top w:val="single" w:color="D9DCE6" w:sz="4"/>
+              <w:left w:val="single" w:color="D9DCE6" w:sz="4"/>
+              <w:bottom w:val="single" w:color="D9DCE6" w:sz="4"/>
+              <w:right w:val="single" w:color="D9DCE6" w:sz="4"/>
+            </w:tcBorders>
+            <w:tcMar>
+              <w:top w:type="dxa" w:w="70"/>
+              <w:left w:type="dxa" w:w="110"/>
+              <w:bottom w:type="dxa" w:w="70"/>
+              <w:right w:type="dxa" w:w="110"/>
+            </w:tcMar>
+          </w:tcPr>
+          <w:p>
+            <w:r>
+              <w:rPr>
+                <w:b w:val="false"/>
+                <w:bCs w:val="false"/>
+                <w:sz w:val="19"/>
+                <w:szCs w:val="19"/>
+              </w:rPr>
+              <w:t xml:space="preserve">Producto</w:t>
+            </w:r>
+          </w:p>
+        </w:tc>
+        <w:tc>
+          <w:tcPr>
+            <w:tcW w:type="dxa" w:w="1300"/>
+            <w:tcBorders>
+              <w:top w:val="single" w:color="D9DCE6" w:sz="4"/>
+              <w:left w:val="single" w:color="D9DCE6" w:sz="4"/>
+              <w:bottom w:val="single" w:color="D9DCE6" w:sz="4"/>
+              <w:right w:val="single" w:color="D9DCE6" w:sz="4"/>
+            </w:tcBorders>
+            <w:tcMar>
+              <w:top w:type="dxa" w:w="70"/>
+              <w:left w:type="dxa" w:w="110"/>
+              <w:bottom w:type="dxa" w:w="70"/>
+              <w:right w:type="dxa" w:w="110"/>
+            </w:tcMar>
+          </w:tcPr>
+          <w:p>
+            <w:r>
+              <w:rPr>
+                <w:b w:val="false"/>
+                <w:bCs w:val="false"/>
+                <w:sz w:val="19"/>
+                <w:szCs w:val="19"/>
+              </w:rPr>
+              <w:t xml:space="preserve">Comercial</w:t>
+            </w:r>
+          </w:p>
+        </w:tc>
+        <w:tc>
+          <w:tcPr>
+            <w:tcW w:type="dxa" w:w="900"/>
+            <w:tcBorders>
+              <w:top w:val="single" w:color="D9DCE6" w:sz="4"/>
+              <w:left w:val="single" w:color="D9DCE6" w:sz="4"/>
+              <w:bottom w:val="single" w:color="D9DCE6" w:sz="4"/>
+              <w:right w:val="single" w:color="D9DCE6" w:sz="4"/>
+            </w:tcBorders>
+            <w:tcMar>
+              <w:top w:type="dxa" w:w="70"/>
+              <w:left w:type="dxa" w:w="110"/>
+              <w:bottom w:type="dxa" w:w="70"/>
+              <w:right w:type="dxa" w:w="110"/>
+            </w:tcMar>
+          </w:tcPr>
+          <w:p>
+            <w:r>
+              <w:rPr>
+                <w:b w:val="false"/>
+                <w:bCs w:val="false"/>
+                <w:sz w:val="19"/>
+                <w:szCs w:val="19"/>
+              </w:rPr>
+              <w:t xml:space="preserve">A</w:t>
+            </w:r>
+          </w:p>
+        </w:tc>
+        <w:tc>
+          <w:tcPr>
+            <w:tcW w:type="dxa" w:w="3010"/>
+            <w:tcBorders>
+              <w:top w:val="single" w:color="D9DCE6" w:sz="4"/>
+              <w:left w:val="single" w:color="D9DCE6" w:sz="4"/>
+              <w:bottom w:val="single" w:color="D9DCE6" w:sz="4"/>
+              <w:right w:val="single" w:color="D9DCE6" w:sz="4"/>
+            </w:tcBorders>
+            <w:tcMar>
+              <w:top w:type="dxa" w:w="70"/>
+              <w:left w:type="dxa" w:w="110"/>
+              <w:bottom w:type="dxa" w:w="70"/>
+              <w:right w:type="dxa" w:w="110"/>
+            </w:tcMar>
+          </w:tcPr>
+          <w:p>
+            <w:r>
+              <w:rPr>
+                <w:b w:val="false"/>
+                <w:bCs w:val="false"/>
+                <w:sz w:val="19"/>
+                <w:szCs w:val="19"/>
+              </w:rPr>
+              <w:t xml:space="preserve">Cisco Secure Firewall</w:t>
+            </w:r>
+          </w:p>
+        </w:tc>
+      </w:tr>
+      <w:tr>
+        <w:tc>
+          <w:tcPr>
+            <w:tcW w:type="dxa" w:w="2900"/>
+            <w:tcBorders>
+              <w:top w:val="single" w:color="D9DCE6" w:sz="4"/>
+              <w:left w:val="single" w:color="D9DCE6" w:sz="4"/>
+              <w:bottom w:val="single" w:color="D9DCE6" w:sz="4"/>
+              <w:right w:val="single" w:color="D9DCE6" w:sz="4"/>
+            </w:tcBorders>
+            <w:tcMar>
+              <w:top w:type="dxa" w:w="70"/>
+              <w:left w:type="dxa" w:w="110"/>
+              <w:bottom w:type="dxa" w:w="70"/>
+              <w:right w:type="dxa" w:w="110"/>
+            </w:tcMar>
+          </w:tcPr>
+          <w:p>
+            <w:r>
+              <w:rPr>
+                <w:b/>
+                <w:bCs/>
+                <w:sz w:val="19"/>
+                <w:szCs w:val="19"/>
+              </w:rPr>
+              <w:t xml:space="preserve">segmentación de la red</w:t>
+            </w:r>
+          </w:p>
+        </w:tc>
+        <w:tc>
+          <w:tcPr>
+            <w:tcW w:type="dxa" w:w="1250"/>
+            <w:tcBorders>
+              <w:top w:val="single" w:color="D9DCE6" w:sz="4"/>
+              <w:left w:val="single" w:color="D9DCE6" w:sz="4"/>
+              <w:bottom w:val="single" w:color="D9DCE6" w:sz="4"/>
+              <w:right w:val="single" w:color="D9DCE6" w:sz="4"/>
+            </w:tcBorders>
+            <w:tcMar>
+              <w:top w:type="dxa" w:w="70"/>
+              <w:left w:type="dxa" w:w="110"/>
+              <w:bottom w:type="dxa" w:w="70"/>
+              <w:right w:type="dxa" w:w="110"/>
+            </w:tcMar>
+          </w:tcPr>
+          <w:p>
+            <w:r>
+              <w:rPr>
+                <w:b w:val="false"/>
+                <w:bCs w:val="false"/>
+                <w:sz w:val="19"/>
+                <w:szCs w:val="19"/>
+              </w:rPr>
+              <w:t xml:space="preserve">Long tail</w:t>
+            </w:r>
+          </w:p>
+        </w:tc>
+        <w:tc>
+          <w:tcPr>
+            <w:tcW w:type="dxa" w:w="1300"/>
+            <w:tcBorders>
+              <w:top w:val="single" w:color="D9DCE6" w:sz="4"/>
+              <w:left w:val="single" w:color="D9DCE6" w:sz="4"/>
+              <w:bottom w:val="single" w:color="D9DCE6" w:sz="4"/>
+              <w:right w:val="single" w:color="D9DCE6" w:sz="4"/>
+            </w:tcBorders>
+            <w:tcMar>
+              <w:top w:type="dxa" w:w="70"/>
+              <w:left w:type="dxa" w:w="110"/>
+              <w:bottom w:type="dxa" w:w="70"/>
+              <w:right w:type="dxa" w:w="110"/>
+            </w:tcMar>
+          </w:tcPr>
+          <w:p>
+            <w:r>
+              <w:rPr>
+                <w:b w:val="false"/>
+                <w:bCs w:val="false"/>
+                <w:sz w:val="19"/>
+                <w:szCs w:val="19"/>
+              </w:rPr>
+              <w:t xml:space="preserve">Informativa</w:t>
+            </w:r>
+          </w:p>
+        </w:tc>
+        <w:tc>
+          <w:tcPr>
+            <w:tcW w:type="dxa" w:w="900"/>
+            <w:tcBorders>
+              <w:top w:val="single" w:color="D9DCE6" w:sz="4"/>
+              <w:left w:val="single" w:color="D9DCE6" w:sz="4"/>
+              <w:bottom w:val="single" w:color="D9DCE6" w:sz="4"/>
+              <w:right w:val="single" w:color="D9DCE6" w:sz="4"/>
+            </w:tcBorders>
+            <w:tcMar>
+              <w:top w:type="dxa" w:w="70"/>
+              <w:left w:type="dxa" w:w="110"/>
+              <w:bottom w:type="dxa" w:w="70"/>
+              <w:right w:type="dxa" w:w="110"/>
+            </w:tcMar>
+          </w:tcPr>
+          <w:p>
+            <w:r>
+              <w:rPr>
+                <w:b w:val="false"/>
+                <w:bCs w:val="false"/>
+                <w:sz w:val="19"/>
+                <w:szCs w:val="19"/>
+              </w:rPr>
+              <w:t xml:space="preserve">B</w:t>
+            </w:r>
+          </w:p>
+        </w:tc>
+        <w:tc>
+          <w:tcPr>
+            <w:tcW w:type="dxa" w:w="3010"/>
+            <w:tcBorders>
+              <w:top w:val="single" w:color="D9DCE6" w:sz="4"/>
+              <w:left w:val="single" w:color="D9DCE6" w:sz="4"/>
+              <w:bottom w:val="single" w:color="D9DCE6" w:sz="4"/>
+              <w:right w:val="single" w:color="D9DCE6" w:sz="4"/>
+            </w:tcBorders>
+            <w:tcMar>
+              <w:top w:type="dxa" w:w="70"/>
+              <w:left w:type="dxa" w:w="110"/>
+              <w:bottom w:type="dxa" w:w="70"/>
+              <w:right w:type="dxa" w:w="110"/>
+            </w:tcMar>
+          </w:tcPr>
+          <w:p>
+            <w:r>
+              <w:rPr>
+                <w:b w:val="false"/>
+                <w:bCs w:val="false"/>
+                <w:sz w:val="19"/>
+                <w:szCs w:val="19"/>
+              </w:rPr>
+              <w:t xml:space="preserve">Cisco ISE</w:t>
+            </w:r>
+          </w:p>
+        </w:tc>
+      </w:tr>
+      <w:tr>
+        <w:tc>
+          <w:tcPr>
+            <w:tcW w:type="dxa" w:w="2900"/>
+            <w:tcBorders>
+              <w:top w:val="single" w:color="D9DCE6" w:sz="4"/>
+              <w:left w:val="single" w:color="D9DCE6" w:sz="4"/>
+              <w:bottom w:val="single" w:color="D9DCE6" w:sz="4"/>
+              <w:right w:val="single" w:color="D9DCE6" w:sz="4"/>
+            </w:tcBorders>
+            <w:tcMar>
+              <w:top w:type="dxa" w:w="70"/>
+              <w:left w:type="dxa" w:w="110"/>
+              <w:bottom w:type="dxa" w:w="70"/>
+              <w:right w:type="dxa" w:w="110"/>
+            </w:tcMar>
+          </w:tcPr>
+          <w:p>
+            <w:r>
+              <w:rPr>
+                <w:b/>
+                <w:bCs/>
+                <w:sz w:val="19"/>
+                <w:szCs w:val="19"/>
+              </w:rPr>
+              <w:t xml:space="preserve">integración con Intune</w:t>
+            </w:r>
+          </w:p>
+        </w:tc>
+        <w:tc>
+          <w:tcPr>
+            <w:tcW w:type="dxa" w:w="1250"/>
+            <w:tcBorders>
+              <w:top w:val="single" w:color="D9DCE6" w:sz="4"/>
+              <w:left w:val="single" w:color="D9DCE6" w:sz="4"/>
+              <w:bottom w:val="single" w:color="D9DCE6" w:sz="4"/>
+              <w:right w:val="single" w:color="D9DCE6" w:sz="4"/>
+            </w:tcBorders>
+            <w:tcMar>
+              <w:top w:type="dxa" w:w="70"/>
+              <w:left w:type="dxa" w:w="110"/>
+              <w:bottom w:type="dxa" w:w="70"/>
+              <w:right w:type="dxa" w:w="110"/>
+            </w:tcMar>
+          </w:tcPr>
+          <w:p>
+            <w:r>
+              <w:rPr>
+                <w:b w:val="false"/>
+                <w:bCs w:val="false"/>
+                <w:sz w:val="19"/>
+                <w:szCs w:val="19"/>
+              </w:rPr>
+              <w:t xml:space="preserve">Long tail</w:t>
+            </w:r>
+          </w:p>
+        </w:tc>
+        <w:tc>
+          <w:tcPr>
+            <w:tcW w:type="dxa" w:w="1300"/>
+            <w:tcBorders>
+              <w:top w:val="single" w:color="D9DCE6" w:sz="4"/>
+              <w:left w:val="single" w:color="D9DCE6" w:sz="4"/>
+              <w:bottom w:val="single" w:color="D9DCE6" w:sz="4"/>
+              <w:right w:val="single" w:color="D9DCE6" w:sz="4"/>
+            </w:tcBorders>
+            <w:tcMar>
+              <w:top w:type="dxa" w:w="70"/>
+              <w:left w:type="dxa" w:w="110"/>
+              <w:bottom w:type="dxa" w:w="70"/>
+              <w:right w:type="dxa" w:w="110"/>
+            </w:tcMar>
+          </w:tcPr>
+          <w:p>
+            <w:r>
+              <w:rPr>
+                <w:b w:val="false"/>
+                <w:bCs w:val="false"/>
+                <w:sz w:val="19"/>
+                <w:szCs w:val="19"/>
+              </w:rPr>
+              <w:t xml:space="preserve">Informativa</w:t>
+            </w:r>
+          </w:p>
+        </w:tc>
+        <w:tc>
+          <w:tcPr>
+            <w:tcW w:type="dxa" w:w="900"/>
+            <w:tcBorders>
+              <w:top w:val="single" w:color="D9DCE6" w:sz="4"/>
+              <w:left w:val="single" w:color="D9DCE6" w:sz="4"/>
+              <w:bottom w:val="single" w:color="D9DCE6" w:sz="4"/>
+              <w:right w:val="single" w:color="D9DCE6" w:sz="4"/>
+            </w:tcBorders>
+            <w:tcMar>
+              <w:top w:type="dxa" w:w="70"/>
+              <w:left w:type="dxa" w:w="110"/>
+              <w:bottom w:type="dxa" w:w="70"/>
+              <w:right w:type="dxa" w:w="110"/>
+            </w:tcMar>
+          </w:tcPr>
+          <w:p>
+            <w:r>
+              <w:rPr>
+                <w:b w:val="false"/>
+                <w:bCs w:val="false"/>
+                <w:sz w:val="19"/>
+                <w:szCs w:val="19"/>
+              </w:rPr>
+              <w:t xml:space="preserve">B</w:t>
+            </w:r>
+          </w:p>
+        </w:tc>
+        <w:tc>
+          <w:tcPr>
+            <w:tcW w:type="dxa" w:w="3010"/>
+            <w:tcBorders>
+              <w:top w:val="single" w:color="D9DCE6" w:sz="4"/>
+              <w:left w:val="single" w:color="D9DCE6" w:sz="4"/>
+              <w:bottom w:val="single" w:color="D9DCE6" w:sz="4"/>
+              <w:right w:val="single" w:color="D9DCE6" w:sz="4"/>
+            </w:tcBorders>
+            <w:tcMar>
+              <w:top w:type="dxa" w:w="70"/>
+              <w:left w:type="dxa" w:w="110"/>
+              <w:bottom w:type="dxa" w:w="70"/>
+              <w:right w:type="dxa" w:w="110"/>
+            </w:tcMar>
+          </w:tcPr>
+          <w:p>
+            <w:r>
+              <w:rPr>
+                <w:b w:val="false"/>
+                <w:bCs w:val="false"/>
+                <w:sz w:val="19"/>
+                <w:szCs w:val="19"/>
+              </w:rPr>
+              <w:t xml:space="preserve">Cisco ISE</w:t>
+            </w:r>
+          </w:p>
+        </w:tc>
+      </w:tr>
+      <w:tr>
+        <w:tc>
+          <w:tcPr>
+            <w:tcW w:type="dxa" w:w="2900"/>
+            <w:tcBorders>
+              <w:top w:val="single" w:color="D9DCE6" w:sz="4"/>
+              <w:left w:val="single" w:color="D9DCE6" w:sz="4"/>
+              <w:bottom w:val="single" w:color="D9DCE6" w:sz="4"/>
+              <w:right w:val="single" w:color="D9DCE6" w:sz="4"/>
+            </w:tcBorders>
+            <w:tcMar>
+              <w:top w:type="dxa" w:w="70"/>
+              <w:left w:type="dxa" w:w="110"/>
+              <w:bottom w:type="dxa" w:w="70"/>
+              <w:right w:type="dxa" w:w="110"/>
+            </w:tcMar>
+          </w:tcPr>
+          <w:p>
+            <w:r>
+              <w:rPr>
+                <w:b/>
+                <w:bCs/>
+                <w:sz w:val="19"/>
+                <w:szCs w:val="19"/>
+              </w:rPr>
+              <w:t xml:space="preserve">Microsoft Sentinel</w:t>
+            </w:r>
+          </w:p>
+        </w:tc>
+        <w:tc>
+          <w:tcPr>
+            <w:tcW w:type="dxa" w:w="1250"/>
+            <w:tcBorders>
+              <w:top w:val="single" w:color="D9DCE6" w:sz="4"/>
+              <w:left w:val="single" w:color="D9DCE6" w:sz="4"/>
+              <w:bottom w:val="single" w:color="D9DCE6" w:sz="4"/>
+              <w:right w:val="single" w:color="D9DCE6" w:sz="4"/>
+            </w:tcBorders>
+            <w:tcMar>
+              <w:top w:type="dxa" w:w="70"/>
+              <w:left w:type="dxa" w:w="110"/>
+              <w:bottom w:type="dxa" w:w="70"/>
+              <w:right w:type="dxa" w:w="110"/>
+            </w:tcMar>
+          </w:tcPr>
+          <w:p>
+            <w:r>
+              <w:rPr>
+                <w:b w:val="false"/>
+                <w:bCs w:val="false"/>
+                <w:sz w:val="19"/>
+                <w:szCs w:val="19"/>
+              </w:rPr>
+              <w:t xml:space="preserve">Long tail</w:t>
+            </w:r>
+          </w:p>
+        </w:tc>
+        <w:tc>
+          <w:tcPr>
+            <w:tcW w:type="dxa" w:w="1300"/>
+            <w:tcBorders>
+              <w:top w:val="single" w:color="D9DCE6" w:sz="4"/>
+              <w:left w:val="single" w:color="D9DCE6" w:sz="4"/>
+              <w:bottom w:val="single" w:color="D9DCE6" w:sz="4"/>
+              <w:right w:val="single" w:color="D9DCE6" w:sz="4"/>
+            </w:tcBorders>
+            <w:tcMar>
+              <w:top w:type="dxa" w:w="70"/>
+              <w:left w:type="dxa" w:w="110"/>
+              <w:bottom w:type="dxa" w:w="70"/>
+              <w:right w:type="dxa" w:w="110"/>
+            </w:tcMar>
+          </w:tcPr>
+          <w:p>
+            <w:r>
+              <w:rPr>
+                <w:b w:val="false"/>
+                <w:bCs w:val="false"/>
+                <w:sz w:val="19"/>
+                <w:szCs w:val="19"/>
+              </w:rPr>
+              <w:t xml:space="preserve">Informativa</w:t>
+            </w:r>
+          </w:p>
+        </w:tc>
+        <w:tc>
+          <w:tcPr>
+            <w:tcW w:type="dxa" w:w="900"/>
+            <w:tcBorders>
+              <w:top w:val="single" w:color="D9DCE6" w:sz="4"/>
+              <w:left w:val="single" w:color="D9DCE6" w:sz="4"/>
+              <w:bottom w:val="single" w:color="D9DCE6" w:sz="4"/>
+              <w:right w:val="single" w:color="D9DCE6" w:sz="4"/>
+            </w:tcBorders>
+            <w:tcMar>
+              <w:top w:type="dxa" w:w="70"/>
+              <w:left w:type="dxa" w:w="110"/>
+              <w:bottom w:type="dxa" w:w="70"/>
+              <w:right w:type="dxa" w:w="110"/>
+            </w:tcMar>
+          </w:tcPr>
+          <w:p>
+            <w:r>
+              <w:rPr>
+                <w:b w:val="false"/>
+                <w:bCs w:val="false"/>
+                <w:sz w:val="19"/>
+                <w:szCs w:val="19"/>
+              </w:rPr>
+              <w:t xml:space="preserve">B</w:t>
+            </w:r>
+          </w:p>
+        </w:tc>
+        <w:tc>
+          <w:tcPr>
+            <w:tcW w:type="dxa" w:w="3010"/>
+            <w:tcBorders>
+              <w:top w:val="single" w:color="D9DCE6" w:sz="4"/>
+              <w:left w:val="single" w:color="D9DCE6" w:sz="4"/>
+              <w:bottom w:val="single" w:color="D9DCE6" w:sz="4"/>
+              <w:right w:val="single" w:color="D9DCE6" w:sz="4"/>
+            </w:tcBorders>
+            <w:tcMar>
+              <w:top w:type="dxa" w:w="70"/>
+              <w:left w:type="dxa" w:w="110"/>
+              <w:bottom w:type="dxa" w:w="70"/>
+              <w:right w:type="dxa" w:w="110"/>
+            </w:tcMar>
+          </w:tcPr>
+          <w:p>
+            <w:r>
+              <w:rPr>
+                <w:b w:val="false"/>
+                <w:bCs w:val="false"/>
+                <w:sz w:val="19"/>
+                <w:szCs w:val="19"/>
+              </w:rPr>
+              <w:t xml:space="preserve">Cisco Secure Firewall</w:t>
             </w:r>
           </w:p>
         </w:tc>
@@ -6526,1214 +7946,7 @@
         <w:pStyle w:val="Heading1"/>
       </w:pPr>
       <w:r>
-        <w:t xml:space="preserve">3. Red local y perímetro (Seguridad)</w:t>
-      </w:r>
-    </w:p>
-    <w:p>
-      <w:pPr>
-        <w:spacing w:after="120"/>
-      </w:pPr>
-      <w:r>
-        <w:rPr>
-          <w:b/>
-          <w:bCs/>
-        </w:rPr>
-        <w:t xml:space="preserve">Página: </w:t>
-      </w:r>
-      <w:r>
-        <w:t xml:space="preserve">soluciones.html#proteccion-red</w:t>
-      </w:r>
-    </w:p>
-    <w:p>
-      <w:pPr>
-        <w:spacing w:after="120"/>
-      </w:pPr>
-      <w:r>
-        <w:rPr>
-          <w:b/>
-          <w:bCs/>
-        </w:rPr>
-        <w:t xml:space="preserve">Objetivo: </w:t>
-      </w:r>
-      <w:r>
-        <w:t xml:space="preserve">Captar la demanda de control de acceso a la red local (Cisco ISE) y de firewall perimetral, ofrecidos por separado.</w:t>
-      </w:r>
-    </w:p>
-    <w:tbl>
-      <w:tblPr>
-        <w:tblW w:type="dxa" w:w="9360"/>
-        <w:tblBorders>
-          <w:top w:val="single" w:color="auto" w:sz="4"/>
-          <w:left w:val="single" w:color="auto" w:sz="4"/>
-          <w:bottom w:val="single" w:color="auto" w:sz="4"/>
-          <w:right w:val="single" w:color="auto" w:sz="4"/>
-          <w:insideH w:val="single" w:color="auto" w:sz="4"/>
-          <w:insideV w:val="single" w:color="auto" w:sz="4"/>
-        </w:tblBorders>
-      </w:tblPr>
-      <w:tblGrid>
-        <w:gridCol w:w="2900"/>
-        <w:gridCol w:w="1250"/>
-        <w:gridCol w:w="1300"/>
-        <w:gridCol w:w="900"/>
-        <w:gridCol w:w="3010"/>
-      </w:tblGrid>
-      <w:tr>
-        <w:trPr>
-          <w:tblHeader/>
-        </w:trPr>
-        <w:tc>
-          <w:tcPr>
-            <w:tcW w:type="dxa" w:w="2900"/>
-            <w:tcBorders>
-              <w:top w:val="single" w:color="D9DCE6" w:sz="4"/>
-              <w:left w:val="single" w:color="D9DCE6" w:sz="4"/>
-              <w:bottom w:val="single" w:color="D9DCE6" w:sz="4"/>
-              <w:right w:val="single" w:color="D9DCE6" w:sz="4"/>
-            </w:tcBorders>
-            <w:shd w:fill="000F76" w:color="auto" w:val="clear"/>
-            <w:tcMar>
-              <w:top w:type="dxa" w:w="70"/>
-              <w:left w:type="dxa" w:w="110"/>
-              <w:bottom w:type="dxa" w:w="70"/>
-              <w:right w:type="dxa" w:w="110"/>
-            </w:tcMar>
-          </w:tcPr>
-          <w:p>
-            <w:r>
-              <w:rPr>
-                <w:b/>
-                <w:bCs/>
-                <w:color w:val="FFFFFF"/>
-                <w:sz w:val="19"/>
-                <w:szCs w:val="19"/>
-              </w:rPr>
-              <w:t xml:space="preserve">Palabra clave</w:t>
-            </w:r>
-          </w:p>
-        </w:tc>
-        <w:tc>
-          <w:tcPr>
-            <w:tcW w:type="dxa" w:w="1250"/>
-            <w:tcBorders>
-              <w:top w:val="single" w:color="D9DCE6" w:sz="4"/>
-              <w:left w:val="single" w:color="D9DCE6" w:sz="4"/>
-              <w:bottom w:val="single" w:color="D9DCE6" w:sz="4"/>
-              <w:right w:val="single" w:color="D9DCE6" w:sz="4"/>
-            </w:tcBorders>
-            <w:shd w:fill="000F76" w:color="auto" w:val="clear"/>
-            <w:tcMar>
-              <w:top w:type="dxa" w:w="70"/>
-              <w:left w:type="dxa" w:w="110"/>
-              <w:bottom w:type="dxa" w:w="70"/>
-              <w:right w:type="dxa" w:w="110"/>
-            </w:tcMar>
-          </w:tcPr>
-          <w:p>
-            <w:r>
-              <w:rPr>
-                <w:b/>
-                <w:bCs/>
-                <w:color w:val="FFFFFF"/>
-                <w:sz w:val="19"/>
-                <w:szCs w:val="19"/>
-              </w:rPr>
-              <w:t xml:space="preserve">Tipo</w:t>
-            </w:r>
-          </w:p>
-        </w:tc>
-        <w:tc>
-          <w:tcPr>
-            <w:tcW w:type="dxa" w:w="1300"/>
-            <w:tcBorders>
-              <w:top w:val="single" w:color="D9DCE6" w:sz="4"/>
-              <w:left w:val="single" w:color="D9DCE6" w:sz="4"/>
-              <w:bottom w:val="single" w:color="D9DCE6" w:sz="4"/>
-              <w:right w:val="single" w:color="D9DCE6" w:sz="4"/>
-            </w:tcBorders>
-            <w:shd w:fill="000F76" w:color="auto" w:val="clear"/>
-            <w:tcMar>
-              <w:top w:type="dxa" w:w="70"/>
-              <w:left w:type="dxa" w:w="110"/>
-              <w:bottom w:type="dxa" w:w="70"/>
-              <w:right w:type="dxa" w:w="110"/>
-            </w:tcMar>
-          </w:tcPr>
-          <w:p>
-            <w:r>
-              <w:rPr>
-                <w:b/>
-                <w:bCs/>
-                <w:color w:val="FFFFFF"/>
-                <w:sz w:val="19"/>
-                <w:szCs w:val="19"/>
-              </w:rPr>
-              <w:t xml:space="preserve">Intención</w:t>
-            </w:r>
-          </w:p>
-        </w:tc>
-        <w:tc>
-          <w:tcPr>
-            <w:tcW w:type="dxa" w:w="900"/>
-            <w:tcBorders>
-              <w:top w:val="single" w:color="D9DCE6" w:sz="4"/>
-              <w:left w:val="single" w:color="D9DCE6" w:sz="4"/>
-              <w:bottom w:val="single" w:color="D9DCE6" w:sz="4"/>
-              <w:right w:val="single" w:color="D9DCE6" w:sz="4"/>
-            </w:tcBorders>
-            <w:shd w:fill="000F76" w:color="auto" w:val="clear"/>
-            <w:tcMar>
-              <w:top w:type="dxa" w:w="70"/>
-              <w:left w:type="dxa" w:w="110"/>
-              <w:bottom w:type="dxa" w:w="70"/>
-              <w:right w:type="dxa" w:w="110"/>
-            </w:tcMar>
-          </w:tcPr>
-          <w:p>
-            <w:r>
-              <w:rPr>
-                <w:b/>
-                <w:bCs/>
-                <w:color w:val="FFFFFF"/>
-                <w:sz w:val="19"/>
-                <w:szCs w:val="19"/>
-              </w:rPr>
-              <w:t xml:space="preserve">Prioridad</w:t>
-            </w:r>
-          </w:p>
-        </w:tc>
-        <w:tc>
-          <w:tcPr>
-            <w:tcW w:type="dxa" w:w="3010"/>
-            <w:tcBorders>
-              <w:top w:val="single" w:color="D9DCE6" w:sz="4"/>
-              <w:left w:val="single" w:color="D9DCE6" w:sz="4"/>
-              <w:bottom w:val="single" w:color="D9DCE6" w:sz="4"/>
-              <w:right w:val="single" w:color="D9DCE6" w:sz="4"/>
-            </w:tcBorders>
-            <w:shd w:fill="000F76" w:color="auto" w:val="clear"/>
-            <w:tcMar>
-              <w:top w:type="dxa" w:w="70"/>
-              <w:left w:type="dxa" w:w="110"/>
-              <w:bottom w:type="dxa" w:w="70"/>
-              <w:right w:type="dxa" w:w="110"/>
-            </w:tcMar>
-          </w:tcPr>
-          <w:p>
-            <w:r>
-              <w:rPr>
-                <w:b/>
-                <w:bCs/>
-                <w:color w:val="FFFFFF"/>
-                <w:sz w:val="19"/>
-                <w:szCs w:val="19"/>
-              </w:rPr>
-              <w:t xml:space="preserve">Dónde está en el sitio</w:t>
-            </w:r>
-          </w:p>
-        </w:tc>
-      </w:tr>
-      <w:tr>
-        <w:tc>
-          <w:tcPr>
-            <w:tcW w:type="dxa" w:w="2900"/>
-            <w:tcBorders>
-              <w:top w:val="single" w:color="D9DCE6" w:sz="4"/>
-              <w:left w:val="single" w:color="D9DCE6" w:sz="4"/>
-              <w:bottom w:val="single" w:color="D9DCE6" w:sz="4"/>
-              <w:right w:val="single" w:color="D9DCE6" w:sz="4"/>
-            </w:tcBorders>
-            <w:tcMar>
-              <w:top w:type="dxa" w:w="70"/>
-              <w:left w:type="dxa" w:w="110"/>
-              <w:bottom w:type="dxa" w:w="70"/>
-              <w:right w:type="dxa" w:w="110"/>
-            </w:tcMar>
-          </w:tcPr>
-          <w:p>
-            <w:r>
-              <w:rPr>
-                <w:b/>
-                <w:bCs/>
-                <w:sz w:val="19"/>
-                <w:szCs w:val="19"/>
-              </w:rPr>
-              <w:t xml:space="preserve">control de acceso a la red (NAC)</w:t>
-            </w:r>
-          </w:p>
-        </w:tc>
-        <w:tc>
-          <w:tcPr>
-            <w:tcW w:type="dxa" w:w="1250"/>
-            <w:tcBorders>
-              <w:top w:val="single" w:color="D9DCE6" w:sz="4"/>
-              <w:left w:val="single" w:color="D9DCE6" w:sz="4"/>
-              <w:bottom w:val="single" w:color="D9DCE6" w:sz="4"/>
-              <w:right w:val="single" w:color="D9DCE6" w:sz="4"/>
-            </w:tcBorders>
-            <w:tcMar>
-              <w:top w:type="dxa" w:w="70"/>
-              <w:left w:type="dxa" w:w="110"/>
-              <w:bottom w:type="dxa" w:w="70"/>
-              <w:right w:type="dxa" w:w="110"/>
-            </w:tcMar>
-          </w:tcPr>
-          <w:p>
-            <w:r>
-              <w:rPr>
-                <w:b w:val="false"/>
-                <w:bCs w:val="false"/>
-                <w:sz w:val="19"/>
-                <w:szCs w:val="19"/>
-              </w:rPr>
-              <w:t xml:space="preserve">Principal</w:t>
-            </w:r>
-          </w:p>
-        </w:tc>
-        <w:tc>
-          <w:tcPr>
-            <w:tcW w:type="dxa" w:w="1300"/>
-            <w:tcBorders>
-              <w:top w:val="single" w:color="D9DCE6" w:sz="4"/>
-              <w:left w:val="single" w:color="D9DCE6" w:sz="4"/>
-              <w:bottom w:val="single" w:color="D9DCE6" w:sz="4"/>
-              <w:right w:val="single" w:color="D9DCE6" w:sz="4"/>
-            </w:tcBorders>
-            <w:tcMar>
-              <w:top w:type="dxa" w:w="70"/>
-              <w:left w:type="dxa" w:w="110"/>
-              <w:bottom w:type="dxa" w:w="70"/>
-              <w:right w:type="dxa" w:w="110"/>
-            </w:tcMar>
-          </w:tcPr>
-          <w:p>
-            <w:r>
-              <w:rPr>
-                <w:b w:val="false"/>
-                <w:bCs w:val="false"/>
-                <w:sz w:val="19"/>
-                <w:szCs w:val="19"/>
-              </w:rPr>
-              <w:t xml:space="preserve">Comercial</w:t>
-            </w:r>
-          </w:p>
-        </w:tc>
-        <w:tc>
-          <w:tcPr>
-            <w:tcW w:type="dxa" w:w="900"/>
-            <w:tcBorders>
-              <w:top w:val="single" w:color="D9DCE6" w:sz="4"/>
-              <w:left w:val="single" w:color="D9DCE6" w:sz="4"/>
-              <w:bottom w:val="single" w:color="D9DCE6" w:sz="4"/>
-              <w:right w:val="single" w:color="D9DCE6" w:sz="4"/>
-            </w:tcBorders>
-            <w:tcMar>
-              <w:top w:type="dxa" w:w="70"/>
-              <w:left w:type="dxa" w:w="110"/>
-              <w:bottom w:type="dxa" w:w="70"/>
-              <w:right w:type="dxa" w:w="110"/>
-            </w:tcMar>
-          </w:tcPr>
-          <w:p>
-            <w:r>
-              <w:rPr>
-                <w:b w:val="false"/>
-                <w:bCs w:val="false"/>
-                <w:sz w:val="19"/>
-                <w:szCs w:val="19"/>
-              </w:rPr>
-              <w:t xml:space="preserve">A</w:t>
-            </w:r>
-          </w:p>
-        </w:tc>
-        <w:tc>
-          <w:tcPr>
-            <w:tcW w:type="dxa" w:w="3010"/>
-            <w:tcBorders>
-              <w:top w:val="single" w:color="D9DCE6" w:sz="4"/>
-              <w:left w:val="single" w:color="D9DCE6" w:sz="4"/>
-              <w:bottom w:val="single" w:color="D9DCE6" w:sz="4"/>
-              <w:right w:val="single" w:color="D9DCE6" w:sz="4"/>
-            </w:tcBorders>
-            <w:tcMar>
-              <w:top w:type="dxa" w:w="70"/>
-              <w:left w:type="dxa" w:w="110"/>
-              <w:bottom w:type="dxa" w:w="70"/>
-              <w:right w:type="dxa" w:w="110"/>
-            </w:tcMar>
-          </w:tcPr>
-          <w:p>
-            <w:r>
-              <w:rPr>
-                <w:b w:val="false"/>
-                <w:bCs w:val="false"/>
-                <w:sz w:val="19"/>
-                <w:szCs w:val="19"/>
-              </w:rPr>
-              <w:t xml:space="preserve">H2 del área y Cisco ISE</w:t>
-            </w:r>
-          </w:p>
-        </w:tc>
-      </w:tr>
-      <w:tr>
-        <w:tc>
-          <w:tcPr>
-            <w:tcW w:type="dxa" w:w="2900"/>
-            <w:tcBorders>
-              <w:top w:val="single" w:color="D9DCE6" w:sz="4"/>
-              <w:left w:val="single" w:color="D9DCE6" w:sz="4"/>
-              <w:bottom w:val="single" w:color="D9DCE6" w:sz="4"/>
-              <w:right w:val="single" w:color="D9DCE6" w:sz="4"/>
-            </w:tcBorders>
-            <w:tcMar>
-              <w:top w:type="dxa" w:w="70"/>
-              <w:left w:type="dxa" w:w="110"/>
-              <w:bottom w:type="dxa" w:w="70"/>
-              <w:right w:type="dxa" w:w="110"/>
-            </w:tcMar>
-          </w:tcPr>
-          <w:p>
-            <w:r>
-              <w:rPr>
-                <w:b/>
-                <w:bCs/>
-                <w:sz w:val="19"/>
-                <w:szCs w:val="19"/>
-              </w:rPr>
-              <w:t xml:space="preserve">firewall perimetral</w:t>
-            </w:r>
-          </w:p>
-        </w:tc>
-        <w:tc>
-          <w:tcPr>
-            <w:tcW w:type="dxa" w:w="1250"/>
-            <w:tcBorders>
-              <w:top w:val="single" w:color="D9DCE6" w:sz="4"/>
-              <w:left w:val="single" w:color="D9DCE6" w:sz="4"/>
-              <w:bottom w:val="single" w:color="D9DCE6" w:sz="4"/>
-              <w:right w:val="single" w:color="D9DCE6" w:sz="4"/>
-            </w:tcBorders>
-            <w:tcMar>
-              <w:top w:type="dxa" w:w="70"/>
-              <w:left w:type="dxa" w:w="110"/>
-              <w:bottom w:type="dxa" w:w="70"/>
-              <w:right w:type="dxa" w:w="110"/>
-            </w:tcMar>
-          </w:tcPr>
-          <w:p>
-            <w:r>
-              <w:rPr>
-                <w:b w:val="false"/>
-                <w:bCs w:val="false"/>
-                <w:sz w:val="19"/>
-                <w:szCs w:val="19"/>
-              </w:rPr>
-              <w:t xml:space="preserve">Principal</w:t>
-            </w:r>
-          </w:p>
-        </w:tc>
-        <w:tc>
-          <w:tcPr>
-            <w:tcW w:type="dxa" w:w="1300"/>
-            <w:tcBorders>
-              <w:top w:val="single" w:color="D9DCE6" w:sz="4"/>
-              <w:left w:val="single" w:color="D9DCE6" w:sz="4"/>
-              <w:bottom w:val="single" w:color="D9DCE6" w:sz="4"/>
-              <w:right w:val="single" w:color="D9DCE6" w:sz="4"/>
-            </w:tcBorders>
-            <w:tcMar>
-              <w:top w:type="dxa" w:w="70"/>
-              <w:left w:type="dxa" w:w="110"/>
-              <w:bottom w:type="dxa" w:w="70"/>
-              <w:right w:type="dxa" w:w="110"/>
-            </w:tcMar>
-          </w:tcPr>
-          <w:p>
-            <w:r>
-              <w:rPr>
-                <w:b w:val="false"/>
-                <w:bCs w:val="false"/>
-                <w:sz w:val="19"/>
-                <w:szCs w:val="19"/>
-              </w:rPr>
-              <w:t xml:space="preserve">Comercial</w:t>
-            </w:r>
-          </w:p>
-        </w:tc>
-        <w:tc>
-          <w:tcPr>
-            <w:tcW w:type="dxa" w:w="900"/>
-            <w:tcBorders>
-              <w:top w:val="single" w:color="D9DCE6" w:sz="4"/>
-              <w:left w:val="single" w:color="D9DCE6" w:sz="4"/>
-              <w:bottom w:val="single" w:color="D9DCE6" w:sz="4"/>
-              <w:right w:val="single" w:color="D9DCE6" w:sz="4"/>
-            </w:tcBorders>
-            <w:tcMar>
-              <w:top w:type="dxa" w:w="70"/>
-              <w:left w:type="dxa" w:w="110"/>
-              <w:bottom w:type="dxa" w:w="70"/>
-              <w:right w:type="dxa" w:w="110"/>
-            </w:tcMar>
-          </w:tcPr>
-          <w:p>
-            <w:r>
-              <w:rPr>
-                <w:b w:val="false"/>
-                <w:bCs w:val="false"/>
-                <w:sz w:val="19"/>
-                <w:szCs w:val="19"/>
-              </w:rPr>
-              <w:t xml:space="preserve">A</w:t>
-            </w:r>
-          </w:p>
-        </w:tc>
-        <w:tc>
-          <w:tcPr>
-            <w:tcW w:type="dxa" w:w="3010"/>
-            <w:tcBorders>
-              <w:top w:val="single" w:color="D9DCE6" w:sz="4"/>
-              <w:left w:val="single" w:color="D9DCE6" w:sz="4"/>
-              <w:bottom w:val="single" w:color="D9DCE6" w:sz="4"/>
-              <w:right w:val="single" w:color="D9DCE6" w:sz="4"/>
-            </w:tcBorders>
-            <w:tcMar>
-              <w:top w:type="dxa" w:w="70"/>
-              <w:left w:type="dxa" w:w="110"/>
-              <w:bottom w:type="dxa" w:w="70"/>
-              <w:right w:type="dxa" w:w="110"/>
-            </w:tcMar>
-          </w:tcPr>
-          <w:p>
-            <w:r>
-              <w:rPr>
-                <w:b w:val="false"/>
-                <w:bCs w:val="false"/>
-                <w:sz w:val="19"/>
-                <w:szCs w:val="19"/>
-              </w:rPr>
-              <w:t xml:space="preserve">H2 del área y Cisco Secure Firewall</w:t>
-            </w:r>
-          </w:p>
-        </w:tc>
-      </w:tr>
-      <w:tr>
-        <w:tc>
-          <w:tcPr>
-            <w:tcW w:type="dxa" w:w="2900"/>
-            <w:tcBorders>
-              <w:top w:val="single" w:color="D9DCE6" w:sz="4"/>
-              <w:left w:val="single" w:color="D9DCE6" w:sz="4"/>
-              <w:bottom w:val="single" w:color="D9DCE6" w:sz="4"/>
-              <w:right w:val="single" w:color="D9DCE6" w:sz="4"/>
-            </w:tcBorders>
-            <w:tcMar>
-              <w:top w:type="dxa" w:w="70"/>
-              <w:left w:type="dxa" w:w="110"/>
-              <w:bottom w:type="dxa" w:w="70"/>
-              <w:right w:type="dxa" w:w="110"/>
-            </w:tcMar>
-          </w:tcPr>
-          <w:p>
-            <w:r>
-              <w:rPr>
-                <w:b/>
-                <w:bCs/>
-                <w:sz w:val="19"/>
-                <w:szCs w:val="19"/>
-              </w:rPr>
-              <w:t xml:space="preserve">Cisco ISE</w:t>
-            </w:r>
-          </w:p>
-        </w:tc>
-        <w:tc>
-          <w:tcPr>
-            <w:tcW w:type="dxa" w:w="1250"/>
-            <w:tcBorders>
-              <w:top w:val="single" w:color="D9DCE6" w:sz="4"/>
-              <w:left w:val="single" w:color="D9DCE6" w:sz="4"/>
-              <w:bottom w:val="single" w:color="D9DCE6" w:sz="4"/>
-              <w:right w:val="single" w:color="D9DCE6" w:sz="4"/>
-            </w:tcBorders>
-            <w:tcMar>
-              <w:top w:type="dxa" w:w="70"/>
-              <w:left w:type="dxa" w:w="110"/>
-              <w:bottom w:type="dxa" w:w="70"/>
-              <w:right w:type="dxa" w:w="110"/>
-            </w:tcMar>
-          </w:tcPr>
-          <w:p>
-            <w:r>
-              <w:rPr>
-                <w:b w:val="false"/>
-                <w:bCs w:val="false"/>
-                <w:sz w:val="19"/>
-                <w:szCs w:val="19"/>
-              </w:rPr>
-              <w:t xml:space="preserve">Producto</w:t>
-            </w:r>
-          </w:p>
-        </w:tc>
-        <w:tc>
-          <w:tcPr>
-            <w:tcW w:type="dxa" w:w="1300"/>
-            <w:tcBorders>
-              <w:top w:val="single" w:color="D9DCE6" w:sz="4"/>
-              <w:left w:val="single" w:color="D9DCE6" w:sz="4"/>
-              <w:bottom w:val="single" w:color="D9DCE6" w:sz="4"/>
-              <w:right w:val="single" w:color="D9DCE6" w:sz="4"/>
-            </w:tcBorders>
-            <w:tcMar>
-              <w:top w:type="dxa" w:w="70"/>
-              <w:left w:type="dxa" w:w="110"/>
-              <w:bottom w:type="dxa" w:w="70"/>
-              <w:right w:type="dxa" w:w="110"/>
-            </w:tcMar>
-          </w:tcPr>
-          <w:p>
-            <w:r>
-              <w:rPr>
-                <w:b w:val="false"/>
-                <w:bCs w:val="false"/>
-                <w:sz w:val="19"/>
-                <w:szCs w:val="19"/>
-              </w:rPr>
-              <w:t xml:space="preserve">Comercial</w:t>
-            </w:r>
-          </w:p>
-        </w:tc>
-        <w:tc>
-          <w:tcPr>
-            <w:tcW w:type="dxa" w:w="900"/>
-            <w:tcBorders>
-              <w:top w:val="single" w:color="D9DCE6" w:sz="4"/>
-              <w:left w:val="single" w:color="D9DCE6" w:sz="4"/>
-              <w:bottom w:val="single" w:color="D9DCE6" w:sz="4"/>
-              <w:right w:val="single" w:color="D9DCE6" w:sz="4"/>
-            </w:tcBorders>
-            <w:tcMar>
-              <w:top w:type="dxa" w:w="70"/>
-              <w:left w:type="dxa" w:w="110"/>
-              <w:bottom w:type="dxa" w:w="70"/>
-              <w:right w:type="dxa" w:w="110"/>
-            </w:tcMar>
-          </w:tcPr>
-          <w:p>
-            <w:r>
-              <w:rPr>
-                <w:b w:val="false"/>
-                <w:bCs w:val="false"/>
-                <w:sz w:val="19"/>
-                <w:szCs w:val="19"/>
-              </w:rPr>
-              <w:t xml:space="preserve">A</w:t>
-            </w:r>
-          </w:p>
-        </w:tc>
-        <w:tc>
-          <w:tcPr>
-            <w:tcW w:type="dxa" w:w="3010"/>
-            <w:tcBorders>
-              <w:top w:val="single" w:color="D9DCE6" w:sz="4"/>
-              <w:left w:val="single" w:color="D9DCE6" w:sz="4"/>
-              <w:bottom w:val="single" w:color="D9DCE6" w:sz="4"/>
-              <w:right w:val="single" w:color="D9DCE6" w:sz="4"/>
-            </w:tcBorders>
-            <w:tcMar>
-              <w:top w:type="dxa" w:w="70"/>
-              <w:left w:type="dxa" w:w="110"/>
-              <w:bottom w:type="dxa" w:w="70"/>
-              <w:right w:type="dxa" w:w="110"/>
-            </w:tcMar>
-          </w:tcPr>
-          <w:p>
-            <w:r>
-              <w:rPr>
-                <w:b w:val="false"/>
-                <w:bCs w:val="false"/>
-                <w:sz w:val="19"/>
-                <w:szCs w:val="19"/>
-              </w:rPr>
-              <w:t xml:space="preserve">Cisco ISE</w:t>
-            </w:r>
-          </w:p>
-        </w:tc>
-      </w:tr>
-      <w:tr>
-        <w:tc>
-          <w:tcPr>
-            <w:tcW w:type="dxa" w:w="2900"/>
-            <w:tcBorders>
-              <w:top w:val="single" w:color="D9DCE6" w:sz="4"/>
-              <w:left w:val="single" w:color="D9DCE6" w:sz="4"/>
-              <w:bottom w:val="single" w:color="D9DCE6" w:sz="4"/>
-              <w:right w:val="single" w:color="D9DCE6" w:sz="4"/>
-            </w:tcBorders>
-            <w:tcMar>
-              <w:top w:type="dxa" w:w="70"/>
-              <w:left w:type="dxa" w:w="110"/>
-              <w:bottom w:type="dxa" w:w="70"/>
-              <w:right w:type="dxa" w:w="110"/>
-            </w:tcMar>
-          </w:tcPr>
-          <w:p>
-            <w:r>
-              <w:rPr>
-                <w:b/>
-                <w:bCs/>
-                <w:sz w:val="19"/>
-                <w:szCs w:val="19"/>
-              </w:rPr>
-              <w:t xml:space="preserve">Cisco Secure Firewall</w:t>
-            </w:r>
-          </w:p>
-        </w:tc>
-        <w:tc>
-          <w:tcPr>
-            <w:tcW w:type="dxa" w:w="1250"/>
-            <w:tcBorders>
-              <w:top w:val="single" w:color="D9DCE6" w:sz="4"/>
-              <w:left w:val="single" w:color="D9DCE6" w:sz="4"/>
-              <w:bottom w:val="single" w:color="D9DCE6" w:sz="4"/>
-              <w:right w:val="single" w:color="D9DCE6" w:sz="4"/>
-            </w:tcBorders>
-            <w:tcMar>
-              <w:top w:type="dxa" w:w="70"/>
-              <w:left w:type="dxa" w:w="110"/>
-              <w:bottom w:type="dxa" w:w="70"/>
-              <w:right w:type="dxa" w:w="110"/>
-            </w:tcMar>
-          </w:tcPr>
-          <w:p>
-            <w:r>
-              <w:rPr>
-                <w:b w:val="false"/>
-                <w:bCs w:val="false"/>
-                <w:sz w:val="19"/>
-                <w:szCs w:val="19"/>
-              </w:rPr>
-              <w:t xml:space="preserve">Producto</w:t>
-            </w:r>
-          </w:p>
-        </w:tc>
-        <w:tc>
-          <w:tcPr>
-            <w:tcW w:type="dxa" w:w="1300"/>
-            <w:tcBorders>
-              <w:top w:val="single" w:color="D9DCE6" w:sz="4"/>
-              <w:left w:val="single" w:color="D9DCE6" w:sz="4"/>
-              <w:bottom w:val="single" w:color="D9DCE6" w:sz="4"/>
-              <w:right w:val="single" w:color="D9DCE6" w:sz="4"/>
-            </w:tcBorders>
-            <w:tcMar>
-              <w:top w:type="dxa" w:w="70"/>
-              <w:left w:type="dxa" w:w="110"/>
-              <w:bottom w:type="dxa" w:w="70"/>
-              <w:right w:type="dxa" w:w="110"/>
-            </w:tcMar>
-          </w:tcPr>
-          <w:p>
-            <w:r>
-              <w:rPr>
-                <w:b w:val="false"/>
-                <w:bCs w:val="false"/>
-                <w:sz w:val="19"/>
-                <w:szCs w:val="19"/>
-              </w:rPr>
-              <w:t xml:space="preserve">Comercial</w:t>
-            </w:r>
-          </w:p>
-        </w:tc>
-        <w:tc>
-          <w:tcPr>
-            <w:tcW w:type="dxa" w:w="900"/>
-            <w:tcBorders>
-              <w:top w:val="single" w:color="D9DCE6" w:sz="4"/>
-              <w:left w:val="single" w:color="D9DCE6" w:sz="4"/>
-              <w:bottom w:val="single" w:color="D9DCE6" w:sz="4"/>
-              <w:right w:val="single" w:color="D9DCE6" w:sz="4"/>
-            </w:tcBorders>
-            <w:tcMar>
-              <w:top w:type="dxa" w:w="70"/>
-              <w:left w:type="dxa" w:w="110"/>
-              <w:bottom w:type="dxa" w:w="70"/>
-              <w:right w:type="dxa" w:w="110"/>
-            </w:tcMar>
-          </w:tcPr>
-          <w:p>
-            <w:r>
-              <w:rPr>
-                <w:b w:val="false"/>
-                <w:bCs w:val="false"/>
-                <w:sz w:val="19"/>
-                <w:szCs w:val="19"/>
-              </w:rPr>
-              <w:t xml:space="preserve">A</w:t>
-            </w:r>
-          </w:p>
-        </w:tc>
-        <w:tc>
-          <w:tcPr>
-            <w:tcW w:type="dxa" w:w="3010"/>
-            <w:tcBorders>
-              <w:top w:val="single" w:color="D9DCE6" w:sz="4"/>
-              <w:left w:val="single" w:color="D9DCE6" w:sz="4"/>
-              <w:bottom w:val="single" w:color="D9DCE6" w:sz="4"/>
-              <w:right w:val="single" w:color="D9DCE6" w:sz="4"/>
-            </w:tcBorders>
-            <w:tcMar>
-              <w:top w:type="dxa" w:w="70"/>
-              <w:left w:type="dxa" w:w="110"/>
-              <w:bottom w:type="dxa" w:w="70"/>
-              <w:right w:type="dxa" w:w="110"/>
-            </w:tcMar>
-          </w:tcPr>
-          <w:p>
-            <w:r>
-              <w:rPr>
-                <w:b w:val="false"/>
-                <w:bCs w:val="false"/>
-                <w:sz w:val="19"/>
-                <w:szCs w:val="19"/>
-              </w:rPr>
-              <w:t xml:space="preserve">Cisco Secure Firewall</w:t>
-            </w:r>
-          </w:p>
-        </w:tc>
-      </w:tr>
-      <w:tr>
-        <w:tc>
-          <w:tcPr>
-            <w:tcW w:type="dxa" w:w="2900"/>
-            <w:tcBorders>
-              <w:top w:val="single" w:color="D9DCE6" w:sz="4"/>
-              <w:left w:val="single" w:color="D9DCE6" w:sz="4"/>
-              <w:bottom w:val="single" w:color="D9DCE6" w:sz="4"/>
-              <w:right w:val="single" w:color="D9DCE6" w:sz="4"/>
-            </w:tcBorders>
-            <w:tcMar>
-              <w:top w:type="dxa" w:w="70"/>
-              <w:left w:type="dxa" w:w="110"/>
-              <w:bottom w:type="dxa" w:w="70"/>
-              <w:right w:type="dxa" w:w="110"/>
-            </w:tcMar>
-          </w:tcPr>
-          <w:p>
-            <w:r>
-              <w:rPr>
-                <w:b/>
-                <w:bCs/>
-                <w:sz w:val="19"/>
-                <w:szCs w:val="19"/>
-              </w:rPr>
-              <w:t xml:space="preserve">segmentación de la red</w:t>
-            </w:r>
-          </w:p>
-        </w:tc>
-        <w:tc>
-          <w:tcPr>
-            <w:tcW w:type="dxa" w:w="1250"/>
-            <w:tcBorders>
-              <w:top w:val="single" w:color="D9DCE6" w:sz="4"/>
-              <w:left w:val="single" w:color="D9DCE6" w:sz="4"/>
-              <w:bottom w:val="single" w:color="D9DCE6" w:sz="4"/>
-              <w:right w:val="single" w:color="D9DCE6" w:sz="4"/>
-            </w:tcBorders>
-            <w:tcMar>
-              <w:top w:type="dxa" w:w="70"/>
-              <w:left w:type="dxa" w:w="110"/>
-              <w:bottom w:type="dxa" w:w="70"/>
-              <w:right w:type="dxa" w:w="110"/>
-            </w:tcMar>
-          </w:tcPr>
-          <w:p>
-            <w:r>
-              <w:rPr>
-                <w:b w:val="false"/>
-                <w:bCs w:val="false"/>
-                <w:sz w:val="19"/>
-                <w:szCs w:val="19"/>
-              </w:rPr>
-              <w:t xml:space="preserve">Long tail</w:t>
-            </w:r>
-          </w:p>
-        </w:tc>
-        <w:tc>
-          <w:tcPr>
-            <w:tcW w:type="dxa" w:w="1300"/>
-            <w:tcBorders>
-              <w:top w:val="single" w:color="D9DCE6" w:sz="4"/>
-              <w:left w:val="single" w:color="D9DCE6" w:sz="4"/>
-              <w:bottom w:val="single" w:color="D9DCE6" w:sz="4"/>
-              <w:right w:val="single" w:color="D9DCE6" w:sz="4"/>
-            </w:tcBorders>
-            <w:tcMar>
-              <w:top w:type="dxa" w:w="70"/>
-              <w:left w:type="dxa" w:w="110"/>
-              <w:bottom w:type="dxa" w:w="70"/>
-              <w:right w:type="dxa" w:w="110"/>
-            </w:tcMar>
-          </w:tcPr>
-          <w:p>
-            <w:r>
-              <w:rPr>
-                <w:b w:val="false"/>
-                <w:bCs w:val="false"/>
-                <w:sz w:val="19"/>
-                <w:szCs w:val="19"/>
-              </w:rPr>
-              <w:t xml:space="preserve">Informativa</w:t>
-            </w:r>
-          </w:p>
-        </w:tc>
-        <w:tc>
-          <w:tcPr>
-            <w:tcW w:type="dxa" w:w="900"/>
-            <w:tcBorders>
-              <w:top w:val="single" w:color="D9DCE6" w:sz="4"/>
-              <w:left w:val="single" w:color="D9DCE6" w:sz="4"/>
-              <w:bottom w:val="single" w:color="D9DCE6" w:sz="4"/>
-              <w:right w:val="single" w:color="D9DCE6" w:sz="4"/>
-            </w:tcBorders>
-            <w:tcMar>
-              <w:top w:type="dxa" w:w="70"/>
-              <w:left w:type="dxa" w:w="110"/>
-              <w:bottom w:type="dxa" w:w="70"/>
-              <w:right w:type="dxa" w:w="110"/>
-            </w:tcMar>
-          </w:tcPr>
-          <w:p>
-            <w:r>
-              <w:rPr>
-                <w:b w:val="false"/>
-                <w:bCs w:val="false"/>
-                <w:sz w:val="19"/>
-                <w:szCs w:val="19"/>
-              </w:rPr>
-              <w:t xml:space="preserve">B</w:t>
-            </w:r>
-          </w:p>
-        </w:tc>
-        <w:tc>
-          <w:tcPr>
-            <w:tcW w:type="dxa" w:w="3010"/>
-            <w:tcBorders>
-              <w:top w:val="single" w:color="D9DCE6" w:sz="4"/>
-              <w:left w:val="single" w:color="D9DCE6" w:sz="4"/>
-              <w:bottom w:val="single" w:color="D9DCE6" w:sz="4"/>
-              <w:right w:val="single" w:color="D9DCE6" w:sz="4"/>
-            </w:tcBorders>
-            <w:tcMar>
-              <w:top w:type="dxa" w:w="70"/>
-              <w:left w:type="dxa" w:w="110"/>
-              <w:bottom w:type="dxa" w:w="70"/>
-              <w:right w:type="dxa" w:w="110"/>
-            </w:tcMar>
-          </w:tcPr>
-          <w:p>
-            <w:r>
-              <w:rPr>
-                <w:b w:val="false"/>
-                <w:bCs w:val="false"/>
-                <w:sz w:val="19"/>
-                <w:szCs w:val="19"/>
-              </w:rPr>
-              <w:t xml:space="preserve">Intro del área y Cisco ISE</w:t>
-            </w:r>
-          </w:p>
-        </w:tc>
-      </w:tr>
-      <w:tr>
-        <w:tc>
-          <w:tcPr>
-            <w:tcW w:type="dxa" w:w="2900"/>
-            <w:tcBorders>
-              <w:top w:val="single" w:color="D9DCE6" w:sz="4"/>
-              <w:left w:val="single" w:color="D9DCE6" w:sz="4"/>
-              <w:bottom w:val="single" w:color="D9DCE6" w:sz="4"/>
-              <w:right w:val="single" w:color="D9DCE6" w:sz="4"/>
-            </w:tcBorders>
-            <w:tcMar>
-              <w:top w:type="dxa" w:w="70"/>
-              <w:left w:type="dxa" w:w="110"/>
-              <w:bottom w:type="dxa" w:w="70"/>
-              <w:right w:type="dxa" w:w="110"/>
-            </w:tcMar>
-          </w:tcPr>
-          <w:p>
-            <w:r>
-              <w:rPr>
-                <w:b/>
-                <w:bCs/>
-                <w:sz w:val="19"/>
-                <w:szCs w:val="19"/>
-              </w:rPr>
-              <w:t xml:space="preserve">integración con Intune</w:t>
-            </w:r>
-          </w:p>
-        </w:tc>
-        <w:tc>
-          <w:tcPr>
-            <w:tcW w:type="dxa" w:w="1250"/>
-            <w:tcBorders>
-              <w:top w:val="single" w:color="D9DCE6" w:sz="4"/>
-              <w:left w:val="single" w:color="D9DCE6" w:sz="4"/>
-              <w:bottom w:val="single" w:color="D9DCE6" w:sz="4"/>
-              <w:right w:val="single" w:color="D9DCE6" w:sz="4"/>
-            </w:tcBorders>
-            <w:tcMar>
-              <w:top w:type="dxa" w:w="70"/>
-              <w:left w:type="dxa" w:w="110"/>
-              <w:bottom w:type="dxa" w:w="70"/>
-              <w:right w:type="dxa" w:w="110"/>
-            </w:tcMar>
-          </w:tcPr>
-          <w:p>
-            <w:r>
-              <w:rPr>
-                <w:b w:val="false"/>
-                <w:bCs w:val="false"/>
-                <w:sz w:val="19"/>
-                <w:szCs w:val="19"/>
-              </w:rPr>
-              <w:t xml:space="preserve">Long tail</w:t>
-            </w:r>
-          </w:p>
-        </w:tc>
-        <w:tc>
-          <w:tcPr>
-            <w:tcW w:type="dxa" w:w="1300"/>
-            <w:tcBorders>
-              <w:top w:val="single" w:color="D9DCE6" w:sz="4"/>
-              <w:left w:val="single" w:color="D9DCE6" w:sz="4"/>
-              <w:bottom w:val="single" w:color="D9DCE6" w:sz="4"/>
-              <w:right w:val="single" w:color="D9DCE6" w:sz="4"/>
-            </w:tcBorders>
-            <w:tcMar>
-              <w:top w:type="dxa" w:w="70"/>
-              <w:left w:type="dxa" w:w="110"/>
-              <w:bottom w:type="dxa" w:w="70"/>
-              <w:right w:type="dxa" w:w="110"/>
-            </w:tcMar>
-          </w:tcPr>
-          <w:p>
-            <w:r>
-              <w:rPr>
-                <w:b w:val="false"/>
-                <w:bCs w:val="false"/>
-                <w:sz w:val="19"/>
-                <w:szCs w:val="19"/>
-              </w:rPr>
-              <w:t xml:space="preserve">Informativa</w:t>
-            </w:r>
-          </w:p>
-        </w:tc>
-        <w:tc>
-          <w:tcPr>
-            <w:tcW w:type="dxa" w:w="900"/>
-            <w:tcBorders>
-              <w:top w:val="single" w:color="D9DCE6" w:sz="4"/>
-              <w:left w:val="single" w:color="D9DCE6" w:sz="4"/>
-              <w:bottom w:val="single" w:color="D9DCE6" w:sz="4"/>
-              <w:right w:val="single" w:color="D9DCE6" w:sz="4"/>
-            </w:tcBorders>
-            <w:tcMar>
-              <w:top w:type="dxa" w:w="70"/>
-              <w:left w:type="dxa" w:w="110"/>
-              <w:bottom w:type="dxa" w:w="70"/>
-              <w:right w:type="dxa" w:w="110"/>
-            </w:tcMar>
-          </w:tcPr>
-          <w:p>
-            <w:r>
-              <w:rPr>
-                <w:b w:val="false"/>
-                <w:bCs w:val="false"/>
-                <w:sz w:val="19"/>
-                <w:szCs w:val="19"/>
-              </w:rPr>
-              <w:t xml:space="preserve">B</w:t>
-            </w:r>
-          </w:p>
-        </w:tc>
-        <w:tc>
-          <w:tcPr>
-            <w:tcW w:type="dxa" w:w="3010"/>
-            <w:tcBorders>
-              <w:top w:val="single" w:color="D9DCE6" w:sz="4"/>
-              <w:left w:val="single" w:color="D9DCE6" w:sz="4"/>
-              <w:bottom w:val="single" w:color="D9DCE6" w:sz="4"/>
-              <w:right w:val="single" w:color="D9DCE6" w:sz="4"/>
-            </w:tcBorders>
-            <w:tcMar>
-              <w:top w:type="dxa" w:w="70"/>
-              <w:left w:type="dxa" w:w="110"/>
-              <w:bottom w:type="dxa" w:w="70"/>
-              <w:right w:type="dxa" w:w="110"/>
-            </w:tcMar>
-          </w:tcPr>
-          <w:p>
-            <w:r>
-              <w:rPr>
-                <w:b w:val="false"/>
-                <w:bCs w:val="false"/>
-                <w:sz w:val="19"/>
-                <w:szCs w:val="19"/>
-              </w:rPr>
-              <w:t xml:space="preserve">Cisco ISE</w:t>
-            </w:r>
-          </w:p>
-        </w:tc>
-      </w:tr>
-      <w:tr>
-        <w:tc>
-          <w:tcPr>
-            <w:tcW w:type="dxa" w:w="2900"/>
-            <w:tcBorders>
-              <w:top w:val="single" w:color="D9DCE6" w:sz="4"/>
-              <w:left w:val="single" w:color="D9DCE6" w:sz="4"/>
-              <w:bottom w:val="single" w:color="D9DCE6" w:sz="4"/>
-              <w:right w:val="single" w:color="D9DCE6" w:sz="4"/>
-            </w:tcBorders>
-            <w:tcMar>
-              <w:top w:type="dxa" w:w="70"/>
-              <w:left w:type="dxa" w:w="110"/>
-              <w:bottom w:type="dxa" w:w="70"/>
-              <w:right w:type="dxa" w:w="110"/>
-            </w:tcMar>
-          </w:tcPr>
-          <w:p>
-            <w:r>
-              <w:rPr>
-                <w:b/>
-                <w:bCs/>
-                <w:sz w:val="19"/>
-                <w:szCs w:val="19"/>
-              </w:rPr>
-              <w:t xml:space="preserve">Microsoft Sentinel</w:t>
-            </w:r>
-          </w:p>
-        </w:tc>
-        <w:tc>
-          <w:tcPr>
-            <w:tcW w:type="dxa" w:w="1250"/>
-            <w:tcBorders>
-              <w:top w:val="single" w:color="D9DCE6" w:sz="4"/>
-              <w:left w:val="single" w:color="D9DCE6" w:sz="4"/>
-              <w:bottom w:val="single" w:color="D9DCE6" w:sz="4"/>
-              <w:right w:val="single" w:color="D9DCE6" w:sz="4"/>
-            </w:tcBorders>
-            <w:tcMar>
-              <w:top w:type="dxa" w:w="70"/>
-              <w:left w:type="dxa" w:w="110"/>
-              <w:bottom w:type="dxa" w:w="70"/>
-              <w:right w:type="dxa" w:w="110"/>
-            </w:tcMar>
-          </w:tcPr>
-          <w:p>
-            <w:r>
-              <w:rPr>
-                <w:b w:val="false"/>
-                <w:bCs w:val="false"/>
-                <w:sz w:val="19"/>
-                <w:szCs w:val="19"/>
-              </w:rPr>
-              <w:t xml:space="preserve">Long tail</w:t>
-            </w:r>
-          </w:p>
-        </w:tc>
-        <w:tc>
-          <w:tcPr>
-            <w:tcW w:type="dxa" w:w="1300"/>
-            <w:tcBorders>
-              <w:top w:val="single" w:color="D9DCE6" w:sz="4"/>
-              <w:left w:val="single" w:color="D9DCE6" w:sz="4"/>
-              <w:bottom w:val="single" w:color="D9DCE6" w:sz="4"/>
-              <w:right w:val="single" w:color="D9DCE6" w:sz="4"/>
-            </w:tcBorders>
-            <w:tcMar>
-              <w:top w:type="dxa" w:w="70"/>
-              <w:left w:type="dxa" w:w="110"/>
-              <w:bottom w:type="dxa" w:w="70"/>
-              <w:right w:type="dxa" w:w="110"/>
-            </w:tcMar>
-          </w:tcPr>
-          <w:p>
-            <w:r>
-              <w:rPr>
-                <w:b w:val="false"/>
-                <w:bCs w:val="false"/>
-                <w:sz w:val="19"/>
-                <w:szCs w:val="19"/>
-              </w:rPr>
-              <w:t xml:space="preserve">Informativa</w:t>
-            </w:r>
-          </w:p>
-        </w:tc>
-        <w:tc>
-          <w:tcPr>
-            <w:tcW w:type="dxa" w:w="900"/>
-            <w:tcBorders>
-              <w:top w:val="single" w:color="D9DCE6" w:sz="4"/>
-              <w:left w:val="single" w:color="D9DCE6" w:sz="4"/>
-              <w:bottom w:val="single" w:color="D9DCE6" w:sz="4"/>
-              <w:right w:val="single" w:color="D9DCE6" w:sz="4"/>
-            </w:tcBorders>
-            <w:tcMar>
-              <w:top w:type="dxa" w:w="70"/>
-              <w:left w:type="dxa" w:w="110"/>
-              <w:bottom w:type="dxa" w:w="70"/>
-              <w:right w:type="dxa" w:w="110"/>
-            </w:tcMar>
-          </w:tcPr>
-          <w:p>
-            <w:r>
-              <w:rPr>
-                <w:b w:val="false"/>
-                <w:bCs w:val="false"/>
-                <w:sz w:val="19"/>
-                <w:szCs w:val="19"/>
-              </w:rPr>
-              <w:t xml:space="preserve">B</w:t>
-            </w:r>
-          </w:p>
-        </w:tc>
-        <w:tc>
-          <w:tcPr>
-            <w:tcW w:type="dxa" w:w="3010"/>
-            <w:tcBorders>
-              <w:top w:val="single" w:color="D9DCE6" w:sz="4"/>
-              <w:left w:val="single" w:color="D9DCE6" w:sz="4"/>
-              <w:bottom w:val="single" w:color="D9DCE6" w:sz="4"/>
-              <w:right w:val="single" w:color="D9DCE6" w:sz="4"/>
-            </w:tcBorders>
-            <w:tcMar>
-              <w:top w:type="dxa" w:w="70"/>
-              <w:left w:type="dxa" w:w="110"/>
-              <w:bottom w:type="dxa" w:w="70"/>
-              <w:right w:type="dxa" w:w="110"/>
-            </w:tcMar>
-          </w:tcPr>
-          <w:p>
-            <w:r>
-              <w:rPr>
-                <w:b w:val="false"/>
-                <w:bCs w:val="false"/>
-                <w:sz w:val="19"/>
-                <w:szCs w:val="19"/>
-              </w:rPr>
-              <w:t xml:space="preserve">Cisco Secure Firewall</w:t>
-            </w:r>
-          </w:p>
-        </w:tc>
-      </w:tr>
-    </w:tbl>
-    <w:p>
-      <w:pPr>
-        <w:pStyle w:val="Heading1"/>
-      </w:pPr>
-      <w:r>
-        <w:t xml:space="preserve">4. Colaboración</w:t>
+        <w:t xml:space="preserve">3. Colaboración</w:t>
       </w:r>
     </w:p>
     <w:p>
@@ -8940,7 +9153,7 @@
         <w:pStyle w:val="Heading1"/>
       </w:pPr>
       <w:r>
-        <w:t xml:space="preserve">5. Inteligencia Artificial (IA)</w:t>
+        <w:t xml:space="preserve">4. Datacenter (Infraestructura)</w:t>
       </w:r>
     </w:p>
     <w:p>
@@ -8955,7 +9168,7 @@
         <w:t xml:space="preserve">Página: </w:t>
       </w:r>
       <w:r>
-        <w:t xml:space="preserve">soluciones.html#inteligencia-artificial</w:t>
+        <w:t xml:space="preserve">soluciones.html#datacenter</w:t>
       </w:r>
     </w:p>
     <w:p>
@@ -8970,7 +9183,7 @@
         <w:t xml:space="preserve">Objetivo: </w:t>
       </w:r>
       <w:r>
-        <w:t xml:space="preserve">Posicionarnos temprano en seguridad para IA, un tema con poca competencia en español.</w:t>
+        <w:t xml:space="preserve">Captar la demanda de renovación y modernización de centros de datos para la nube híbrida.</w:t>
       </w:r>
     </w:p>
     <w:tbl>
@@ -9172,7 +9385,7 @@
                 <w:sz w:val="19"/>
                 <w:szCs w:val="19"/>
               </w:rPr>
-              <w:t xml:space="preserve">seguridad para inteligencia artificial</w:t>
+              <w:t xml:space="preserve">modernización de datacenter</w:t>
             </w:r>
           </w:p>
         </w:tc>
@@ -9314,7 +9527,7 @@
                 <w:sz w:val="19"/>
                 <w:szCs w:val="19"/>
               </w:rPr>
-              <w:t xml:space="preserve">Cisco AI Defense</w:t>
+              <w:t xml:space="preserve">renovación de datacenter</w:t>
             </w:r>
           </w:p>
         </w:tc>
@@ -9342,7 +9555,7 @@
                 <w:sz w:val="19"/>
                 <w:szCs w:val="19"/>
               </w:rPr>
-              <w:t xml:space="preserve">Producto</w:t>
+              <w:t xml:space="preserve">Principal</w:t>
             </w:r>
           </w:p>
         </w:tc>
@@ -9426,7 +9639,7 @@
                 <w:sz w:val="19"/>
                 <w:szCs w:val="19"/>
               </w:rPr>
-              <w:t xml:space="preserve">Cisco AI Defense</w:t>
+              <w:t xml:space="preserve">Datacenter Cisco</w:t>
             </w:r>
           </w:p>
         </w:tc>
@@ -9456,7 +9669,7 @@
                 <w:sz w:val="19"/>
                 <w:szCs w:val="19"/>
               </w:rPr>
-              <w:t xml:space="preserve">adopción responsable de IA</w:t>
+              <w:t xml:space="preserve">centro de datos híbrido</w:t>
             </w:r>
           </w:p>
         </w:tc>
@@ -9512,7 +9725,7 @@
                 <w:sz w:val="19"/>
                 <w:szCs w:val="19"/>
               </w:rPr>
-              <w:t xml:space="preserve">Informativa</w:t>
+              <w:t xml:space="preserve">Comercial</w:t>
             </w:r>
           </w:p>
         </w:tc>
@@ -9568,7 +9781,7 @@
                 <w:sz w:val="19"/>
                 <w:szCs w:val="19"/>
               </w:rPr>
-              <w:t xml:space="preserve">Intro del área</w:t>
+              <w:t xml:space="preserve">Datacenter Cisco</w:t>
             </w:r>
           </w:p>
         </w:tc>
@@ -9598,7 +9811,7 @@
                 <w:sz w:val="19"/>
                 <w:szCs w:val="19"/>
               </w:rPr>
-              <w:t xml:space="preserve">inventario de activos de IA</w:t>
+              <w:t xml:space="preserve">nube híbrida</w:t>
             </w:r>
           </w:p>
         </w:tc>
@@ -9626,7 +9839,7 @@
                 <w:sz w:val="19"/>
                 <w:szCs w:val="19"/>
               </w:rPr>
-              <w:t xml:space="preserve">Long tail</w:t>
+              <w:t xml:space="preserve">Secundaria</w:t>
             </w:r>
           </w:p>
         </w:tc>
@@ -9710,7 +9923,7 @@
                 <w:sz w:val="19"/>
                 <w:szCs w:val="19"/>
               </w:rPr>
-              <w:t xml:space="preserve">Intro y Cisco AI Defense</w:t>
+              <w:t xml:space="preserve">H2 del área</w:t>
             </w:r>
           </w:p>
         </w:tc>
@@ -9740,7 +9953,7 @@
                 <w:sz w:val="19"/>
                 <w:szCs w:val="19"/>
               </w:rPr>
-              <w:t xml:space="preserve">validación de modelos</w:t>
+              <w:t xml:space="preserve">servidores Cisco UCS</w:t>
             </w:r>
           </w:p>
         </w:tc>
@@ -9768,7 +9981,7 @@
                 <w:sz w:val="19"/>
                 <w:szCs w:val="19"/>
               </w:rPr>
-              <w:t xml:space="preserve">Long tail</w:t>
+              <w:t xml:space="preserve">Producto</w:t>
             </w:r>
           </w:p>
         </w:tc>
@@ -9796,7 +10009,7 @@
                 <w:sz w:val="19"/>
                 <w:szCs w:val="19"/>
               </w:rPr>
-              <w:t xml:space="preserve">Informativa</w:t>
+              <w:t xml:space="preserve">Comercial</w:t>
             </w:r>
           </w:p>
         </w:tc>
@@ -9852,7 +10065,7 @@
                 <w:sz w:val="19"/>
                 <w:szCs w:val="19"/>
               </w:rPr>
-              <w:t xml:space="preserve">Intro y Cisco AI Defense</w:t>
+              <w:t xml:space="preserve">Datacenter Cisco</w:t>
             </w:r>
           </w:p>
         </w:tc>
@@ -9882,7 +10095,7 @@
                 <w:sz w:val="19"/>
                 <w:szCs w:val="19"/>
               </w:rPr>
-              <w:t xml:space="preserve">Azure AI Foundry</w:t>
+              <w:t xml:space="preserve">Cisco Nexus</w:t>
             </w:r>
           </w:p>
         </w:tc>
@@ -9910,7 +10123,7 @@
                 <w:sz w:val="19"/>
                 <w:szCs w:val="19"/>
               </w:rPr>
-              <w:t xml:space="preserve">Long tail</w:t>
+              <w:t xml:space="preserve">Producto</w:t>
             </w:r>
           </w:p>
         </w:tc>
@@ -9938,7 +10151,7 @@
                 <w:sz w:val="19"/>
                 <w:szCs w:val="19"/>
               </w:rPr>
-              <w:t xml:space="preserve">Informativa</w:t>
+              <w:t xml:space="preserve">Comercial</w:t>
             </w:r>
           </w:p>
         </w:tc>
@@ -9966,7 +10179,7 @@
                 <w:sz w:val="19"/>
                 <w:szCs w:val="19"/>
               </w:rPr>
-              <w:t xml:space="preserve">B</w:t>
+              <w:t xml:space="preserve">C</w:t>
             </w:r>
           </w:p>
         </w:tc>
@@ -9994,149 +10207,7 @@
                 <w:sz w:val="19"/>
                 <w:szCs w:val="19"/>
               </w:rPr>
-              <w:t xml:space="preserve">Cisco AI Defense</w:t>
-            </w:r>
-          </w:p>
-        </w:tc>
-      </w:tr>
-      <w:tr>
-        <w:tc>
-          <w:tcPr>
-            <w:tcW w:type="dxa" w:w="2900"/>
-            <w:tcBorders>
-              <w:top w:val="single" w:color="D9DCE6" w:sz="4"/>
-              <w:left w:val="single" w:color="D9DCE6" w:sz="4"/>
-              <w:bottom w:val="single" w:color="D9DCE6" w:sz="4"/>
-              <w:right w:val="single" w:color="D9DCE6" w:sz="4"/>
-            </w:tcBorders>
-            <w:tcMar>
-              <w:top w:type="dxa" w:w="70"/>
-              <w:left w:type="dxa" w:w="110"/>
-              <w:bottom w:type="dxa" w:w="70"/>
-              <w:right w:type="dxa" w:w="110"/>
-            </w:tcMar>
-          </w:tcPr>
-          <w:p>
-            <w:r>
-              <w:rPr>
-                <w:b/>
-                <w:bCs/>
-                <w:sz w:val="19"/>
-                <w:szCs w:val="19"/>
-              </w:rPr>
-              <w:t xml:space="preserve">Copilot Studio</w:t>
-            </w:r>
-          </w:p>
-        </w:tc>
-        <w:tc>
-          <w:tcPr>
-            <w:tcW w:type="dxa" w:w="1250"/>
-            <w:tcBorders>
-              <w:top w:val="single" w:color="D9DCE6" w:sz="4"/>
-              <w:left w:val="single" w:color="D9DCE6" w:sz="4"/>
-              <w:bottom w:val="single" w:color="D9DCE6" w:sz="4"/>
-              <w:right w:val="single" w:color="D9DCE6" w:sz="4"/>
-            </w:tcBorders>
-            <w:tcMar>
-              <w:top w:type="dxa" w:w="70"/>
-              <w:left w:type="dxa" w:w="110"/>
-              <w:bottom w:type="dxa" w:w="70"/>
-              <w:right w:type="dxa" w:w="110"/>
-            </w:tcMar>
-          </w:tcPr>
-          <w:p>
-            <w:r>
-              <w:rPr>
-                <w:b w:val="false"/>
-                <w:bCs w:val="false"/>
-                <w:sz w:val="19"/>
-                <w:szCs w:val="19"/>
-              </w:rPr>
-              <w:t xml:space="preserve">Long tail</w:t>
-            </w:r>
-          </w:p>
-        </w:tc>
-        <w:tc>
-          <w:tcPr>
-            <w:tcW w:type="dxa" w:w="1300"/>
-            <w:tcBorders>
-              <w:top w:val="single" w:color="D9DCE6" w:sz="4"/>
-              <w:left w:val="single" w:color="D9DCE6" w:sz="4"/>
-              <w:bottom w:val="single" w:color="D9DCE6" w:sz="4"/>
-              <w:right w:val="single" w:color="D9DCE6" w:sz="4"/>
-            </w:tcBorders>
-            <w:tcMar>
-              <w:top w:type="dxa" w:w="70"/>
-              <w:left w:type="dxa" w:w="110"/>
-              <w:bottom w:type="dxa" w:w="70"/>
-              <w:right w:type="dxa" w:w="110"/>
-            </w:tcMar>
-          </w:tcPr>
-          <w:p>
-            <w:r>
-              <w:rPr>
-                <w:b w:val="false"/>
-                <w:bCs w:val="false"/>
-                <w:sz w:val="19"/>
-                <w:szCs w:val="19"/>
-              </w:rPr>
-              <w:t xml:space="preserve">Informativa</w:t>
-            </w:r>
-          </w:p>
-        </w:tc>
-        <w:tc>
-          <w:tcPr>
-            <w:tcW w:type="dxa" w:w="900"/>
-            <w:tcBorders>
-              <w:top w:val="single" w:color="D9DCE6" w:sz="4"/>
-              <w:left w:val="single" w:color="D9DCE6" w:sz="4"/>
-              <w:bottom w:val="single" w:color="D9DCE6" w:sz="4"/>
-              <w:right w:val="single" w:color="D9DCE6" w:sz="4"/>
-            </w:tcBorders>
-            <w:tcMar>
-              <w:top w:type="dxa" w:w="70"/>
-              <w:left w:type="dxa" w:w="110"/>
-              <w:bottom w:type="dxa" w:w="70"/>
-              <w:right w:type="dxa" w:w="110"/>
-            </w:tcMar>
-          </w:tcPr>
-          <w:p>
-            <w:r>
-              <w:rPr>
-                <w:b w:val="false"/>
-                <w:bCs w:val="false"/>
-                <w:sz w:val="19"/>
-                <w:szCs w:val="19"/>
-              </w:rPr>
-              <w:t xml:space="preserve">C</w:t>
-            </w:r>
-          </w:p>
-        </w:tc>
-        <w:tc>
-          <w:tcPr>
-            <w:tcW w:type="dxa" w:w="3010"/>
-            <w:tcBorders>
-              <w:top w:val="single" w:color="D9DCE6" w:sz="4"/>
-              <w:left w:val="single" w:color="D9DCE6" w:sz="4"/>
-              <w:bottom w:val="single" w:color="D9DCE6" w:sz="4"/>
-              <w:right w:val="single" w:color="D9DCE6" w:sz="4"/>
-            </w:tcBorders>
-            <w:tcMar>
-              <w:top w:type="dxa" w:w="70"/>
-              <w:left w:type="dxa" w:w="110"/>
-              <w:bottom w:type="dxa" w:w="70"/>
-              <w:right w:type="dxa" w:w="110"/>
-            </w:tcMar>
-          </w:tcPr>
-          <w:p>
-            <w:r>
-              <w:rPr>
-                <w:b w:val="false"/>
-                <w:bCs w:val="false"/>
-                <w:sz w:val="19"/>
-                <w:szCs w:val="19"/>
-              </w:rPr>
-              <w:t xml:space="preserve">Cisco AI Defense</w:t>
+              <w:t xml:space="preserve">Datacenter Cisco</w:t>
             </w:r>
           </w:p>
         </w:tc>
